--- a/docs/entrega1_metodologia_resultados_iniciais.docx
+++ b/docs/entrega1_metodologia_resultados_iniciais.docx
@@ -61,7 +61,7 @@
           <w:sz w:val="24"/>
           <w:szCs w:val="24"/>
         </w:rPr>
-        <w:t xml:space="preserve">metodologia e resultados iniciais da calibração empírica</w:t>
+        <w:t xml:space="preserve">metodologia e resultados iniciais da calibração empírica e da transferência ordinal de risco</w:t>
       </w:r>
     </w:p>
     <w:p>
@@ -571,6 +571,1604 @@
           <w:szCs w:val="24"/>
         </w:rPr>
         <w:t xml:space="preserve">As condições controladas dos ensaios são as seguintes: a base de análise é fixa (17.377 observações de 12 projetos); a unidade de observação é o módulo de software; o desfecho é binário (módulo defeituoso ou não); o efeito do projeto de origem é sempre incluído nos modelos, de modo que nenhuma associação seja atribuída a uma métrica quando puder ser explicada pela procedência da observação; e todos os testes de robustez — sensibilidade aos pontos de corte e validação por exclusão sucessiva de projetos — são executados sobre a mesma base, sem reamostragem aleatória, o que torna os resultados determinísticos e reproduzíveis bit a bit.</w:t>
+      </w:r>
+    </w:p>
+    <w:p>
+      <w:pPr>
+        <w:pStyle w:val="Heading2"/>
+        <w:spacing w:after="160" w:before="280"/>
+      </w:pPr>
+      <w:r>
+        <w:rPr>
+          <w:rFonts w:ascii="Times New Roman" w:cs="Times New Roman" w:eastAsia="Times New Roman" w:hAnsi="Times New Roman"/>
+          <w:b/>
+          <w:bCs/>
+          <w:color w:val="000000"/>
+          <w:sz w:val="24"/>
+          <w:szCs w:val="24"/>
+        </w:rPr>
+        <w:t xml:space="preserve">1.5  Modelagem do sistema</w:t>
+      </w:r>
+    </w:p>
+    <w:p>
+      <w:pPr>
+        <w:spacing w:after="120" w:line="360"/>
+        <w:ind w:firstLine="708"/>
+        <w:jc w:val="both"/>
+      </w:pPr>
+      <w:r>
+        <w:rPr>
+          <w:rFonts w:ascii="Times New Roman" w:cs="Times New Roman" w:eastAsia="Times New Roman" w:hAnsi="Times New Roman"/>
+          <w:b w:val="false"/>
+          <w:bCs w:val="false"/>
+          <w:i w:val="false"/>
+          <w:iCs w:val="false"/>
+          <w:sz w:val="24"/>
+          <w:szCs w:val="24"/>
+        </w:rPr>
+        <w:t xml:space="preserve">O objeto construído é um modelo híbrido que acopla Dinâmica de Sistemas e Modelagem Baseada em Agentes, especificado na fase conceitual deste trabalho. O ecossistema é povoado por duas classes de agentes. O Agente Gestor controla um vetor dinâmico de restrições, composto pela pressão de cronograma P(t), pela restrição orçamentária Ω e pela topologia do fluxo de trabalho W, em que cada nó guarda uma dificuldade técnica Dᵢ. O Agente Engenheiro é caracterizado por um vetor contínuo de atributos que evoluem ao longo da simulação: competência técnica C(t), bateria cognitiva B(t), disponibilidade a(t), taxa de resposta na rede R(t), confiança mútua τ(t) e limiar de saturação da atenção τ_sat.</w:t>
+      </w:r>
+    </w:p>
+    <w:p>
+      <w:pPr>
+        <w:spacing w:after="120" w:line="360"/>
+        <w:jc w:val="both"/>
+      </w:pPr>
+      <w:r>
+        <w:rPr>
+          <w:rFonts w:ascii="Times New Roman" w:cs="Times New Roman" w:eastAsia="Times New Roman" w:hAnsi="Times New Roman"/>
+          <w:b w:val="false"/>
+          <w:bCs w:val="false"/>
+          <w:i w:val="false"/>
+          <w:iCs w:val="false"/>
+          <w:sz w:val="24"/>
+          <w:szCs w:val="24"/>
+        </w:rPr>
+        <w:t xml:space="preserve">A grandeza que engatilha as transições de estado é o esforço cognitivo exigido pela tarefa, que cresce com a dificuldade técnica e com a pressão de cronograma, e é aliviado pela capacidade cognitiva disponível:</w:t>
+      </w:r>
+    </w:p>
+    <w:p>
+      <w:pPr>
+        <w:tabs>
+          <w:tab w:val="right" w:pos="9070"/>
+        </w:tabs>
+        <w:spacing w:after="140" w:before="140"/>
+        <w:ind w:left="680"/>
+        <w:jc w:val="left"/>
+      </w:pPr>
+      <w:r>
+        <w:rPr>
+          <w:rFonts w:ascii="Times New Roman" w:cs="Times New Roman" w:eastAsia="Times New Roman" w:hAnsi="Times New Roman"/>
+          <w:i/>
+          <w:iCs/>
+          <w:sz w:val="24"/>
+          <w:szCs w:val="24"/>
+        </w:rPr>
+        <w:t xml:space="preserve">E(t) = Dᵢ · P(t) / B(t)</w:t>
+      </w:r>
+      <w:r>
+        <w:rPr>
+          <w:rFonts w:ascii="Times New Roman" w:cs="Times New Roman" w:eastAsia="Times New Roman" w:hAnsi="Times New Roman"/>
+          <w:sz w:val="24"/>
+          <w:szCs w:val="24"/>
+        </w:rPr>
+        <w:t xml:space="preserve">	(1)</w:t>
+      </w:r>
+    </w:p>
+    <w:p>
+      <w:pPr>
+        <w:spacing w:after="40"/>
+        <w:ind w:left="793" w:hanging="453"/>
+        <w:jc w:val="both"/>
+      </w:pPr>
+      <w:r>
+        <w:rPr>
+          <w:rFonts w:ascii="Times New Roman" w:cs="Times New Roman" w:eastAsia="Times New Roman" w:hAnsi="Times New Roman"/>
+          <w:i/>
+          <w:iCs/>
+          <w:sz w:val="20"/>
+          <w:szCs w:val="20"/>
+        </w:rPr>
+        <w:t xml:space="preserve">Dᵢ</w:t>
+      </w:r>
+      <w:r>
+        <w:rPr>
+          <w:rFonts w:ascii="Times New Roman" w:cs="Times New Roman" w:eastAsia="Times New Roman" w:hAnsi="Times New Roman"/>
+          <w:sz w:val="20"/>
+          <w:szCs w:val="20"/>
+        </w:rPr>
+        <w:t xml:space="preserve">  — índice de dificuldade técnica da tarefa i;</w:t>
+      </w:r>
+    </w:p>
+    <w:p>
+      <w:pPr>
+        <w:spacing w:after="40"/>
+        <w:ind w:left="793" w:hanging="453"/>
+        <w:jc w:val="both"/>
+      </w:pPr>
+      <w:r>
+        <w:rPr>
+          <w:rFonts w:ascii="Times New Roman" w:cs="Times New Roman" w:eastAsia="Times New Roman" w:hAnsi="Times New Roman"/>
+          <w:i/>
+          <w:iCs/>
+          <w:sz w:val="20"/>
+          <w:szCs w:val="20"/>
+        </w:rPr>
+        <w:t xml:space="preserve">P(t)</w:t>
+      </w:r>
+      <w:r>
+        <w:rPr>
+          <w:rFonts w:ascii="Times New Roman" w:cs="Times New Roman" w:eastAsia="Times New Roman" w:hAnsi="Times New Roman"/>
+          <w:sz w:val="20"/>
+          <w:szCs w:val="20"/>
+        </w:rPr>
+        <w:t xml:space="preserve">  — pressão de cronograma imposta pelo gestor;</w:t>
+      </w:r>
+    </w:p>
+    <w:p>
+      <w:pPr>
+        <w:spacing w:after="40"/>
+        <w:ind w:left="793" w:hanging="453"/>
+        <w:jc w:val="both"/>
+      </w:pPr>
+      <w:r>
+        <w:rPr>
+          <w:rFonts w:ascii="Times New Roman" w:cs="Times New Roman" w:eastAsia="Times New Roman" w:hAnsi="Times New Roman"/>
+          <w:i/>
+          <w:iCs/>
+          <w:sz w:val="20"/>
+          <w:szCs w:val="20"/>
+        </w:rPr>
+        <w:t xml:space="preserve">B(t)</w:t>
+      </w:r>
+      <w:r>
+        <w:rPr>
+          <w:rFonts w:ascii="Times New Roman" w:cs="Times New Roman" w:eastAsia="Times New Roman" w:hAnsi="Times New Roman"/>
+          <w:sz w:val="20"/>
+          <w:szCs w:val="20"/>
+        </w:rPr>
+        <w:t xml:space="preserve">  — bateria cognitiva disponível do agente.</w:t>
+      </w:r>
+    </w:p>
+    <w:p>
+      <w:pPr>
+        <w:spacing w:after="120" w:line="360"/>
+        <w:jc w:val="both"/>
+      </w:pPr>
+      <w:r>
+        <w:rPr>
+          <w:rFonts w:ascii="Times New Roman" w:cs="Times New Roman" w:eastAsia="Times New Roman" w:hAnsi="Times New Roman"/>
+          <w:b w:val="false"/>
+          <w:bCs w:val="false"/>
+          <w:i w:val="false"/>
+          <w:iCs w:val="false"/>
+          <w:sz w:val="24"/>
+          <w:szCs w:val="24"/>
+        </w:rPr>
+        <w:t xml:space="preserve">Quando existe hiato de competência e o agente recorre à rede, a transferência lateral de conhecimento produz incremento de competência ao custo de tempo, conforme a formulação de Crowder, Robinson e Hughes (2012):</w:t>
+      </w:r>
+    </w:p>
+    <w:p>
+      <w:pPr>
+        <w:tabs>
+          <w:tab w:val="right" w:pos="9070"/>
+        </w:tabs>
+        <w:spacing w:after="140" w:before="140"/>
+        <w:ind w:left="680"/>
+        <w:jc w:val="left"/>
+      </w:pPr>
+      <w:r>
+        <w:rPr>
+          <w:rFonts w:ascii="Times New Roman" w:cs="Times New Roman" w:eastAsia="Times New Roman" w:hAnsi="Times New Roman"/>
+          <w:i/>
+          <w:iCs/>
+          <w:sz w:val="24"/>
+          <w:szCs w:val="24"/>
+        </w:rPr>
+        <w:t xml:space="preserve">ΔC = [ 15 + 3 ( C_k − C ) ] / 100</w:t>
+      </w:r>
+      <w:r>
+        <w:rPr>
+          <w:rFonts w:ascii="Times New Roman" w:cs="Times New Roman" w:eastAsia="Times New Roman" w:hAnsi="Times New Roman"/>
+          <w:sz w:val="24"/>
+          <w:szCs w:val="24"/>
+        </w:rPr>
+        <w:t xml:space="preserve">	(2)</w:t>
+      </w:r>
+    </w:p>
+    <w:p>
+      <w:pPr>
+        <w:spacing w:after="120" w:line="360"/>
+        <w:ind w:firstLine="708"/>
+        <w:jc w:val="both"/>
+      </w:pPr>
+      <w:r>
+        <w:rPr>
+          <w:rFonts w:ascii="Times New Roman" w:cs="Times New Roman" w:eastAsia="Times New Roman" w:hAnsi="Times New Roman"/>
+          <w:b w:val="false"/>
+          <w:bCs w:val="false"/>
+          <w:i w:val="false"/>
+          <w:iCs w:val="false"/>
+          <w:sz w:val="24"/>
+          <w:szCs w:val="24"/>
+        </w:rPr>
+        <w:t xml:space="preserve">Os escalares 15 e 3 representam, respectivamente, o incremento base de assimilação por interação bem-sucedida e um fator de eficiência de transferência proporcional ao hiato técnico entre provedor e receptor. São premissas iniciais e serão submetidos a análise de sensibilidade na fase de implementação, e não tratados como constantes absolutas.</w:t>
+      </w:r>
+    </w:p>
+    <w:p>
+      <w:pPr>
+        <w:spacing w:after="120" w:line="360"/>
+        <w:jc w:val="both"/>
+      </w:pPr>
+      <w:r>
+        <w:rPr>
+          <w:rFonts w:ascii="Times New Roman" w:cs="Times New Roman" w:eastAsia="Times New Roman" w:hAnsi="Times New Roman"/>
+          <w:b w:val="false"/>
+          <w:bCs w:val="false"/>
+          <w:i w:val="false"/>
+          <w:iCs w:val="false"/>
+          <w:sz w:val="24"/>
+          <w:szCs w:val="24"/>
+        </w:rPr>
+        <w:t xml:space="preserve">A saturação individual e o atrito na rede traduzem-se em multiplicadores adimensionais no intervalo [0,1], obtidos por inferência difusa — fuzzificação dos estados contínuos de fadiga e atrito por funções de pertinência, avaliação por regras e defuzzificação —, procedimento validado para representar variáveis qualitativas em Dinâmica de Sistemas (Liu, Triantis e Sarangi, 2011). A produtividade efetiva resulta da modulação da produtividade nominal por esses multiplicadores:</w:t>
+      </w:r>
+    </w:p>
+    <w:p>
+      <w:pPr>
+        <w:tabs>
+          <w:tab w:val="right" w:pos="9070"/>
+        </w:tabs>
+        <w:spacing w:after="140" w:before="140"/>
+        <w:ind w:left="680"/>
+        <w:jc w:val="left"/>
+      </w:pPr>
+      <w:r>
+        <w:rPr>
+          <w:rFonts w:ascii="Times New Roman" w:cs="Times New Roman" w:eastAsia="Times New Roman" w:hAnsi="Times New Roman"/>
+          <w:i/>
+          <w:iCs/>
+          <w:sz w:val="24"/>
+          <w:szCs w:val="24"/>
+        </w:rPr>
+        <w:t xml:space="preserve">PR_efetiva = PR_nominal · μ_cognitivo · μ_rede</w:t>
+      </w:r>
+      <w:r>
+        <w:rPr>
+          <w:rFonts w:ascii="Times New Roman" w:cs="Times New Roman" w:eastAsia="Times New Roman" w:hAnsi="Times New Roman"/>
+          <w:sz w:val="24"/>
+          <w:szCs w:val="24"/>
+        </w:rPr>
+        <w:t xml:space="preserve">	(3)</w:t>
+      </w:r>
+    </w:p>
+    <w:p>
+      <w:pPr>
+        <w:spacing w:after="120" w:line="360"/>
+        <w:jc w:val="both"/>
+      </w:pPr>
+      <w:r>
+        <w:rPr>
+          <w:rFonts w:ascii="Times New Roman" w:cs="Times New Roman" w:eastAsia="Times New Roman" w:hAnsi="Times New Roman"/>
+          <w:b w:val="false"/>
+          <w:bCs w:val="false"/>
+          <w:i w:val="false"/>
+          <w:iCs w:val="false"/>
+          <w:sz w:val="24"/>
+          <w:szCs w:val="24"/>
+        </w:rPr>
+        <w:t xml:space="preserve">A válvula que alimenta o estoque de retrabalho oculto é regida pela equação de falhas, na qual o risco basal da tarefa soma-se a uma parcela que cresce à medida que a degradação cognitiva avança:</w:t>
+      </w:r>
+    </w:p>
+    <w:p>
+      <w:pPr>
+        <w:tabs>
+          <w:tab w:val="right" w:pos="9070"/>
+        </w:tabs>
+        <w:spacing w:after="140" w:before="140"/>
+        <w:ind w:left="680"/>
+        <w:jc w:val="left"/>
+      </w:pPr>
+      <w:r>
+        <w:rPr>
+          <w:rFonts w:ascii="Times New Roman" w:cs="Times New Roman" w:eastAsia="Times New Roman" w:hAnsi="Times New Roman"/>
+          <w:i/>
+          <w:iCs/>
+          <w:sz w:val="24"/>
+          <w:szCs w:val="24"/>
+        </w:rPr>
+        <w:t xml:space="preserve">TGE = PR_efetiva · ( F_base + R_error · ( 1 − μ_cognitivo ) )</w:t>
+      </w:r>
+      <w:r>
+        <w:rPr>
+          <w:rFonts w:ascii="Times New Roman" w:cs="Times New Roman" w:eastAsia="Times New Roman" w:hAnsi="Times New Roman"/>
+          <w:sz w:val="24"/>
+          <w:szCs w:val="24"/>
+        </w:rPr>
+        <w:t xml:space="preserve">	(4)</w:t>
+      </w:r>
+    </w:p>
+    <w:p>
+      <w:pPr>
+        <w:spacing w:after="40"/>
+        <w:ind w:left="793" w:hanging="453"/>
+        <w:jc w:val="both"/>
+      </w:pPr>
+      <w:r>
+        <w:rPr>
+          <w:rFonts w:ascii="Times New Roman" w:cs="Times New Roman" w:eastAsia="Times New Roman" w:hAnsi="Times New Roman"/>
+          <w:i/>
+          <w:iCs/>
+          <w:sz w:val="20"/>
+          <w:szCs w:val="20"/>
+        </w:rPr>
+        <w:t xml:space="preserve">F_base</w:t>
+      </w:r>
+      <w:r>
+        <w:rPr>
+          <w:rFonts w:ascii="Times New Roman" w:cs="Times New Roman" w:eastAsia="Times New Roman" w:hAnsi="Times New Roman"/>
+          <w:sz w:val="20"/>
+          <w:szCs w:val="20"/>
+        </w:rPr>
+        <w:t xml:space="preserve">  — risco basal de falha associado à dificuldade da tarefa;</w:t>
+      </w:r>
+    </w:p>
+    <w:p>
+      <w:pPr>
+        <w:spacing w:after="40"/>
+        <w:ind w:left="793" w:hanging="453"/>
+        <w:jc w:val="both"/>
+      </w:pPr>
+      <w:r>
+        <w:rPr>
+          <w:rFonts w:ascii="Times New Roman" w:cs="Times New Roman" w:eastAsia="Times New Roman" w:hAnsi="Times New Roman"/>
+          <w:i/>
+          <w:iCs/>
+          <w:sz w:val="20"/>
+          <w:szCs w:val="20"/>
+        </w:rPr>
+        <w:t xml:space="preserve">R_error</w:t>
+      </w:r>
+      <w:r>
+        <w:rPr>
+          <w:rFonts w:ascii="Times New Roman" w:cs="Times New Roman" w:eastAsia="Times New Roman" w:hAnsi="Times New Roman"/>
+          <w:sz w:val="20"/>
+          <w:szCs w:val="20"/>
+        </w:rPr>
+        <w:t xml:space="preserve">  — taxa de erro adicional sob degradação cognitiva.</w:t>
+      </w:r>
+    </w:p>
+    <w:p>
+      <w:pPr>
+        <w:spacing w:after="120" w:line="360"/>
+        <w:jc w:val="both"/>
+      </w:pPr>
+      <w:r>
+        <w:rPr>
+          <w:rFonts w:ascii="Times New Roman" w:cs="Times New Roman" w:eastAsia="Times New Roman" w:hAnsi="Times New Roman"/>
+          <w:b w:val="false"/>
+          <w:bCs w:val="false"/>
+          <w:i w:val="false"/>
+          <w:iCs w:val="false"/>
+          <w:sz w:val="24"/>
+          <w:szCs w:val="24"/>
+        </w:rPr>
+        <w:t xml:space="preserve">A métrica terminal condensa a ociosidade da rede e a penalidade do satisficing num índice de eficiência total do esforço, razão entre o tempo de trabalho efetivo e o tempo total consumido:</w:t>
+      </w:r>
+    </w:p>
+    <w:p>
+      <w:pPr>
+        <w:tabs>
+          <w:tab w:val="right" w:pos="9070"/>
+        </w:tabs>
+        <w:spacing w:after="140" w:before="140"/>
+        <w:ind w:left="680"/>
+        <w:jc w:val="left"/>
+      </w:pPr>
+      <w:r>
+        <w:rPr>
+          <w:rFonts w:ascii="Times New Roman" w:cs="Times New Roman" w:eastAsia="Times New Roman" w:hAnsi="Times New Roman"/>
+          <w:i/>
+          <w:iCs/>
+          <w:sz w:val="24"/>
+          <w:szCs w:val="24"/>
+        </w:rPr>
+        <w:t xml:space="preserve">E_total = Σ TWᵢ / Σ ( TWᵢ + TLᵢ + TUᵢ + TRᵢ )</w:t>
+      </w:r>
+      <w:r>
+        <w:rPr>
+          <w:rFonts w:ascii="Times New Roman" w:cs="Times New Roman" w:eastAsia="Times New Roman" w:hAnsi="Times New Roman"/>
+          <w:sz w:val="24"/>
+          <w:szCs w:val="24"/>
+        </w:rPr>
+        <w:t xml:space="preserve">	(5)</w:t>
+      </w:r>
+    </w:p>
+    <w:p>
+      <w:pPr>
+        <w:spacing w:after="40"/>
+        <w:ind w:left="793" w:hanging="453"/>
+        <w:jc w:val="both"/>
+      </w:pPr>
+      <w:r>
+        <w:rPr>
+          <w:rFonts w:ascii="Times New Roman" w:cs="Times New Roman" w:eastAsia="Times New Roman" w:hAnsi="Times New Roman"/>
+          <w:i/>
+          <w:iCs/>
+          <w:sz w:val="20"/>
+          <w:szCs w:val="20"/>
+        </w:rPr>
+        <w:t xml:space="preserve">TWᵢ</w:t>
+      </w:r>
+      <w:r>
+        <w:rPr>
+          <w:rFonts w:ascii="Times New Roman" w:cs="Times New Roman" w:eastAsia="Times New Roman" w:hAnsi="Times New Roman"/>
+          <w:sz w:val="20"/>
+          <w:szCs w:val="20"/>
+        </w:rPr>
+        <w:t xml:space="preserve">  — tempo de trabalho efetivo na tarefa i;</w:t>
+      </w:r>
+    </w:p>
+    <w:p>
+      <w:pPr>
+        <w:spacing w:after="40"/>
+        <w:ind w:left="793" w:hanging="453"/>
+        <w:jc w:val="both"/>
+      </w:pPr>
+      <w:r>
+        <w:rPr>
+          <w:rFonts w:ascii="Times New Roman" w:cs="Times New Roman" w:eastAsia="Times New Roman" w:hAnsi="Times New Roman"/>
+          <w:i/>
+          <w:iCs/>
+          <w:sz w:val="20"/>
+          <w:szCs w:val="20"/>
+        </w:rPr>
+        <w:t xml:space="preserve">TLᵢ</w:t>
+      </w:r>
+      <w:r>
+        <w:rPr>
+          <w:rFonts w:ascii="Times New Roman" w:cs="Times New Roman" w:eastAsia="Times New Roman" w:hAnsi="Times New Roman"/>
+          <w:sz w:val="20"/>
+          <w:szCs w:val="20"/>
+        </w:rPr>
+        <w:t xml:space="preserve">  — tempo de espera por suporte técnico;</w:t>
+      </w:r>
+    </w:p>
+    <w:p>
+      <w:pPr>
+        <w:spacing w:after="40"/>
+        <w:ind w:left="793" w:hanging="453"/>
+        <w:jc w:val="both"/>
+      </w:pPr>
+      <w:r>
+        <w:rPr>
+          <w:rFonts w:ascii="Times New Roman" w:cs="Times New Roman" w:eastAsia="Times New Roman" w:hAnsi="Times New Roman"/>
+          <w:i/>
+          <w:iCs/>
+          <w:sz w:val="20"/>
+          <w:szCs w:val="20"/>
+        </w:rPr>
+        <w:t xml:space="preserve">TUᵢ</w:t>
+      </w:r>
+      <w:r>
+        <w:rPr>
+          <w:rFonts w:ascii="Times New Roman" w:cs="Times New Roman" w:eastAsia="Times New Roman" w:hAnsi="Times New Roman"/>
+          <w:sz w:val="20"/>
+          <w:szCs w:val="20"/>
+        </w:rPr>
+        <w:t xml:space="preserve">  — tempo improdutivo por adiamento ou indisponibilidade da rede;</w:t>
+      </w:r>
+    </w:p>
+    <w:p>
+      <w:pPr>
+        <w:spacing w:after="40"/>
+        <w:ind w:left="793" w:hanging="453"/>
+        <w:jc w:val="both"/>
+      </w:pPr>
+      <w:r>
+        <w:rPr>
+          <w:rFonts w:ascii="Times New Roman" w:cs="Times New Roman" w:eastAsia="Times New Roman" w:hAnsi="Times New Roman"/>
+          <w:i/>
+          <w:iCs/>
+          <w:sz w:val="20"/>
+          <w:szCs w:val="20"/>
+        </w:rPr>
+        <w:t xml:space="preserve">TRᵢ</w:t>
+      </w:r>
+      <w:r>
+        <w:rPr>
+          <w:rFonts w:ascii="Times New Roman" w:cs="Times New Roman" w:eastAsia="Times New Roman" w:hAnsi="Times New Roman"/>
+          <w:sz w:val="20"/>
+          <w:szCs w:val="20"/>
+        </w:rPr>
+        <w:t xml:space="preserve">  — tempo de retrabalho decorrente de falhas detectadas.</w:t>
+      </w:r>
+    </w:p>
+    <w:p>
+      <w:pPr>
+        <w:spacing w:after="120" w:line="360"/>
+        <w:ind w:firstLine="708"/>
+        <w:jc w:val="both"/>
+      </w:pPr>
+      <w:r>
+        <w:rPr>
+          <w:rFonts w:ascii="Times New Roman" w:cs="Times New Roman" w:eastAsia="Times New Roman" w:hAnsi="Times New Roman"/>
+          <w:b w:val="false"/>
+          <w:bCs w:val="false"/>
+          <w:i w:val="false"/>
+          <w:iCs w:val="false"/>
+          <w:sz w:val="24"/>
+          <w:szCs w:val="24"/>
+        </w:rPr>
+        <w:t xml:space="preserve">A execução temporal dessas equações é governada por uma árvore de decisão de três portas, avaliada a cada passo. A Porta 1 detecta sobrecarga: quando o esforço exigido supera o limiar de saturação, o agente transita para processamento heurístico e, conforme o nível da restrição orçamentária, ou adia a tarefa ou a conclui com erro, injetando no estoque de retrabalho oculto uma parcela proporcional ao excesso sobre o limiar. A Porta 2 trata o hiato de competência, disparando requisição à rede e aplicando a equação (2) caso exista agente disponível e com confiança mútua suficiente. A Porta 3 corresponde à execução analítica nominal, acionada quando não há sobrecarga nem hiato de competência.</w:t>
+      </w:r>
+    </w:p>
+    <w:p>
+      <w:pPr>
+        <w:pStyle w:val="Heading2"/>
+        <w:spacing w:after="160" w:before="280"/>
+      </w:pPr>
+      <w:r>
+        <w:rPr>
+          <w:rFonts w:ascii="Times New Roman" w:cs="Times New Roman" w:eastAsia="Times New Roman" w:hAnsi="Times New Roman"/>
+          <w:b/>
+          <w:bCs/>
+          <w:color w:val="000000"/>
+          <w:sz w:val="24"/>
+          <w:szCs w:val="24"/>
+        </w:rPr>
+        <w:t xml:space="preserve">1.6  Instrumental de calibração empírica</w:t>
+      </w:r>
+    </w:p>
+    <w:p>
+      <w:pPr>
+        <w:spacing w:after="120" w:line="360"/>
+        <w:ind w:firstLine="708"/>
+        <w:jc w:val="both"/>
+      </w:pPr>
+      <w:r>
+        <w:rPr>
+          <w:rFonts w:ascii="Times New Roman" w:cs="Times New Roman" w:eastAsia="Times New Roman" w:hAnsi="Times New Roman"/>
+          <w:b w:val="false"/>
+          <w:bCs w:val="false"/>
+          <w:i w:val="false"/>
+          <w:iCs w:val="false"/>
+          <w:sz w:val="24"/>
+          <w:szCs w:val="24"/>
+        </w:rPr>
+        <w:t xml:space="preserve">As equações anteriores descrevem o modelo; as seguintes descrevem os métodos empregados para estimar, a partir de dados observados, os parâmetros Dᵢ e F_base que nelas aparecem. As equações (6) a (9) constituem o instrumental estatístico; as (10) a (12), os parâmetros de delineamento das instâncias; e as (13) a (19), a construção do índice de dificuldade e a transferência de risco entre domínios.</w:t>
+      </w:r>
+    </w:p>
+    <w:p>
+      <w:pPr>
+        <w:spacing w:after="120" w:line="360"/>
+        <w:jc w:val="both"/>
+      </w:pPr>
+      <w:r>
+        <w:rPr>
+          <w:rFonts w:ascii="Times New Roman" w:cs="Times New Roman" w:eastAsia="Times New Roman" w:hAnsi="Times New Roman"/>
+          <w:b w:val="false"/>
+          <w:bCs w:val="false"/>
+          <w:i w:val="false"/>
+          <w:iCs w:val="false"/>
+          <w:sz w:val="24"/>
+          <w:szCs w:val="24"/>
+        </w:rPr>
+        <w:t xml:space="preserve">A associação entre métricas e ocorrência de defeito é modelada por regressão logística. Como o desfecho é binário, modela-se o logaritmo da chance, e não a probabilidade — esta é limitada ao intervalo [0,1], que uma função linear extrapolaria:</w:t>
+      </w:r>
+    </w:p>
+    <w:p>
+      <w:pPr>
+        <w:tabs>
+          <w:tab w:val="right" w:pos="9070"/>
+        </w:tabs>
+        <w:spacing w:after="140" w:before="140"/>
+        <w:ind w:left="680"/>
+        <w:jc w:val="left"/>
+      </w:pPr>
+      <w:r>
+        <w:rPr>
+          <w:rFonts w:ascii="Times New Roman" w:cs="Times New Roman" w:eastAsia="Times New Roman" w:hAnsi="Times New Roman"/>
+          <w:i/>
+          <w:iCs/>
+          <w:sz w:val="24"/>
+          <w:szCs w:val="24"/>
+        </w:rPr>
+        <w:t xml:space="preserve">ln [ p / ( 1 − p ) ] = β₀ + β₁x₁ + β₂x₂ + … + βₚxₚ</w:t>
+      </w:r>
+      <w:r>
+        <w:rPr>
+          <w:rFonts w:ascii="Times New Roman" w:cs="Times New Roman" w:eastAsia="Times New Roman" w:hAnsi="Times New Roman"/>
+          <w:sz w:val="24"/>
+          <w:szCs w:val="24"/>
+        </w:rPr>
+        <w:t xml:space="preserve">	(6)</w:t>
+      </w:r>
+    </w:p>
+    <w:p>
+      <w:pPr>
+        <w:spacing w:after="40"/>
+        <w:ind w:left="793" w:hanging="453"/>
+        <w:jc w:val="both"/>
+      </w:pPr>
+      <w:r>
+        <w:rPr>
+          <w:rFonts w:ascii="Times New Roman" w:cs="Times New Roman" w:eastAsia="Times New Roman" w:hAnsi="Times New Roman"/>
+          <w:i/>
+          <w:iCs/>
+          <w:sz w:val="20"/>
+          <w:szCs w:val="20"/>
+        </w:rPr>
+        <w:t xml:space="preserve">p</w:t>
+      </w:r>
+      <w:r>
+        <w:rPr>
+          <w:rFonts w:ascii="Times New Roman" w:cs="Times New Roman" w:eastAsia="Times New Roman" w:hAnsi="Times New Roman"/>
+          <w:sz w:val="20"/>
+          <w:szCs w:val="20"/>
+        </w:rPr>
+        <w:t xml:space="preserve">  — probabilidade de o módulo ser defeituoso;</w:t>
+      </w:r>
+    </w:p>
+    <w:p>
+      <w:pPr>
+        <w:spacing w:after="40"/>
+        <w:ind w:left="793" w:hanging="453"/>
+        <w:jc w:val="both"/>
+      </w:pPr>
+      <w:r>
+        <w:rPr>
+          <w:rFonts w:ascii="Times New Roman" w:cs="Times New Roman" w:eastAsia="Times New Roman" w:hAnsi="Times New Roman"/>
+          <w:i/>
+          <w:iCs/>
+          <w:sz w:val="20"/>
+          <w:szCs w:val="20"/>
+        </w:rPr>
+        <w:t xml:space="preserve">xᵢ</w:t>
+      </w:r>
+      <w:r>
+        <w:rPr>
+          <w:rFonts w:ascii="Times New Roman" w:cs="Times New Roman" w:eastAsia="Times New Roman" w:hAnsi="Times New Roman"/>
+          <w:sz w:val="20"/>
+          <w:szCs w:val="20"/>
+        </w:rPr>
+        <w:t xml:space="preserve">  — variáveis explicativas, incluindo o projeto de origem como fator;</w:t>
+      </w:r>
+    </w:p>
+    <w:p>
+      <w:pPr>
+        <w:spacing w:after="40"/>
+        <w:ind w:left="793" w:hanging="453"/>
+        <w:jc w:val="both"/>
+      </w:pPr>
+      <w:r>
+        <w:rPr>
+          <w:rFonts w:ascii="Times New Roman" w:cs="Times New Roman" w:eastAsia="Times New Roman" w:hAnsi="Times New Roman"/>
+          <w:i/>
+          <w:iCs/>
+          <w:sz w:val="20"/>
+          <w:szCs w:val="20"/>
+        </w:rPr>
+        <w:t xml:space="preserve">βᵢ</w:t>
+      </w:r>
+      <w:r>
+        <w:rPr>
+          <w:rFonts w:ascii="Times New Roman" w:cs="Times New Roman" w:eastAsia="Times New Roman" w:hAnsi="Times New Roman"/>
+          <w:sz w:val="20"/>
+          <w:szCs w:val="20"/>
+        </w:rPr>
+        <w:t xml:space="preserve">  — coeficientes estimados por máxima verossimilhança.</w:t>
+      </w:r>
+    </w:p>
+    <w:p>
+      <w:pPr>
+        <w:spacing w:after="120" w:line="360"/>
+        <w:jc w:val="both"/>
+      </w:pPr>
+      <w:r>
+        <w:rPr>
+          <w:rFonts w:ascii="Times New Roman" w:cs="Times New Roman" w:eastAsia="Times New Roman" w:hAnsi="Times New Roman"/>
+          <w:b w:val="false"/>
+          <w:bCs w:val="false"/>
+          <w:i w:val="false"/>
+          <w:iCs w:val="false"/>
+          <w:sz w:val="24"/>
+          <w:szCs w:val="24"/>
+        </w:rPr>
+        <w:t xml:space="preserve">A interpretação dos coeficientes dá-se pela razão de chances, que exprime por quanto a chance de defeito é multiplicada a cada aumento unitário na variável, mantidas as demais constantes:</w:t>
+      </w:r>
+    </w:p>
+    <w:p>
+      <w:pPr>
+        <w:tabs>
+          <w:tab w:val="right" w:pos="9070"/>
+        </w:tabs>
+        <w:spacing w:after="140" w:before="140"/>
+        <w:ind w:left="680"/>
+        <w:jc w:val="left"/>
+      </w:pPr>
+      <w:r>
+        <w:rPr>
+          <w:rFonts w:ascii="Times New Roman" w:cs="Times New Roman" w:eastAsia="Times New Roman" w:hAnsi="Times New Roman"/>
+          <w:i/>
+          <w:iCs/>
+          <w:sz w:val="24"/>
+          <w:szCs w:val="24"/>
+        </w:rPr>
+        <w:t xml:space="preserve">RC = exp(β)</w:t>
+      </w:r>
+      <w:r>
+        <w:rPr>
+          <w:rFonts w:ascii="Times New Roman" w:cs="Times New Roman" w:eastAsia="Times New Roman" w:hAnsi="Times New Roman"/>
+          <w:sz w:val="24"/>
+          <w:szCs w:val="24"/>
+        </w:rPr>
+        <w:t xml:space="preserve">	(7)</w:t>
+      </w:r>
+    </w:p>
+    <w:p>
+      <w:pPr>
+        <w:spacing w:after="120" w:line="360"/>
+        <w:jc w:val="both"/>
+      </w:pPr>
+      <w:r>
+        <w:rPr>
+          <w:rFonts w:ascii="Times New Roman" w:cs="Times New Roman" w:eastAsia="Times New Roman" w:hAnsi="Times New Roman"/>
+          <w:b w:val="false"/>
+          <w:bCs w:val="false"/>
+          <w:i w:val="false"/>
+          <w:iCs w:val="false"/>
+          <w:sz w:val="24"/>
+          <w:szCs w:val="24"/>
+        </w:rPr>
+        <w:t xml:space="preserve">A comparação entre modelos aninhados emprega o teste da razão de verossimilhança, cuja estatística segue aproximadamente uma distribuição qui-quadrado com graus de liberdade iguais ao número de parâmetros adicionais:</w:t>
+      </w:r>
+    </w:p>
+    <w:p>
+      <w:pPr>
+        <w:tabs>
+          <w:tab w:val="right" w:pos="9070"/>
+        </w:tabs>
+        <w:spacing w:after="140" w:before="140"/>
+        <w:ind w:left="680"/>
+        <w:jc w:val="left"/>
+      </w:pPr>
+      <w:r>
+        <w:rPr>
+          <w:rFonts w:ascii="Times New Roman" w:cs="Times New Roman" w:eastAsia="Times New Roman" w:hAnsi="Times New Roman"/>
+          <w:i/>
+          <w:iCs/>
+          <w:sz w:val="24"/>
+          <w:szCs w:val="24"/>
+        </w:rPr>
+        <w:t xml:space="preserve">LR = 2 ( ℓ_completo − ℓ_reduzido )  ~  χ² ( gl )</w:t>
+      </w:r>
+      <w:r>
+        <w:rPr>
+          <w:rFonts w:ascii="Times New Roman" w:cs="Times New Roman" w:eastAsia="Times New Roman" w:hAnsi="Times New Roman"/>
+          <w:sz w:val="24"/>
+          <w:szCs w:val="24"/>
+        </w:rPr>
+        <w:t xml:space="preserve">	(8)</w:t>
+      </w:r>
+    </w:p>
+    <w:p>
+      <w:pPr>
+        <w:spacing w:after="120" w:line="360"/>
+        <w:jc w:val="both"/>
+      </w:pPr>
+      <w:r>
+        <w:rPr>
+          <w:rFonts w:ascii="Times New Roman" w:cs="Times New Roman" w:eastAsia="Times New Roman" w:hAnsi="Times New Roman"/>
+          <w:b w:val="false"/>
+          <w:bCs w:val="false"/>
+          <w:i w:val="false"/>
+          <w:iCs w:val="false"/>
+          <w:sz w:val="24"/>
+          <w:szCs w:val="24"/>
+        </w:rPr>
+        <w:t xml:space="preserve">O diagnóstico de multicolinearidade utiliza o fator de inflação da variância, obtido da regressão auxiliar de cada variável contra as demais:</w:t>
+      </w:r>
+    </w:p>
+    <w:p>
+      <w:pPr>
+        <w:tabs>
+          <w:tab w:val="right" w:pos="9070"/>
+        </w:tabs>
+        <w:spacing w:after="140" w:before="140"/>
+        <w:ind w:left="680"/>
+        <w:jc w:val="left"/>
+      </w:pPr>
+      <w:r>
+        <w:rPr>
+          <w:rFonts w:ascii="Times New Roman" w:cs="Times New Roman" w:eastAsia="Times New Roman" w:hAnsi="Times New Roman"/>
+          <w:i/>
+          <w:iCs/>
+          <w:sz w:val="24"/>
+          <w:szCs w:val="24"/>
+        </w:rPr>
+        <w:t xml:space="preserve">VIFⱼ = 1 / ( 1 − R²ⱼ )</w:t>
+      </w:r>
+      <w:r>
+        <w:rPr>
+          <w:rFonts w:ascii="Times New Roman" w:cs="Times New Roman" w:eastAsia="Times New Roman" w:hAnsi="Times New Roman"/>
+          <w:sz w:val="24"/>
+          <w:szCs w:val="24"/>
+        </w:rPr>
+        <w:t xml:space="preserve">	(9)</w:t>
+      </w:r>
+    </w:p>
+    <w:p>
+      <w:pPr>
+        <w:spacing w:after="120" w:line="360"/>
+        <w:jc w:val="both"/>
+      </w:pPr>
+      <w:r>
+        <w:rPr>
+          <w:rFonts w:ascii="Times New Roman" w:cs="Times New Roman" w:eastAsia="Times New Roman" w:hAnsi="Times New Roman"/>
+          <w:b w:val="false"/>
+          <w:bCs w:val="false"/>
+          <w:i w:val="false"/>
+          <w:iCs w:val="false"/>
+          <w:sz w:val="24"/>
+          <w:szCs w:val="24"/>
+        </w:rPr>
+        <w:t xml:space="preserve">Os três parâmetros de delineamento das instâncias do PSPLIB, conforme Kolisch, Sprecher e Drexl (1995), são a complexidade de rede, o fator de recursos e a força de recursos:</w:t>
+      </w:r>
+    </w:p>
+    <w:p>
+      <w:pPr>
+        <w:tabs>
+          <w:tab w:val="right" w:pos="9070"/>
+        </w:tabs>
+        <w:spacing w:after="140" w:before="140"/>
+        <w:ind w:left="680"/>
+        <w:jc w:val="left"/>
+      </w:pPr>
+      <w:r>
+        <w:rPr>
+          <w:rFonts w:ascii="Times New Roman" w:cs="Times New Roman" w:eastAsia="Times New Roman" w:hAnsi="Times New Roman"/>
+          <w:i/>
+          <w:iCs/>
+          <w:sz w:val="24"/>
+          <w:szCs w:val="24"/>
+        </w:rPr>
+        <w:t xml:space="preserve">NC = | A | / | V |</w:t>
+      </w:r>
+      <w:r>
+        <w:rPr>
+          <w:rFonts w:ascii="Times New Roman" w:cs="Times New Roman" w:eastAsia="Times New Roman" w:hAnsi="Times New Roman"/>
+          <w:sz w:val="24"/>
+          <w:szCs w:val="24"/>
+        </w:rPr>
+        <w:t xml:space="preserve">	(10)</w:t>
+      </w:r>
+    </w:p>
+    <w:p>
+      <w:pPr>
+        <w:spacing w:after="40"/>
+        <w:ind w:left="793" w:hanging="453"/>
+        <w:jc w:val="both"/>
+      </w:pPr>
+      <w:r>
+        <w:rPr>
+          <w:rFonts w:ascii="Times New Roman" w:cs="Times New Roman" w:eastAsia="Times New Roman" w:hAnsi="Times New Roman"/>
+          <w:i/>
+          <w:iCs/>
+          <w:sz w:val="20"/>
+          <w:szCs w:val="20"/>
+        </w:rPr>
+        <w:t xml:space="preserve">| A |</w:t>
+      </w:r>
+      <w:r>
+        <w:rPr>
+          <w:rFonts w:ascii="Times New Roman" w:cs="Times New Roman" w:eastAsia="Times New Roman" w:hAnsi="Times New Roman"/>
+          <w:sz w:val="20"/>
+          <w:szCs w:val="20"/>
+        </w:rPr>
+        <w:t xml:space="preserve">  — número de arcos de precedência;  | V | — número de atividades, incluindo as fictícias.</w:t>
+      </w:r>
+    </w:p>
+    <w:p>
+      <w:pPr>
+        <w:tabs>
+          <w:tab w:val="right" w:pos="9070"/>
+        </w:tabs>
+        <w:spacing w:after="140" w:before="140"/>
+        <w:ind w:left="680"/>
+        <w:jc w:val="left"/>
+      </w:pPr>
+      <w:r>
+        <w:rPr>
+          <w:rFonts w:ascii="Times New Roman" w:cs="Times New Roman" w:eastAsia="Times New Roman" w:hAnsi="Times New Roman"/>
+          <w:i/>
+          <w:iCs/>
+          <w:sz w:val="24"/>
+          <w:szCs w:val="24"/>
+        </w:rPr>
+        <w:t xml:space="preserve">RF = ( 1/n ) · Σⱼ [ ( 1/K ) · Σₖ 1{ rⱼₖ &gt; 0 } ]</w:t>
+      </w:r>
+      <w:r>
+        <w:rPr>
+          <w:rFonts w:ascii="Times New Roman" w:cs="Times New Roman" w:eastAsia="Times New Roman" w:hAnsi="Times New Roman"/>
+          <w:sz w:val="24"/>
+          <w:szCs w:val="24"/>
+        </w:rPr>
+        <w:t xml:space="preserve">	(11)</w:t>
+      </w:r>
+    </w:p>
+    <w:p>
+      <w:pPr>
+        <w:spacing w:after="40"/>
+        <w:ind w:left="793" w:hanging="453"/>
+        <w:jc w:val="both"/>
+      </w:pPr>
+      <w:r>
+        <w:rPr>
+          <w:rFonts w:ascii="Times New Roman" w:cs="Times New Roman" w:eastAsia="Times New Roman" w:hAnsi="Times New Roman"/>
+          <w:i/>
+          <w:iCs/>
+          <w:sz w:val="20"/>
+          <w:szCs w:val="20"/>
+        </w:rPr>
+        <w:t xml:space="preserve">n, K</w:t>
+      </w:r>
+      <w:r>
+        <w:rPr>
+          <w:rFonts w:ascii="Times New Roman" w:cs="Times New Roman" w:eastAsia="Times New Roman" w:hAnsi="Times New Roman"/>
+          <w:sz w:val="20"/>
+          <w:szCs w:val="20"/>
+        </w:rPr>
+        <w:t xml:space="preserve">  — número de atividades reais e de tipos de recurso;</w:t>
+      </w:r>
+    </w:p>
+    <w:p>
+      <w:pPr>
+        <w:spacing w:after="40"/>
+        <w:ind w:left="793" w:hanging="453"/>
+        <w:jc w:val="both"/>
+      </w:pPr>
+      <w:r>
+        <w:rPr>
+          <w:rFonts w:ascii="Times New Roman" w:cs="Times New Roman" w:eastAsia="Times New Roman" w:hAnsi="Times New Roman"/>
+          <w:i/>
+          <w:iCs/>
+          <w:sz w:val="20"/>
+          <w:szCs w:val="20"/>
+        </w:rPr>
+        <w:t xml:space="preserve">rⱼₖ</w:t>
+      </w:r>
+      <w:r>
+        <w:rPr>
+          <w:rFonts w:ascii="Times New Roman" w:cs="Times New Roman" w:eastAsia="Times New Roman" w:hAnsi="Times New Roman"/>
+          <w:sz w:val="20"/>
+          <w:szCs w:val="20"/>
+        </w:rPr>
+        <w:t xml:space="preserve">  — demanda da atividade j pelo recurso k;  1{·} — função indicadora.</w:t>
+      </w:r>
+    </w:p>
+    <w:p>
+      <w:pPr>
+        <w:tabs>
+          <w:tab w:val="right" w:pos="9070"/>
+        </w:tabs>
+        <w:spacing w:after="140" w:before="140"/>
+        <w:ind w:left="680"/>
+        <w:jc w:val="left"/>
+      </w:pPr>
+      <w:r>
+        <w:rPr>
+          <w:rFonts w:ascii="Times New Roman" w:cs="Times New Roman" w:eastAsia="Times New Roman" w:hAnsi="Times New Roman"/>
+          <w:i/>
+          <w:iCs/>
+          <w:sz w:val="24"/>
+          <w:szCs w:val="24"/>
+        </w:rPr>
+        <w:t xml:space="preserve">RSₖ = ( aₖ − rₖᵐⁱⁿ ) / ( rₖᵐᵃˣ − rₖᵐⁱⁿ )</w:t>
+      </w:r>
+      <w:r>
+        <w:rPr>
+          <w:rFonts w:ascii="Times New Roman" w:cs="Times New Roman" w:eastAsia="Times New Roman" w:hAnsi="Times New Roman"/>
+          <w:sz w:val="24"/>
+          <w:szCs w:val="24"/>
+        </w:rPr>
+        <w:t xml:space="preserve">	(12)</w:t>
+      </w:r>
+    </w:p>
+    <w:p>
+      <w:pPr>
+        <w:spacing w:after="40"/>
+        <w:ind w:left="793" w:hanging="453"/>
+        <w:jc w:val="both"/>
+      </w:pPr>
+      <w:r>
+        <w:rPr>
+          <w:rFonts w:ascii="Times New Roman" w:cs="Times New Roman" w:eastAsia="Times New Roman" w:hAnsi="Times New Roman"/>
+          <w:i/>
+          <w:iCs/>
+          <w:sz w:val="20"/>
+          <w:szCs w:val="20"/>
+        </w:rPr>
+        <w:t xml:space="preserve">aₖ</w:t>
+      </w:r>
+      <w:r>
+        <w:rPr>
+          <w:rFonts w:ascii="Times New Roman" w:cs="Times New Roman" w:eastAsia="Times New Roman" w:hAnsi="Times New Roman"/>
+          <w:sz w:val="20"/>
+          <w:szCs w:val="20"/>
+        </w:rPr>
+        <w:t xml:space="preserve">  — disponibilidade do recurso k;</w:t>
+      </w:r>
+    </w:p>
+    <w:p>
+      <w:pPr>
+        <w:spacing w:after="40"/>
+        <w:ind w:left="793" w:hanging="453"/>
+        <w:jc w:val="both"/>
+      </w:pPr>
+      <w:r>
+        <w:rPr>
+          <w:rFonts w:ascii="Times New Roman" w:cs="Times New Roman" w:eastAsia="Times New Roman" w:hAnsi="Times New Roman"/>
+          <w:i/>
+          <w:iCs/>
+          <w:sz w:val="20"/>
+          <w:szCs w:val="20"/>
+        </w:rPr>
+        <w:t xml:space="preserve">rₖᵐⁱⁿ</w:t>
+      </w:r>
+      <w:r>
+        <w:rPr>
+          <w:rFonts w:ascii="Times New Roman" w:cs="Times New Roman" w:eastAsia="Times New Roman" w:hAnsi="Times New Roman"/>
+          <w:sz w:val="20"/>
+          <w:szCs w:val="20"/>
+        </w:rPr>
+        <w:t xml:space="preserve">  — maior demanda individual, menor disponibilidade que mantém o problema viável;</w:t>
+      </w:r>
+    </w:p>
+    <w:p>
+      <w:pPr>
+        <w:spacing w:after="40"/>
+        <w:ind w:left="793" w:hanging="453"/>
+        <w:jc w:val="both"/>
+      </w:pPr>
+      <w:r>
+        <w:rPr>
+          <w:rFonts w:ascii="Times New Roman" w:cs="Times New Roman" w:eastAsia="Times New Roman" w:hAnsi="Times New Roman"/>
+          <w:i/>
+          <w:iCs/>
+          <w:sz w:val="20"/>
+          <w:szCs w:val="20"/>
+        </w:rPr>
+        <w:t xml:space="preserve">rₖᵐᵃˣ</w:t>
+      </w:r>
+      <w:r>
+        <w:rPr>
+          <w:rFonts w:ascii="Times New Roman" w:cs="Times New Roman" w:eastAsia="Times New Roman" w:hAnsi="Times New Roman"/>
+          <w:sz w:val="20"/>
+          <w:szCs w:val="20"/>
+        </w:rPr>
+        <w:t xml:space="preserve">  — pico de demanda no cronograma de inícios mais cedo.</w:t>
+      </w:r>
+    </w:p>
+    <w:p>
+      <w:pPr>
+        <w:spacing w:after="120" w:line="360"/>
+        <w:jc w:val="both"/>
+      </w:pPr>
+      <w:r>
+        <w:rPr>
+          <w:rFonts w:ascii="Times New Roman" w:cs="Times New Roman" w:eastAsia="Times New Roman" w:hAnsi="Times New Roman"/>
+          <w:b w:val="false"/>
+          <w:bCs w:val="false"/>
+          <w:i w:val="false"/>
+          <w:iCs w:val="false"/>
+          <w:sz w:val="24"/>
+          <w:szCs w:val="24"/>
+        </w:rPr>
+        <w:t xml:space="preserve">A criticidade de cada atividade é medida pela folga total, obtida das passagens para frente e para trás do método do caminho crítico:</w:t>
+      </w:r>
+    </w:p>
+    <w:p>
+      <w:pPr>
+        <w:tabs>
+          <w:tab w:val="right" w:pos="9070"/>
+        </w:tabs>
+        <w:spacing w:after="140" w:before="140"/>
+        <w:ind w:left="680"/>
+        <w:jc w:val="left"/>
+      </w:pPr>
+      <w:r>
+        <w:rPr>
+          <w:rFonts w:ascii="Times New Roman" w:cs="Times New Roman" w:eastAsia="Times New Roman" w:hAnsi="Times New Roman"/>
+          <w:i/>
+          <w:iCs/>
+          <w:sz w:val="24"/>
+          <w:szCs w:val="24"/>
+        </w:rPr>
+        <w:t xml:space="preserve">folgaⱼ = LSⱼ − ESⱼ</w:t>
+      </w:r>
+      <w:r>
+        <w:rPr>
+          <w:rFonts w:ascii="Times New Roman" w:cs="Times New Roman" w:eastAsia="Times New Roman" w:hAnsi="Times New Roman"/>
+          <w:sz w:val="24"/>
+          <w:szCs w:val="24"/>
+        </w:rPr>
+        <w:t xml:space="preserve">	(13)</w:t>
+      </w:r>
+    </w:p>
+    <w:p>
+      <w:pPr>
+        <w:spacing w:after="40"/>
+        <w:ind w:left="793" w:hanging="453"/>
+        <w:jc w:val="both"/>
+      </w:pPr>
+      <w:r>
+        <w:rPr>
+          <w:rFonts w:ascii="Times New Roman" w:cs="Times New Roman" w:eastAsia="Times New Roman" w:hAnsi="Times New Roman"/>
+          <w:i/>
+          <w:iCs/>
+          <w:sz w:val="20"/>
+          <w:szCs w:val="20"/>
+        </w:rPr>
+        <w:t xml:space="preserve">ESⱼ, LSⱼ</w:t>
+      </w:r>
+      <w:r>
+        <w:rPr>
+          <w:rFonts w:ascii="Times New Roman" w:cs="Times New Roman" w:eastAsia="Times New Roman" w:hAnsi="Times New Roman"/>
+          <w:sz w:val="20"/>
+          <w:szCs w:val="20"/>
+        </w:rPr>
+        <w:t xml:space="preserve">  — início mais cedo e início mais tarde admissível sem atrasar o projeto.</w:t>
+      </w:r>
+    </w:p>
+    <w:p>
+      <w:pPr>
+        <w:spacing w:after="120" w:line="360"/>
+        <w:jc w:val="both"/>
+      </w:pPr>
+      <w:r>
+        <w:rPr>
+          <w:rFonts w:ascii="Times New Roman" w:cs="Times New Roman" w:eastAsia="Times New Roman" w:hAnsi="Times New Roman"/>
+          <w:b w:val="false"/>
+          <w:bCs w:val="false"/>
+          <w:i w:val="false"/>
+          <w:iCs w:val="false"/>
+          <w:sz w:val="24"/>
+          <w:szCs w:val="24"/>
+        </w:rPr>
+        <w:t xml:space="preserve">O índice de dificuldade técnica compõe três grandezas, normalizadas para [0,1] dentro de cada instância:</w:t>
+      </w:r>
+    </w:p>
+    <w:p>
+      <w:pPr>
+        <w:tabs>
+          <w:tab w:val="right" w:pos="9070"/>
+        </w:tabs>
+        <w:spacing w:after="140" w:before="140"/>
+        <w:ind w:left="680"/>
+        <w:jc w:val="left"/>
+      </w:pPr>
+      <w:r>
+        <w:rPr>
+          <w:rFonts w:ascii="Times New Roman" w:cs="Times New Roman" w:eastAsia="Times New Roman" w:hAnsi="Times New Roman"/>
+          <w:i/>
+          <w:iCs/>
+          <w:sz w:val="24"/>
+          <w:szCs w:val="24"/>
+        </w:rPr>
+        <w:t xml:space="preserve">dⱼ = ( durⱼ − dur_mín ) / ( dur_máx − dur_mín )</w:t>
+      </w:r>
+      <w:r>
+        <w:rPr>
+          <w:rFonts w:ascii="Times New Roman" w:cs="Times New Roman" w:eastAsia="Times New Roman" w:hAnsi="Times New Roman"/>
+          <w:sz w:val="24"/>
+          <w:szCs w:val="24"/>
+        </w:rPr>
+        <w:t xml:space="preserve">	(14)</w:t>
+      </w:r>
+    </w:p>
+    <w:p>
+      <w:pPr>
+        <w:tabs>
+          <w:tab w:val="right" w:pos="9070"/>
+        </w:tabs>
+        <w:spacing w:after="140" w:before="140"/>
+        <w:ind w:left="680"/>
+        <w:jc w:val="left"/>
+      </w:pPr>
+      <w:r>
+        <w:rPr>
+          <w:rFonts w:ascii="Times New Roman" w:cs="Times New Roman" w:eastAsia="Times New Roman" w:hAnsi="Times New Roman"/>
+          <w:i/>
+          <w:iCs/>
+          <w:sz w:val="24"/>
+          <w:szCs w:val="24"/>
+        </w:rPr>
+        <w:t xml:space="preserve">rⱼ = ( 1/K ) · Σₖ ( rⱼₖ / aₖ )</w:t>
+      </w:r>
+      <w:r>
+        <w:rPr>
+          <w:rFonts w:ascii="Times New Roman" w:cs="Times New Roman" w:eastAsia="Times New Roman" w:hAnsi="Times New Roman"/>
+          <w:sz w:val="24"/>
+          <w:szCs w:val="24"/>
+        </w:rPr>
+        <w:t xml:space="preserve">	(15)</w:t>
+      </w:r>
+    </w:p>
+    <w:p>
+      <w:pPr>
+        <w:tabs>
+          <w:tab w:val="right" w:pos="9070"/>
+        </w:tabs>
+        <w:spacing w:after="140" w:before="140"/>
+        <w:ind w:left="680"/>
+        <w:jc w:val="left"/>
+      </w:pPr>
+      <w:r>
+        <w:rPr>
+          <w:rFonts w:ascii="Times New Roman" w:cs="Times New Roman" w:eastAsia="Times New Roman" w:hAnsi="Times New Roman"/>
+          <w:i/>
+          <w:iCs/>
+          <w:sz w:val="24"/>
+          <w:szCs w:val="24"/>
+        </w:rPr>
+        <w:t xml:space="preserve">cⱼ = 1 − folga_normⱼ</w:t>
+      </w:r>
+      <w:r>
+        <w:rPr>
+          <w:rFonts w:ascii="Times New Roman" w:cs="Times New Roman" w:eastAsia="Times New Roman" w:hAnsi="Times New Roman"/>
+          <w:sz w:val="24"/>
+          <w:szCs w:val="24"/>
+        </w:rPr>
+        <w:t xml:space="preserve">	(16)</w:t>
+      </w:r>
+    </w:p>
+    <w:p>
+      <w:pPr>
+        <w:spacing w:after="120" w:line="360"/>
+        <w:jc w:val="both"/>
+      </w:pPr>
+      <w:r>
+        <w:rPr>
+          <w:rFonts w:ascii="Times New Roman" w:cs="Times New Roman" w:eastAsia="Times New Roman" w:hAnsi="Times New Roman"/>
+          <w:b w:val="false"/>
+          <w:bCs w:val="false"/>
+          <w:i w:val="false"/>
+          <w:iCs w:val="false"/>
+          <w:sz w:val="24"/>
+          <w:szCs w:val="24"/>
+        </w:rPr>
+        <w:t xml:space="preserve">sendo o índice a combinação ponderada dos três componentes:</w:t>
+      </w:r>
+    </w:p>
+    <w:p>
+      <w:pPr>
+        <w:tabs>
+          <w:tab w:val="right" w:pos="9070"/>
+        </w:tabs>
+        <w:spacing w:after="140" w:before="140"/>
+        <w:ind w:left="680"/>
+        <w:jc w:val="left"/>
+      </w:pPr>
+      <w:r>
+        <w:rPr>
+          <w:rFonts w:ascii="Times New Roman" w:cs="Times New Roman" w:eastAsia="Times New Roman" w:hAnsi="Times New Roman"/>
+          <w:i/>
+          <w:iCs/>
+          <w:sz w:val="24"/>
+          <w:szCs w:val="24"/>
+        </w:rPr>
+        <w:t xml:space="preserve">Dⱼ = w₁ dⱼ + w₂ rⱼ + w₃ cⱼ ,   com  w₁ + w₂ + w₃ = 1</w:t>
+      </w:r>
+      <w:r>
+        <w:rPr>
+          <w:rFonts w:ascii="Times New Roman" w:cs="Times New Roman" w:eastAsia="Times New Roman" w:hAnsi="Times New Roman"/>
+          <w:sz w:val="24"/>
+          <w:szCs w:val="24"/>
+        </w:rPr>
+        <w:t xml:space="preserve">	(17)</w:t>
+      </w:r>
+    </w:p>
+    <w:p>
+      <w:pPr>
+        <w:spacing w:after="120" w:line="360"/>
+        <w:ind w:firstLine="708"/>
+        <w:jc w:val="both"/>
+      </w:pPr>
+      <w:r>
+        <w:rPr>
+          <w:rFonts w:ascii="Times New Roman" w:cs="Times New Roman" w:eastAsia="Times New Roman" w:hAnsi="Times New Roman"/>
+          <w:b w:val="false"/>
+          <w:bCs w:val="false"/>
+          <w:i w:val="false"/>
+          <w:iCs w:val="false"/>
+          <w:sz w:val="24"/>
+          <w:szCs w:val="24"/>
+        </w:rPr>
+        <w:t xml:space="preserve">Os pesos são tratados como suposição de partida, fixados em 1/3 cada, e submetidos a análise de sensibilidade conforme reportado na Seção 2.5.</w:t>
+      </w:r>
+    </w:p>
+    <w:p>
+      <w:pPr>
+        <w:spacing w:after="120" w:line="360"/>
+        <w:jc w:val="both"/>
+      </w:pPr>
+      <w:r>
+        <w:rPr>
+          <w:rFonts w:ascii="Times New Roman" w:cs="Times New Roman" w:eastAsia="Times New Roman" w:hAnsi="Times New Roman"/>
+          <w:b w:val="false"/>
+          <w:bCs w:val="false"/>
+          <w:i w:val="false"/>
+          <w:iCs w:val="false"/>
+          <w:sz w:val="24"/>
+          <w:szCs w:val="24"/>
+        </w:rPr>
+        <w:t xml:space="preserve">A transferência de risco entre domínios opera sobre razões, e não sobre níveis absolutos. Para cada nível ordinal ℓ, a razão de risco é estimada na base NASA em relação ao nível de referência ℓ₀:</w:t>
+      </w:r>
+    </w:p>
+    <w:p>
+      <w:pPr>
+        <w:tabs>
+          <w:tab w:val="right" w:pos="9070"/>
+        </w:tabs>
+        <w:spacing w:after="140" w:before="140"/>
+        <w:ind w:left="680"/>
+        <w:jc w:val="left"/>
+      </w:pPr>
+      <w:r>
+        <w:rPr>
+          <w:rFonts w:ascii="Times New Roman" w:cs="Times New Roman" w:eastAsia="Times New Roman" w:hAnsi="Times New Roman"/>
+          <w:i/>
+          <w:iCs/>
+          <w:sz w:val="24"/>
+          <w:szCs w:val="24"/>
+        </w:rPr>
+        <w:t xml:space="preserve">RR( ℓ ) = F( ℓ ) / F( ℓ₀ )</w:t>
+      </w:r>
+      <w:r>
+        <w:rPr>
+          <w:rFonts w:ascii="Times New Roman" w:cs="Times New Roman" w:eastAsia="Times New Roman" w:hAnsi="Times New Roman"/>
+          <w:sz w:val="24"/>
+          <w:szCs w:val="24"/>
+        </w:rPr>
+        <w:t xml:space="preserve">	(18)</w:t>
+      </w:r>
+    </w:p>
+    <w:p>
+      <w:pPr>
+        <w:spacing w:after="120" w:line="360"/>
+        <w:jc w:val="both"/>
+      </w:pPr>
+      <w:r>
+        <w:rPr>
+          <w:rFonts w:ascii="Times New Roman" w:cs="Times New Roman" w:eastAsia="Times New Roman" w:hAnsi="Times New Roman"/>
+          <w:b w:val="false"/>
+          <w:bCs w:val="false"/>
+          <w:i w:val="false"/>
+          <w:iCs w:val="false"/>
+          <w:sz w:val="24"/>
+          <w:szCs w:val="24"/>
+        </w:rPr>
+        <w:t xml:space="preserve">e o risco basal atribuído a uma tarefa do PSPLIB no nível ℓ resulta do produto dessa razão por uma taxa basal do domínio de engenharia:</w:t>
+      </w:r>
+    </w:p>
+    <w:p>
+      <w:pPr>
+        <w:tabs>
+          <w:tab w:val="right" w:pos="9070"/>
+        </w:tabs>
+        <w:spacing w:after="140" w:before="140"/>
+        <w:ind w:left="680"/>
+        <w:jc w:val="left"/>
+      </w:pPr>
+      <w:r>
+        <w:rPr>
+          <w:rFonts w:ascii="Times New Roman" w:cs="Times New Roman" w:eastAsia="Times New Roman" w:hAnsi="Times New Roman"/>
+          <w:i/>
+          <w:iCs/>
+          <w:sz w:val="24"/>
+          <w:szCs w:val="24"/>
+        </w:rPr>
+        <w:t xml:space="preserve">F_base( ℓ ) = F_âncora × RR( ℓ )</w:t>
+      </w:r>
+      <w:r>
+        <w:rPr>
+          <w:rFonts w:ascii="Times New Roman" w:cs="Times New Roman" w:eastAsia="Times New Roman" w:hAnsi="Times New Roman"/>
+          <w:sz w:val="24"/>
+          <w:szCs w:val="24"/>
+        </w:rPr>
+        <w:t xml:space="preserve">	(19)</w:t>
+      </w:r>
+    </w:p>
+    <w:p>
+      <w:pPr>
+        <w:spacing w:after="40"/>
+        <w:ind w:left="793" w:hanging="453"/>
+        <w:jc w:val="both"/>
+      </w:pPr>
+      <w:r>
+        <w:rPr>
+          <w:rFonts w:ascii="Times New Roman" w:cs="Times New Roman" w:eastAsia="Times New Roman" w:hAnsi="Times New Roman"/>
+          <w:i/>
+          <w:iCs/>
+          <w:sz w:val="20"/>
+          <w:szCs w:val="20"/>
+        </w:rPr>
+        <w:t xml:space="preserve">F(ℓ)</w:t>
+      </w:r>
+      <w:r>
+        <w:rPr>
+          <w:rFonts w:ascii="Times New Roman" w:cs="Times New Roman" w:eastAsia="Times New Roman" w:hAnsi="Times New Roman"/>
+          <w:sz w:val="20"/>
+          <w:szCs w:val="20"/>
+        </w:rPr>
+        <w:t xml:space="preserve">  — frequência de defeito observada no nível ℓ da base NASA;</w:t>
+      </w:r>
+    </w:p>
+    <w:p>
+      <w:pPr>
+        <w:spacing w:after="40"/>
+        <w:ind w:left="793" w:hanging="453"/>
+        <w:jc w:val="both"/>
+      </w:pPr>
+      <w:r>
+        <w:rPr>
+          <w:rFonts w:ascii="Times New Roman" w:cs="Times New Roman" w:eastAsia="Times New Roman" w:hAnsi="Times New Roman"/>
+          <w:i/>
+          <w:iCs/>
+          <w:sz w:val="20"/>
+          <w:szCs w:val="20"/>
+        </w:rPr>
+        <w:t xml:space="preserve">ℓ₀</w:t>
+      </w:r>
+      <w:r>
+        <w:rPr>
+          <w:rFonts w:ascii="Times New Roman" w:cs="Times New Roman" w:eastAsia="Times New Roman" w:hAnsi="Times New Roman"/>
+          <w:sz w:val="20"/>
+          <w:szCs w:val="20"/>
+        </w:rPr>
+        <w:t xml:space="preserve">  — nível de referência, correspondente à dificuldade mais baixa;</w:t>
+      </w:r>
+    </w:p>
+    <w:p>
+      <w:pPr>
+        <w:spacing w:after="40"/>
+        <w:ind w:left="793" w:hanging="453"/>
+        <w:jc w:val="both"/>
+      </w:pPr>
+      <w:r>
+        <w:rPr>
+          <w:rFonts w:ascii="Times New Roman" w:cs="Times New Roman" w:eastAsia="Times New Roman" w:hAnsi="Times New Roman"/>
+          <w:i/>
+          <w:iCs/>
+          <w:sz w:val="20"/>
+          <w:szCs w:val="20"/>
+        </w:rPr>
+        <w:t xml:space="preserve">F_âncora</w:t>
+      </w:r>
+      <w:r>
+        <w:rPr>
+          <w:rFonts w:ascii="Times New Roman" w:cs="Times New Roman" w:eastAsia="Times New Roman" w:hAnsi="Times New Roman"/>
+          <w:sz w:val="20"/>
+          <w:szCs w:val="20"/>
+        </w:rPr>
+        <w:t xml:space="preserve">  — taxa basal de retrabalho do domínio de engenharia; parâmetro do modelo, não estimado neste trabalho.</w:t>
+      </w:r>
+    </w:p>
+    <w:p>
+      <w:pPr>
+        <w:pStyle w:val="Heading2"/>
+        <w:spacing w:after="160" w:before="280"/>
+      </w:pPr>
+      <w:r>
+        <w:rPr>
+          <w:rFonts w:ascii="Times New Roman" w:cs="Times New Roman" w:eastAsia="Times New Roman" w:hAnsi="Times New Roman"/>
+          <w:b/>
+          <w:bCs/>
+          <w:color w:val="000000"/>
+          <w:sz w:val="24"/>
+          <w:szCs w:val="24"/>
+        </w:rPr>
+        <w:t xml:space="preserve">1.7  Pontos de acoplamento entre a calibração e o modelo</w:t>
+      </w:r>
+    </w:p>
+    <w:p>
+      <w:pPr>
+        <w:spacing w:after="120" w:line="360"/>
+        <w:ind w:firstLine="708"/>
+        <w:jc w:val="both"/>
+      </w:pPr>
+      <w:r>
+        <w:rPr>
+          <w:rFonts w:ascii="Times New Roman" w:cs="Times New Roman" w:eastAsia="Times New Roman" w:hAnsi="Times New Roman"/>
+          <w:b w:val="false"/>
+          <w:bCs w:val="false"/>
+          <w:i w:val="false"/>
+          <w:iCs w:val="false"/>
+          <w:sz w:val="24"/>
+          <w:szCs w:val="24"/>
+        </w:rPr>
+        <w:t xml:space="preserve">As duas formulações anteriores encontram-se em dois pontos precisos, e é esse encontro que define o escopo da presente entrega.</w:t>
+      </w:r>
+    </w:p>
+    <w:p>
+      <w:pPr>
+        <w:spacing w:after="120" w:line="360"/>
+        <w:ind w:firstLine="708"/>
+        <w:jc w:val="both"/>
+      </w:pPr>
+      <w:r>
+        <w:rPr>
+          <w:rFonts w:ascii="Times New Roman" w:cs="Times New Roman" w:eastAsia="Times New Roman" w:hAnsi="Times New Roman"/>
+          <w:b/>
+          <w:bCs/>
+          <w:i w:val="false"/>
+          <w:iCs w:val="false"/>
+          <w:sz w:val="24"/>
+          <w:szCs w:val="24"/>
+        </w:rPr>
+        <w:t xml:space="preserve">Primeiro acoplamento. </w:t>
+      </w:r>
+      <w:r>
+        <w:rPr>
+          <w:rFonts w:ascii="Times New Roman" w:cs="Times New Roman" w:eastAsia="Times New Roman" w:hAnsi="Times New Roman"/>
+          <w:b w:val="false"/>
+          <w:bCs w:val="false"/>
+          <w:i w:val="false"/>
+          <w:iCs w:val="false"/>
+          <w:sz w:val="24"/>
+          <w:szCs w:val="24"/>
+        </w:rPr>
+        <w:t xml:space="preserve">O índice Dᵢ, construído pela equação (17) sobre as 28.800 tarefas do PSPLIB J60, é exatamente a grandeza que aparece no numerador da equação (1). Antes desta etapa, a dificuldade técnica das tarefas seria um parâmetro arbitrado; ela passa a ser derivada de grandezas medidas nas próprias instâncias.</w:t>
+      </w:r>
+    </w:p>
+    <w:p>
+      <w:pPr>
+        <w:spacing w:after="120" w:line="360"/>
+        <w:ind w:firstLine="708"/>
+        <w:jc w:val="both"/>
+      </w:pPr>
+      <w:r>
+        <w:rPr>
+          <w:rFonts w:ascii="Times New Roman" w:cs="Times New Roman" w:eastAsia="Times New Roman" w:hAnsi="Times New Roman"/>
+          <w:b/>
+          <w:bCs/>
+          <w:i w:val="false"/>
+          <w:iCs w:val="false"/>
+          <w:sz w:val="24"/>
+          <w:szCs w:val="24"/>
+        </w:rPr>
+        <w:t xml:space="preserve">Segundo acoplamento. </w:t>
+      </w:r>
+      <w:r>
+        <w:rPr>
+          <w:rFonts w:ascii="Times New Roman" w:cs="Times New Roman" w:eastAsia="Times New Roman" w:hAnsi="Times New Roman"/>
+          <w:b w:val="false"/>
+          <w:bCs w:val="false"/>
+          <w:i w:val="false"/>
+          <w:iCs w:val="false"/>
+          <w:sz w:val="24"/>
+          <w:szCs w:val="24"/>
+        </w:rPr>
+        <w:t xml:space="preserve">O risco basal F_base, obtido pela equação (19) a partir da calibração sobre a base NASA, é o termo que aparece na equação de falhas (4), governando a válvula que alimenta o estoque de retrabalho oculto. Antes desta etapa, esse risco seria uma suposição; ele passa a ser um gradiente estimado empiricamente, com incerteza quantificada, ainda que ancorado a uma taxa basal a definir.</w:t>
+      </w:r>
+    </w:p>
+    <w:p>
+      <w:pPr>
+        <w:spacing w:after="120" w:line="360"/>
+        <w:ind w:firstLine="708"/>
+        <w:jc w:val="both"/>
+      </w:pPr>
+      <w:r>
+        <w:rPr>
+          <w:rFonts w:ascii="Times New Roman" w:cs="Times New Roman" w:eastAsia="Times New Roman" w:hAnsi="Times New Roman"/>
+          <w:b w:val="false"/>
+          <w:bCs w:val="false"/>
+          <w:i w:val="false"/>
+          <w:iCs w:val="false"/>
+          <w:sz w:val="24"/>
+          <w:szCs w:val="24"/>
+        </w:rPr>
+        <w:t xml:space="preserve">Os resultados apresentados no capítulo seguinte referem-se integralmente a esses dois acoplamentos. Os demais componentes do modelo — a inferência difusa que produz μ_cognitivo e μ_rede, a árvore de decisão de três portas, os estoques e a integração temporal — permanecem na especificação formal estabelecida na fase conceitual e serão implementados na etapa subsequente, conforme o cronograma da Seção 2.7.</w:t>
       </w:r>
     </w:p>
     <w:p>
@@ -2346,6 +3944,556 @@
                 <w:sz w:val="18"/>
                 <w:szCs w:val="18"/>
               </w:rPr>
+              <w:t xml:space="preserve">J60 – Índice Di</w:t>
+            </w:r>
+          </w:p>
+        </w:tc>
+        <w:tc>
+          <w:tcPr>
+            <w:tcW w:type="dxa" w:w="2550"/>
+            <w:tcMar>
+              <w:top w:type="dxa" w:w="60"/>
+              <w:left w:type="dxa" w:w="90"/>
+              <w:bottom w:type="dxa" w:w="60"/>
+              <w:right w:type="dxa" w:w="90"/>
+            </w:tcMar>
+          </w:tcPr>
+          <w:p>
+            <w:pPr>
+              <w:spacing w:after="0" w:line="240"/>
+              <w:jc w:val="left"/>
+            </w:pPr>
+            <w:r>
+              <w:rPr>
+                <w:rFonts w:ascii="Times New Roman" w:cs="Times New Roman" w:eastAsia="Times New Roman" w:hAnsi="Times New Roman"/>
+                <w:b w:val="false"/>
+                <w:bCs w:val="false"/>
+                <w:sz w:val="18"/>
+                <w:szCs w:val="18"/>
+              </w:rPr>
+              <w:t xml:space="preserve">Ortogonalidade entre os componentes do índice</w:t>
+            </w:r>
+          </w:p>
+        </w:tc>
+        <w:tc>
+          <w:tcPr>
+            <w:tcW w:type="dxa" w:w="3170"/>
+            <w:tcMar>
+              <w:top w:type="dxa" w:w="60"/>
+              <w:left w:type="dxa" w:w="90"/>
+              <w:bottom w:type="dxa" w:w="60"/>
+              <w:right w:type="dxa" w:w="90"/>
+            </w:tcMar>
+          </w:tcPr>
+          <w:p>
+            <w:pPr>
+              <w:spacing w:after="0" w:line="240"/>
+              <w:jc w:val="left"/>
+            </w:pPr>
+            <w:r>
+              <w:rPr>
+                <w:rFonts w:ascii="Times New Roman" w:cs="Times New Roman" w:eastAsia="Times New Roman" w:hAnsi="Times New Roman"/>
+                <w:b w:val="false"/>
+                <w:bCs w:val="false"/>
+                <w:sz w:val="18"/>
+                <w:szCs w:val="18"/>
+              </w:rPr>
+              <w:t xml:space="preserve">Spearman entre duração, intensidade e criticidade: −0,004; 0,003; 0,193</w:t>
+            </w:r>
+          </w:p>
+        </w:tc>
+        <w:tc>
+          <w:tcPr>
+            <w:tcW w:type="dxa" w:w="1600"/>
+            <w:tcMar>
+              <w:top w:type="dxa" w:w="60"/>
+              <w:left w:type="dxa" w:w="90"/>
+              <w:bottom w:type="dxa" w:w="60"/>
+              <w:right w:type="dxa" w:w="90"/>
+            </w:tcMar>
+          </w:tcPr>
+          <w:p>
+            <w:pPr>
+              <w:spacing w:after="0" w:line="240"/>
+              <w:jc w:val="center"/>
+            </w:pPr>
+            <w:r>
+              <w:rPr>
+                <w:rFonts w:ascii="Times New Roman" w:cs="Times New Roman" w:eastAsia="Times New Roman" w:hAnsi="Times New Roman"/>
+                <w:b w:val="false"/>
+                <w:bCs w:val="false"/>
+                <w:sz w:val="18"/>
+                <w:szCs w:val="18"/>
+              </w:rPr>
+              <w:t xml:space="preserve">Atende</w:t>
+            </w:r>
+          </w:p>
+        </w:tc>
+      </w:tr>
+      <w:tr>
+        <w:tc>
+          <w:tcPr>
+            <w:tcW w:type="dxa" w:w="1750"/>
+            <w:tcMar>
+              <w:top w:type="dxa" w:w="60"/>
+              <w:left w:type="dxa" w:w="90"/>
+              <w:bottom w:type="dxa" w:w="60"/>
+              <w:right w:type="dxa" w:w="90"/>
+            </w:tcMar>
+          </w:tcPr>
+          <w:p>
+            <w:pPr>
+              <w:spacing w:after="0" w:line="240"/>
+              <w:jc w:val="left"/>
+            </w:pPr>
+            <w:r>
+              <w:rPr>
+                <w:rFonts w:ascii="Times New Roman" w:cs="Times New Roman" w:eastAsia="Times New Roman" w:hAnsi="Times New Roman"/>
+                <w:b w:val="false"/>
+                <w:bCs w:val="false"/>
+                <w:sz w:val="18"/>
+                <w:szCs w:val="18"/>
+              </w:rPr>
+              <w:t xml:space="preserve">J60 – Índice Di</w:t>
+            </w:r>
+          </w:p>
+        </w:tc>
+        <w:tc>
+          <w:tcPr>
+            <w:tcW w:type="dxa" w:w="2550"/>
+            <w:tcMar>
+              <w:top w:type="dxa" w:w="60"/>
+              <w:left w:type="dxa" w:w="90"/>
+              <w:bottom w:type="dxa" w:w="60"/>
+              <w:right w:type="dxa" w:w="90"/>
+            </w:tcMar>
+          </w:tcPr>
+          <w:p>
+            <w:pPr>
+              <w:spacing w:after="0" w:line="240"/>
+              <w:jc w:val="left"/>
+            </w:pPr>
+            <w:r>
+              <w:rPr>
+                <w:rFonts w:ascii="Times New Roman" w:cs="Times New Roman" w:eastAsia="Times New Roman" w:hAnsi="Times New Roman"/>
+                <w:b w:val="false"/>
+                <w:bCs w:val="false"/>
+                <w:sz w:val="18"/>
+                <w:szCs w:val="18"/>
+              </w:rPr>
+              <w:t xml:space="preserve">Adequação da medida de criticidade prevista</w:t>
+            </w:r>
+          </w:p>
+        </w:tc>
+        <w:tc>
+          <w:tcPr>
+            <w:tcW w:type="dxa" w:w="3170"/>
+            <w:tcMar>
+              <w:top w:type="dxa" w:w="60"/>
+              <w:left w:type="dxa" w:w="90"/>
+              <w:bottom w:type="dxa" w:w="60"/>
+              <w:right w:type="dxa" w:w="90"/>
+            </w:tcMar>
+          </w:tcPr>
+          <w:p>
+            <w:pPr>
+              <w:spacing w:after="0" w:line="240"/>
+              <w:jc w:val="left"/>
+            </w:pPr>
+            <w:r>
+              <w:rPr>
+                <w:rFonts w:ascii="Times New Roman" w:cs="Times New Roman" w:eastAsia="Times New Roman" w:hAnsi="Times New Roman"/>
+                <w:b w:val="false"/>
+                <w:bCs w:val="false"/>
+                <w:sz w:val="18"/>
+                <w:szCs w:val="18"/>
+              </w:rPr>
+              <w:t xml:space="preserve">Contagem de sucessores × folga total: Spearman 0,116</w:t>
+            </w:r>
+          </w:p>
+        </w:tc>
+        <w:tc>
+          <w:tcPr>
+            <w:tcW w:type="dxa" w:w="1600"/>
+            <w:tcMar>
+              <w:top w:type="dxa" w:w="60"/>
+              <w:left w:type="dxa" w:w="90"/>
+              <w:bottom w:type="dxa" w:w="60"/>
+              <w:right w:type="dxa" w:w="90"/>
+            </w:tcMar>
+          </w:tcPr>
+          <w:p>
+            <w:pPr>
+              <w:spacing w:after="0" w:line="240"/>
+              <w:jc w:val="center"/>
+            </w:pPr>
+            <w:r>
+              <w:rPr>
+                <w:rFonts w:ascii="Times New Roman" w:cs="Times New Roman" w:eastAsia="Times New Roman" w:hAnsi="Times New Roman"/>
+                <w:b w:val="false"/>
+                <w:bCs w:val="false"/>
+                <w:sz w:val="18"/>
+                <w:szCs w:val="18"/>
+              </w:rPr>
+              <w:t xml:space="preserve">Substituída</w:t>
+            </w:r>
+          </w:p>
+        </w:tc>
+      </w:tr>
+      <w:tr>
+        <w:tc>
+          <w:tcPr>
+            <w:tcW w:type="dxa" w:w="1750"/>
+            <w:tcMar>
+              <w:top w:type="dxa" w:w="60"/>
+              <w:left w:type="dxa" w:w="90"/>
+              <w:bottom w:type="dxa" w:w="60"/>
+              <w:right w:type="dxa" w:w="90"/>
+            </w:tcMar>
+          </w:tcPr>
+          <w:p>
+            <w:pPr>
+              <w:spacing w:after="0" w:line="240"/>
+              <w:jc w:val="left"/>
+            </w:pPr>
+            <w:r>
+              <w:rPr>
+                <w:rFonts w:ascii="Times New Roman" w:cs="Times New Roman" w:eastAsia="Times New Roman" w:hAnsi="Times New Roman"/>
+                <w:b w:val="false"/>
+                <w:bCs w:val="false"/>
+                <w:sz w:val="18"/>
+                <w:szCs w:val="18"/>
+              </w:rPr>
+              <w:t xml:space="preserve">J60 – Índice Di</w:t>
+            </w:r>
+          </w:p>
+        </w:tc>
+        <w:tc>
+          <w:tcPr>
+            <w:tcW w:type="dxa" w:w="2550"/>
+            <w:tcMar>
+              <w:top w:type="dxa" w:w="60"/>
+              <w:left w:type="dxa" w:w="90"/>
+              <w:bottom w:type="dxa" w:w="60"/>
+              <w:right w:type="dxa" w:w="90"/>
+            </w:tcMar>
+          </w:tcPr>
+          <w:p>
+            <w:pPr>
+              <w:spacing w:after="0" w:line="240"/>
+              <w:jc w:val="left"/>
+            </w:pPr>
+            <w:r>
+              <w:rPr>
+                <w:rFonts w:ascii="Times New Roman" w:cs="Times New Roman" w:eastAsia="Times New Roman" w:hAnsi="Times New Roman"/>
+                <w:b w:val="false"/>
+                <w:bCs w:val="false"/>
+                <w:sz w:val="18"/>
+                <w:szCs w:val="18"/>
+              </w:rPr>
+              <w:t xml:space="preserve">Sensibilidade da ordenação aos pesos</w:t>
+            </w:r>
+          </w:p>
+        </w:tc>
+        <w:tc>
+          <w:tcPr>
+            <w:tcW w:type="dxa" w:w="3170"/>
+            <w:tcMar>
+              <w:top w:type="dxa" w:w="60"/>
+              <w:left w:type="dxa" w:w="90"/>
+              <w:bottom w:type="dxa" w:w="60"/>
+              <w:right w:type="dxa" w:w="90"/>
+            </w:tcMar>
+          </w:tcPr>
+          <w:p>
+            <w:pPr>
+              <w:spacing w:after="0" w:line="240"/>
+              <w:jc w:val="left"/>
+            </w:pPr>
+            <w:r>
+              <w:rPr>
+                <w:rFonts w:ascii="Times New Roman" w:cs="Times New Roman" w:eastAsia="Times New Roman" w:hAnsi="Times New Roman"/>
+                <w:b w:val="false"/>
+                <w:bCs w:val="false"/>
+                <w:sz w:val="18"/>
+                <w:szCs w:val="18"/>
+              </w:rPr>
+              <w:t xml:space="preserve">Menor correlação de ordenação entre 6 esquemas: 0,847</w:t>
+            </w:r>
+          </w:p>
+        </w:tc>
+        <w:tc>
+          <w:tcPr>
+            <w:tcW w:type="dxa" w:w="1600"/>
+            <w:tcMar>
+              <w:top w:type="dxa" w:w="60"/>
+              <w:left w:type="dxa" w:w="90"/>
+              <w:bottom w:type="dxa" w:w="60"/>
+              <w:right w:type="dxa" w:w="90"/>
+            </w:tcMar>
+          </w:tcPr>
+          <w:p>
+            <w:pPr>
+              <w:spacing w:after="0" w:line="240"/>
+              <w:jc w:val="center"/>
+            </w:pPr>
+            <w:r>
+              <w:rPr>
+                <w:rFonts w:ascii="Times New Roman" w:cs="Times New Roman" w:eastAsia="Times New Roman" w:hAnsi="Times New Roman"/>
+                <w:b w:val="false"/>
+                <w:bCs w:val="false"/>
+                <w:sz w:val="18"/>
+                <w:szCs w:val="18"/>
+              </w:rPr>
+              <w:t xml:space="preserve">Atende</w:t>
+            </w:r>
+          </w:p>
+        </w:tc>
+      </w:tr>
+      <w:tr>
+        <w:tc>
+          <w:tcPr>
+            <w:tcW w:type="dxa" w:w="1750"/>
+            <w:tcMar>
+              <w:top w:type="dxa" w:w="60"/>
+              <w:left w:type="dxa" w:w="90"/>
+              <w:bottom w:type="dxa" w:w="60"/>
+              <w:right w:type="dxa" w:w="90"/>
+            </w:tcMar>
+          </w:tcPr>
+          <w:p>
+            <w:pPr>
+              <w:spacing w:after="0" w:line="240"/>
+              <w:jc w:val="left"/>
+            </w:pPr>
+            <w:r>
+              <w:rPr>
+                <w:rFonts w:ascii="Times New Roman" w:cs="Times New Roman" w:eastAsia="Times New Roman" w:hAnsi="Times New Roman"/>
+                <w:b w:val="false"/>
+                <w:bCs w:val="false"/>
+                <w:sz w:val="18"/>
+                <w:szCs w:val="18"/>
+              </w:rPr>
+              <w:t xml:space="preserve">Transferência</w:t>
+            </w:r>
+          </w:p>
+        </w:tc>
+        <w:tc>
+          <w:tcPr>
+            <w:tcW w:type="dxa" w:w="2550"/>
+            <w:tcMar>
+              <w:top w:type="dxa" w:w="60"/>
+              <w:left w:type="dxa" w:w="90"/>
+              <w:bottom w:type="dxa" w:w="60"/>
+              <w:right w:type="dxa" w:w="90"/>
+            </w:tcMar>
+          </w:tcPr>
+          <w:p>
+            <w:pPr>
+              <w:spacing w:after="0" w:line="240"/>
+              <w:jc w:val="left"/>
+            </w:pPr>
+            <w:r>
+              <w:rPr>
+                <w:rFonts w:ascii="Times New Roman" w:cs="Times New Roman" w:eastAsia="Times New Roman" w:hAnsi="Times New Roman"/>
+                <w:b w:val="false"/>
+                <w:bCs w:val="false"/>
+                <w:sz w:val="18"/>
+                <w:szCs w:val="18"/>
+              </w:rPr>
+              <w:t xml:space="preserve">Gradiente de risco NASA → J60</w:t>
+            </w:r>
+          </w:p>
+        </w:tc>
+        <w:tc>
+          <w:tcPr>
+            <w:tcW w:type="dxa" w:w="3170"/>
+            <w:tcMar>
+              <w:top w:type="dxa" w:w="60"/>
+              <w:left w:type="dxa" w:w="90"/>
+              <w:bottom w:type="dxa" w:w="60"/>
+              <w:right w:type="dxa" w:w="90"/>
+            </w:tcMar>
+          </w:tcPr>
+          <w:p>
+            <w:pPr>
+              <w:spacing w:after="0" w:line="240"/>
+              <w:jc w:val="left"/>
+            </w:pPr>
+            <w:r>
+              <w:rPr>
+                <w:rFonts w:ascii="Times New Roman" w:cs="Times New Roman" w:eastAsia="Times New Roman" w:hAnsi="Times New Roman"/>
+                <w:b w:val="false"/>
+                <w:bCs w:val="false"/>
+                <w:sz w:val="18"/>
+                <w:szCs w:val="18"/>
+              </w:rPr>
+              <w:t xml:space="preserve">RR = 1,00 / 1,94 / 2,37 / 2,99; IC 95% por bootstrap de projetos</w:t>
+            </w:r>
+          </w:p>
+        </w:tc>
+        <w:tc>
+          <w:tcPr>
+            <w:tcW w:type="dxa" w:w="1600"/>
+            <w:tcMar>
+              <w:top w:type="dxa" w:w="60"/>
+              <w:left w:type="dxa" w:w="90"/>
+              <w:bottom w:type="dxa" w:w="60"/>
+              <w:right w:type="dxa" w:w="90"/>
+            </w:tcMar>
+          </w:tcPr>
+          <w:p>
+            <w:pPr>
+              <w:spacing w:after="0" w:line="240"/>
+              <w:jc w:val="center"/>
+            </w:pPr>
+            <w:r>
+              <w:rPr>
+                <w:rFonts w:ascii="Times New Roman" w:cs="Times New Roman" w:eastAsia="Times New Roman" w:hAnsi="Times New Roman"/>
+                <w:b w:val="false"/>
+                <w:bCs w:val="false"/>
+                <w:sz w:val="18"/>
+                <w:szCs w:val="18"/>
+              </w:rPr>
+              <w:t xml:space="preserve">Atende</w:t>
+            </w:r>
+          </w:p>
+        </w:tc>
+      </w:tr>
+      <w:tr>
+        <w:tc>
+          <w:tcPr>
+            <w:tcW w:type="dxa" w:w="1750"/>
+            <w:tcMar>
+              <w:top w:type="dxa" w:w="60"/>
+              <w:left w:type="dxa" w:w="90"/>
+              <w:bottom w:type="dxa" w:w="60"/>
+              <w:right w:type="dxa" w:w="90"/>
+            </w:tcMar>
+          </w:tcPr>
+          <w:p>
+            <w:pPr>
+              <w:spacing w:after="0" w:line="240"/>
+              <w:jc w:val="left"/>
+            </w:pPr>
+            <w:r>
+              <w:rPr>
+                <w:rFonts w:ascii="Times New Roman" w:cs="Times New Roman" w:eastAsia="Times New Roman" w:hAnsi="Times New Roman"/>
+                <w:b w:val="false"/>
+                <w:bCs w:val="false"/>
+                <w:sz w:val="18"/>
+                <w:szCs w:val="18"/>
+              </w:rPr>
+              <w:t xml:space="preserve">Transferência</w:t>
+            </w:r>
+          </w:p>
+        </w:tc>
+        <w:tc>
+          <w:tcPr>
+            <w:tcW w:type="dxa" w:w="2550"/>
+            <w:tcMar>
+              <w:top w:type="dxa" w:w="60"/>
+              <w:left w:type="dxa" w:w="90"/>
+              <w:bottom w:type="dxa" w:w="60"/>
+              <w:right w:type="dxa" w:w="90"/>
+            </w:tcMar>
+          </w:tcPr>
+          <w:p>
+            <w:pPr>
+              <w:spacing w:after="0" w:line="240"/>
+              <w:jc w:val="left"/>
+            </w:pPr>
+            <w:r>
+              <w:rPr>
+                <w:rFonts w:ascii="Times New Roman" w:cs="Times New Roman" w:eastAsia="Times New Roman" w:hAnsi="Times New Roman"/>
+                <w:b w:val="false"/>
+                <w:bCs w:val="false"/>
+                <w:sz w:val="18"/>
+                <w:szCs w:val="18"/>
+              </w:rPr>
+              <w:t xml:space="preserve">Viés da correspondência direta de rótulos</w:t>
+            </w:r>
+          </w:p>
+        </w:tc>
+        <w:tc>
+          <w:tcPr>
+            <w:tcW w:type="dxa" w:w="3170"/>
+            <w:tcMar>
+              <w:top w:type="dxa" w:w="60"/>
+              <w:left w:type="dxa" w:w="90"/>
+              <w:bottom w:type="dxa" w:w="60"/>
+              <w:right w:type="dxa" w:w="90"/>
+            </w:tcMar>
+          </w:tcPr>
+          <w:p>
+            <w:pPr>
+              <w:spacing w:after="0" w:line="240"/>
+              <w:jc w:val="left"/>
+            </w:pPr>
+            <w:r>
+              <w:rPr>
+                <w:rFonts w:ascii="Times New Roman" w:cs="Times New Roman" w:eastAsia="Times New Roman" w:hAnsi="Times New Roman"/>
+                <w:b w:val="false"/>
+                <w:bCs w:val="false"/>
+                <w:sz w:val="18"/>
+                <w:szCs w:val="18"/>
+              </w:rPr>
+              <w:t xml:space="preserve">Inflação de 1,74× no risco médio, por artefato do tamanho dos estratos</w:t>
+            </w:r>
+          </w:p>
+        </w:tc>
+        <w:tc>
+          <w:tcPr>
+            <w:tcW w:type="dxa" w:w="1600"/>
+            <w:tcMar>
+              <w:top w:type="dxa" w:w="60"/>
+              <w:left w:type="dxa" w:w="90"/>
+              <w:bottom w:type="dxa" w:w="60"/>
+              <w:right w:type="dxa" w:w="90"/>
+            </w:tcMar>
+          </w:tcPr>
+          <w:p>
+            <w:pPr>
+              <w:spacing w:after="0" w:line="240"/>
+              <w:jc w:val="center"/>
+            </w:pPr>
+            <w:r>
+              <w:rPr>
+                <w:rFonts w:ascii="Times New Roman" w:cs="Times New Roman" w:eastAsia="Times New Roman" w:hAnsi="Times New Roman"/>
+                <w:b w:val="false"/>
+                <w:bCs w:val="false"/>
+                <w:sz w:val="18"/>
+                <w:szCs w:val="18"/>
+              </w:rPr>
+              <w:t xml:space="preserve">Método descartado</w:t>
+            </w:r>
+          </w:p>
+        </w:tc>
+      </w:tr>
+      <w:tr>
+        <w:tc>
+          <w:tcPr>
+            <w:tcW w:type="dxa" w:w="1750"/>
+            <w:tcMar>
+              <w:top w:type="dxa" w:w="60"/>
+              <w:left w:type="dxa" w:w="90"/>
+              <w:bottom w:type="dxa" w:w="60"/>
+              <w:right w:type="dxa" w:w="90"/>
+            </w:tcMar>
+          </w:tcPr>
+          <w:p>
+            <w:pPr>
+              <w:spacing w:after="0" w:line="240"/>
+              <w:jc w:val="left"/>
+            </w:pPr>
+            <w:r>
+              <w:rPr>
+                <w:rFonts w:ascii="Times New Roman" w:cs="Times New Roman" w:eastAsia="Times New Roman" w:hAnsi="Times New Roman"/>
+                <w:b w:val="false"/>
+                <w:bCs w:val="false"/>
+                <w:sz w:val="18"/>
+                <w:szCs w:val="18"/>
+              </w:rPr>
               <w:t xml:space="preserve">Pipeline</w:t>
             </w:r>
           </w:p>
@@ -3348,7 +5496,7 @@
           <w:sz w:val="24"/>
           <w:szCs w:val="24"/>
         </w:rPr>
-        <w:t xml:space="preserve">2.5  Cronograma de atividades e próximas etapas</w:t>
+        <w:t xml:space="preserve">2.5  Índice de dificuldade técnica das tarefas</w:t>
       </w:r>
     </w:p>
     <w:p>
@@ -3367,7 +5515,241 @@
           <w:sz w:val="24"/>
           <w:szCs w:val="24"/>
         </w:rPr>
-        <w:t xml:space="preserve">A Tabela 3 distribui cronologicamente as atividades previstas para a conclusão do trabalho.</w:t>
+        <w:t xml:space="preserve">Com as instâncias caracterizadas, construiu-se o índice de dificuldade técnica que atribui a cada tarefa um nível ordinal. O índice, definido pelas equações (14) a (17), combina três grandezas medidas nas próprias instâncias: a duração normalizada, a intensidade de uso de recursos — definida como a fração média da disponibilidade de cada recurso que a tarefa consome, adaptação por atividade do fator de recursos de Kolisch, Sprecher e Drexl (1995) — e a criticidade na rede de precedências. As normalizações são feitas dentro de cada instância, uma vez que o modelo compara tarefas de um mesmo projeto e não tarefas de projetos distintos.</w:t>
+      </w:r>
+    </w:p>
+    <w:p>
+      <w:pPr>
+        <w:spacing w:after="120" w:line="360"/>
+        <w:ind w:firstLine="708"/>
+        <w:jc w:val="both"/>
+      </w:pPr>
+      <w:r>
+        <w:rPr>
+          <w:rFonts w:ascii="Times New Roman" w:cs="Times New Roman" w:eastAsia="Times New Roman" w:hAnsi="Times New Roman"/>
+          <w:b/>
+          <w:bCs/>
+          <w:i w:val="false"/>
+          <w:iCs w:val="false"/>
+          <w:sz w:val="24"/>
+          <w:szCs w:val="24"/>
+        </w:rPr>
+        <w:t xml:space="preserve">Correção de uma atribuição de fonte. </w:t>
+      </w:r>
+      <w:r>
+        <w:rPr>
+          <w:rFonts w:ascii="Times New Roman" w:cs="Times New Roman" w:eastAsia="Times New Roman" w:hAnsi="Times New Roman"/>
+          <w:b w:val="false"/>
+          <w:bCs w:val="false"/>
+          <w:i w:val="false"/>
+          <w:iCs w:val="false"/>
+          <w:sz w:val="24"/>
+          <w:szCs w:val="24"/>
+        </w:rPr>
+        <w:t xml:space="preserve">A formulação preliminar deste trabalho atribuía a construção do índice a De Reyck e Herroelen (1996). A verificação da fonte mostrou que a atribuição era imprópria: o índice de complexidade ali discutido deriva de Bein, Kamburowski e Stallmann (1992) e mede a distância da rede inteira à série-paralelidade, sendo uma propriedade do grafo e não da atividade. A referência foi mantida no trabalho, porém realocada para sustentar a caracterização da rede por instância, e o índice por tarefa passou a ser declarado como construção deste trabalho, com cada componente apoiado em fonte própria.</w:t>
+      </w:r>
+    </w:p>
+    <w:p>
+      <w:pPr>
+        <w:spacing w:after="120" w:line="360"/>
+        <w:ind w:firstLine="708"/>
+        <w:jc w:val="both"/>
+      </w:pPr>
+      <w:r>
+        <w:rPr>
+          <w:rFonts w:ascii="Times New Roman" w:cs="Times New Roman" w:eastAsia="Times New Roman" w:hAnsi="Times New Roman"/>
+          <w:b/>
+          <w:bCs/>
+          <w:i w:val="false"/>
+          <w:iCs w:val="false"/>
+          <w:sz w:val="24"/>
+          <w:szCs w:val="24"/>
+        </w:rPr>
+        <w:t xml:space="preserve">Substituição da medida de criticidade. </w:t>
+      </w:r>
+      <w:r>
+        <w:rPr>
+          <w:rFonts w:ascii="Times New Roman" w:cs="Times New Roman" w:eastAsia="Times New Roman" w:hAnsi="Times New Roman"/>
+          <w:b w:val="false"/>
+          <w:bCs w:val="false"/>
+          <w:i w:val="false"/>
+          <w:iCs w:val="false"/>
+          <w:sz w:val="24"/>
+          <w:szCs w:val="24"/>
+        </w:rPr>
+        <w:t xml:space="preserve">A formulação preliminar previa a contagem de sucessores como medida de criticidade. Comparada à folga total obtida do método do caminho crítico, sobre as mesmas 28.800 tarefas, a correlação de Spearman entre as duas é de apenas 0,116, e 3.488 tarefas apresentam folga acima da mediana e três ou mais sucessores — isto é, muitos sucessores e nenhuma urgência. A criticidade passou a ser medida pela folga total, que é a medida canônica no nível da atividade. A contagem de sucessores permanece calculada e gravada na base, disponível como variável alternativa para análise de sensibilidade.</w:t>
+      </w:r>
+    </w:p>
+    <w:p>
+      <w:pPr>
+        <w:spacing w:after="120" w:line="360"/>
+        <w:ind w:firstLine="708"/>
+        <w:jc w:val="both"/>
+      </w:pPr>
+      <w:r>
+        <w:rPr>
+          <w:rFonts w:ascii="Times New Roman" w:cs="Times New Roman" w:eastAsia="Times New Roman" w:hAnsi="Times New Roman"/>
+          <w:b w:val="false"/>
+          <w:bCs w:val="false"/>
+          <w:i w:val="false"/>
+          <w:iCs w:val="false"/>
+          <w:sz w:val="24"/>
+          <w:szCs w:val="24"/>
+        </w:rPr>
+        <w:t xml:space="preserve">Os três componentes mostram-se quase ortogonais entre si, com correlações de Spearman de −0,004 entre duração e intensidade de recursos, 0,003 entre intensidade e criticidade, e 0,193 entre duração e criticidade. Cada um carrega, portanto, informação distinta, e o índice composto não é uma única grandeza sob três nomes — situação oposta à observada na base NASA, onde complexidade e tamanho apresentavam correlação de 0,752 e o composto colapsava sobre um único eixo. A Figura 5 apresenta o comportamento dos níveis resultantes.</w:t>
+      </w:r>
+    </w:p>
+    <w:p>
+      <w:pPr>
+        <w:spacing w:after="40" w:before="200"/>
+        <w:jc w:val="center"/>
+      </w:pPr>
+      <w:r>
+        <w:drawing>
+          <wp:inline distT="0" distB="0" distL="0" distR="0">
+            <wp:extent cx="5581650" cy="2667000"/>
+            <wp:effectExtent t="0" r="0" b="0" l="0"/>
+            <wp:docPr id="1" name="" descr="" title=""/>
+            <wp:cNvGraphicFramePr>
+              <a:graphicFrameLocks xmlns:a="http://schemas.openxmlformats.org/drawingml/2006/main" noChangeAspect="1"/>
+            </wp:cNvGraphicFramePr>
+            <a:graphic xmlns:a="http://schemas.openxmlformats.org/drawingml/2006/main">
+              <a:graphicData uri="http://schemas.openxmlformats.org/drawingml/2006/picture">
+                <pic:pic xmlns:pic="http://schemas.openxmlformats.org/drawingml/2006/picture">
+                  <pic:nvPicPr>
+                    <pic:cNvPr id="0" name="" descr=""/>
+                    <pic:cNvPicPr>
+                      <a:picLocks noChangeAspect="1" noChangeArrowheads="1"/>
+                    </pic:cNvPicPr>
+                  </pic:nvPicPr>
+                  <pic:blipFill>
+                    <a:blip r:embed="rId11" cstate="none"/>
+                    <a:srcRect/>
+                    <a:stretch>
+                      <a:fillRect/>
+                    </a:stretch>
+                  </pic:blipFill>
+                  <pic:spPr bwMode="auto">
+                    <a:xfrm>
+                      <a:off x="0" y="0"/>
+                      <a:ext cx="5581650" cy="2667000"/>
+                    </a:xfrm>
+                    <a:prstGeom prst="rect">
+                      <a:avLst/>
+                    </a:prstGeom>
+                  </pic:spPr>
+                </pic:pic>
+              </a:graphicData>
+            </a:graphic>
+          </wp:inline>
+        </w:drawing>
+      </w:r>
+    </w:p>
+    <w:p>
+      <w:pPr>
+        <w:spacing w:after="240" w:before="80"/>
+        <w:jc w:val="center"/>
+      </w:pPr>
+      <w:r>
+        <w:rPr>
+          <w:rFonts w:ascii="Times New Roman" w:cs="Times New Roman" w:eastAsia="Times New Roman" w:hAnsi="Times New Roman"/>
+          <w:sz w:val="20"/>
+          <w:szCs w:val="20"/>
+        </w:rPr>
+        <w:t xml:space="preserve">Figura 5: Duração média e folga total média por nível de dificuldade. Fonte: Dados da pesquisa (2026).</w:t>
+      </w:r>
+    </w:p>
+    <w:p>
+      <w:pPr>
+        <w:spacing w:after="120" w:line="360"/>
+        <w:ind w:firstLine="708"/>
+        <w:jc w:val="both"/>
+      </w:pPr>
+      <w:r>
+        <w:rPr>
+          <w:rFonts w:ascii="Times New Roman" w:cs="Times New Roman" w:eastAsia="Times New Roman" w:hAnsi="Times New Roman"/>
+          <w:b w:val="false"/>
+          <w:bCs w:val="false"/>
+          <w:i w:val="false"/>
+          <w:iCs w:val="false"/>
+          <w:sz w:val="24"/>
+          <w:szCs w:val="24"/>
+        </w:rPr>
+        <w:t xml:space="preserve">A duração média cresce e a folga média decresce monotonicamente ao longo dos quatro níveis, comportamento coerente com a interpretação do índice. Os pontos de corte são os quartis da distribuição, decisão declarada deste trabalho: ao contrário do domínio de software, que dispõe do limiar normativo do requisito SWE-220, não há para tarefas de projeto um limiar externo equivalente. A ordenação mostrou-se razoavelmente robusta à ponderação: entre seis esquemas alternativos de pesos, a menor correlação de ordenação observada foi de 0,847.</w:t>
+      </w:r>
+    </w:p>
+    <w:p>
+      <w:pPr>
+        <w:pStyle w:val="Heading2"/>
+        <w:spacing w:after="160" w:before="280"/>
+      </w:pPr>
+      <w:r>
+        <w:rPr>
+          <w:rFonts w:ascii="Times New Roman" w:cs="Times New Roman" w:eastAsia="Times New Roman" w:hAnsi="Times New Roman"/>
+          <w:b/>
+          <w:bCs/>
+          <w:color w:val="000000"/>
+          <w:sz w:val="24"/>
+          <w:szCs w:val="24"/>
+        </w:rPr>
+        <w:t xml:space="preserve">2.6  Transferência ordinal de risco</w:t>
+      </w:r>
+    </w:p>
+    <w:p>
+      <w:pPr>
+        <w:spacing w:after="120" w:line="360"/>
+        <w:ind w:firstLine="708"/>
+        <w:jc w:val="both"/>
+      </w:pPr>
+      <w:r>
+        <w:rPr>
+          <w:rFonts w:ascii="Times New Roman" w:cs="Times New Roman" w:eastAsia="Times New Roman" w:hAnsi="Times New Roman"/>
+          <w:b w:val="false"/>
+          <w:bCs w:val="false"/>
+          <w:i w:val="false"/>
+          <w:iCs w:val="false"/>
+          <w:sz w:val="24"/>
+          <w:szCs w:val="24"/>
+        </w:rPr>
+        <w:t xml:space="preserve">A etapa que liga as duas bases consiste em atribuir às tarefas do PSPLIB o risco calibrado sobre os módulos da NASA. A forma dessa atribuição não é indiferente, e a decisão adotada apoia-se em evidência numérica.</w:t>
+      </w:r>
+    </w:p>
+    <w:p>
+      <w:pPr>
+        <w:spacing w:after="120" w:line="360"/>
+        <w:ind w:firstLine="708"/>
+        <w:jc w:val="both"/>
+      </w:pPr>
+      <w:r>
+        <w:rPr>
+          <w:rFonts w:ascii="Times New Roman" w:cs="Times New Roman" w:eastAsia="Times New Roman" w:hAnsi="Times New Roman"/>
+          <w:b w:val="false"/>
+          <w:bCs w:val="false"/>
+          <w:i w:val="false"/>
+          <w:iCs w:val="false"/>
+          <w:sz w:val="24"/>
+          <w:szCs w:val="24"/>
+        </w:rPr>
+        <w:t xml:space="preserve">Os quatro níveis não têm o mesmo tamanho relativo nos dois domínios: na base NASA, 86,24% dos módulos situam-se no nível mais baixo, contra 25,00% das tarefas do J60, por construção dos quartis. Atribuir a cada nível do J60 o risco absoluto do nível homônimo da NASA produziria risco médio de 0,3046 nas tarefas, contra taxa observada de 0,1749 na NASA — uma inflação de 1,74 vezes gerada exclusivamente pela diferença de tamanho dos estratos, e não por qualquer propriedade das tarefas. Seria um artefato de construção apresentado como resultado.</w:t>
+      </w:r>
+    </w:p>
+    <w:p>
+      <w:pPr>
+        <w:spacing w:after="120" w:line="360"/>
+        <w:ind w:firstLine="708"/>
+        <w:jc w:val="both"/>
+      </w:pPr>
+      <w:r>
+        <w:rPr>
+          <w:rFonts w:ascii="Times New Roman" w:cs="Times New Roman" w:eastAsia="Times New Roman" w:hAnsi="Times New Roman"/>
+          <w:b w:val="false"/>
+          <w:bCs w:val="false"/>
+          <w:i w:val="false"/>
+          <w:iCs w:val="false"/>
+          <w:sz w:val="24"/>
+          <w:szCs w:val="24"/>
+        </w:rPr>
+        <w:t xml:space="preserve">Adotou-se, portanto, a transferência por razão de risco relativo, conforme as equações (18) e (19). O que os dados NASA sustentam não é o nível absoluto de risco de um módulo de software, que não tem razão para valer em tarefas de engenharia, e sim a forma do gradiente: quantas vezes mais arriscada é uma tarefa difícil em relação a uma fácil. Essa razão é adimensional e independe da taxa basal do domínio. A Tabela 3 e a Figura 6 apresentam as razões estimadas.</w:t>
       </w:r>
     </w:p>
     <w:p>
@@ -3383,7 +5765,821 @@
           <w:sz w:val="20"/>
           <w:szCs w:val="20"/>
         </w:rPr>
-        <w:t xml:space="preserve">Tabela 3 – Cronograma de finalização do trabalho (TCC II)</w:t>
+        <w:t xml:space="preserve">Tabela 3 – Razões de risco transferidas, com intervalos por reamostragem de projetos</w:t>
+      </w:r>
+    </w:p>
+    <w:tbl>
+      <w:tblPr>
+        <w:tblW w:type="dxa" w:w="9070"/>
+        <w:tblBorders>
+          <w:top w:val="single" w:color="888888" w:sz="4"/>
+          <w:left w:val="single" w:color="BBBBBB" w:sz="4"/>
+          <w:bottom w:val="single" w:color="888888" w:sz="4"/>
+          <w:right w:val="single" w:color="BBBBBB" w:sz="4"/>
+          <w:insideH w:val="single" w:color="CCCCCC" w:sz="2"/>
+          <w:insideV w:val="single" w:color="CCCCCC" w:sz="2"/>
+        </w:tblBorders>
+      </w:tblPr>
+      <w:tblGrid>
+        <w:gridCol w:w="2500"/>
+        <w:gridCol w:w="2200"/>
+        <w:gridCol w:w="2000"/>
+        <w:gridCol w:w="2370"/>
+      </w:tblGrid>
+      <w:tr>
+        <w:trPr>
+          <w:tblHeader/>
+        </w:trPr>
+        <w:tc>
+          <w:tcPr>
+            <w:tcW w:type="dxa" w:w="2500"/>
+            <w:shd w:fill="EFEFEC" w:color="auto" w:val="clear"/>
+            <w:tcMar>
+              <w:top w:type="dxa" w:w="60"/>
+              <w:left w:type="dxa" w:w="90"/>
+              <w:bottom w:type="dxa" w:w="60"/>
+              <w:right w:type="dxa" w:w="90"/>
+            </w:tcMar>
+          </w:tcPr>
+          <w:p>
+            <w:pPr>
+              <w:spacing w:after="0" w:line="240"/>
+              <w:jc w:val="center"/>
+            </w:pPr>
+            <w:r>
+              <w:rPr>
+                <w:rFonts w:ascii="Times New Roman" w:cs="Times New Roman" w:eastAsia="Times New Roman" w:hAnsi="Times New Roman"/>
+                <w:b/>
+                <w:bCs/>
+                <w:sz w:val="18"/>
+                <w:szCs w:val="18"/>
+              </w:rPr>
+              <w:t xml:space="preserve">Nível de dificuldade</w:t>
+            </w:r>
+          </w:p>
+        </w:tc>
+        <w:tc>
+          <w:tcPr>
+            <w:tcW w:type="dxa" w:w="2200"/>
+            <w:shd w:fill="EFEFEC" w:color="auto" w:val="clear"/>
+            <w:tcMar>
+              <w:top w:type="dxa" w:w="60"/>
+              <w:left w:type="dxa" w:w="90"/>
+              <w:bottom w:type="dxa" w:w="60"/>
+              <w:right w:type="dxa" w:w="90"/>
+            </w:tcMar>
+          </w:tcPr>
+          <w:p>
+            <w:pPr>
+              <w:spacing w:after="0" w:line="240"/>
+              <w:jc w:val="center"/>
+            </w:pPr>
+            <w:r>
+              <w:rPr>
+                <w:rFonts w:ascii="Times New Roman" w:cs="Times New Roman" w:eastAsia="Times New Roman" w:hAnsi="Times New Roman"/>
+                <w:b/>
+                <w:bCs/>
+                <w:sz w:val="18"/>
+                <w:szCs w:val="18"/>
+              </w:rPr>
+              <w:t xml:space="preserve">Risco basal NASA</w:t>
+            </w:r>
+          </w:p>
+        </w:tc>
+        <w:tc>
+          <w:tcPr>
+            <w:tcW w:type="dxa" w:w="2000"/>
+            <w:shd w:fill="EFEFEC" w:color="auto" w:val="clear"/>
+            <w:tcMar>
+              <w:top w:type="dxa" w:w="60"/>
+              <w:left w:type="dxa" w:w="90"/>
+              <w:bottom w:type="dxa" w:w="60"/>
+              <w:right w:type="dxa" w:w="90"/>
+            </w:tcMar>
+          </w:tcPr>
+          <w:p>
+            <w:pPr>
+              <w:spacing w:after="0" w:line="240"/>
+              <w:jc w:val="center"/>
+            </w:pPr>
+            <w:r>
+              <w:rPr>
+                <w:rFonts w:ascii="Times New Roman" w:cs="Times New Roman" w:eastAsia="Times New Roman" w:hAnsi="Times New Roman"/>
+                <w:b/>
+                <w:bCs/>
+                <w:sz w:val="18"/>
+                <w:szCs w:val="18"/>
+              </w:rPr>
+              <w:t xml:space="preserve">Razão de risco</w:t>
+            </w:r>
+          </w:p>
+        </w:tc>
+        <w:tc>
+          <w:tcPr>
+            <w:tcW w:type="dxa" w:w="2370"/>
+            <w:shd w:fill="EFEFEC" w:color="auto" w:val="clear"/>
+            <w:tcMar>
+              <w:top w:type="dxa" w:w="60"/>
+              <w:left w:type="dxa" w:w="90"/>
+              <w:bottom w:type="dxa" w:w="60"/>
+              <w:right w:type="dxa" w:w="90"/>
+            </w:tcMar>
+          </w:tcPr>
+          <w:p>
+            <w:pPr>
+              <w:spacing w:after="0" w:line="240"/>
+              <w:jc w:val="center"/>
+            </w:pPr>
+            <w:r>
+              <w:rPr>
+                <w:rFonts w:ascii="Times New Roman" w:cs="Times New Roman" w:eastAsia="Times New Roman" w:hAnsi="Times New Roman"/>
+                <w:b/>
+                <w:bCs/>
+                <w:sz w:val="18"/>
+                <w:szCs w:val="18"/>
+              </w:rPr>
+              <w:t xml:space="preserve">IC 95% (bootstrap)</w:t>
+            </w:r>
+          </w:p>
+        </w:tc>
+      </w:tr>
+      <w:tr>
+        <w:tc>
+          <w:tcPr>
+            <w:tcW w:type="dxa" w:w="2500"/>
+            <w:tcMar>
+              <w:top w:type="dxa" w:w="60"/>
+              <w:left w:type="dxa" w:w="90"/>
+              <w:bottom w:type="dxa" w:w="60"/>
+              <w:right w:type="dxa" w:w="90"/>
+            </w:tcMar>
+          </w:tcPr>
+          <w:p>
+            <w:pPr>
+              <w:spacing w:after="0" w:line="240"/>
+              <w:jc w:val="left"/>
+            </w:pPr>
+            <w:r>
+              <w:rPr>
+                <w:rFonts w:ascii="Times New Roman" w:cs="Times New Roman" w:eastAsia="Times New Roman" w:hAnsi="Times New Roman"/>
+                <w:b w:val="false"/>
+                <w:bCs w:val="false"/>
+                <w:sz w:val="18"/>
+                <w:szCs w:val="18"/>
+              </w:rPr>
+              <w:t xml:space="preserve">baixa (referência)</w:t>
+            </w:r>
+          </w:p>
+        </w:tc>
+        <w:tc>
+          <w:tcPr>
+            <w:tcW w:type="dxa" w:w="2200"/>
+            <w:tcMar>
+              <w:top w:type="dxa" w:w="60"/>
+              <w:left w:type="dxa" w:w="90"/>
+              <w:bottom w:type="dxa" w:w="60"/>
+              <w:right w:type="dxa" w:w="90"/>
+            </w:tcMar>
+          </w:tcPr>
+          <w:p>
+            <w:pPr>
+              <w:spacing w:after="0" w:line="240"/>
+              <w:jc w:val="center"/>
+            </w:pPr>
+            <w:r>
+              <w:rPr>
+                <w:rFonts w:ascii="Times New Roman" w:cs="Times New Roman" w:eastAsia="Times New Roman" w:hAnsi="Times New Roman"/>
+                <w:b w:val="false"/>
+                <w:bCs w:val="false"/>
+                <w:sz w:val="18"/>
+                <w:szCs w:val="18"/>
+              </w:rPr>
+              <w:t xml:space="preserve">0,1470</w:t>
+            </w:r>
+          </w:p>
+        </w:tc>
+        <w:tc>
+          <w:tcPr>
+            <w:tcW w:type="dxa" w:w="2000"/>
+            <w:tcMar>
+              <w:top w:type="dxa" w:w="60"/>
+              <w:left w:type="dxa" w:w="90"/>
+              <w:bottom w:type="dxa" w:w="60"/>
+              <w:right w:type="dxa" w:w="90"/>
+            </w:tcMar>
+          </w:tcPr>
+          <w:p>
+            <w:pPr>
+              <w:spacing w:after="0" w:line="240"/>
+              <w:jc w:val="center"/>
+            </w:pPr>
+            <w:r>
+              <w:rPr>
+                <w:rFonts w:ascii="Times New Roman" w:cs="Times New Roman" w:eastAsia="Times New Roman" w:hAnsi="Times New Roman"/>
+                <w:b w:val="false"/>
+                <w:bCs w:val="false"/>
+                <w:sz w:val="18"/>
+                <w:szCs w:val="18"/>
+              </w:rPr>
+              <w:t xml:space="preserve">1,000</w:t>
+            </w:r>
+          </w:p>
+        </w:tc>
+        <w:tc>
+          <w:tcPr>
+            <w:tcW w:type="dxa" w:w="2370"/>
+            <w:tcMar>
+              <w:top w:type="dxa" w:w="60"/>
+              <w:left w:type="dxa" w:w="90"/>
+              <w:bottom w:type="dxa" w:w="60"/>
+              <w:right w:type="dxa" w:w="90"/>
+            </w:tcMar>
+          </w:tcPr>
+          <w:p>
+            <w:pPr>
+              <w:spacing w:after="0" w:line="240"/>
+              <w:jc w:val="center"/>
+            </w:pPr>
+            <w:r>
+              <w:rPr>
+                <w:rFonts w:ascii="Times New Roman" w:cs="Times New Roman" w:eastAsia="Times New Roman" w:hAnsi="Times New Roman"/>
+                <w:b w:val="false"/>
+                <w:bCs w:val="false"/>
+                <w:sz w:val="18"/>
+                <w:szCs w:val="18"/>
+              </w:rPr>
+              <w:t xml:space="preserve">—</w:t>
+            </w:r>
+          </w:p>
+        </w:tc>
+      </w:tr>
+      <w:tr>
+        <w:tc>
+          <w:tcPr>
+            <w:tcW w:type="dxa" w:w="2500"/>
+            <w:tcMar>
+              <w:top w:type="dxa" w:w="60"/>
+              <w:left w:type="dxa" w:w="90"/>
+              <w:bottom w:type="dxa" w:w="60"/>
+              <w:right w:type="dxa" w:w="90"/>
+            </w:tcMar>
+          </w:tcPr>
+          <w:p>
+            <w:pPr>
+              <w:spacing w:after="0" w:line="240"/>
+              <w:jc w:val="left"/>
+            </w:pPr>
+            <w:r>
+              <w:rPr>
+                <w:rFonts w:ascii="Times New Roman" w:cs="Times New Roman" w:eastAsia="Times New Roman" w:hAnsi="Times New Roman"/>
+                <w:b w:val="false"/>
+                <w:bCs w:val="false"/>
+                <w:sz w:val="18"/>
+                <w:szCs w:val="18"/>
+              </w:rPr>
+              <w:t xml:space="preserve">média</w:t>
+            </w:r>
+          </w:p>
+        </w:tc>
+        <w:tc>
+          <w:tcPr>
+            <w:tcW w:type="dxa" w:w="2200"/>
+            <w:tcMar>
+              <w:top w:type="dxa" w:w="60"/>
+              <w:left w:type="dxa" w:w="90"/>
+              <w:bottom w:type="dxa" w:w="60"/>
+              <w:right w:type="dxa" w:w="90"/>
+            </w:tcMar>
+          </w:tcPr>
+          <w:p>
+            <w:pPr>
+              <w:spacing w:after="0" w:line="240"/>
+              <w:jc w:val="center"/>
+            </w:pPr>
+            <w:r>
+              <w:rPr>
+                <w:rFonts w:ascii="Times New Roman" w:cs="Times New Roman" w:eastAsia="Times New Roman" w:hAnsi="Times New Roman"/>
+                <w:b w:val="false"/>
+                <w:bCs w:val="false"/>
+                <w:sz w:val="18"/>
+                <w:szCs w:val="18"/>
+              </w:rPr>
+              <w:t xml:space="preserve">0,2845</w:t>
+            </w:r>
+          </w:p>
+        </w:tc>
+        <w:tc>
+          <w:tcPr>
+            <w:tcW w:type="dxa" w:w="2000"/>
+            <w:tcMar>
+              <w:top w:type="dxa" w:w="60"/>
+              <w:left w:type="dxa" w:w="90"/>
+              <w:bottom w:type="dxa" w:w="60"/>
+              <w:right w:type="dxa" w:w="90"/>
+            </w:tcMar>
+          </w:tcPr>
+          <w:p>
+            <w:pPr>
+              <w:spacing w:after="0" w:line="240"/>
+              <w:jc w:val="center"/>
+            </w:pPr>
+            <w:r>
+              <w:rPr>
+                <w:rFonts w:ascii="Times New Roman" w:cs="Times New Roman" w:eastAsia="Times New Roman" w:hAnsi="Times New Roman"/>
+                <w:b w:val="false"/>
+                <w:bCs w:val="false"/>
+                <w:sz w:val="18"/>
+                <w:szCs w:val="18"/>
+              </w:rPr>
+              <w:t xml:space="preserve">1,935</w:t>
+            </w:r>
+          </w:p>
+        </w:tc>
+        <w:tc>
+          <w:tcPr>
+            <w:tcW w:type="dxa" w:w="2370"/>
+            <w:tcMar>
+              <w:top w:type="dxa" w:w="60"/>
+              <w:left w:type="dxa" w:w="90"/>
+              <w:bottom w:type="dxa" w:w="60"/>
+              <w:right w:type="dxa" w:w="90"/>
+            </w:tcMar>
+          </w:tcPr>
+          <w:p>
+            <w:pPr>
+              <w:spacing w:after="0" w:line="240"/>
+              <w:jc w:val="center"/>
+            </w:pPr>
+            <w:r>
+              <w:rPr>
+                <w:rFonts w:ascii="Times New Roman" w:cs="Times New Roman" w:eastAsia="Times New Roman" w:hAnsi="Times New Roman"/>
+                <w:b w:val="false"/>
+                <w:bCs w:val="false"/>
+                <w:sz w:val="18"/>
+                <w:szCs w:val="18"/>
+              </w:rPr>
+              <w:t xml:space="preserve">[1,758; 2,599]</w:t>
+            </w:r>
+          </w:p>
+        </w:tc>
+      </w:tr>
+      <w:tr>
+        <w:tc>
+          <w:tcPr>
+            <w:tcW w:type="dxa" w:w="2500"/>
+            <w:tcMar>
+              <w:top w:type="dxa" w:w="60"/>
+              <w:left w:type="dxa" w:w="90"/>
+              <w:bottom w:type="dxa" w:w="60"/>
+              <w:right w:type="dxa" w:w="90"/>
+            </w:tcMar>
+          </w:tcPr>
+          <w:p>
+            <w:pPr>
+              <w:spacing w:after="0" w:line="240"/>
+              <w:jc w:val="left"/>
+            </w:pPr>
+            <w:r>
+              <w:rPr>
+                <w:rFonts w:ascii="Times New Roman" w:cs="Times New Roman" w:eastAsia="Times New Roman" w:hAnsi="Times New Roman"/>
+                <w:b w:val="false"/>
+                <w:bCs w:val="false"/>
+                <w:sz w:val="18"/>
+                <w:szCs w:val="18"/>
+              </w:rPr>
+              <w:t xml:space="preserve">alta</w:t>
+            </w:r>
+          </w:p>
+        </w:tc>
+        <w:tc>
+          <w:tcPr>
+            <w:tcW w:type="dxa" w:w="2200"/>
+            <w:tcMar>
+              <w:top w:type="dxa" w:w="60"/>
+              <w:left w:type="dxa" w:w="90"/>
+              <w:bottom w:type="dxa" w:w="60"/>
+              <w:right w:type="dxa" w:w="90"/>
+            </w:tcMar>
+          </w:tcPr>
+          <w:p>
+            <w:pPr>
+              <w:spacing w:after="0" w:line="240"/>
+              <w:jc w:val="center"/>
+            </w:pPr>
+            <w:r>
+              <w:rPr>
+                <w:rFonts w:ascii="Times New Roman" w:cs="Times New Roman" w:eastAsia="Times New Roman" w:hAnsi="Times New Roman"/>
+                <w:b w:val="false"/>
+                <w:bCs w:val="false"/>
+                <w:sz w:val="18"/>
+                <w:szCs w:val="18"/>
+              </w:rPr>
+              <w:t xml:space="preserve">0,3479</w:t>
+            </w:r>
+          </w:p>
+        </w:tc>
+        <w:tc>
+          <w:tcPr>
+            <w:tcW w:type="dxa" w:w="2000"/>
+            <w:tcMar>
+              <w:top w:type="dxa" w:w="60"/>
+              <w:left w:type="dxa" w:w="90"/>
+              <w:bottom w:type="dxa" w:w="60"/>
+              <w:right w:type="dxa" w:w="90"/>
+            </w:tcMar>
+          </w:tcPr>
+          <w:p>
+            <w:pPr>
+              <w:spacing w:after="0" w:line="240"/>
+              <w:jc w:val="center"/>
+            </w:pPr>
+            <w:r>
+              <w:rPr>
+                <w:rFonts w:ascii="Times New Roman" w:cs="Times New Roman" w:eastAsia="Times New Roman" w:hAnsi="Times New Roman"/>
+                <w:b w:val="false"/>
+                <w:bCs w:val="false"/>
+                <w:sz w:val="18"/>
+                <w:szCs w:val="18"/>
+              </w:rPr>
+              <w:t xml:space="preserve">2,367</w:t>
+            </w:r>
+          </w:p>
+        </w:tc>
+        <w:tc>
+          <w:tcPr>
+            <w:tcW w:type="dxa" w:w="2370"/>
+            <w:tcMar>
+              <w:top w:type="dxa" w:w="60"/>
+              <w:left w:type="dxa" w:w="90"/>
+              <w:bottom w:type="dxa" w:w="60"/>
+              <w:right w:type="dxa" w:w="90"/>
+            </w:tcMar>
+          </w:tcPr>
+          <w:p>
+            <w:pPr>
+              <w:spacing w:after="0" w:line="240"/>
+              <w:jc w:val="center"/>
+            </w:pPr>
+            <w:r>
+              <w:rPr>
+                <w:rFonts w:ascii="Times New Roman" w:cs="Times New Roman" w:eastAsia="Times New Roman" w:hAnsi="Times New Roman"/>
+                <w:b w:val="false"/>
+                <w:bCs w:val="false"/>
+                <w:sz w:val="18"/>
+                <w:szCs w:val="18"/>
+              </w:rPr>
+              <w:t xml:space="preserve">[1,720; 3,229]</w:t>
+            </w:r>
+          </w:p>
+        </w:tc>
+      </w:tr>
+      <w:tr>
+        <w:tc>
+          <w:tcPr>
+            <w:tcW w:type="dxa" w:w="2500"/>
+            <w:tcMar>
+              <w:top w:type="dxa" w:w="60"/>
+              <w:left w:type="dxa" w:w="90"/>
+              <w:bottom w:type="dxa" w:w="60"/>
+              <w:right w:type="dxa" w:w="90"/>
+            </w:tcMar>
+          </w:tcPr>
+          <w:p>
+            <w:pPr>
+              <w:spacing w:after="0" w:line="240"/>
+              <w:jc w:val="left"/>
+            </w:pPr>
+            <w:r>
+              <w:rPr>
+                <w:rFonts w:ascii="Times New Roman" w:cs="Times New Roman" w:eastAsia="Times New Roman" w:hAnsi="Times New Roman"/>
+                <w:b w:val="false"/>
+                <w:bCs w:val="false"/>
+                <w:sz w:val="18"/>
+                <w:szCs w:val="18"/>
+              </w:rPr>
+              <w:t xml:space="preserve">muito alta</w:t>
+            </w:r>
+          </w:p>
+        </w:tc>
+        <w:tc>
+          <w:tcPr>
+            <w:tcW w:type="dxa" w:w="2200"/>
+            <w:tcMar>
+              <w:top w:type="dxa" w:w="60"/>
+              <w:left w:type="dxa" w:w="90"/>
+              <w:bottom w:type="dxa" w:w="60"/>
+              <w:right w:type="dxa" w:w="90"/>
+            </w:tcMar>
+          </w:tcPr>
+          <w:p>
+            <w:pPr>
+              <w:spacing w:after="0" w:line="240"/>
+              <w:jc w:val="center"/>
+            </w:pPr>
+            <w:r>
+              <w:rPr>
+                <w:rFonts w:ascii="Times New Roman" w:cs="Times New Roman" w:eastAsia="Times New Roman" w:hAnsi="Times New Roman"/>
+                <w:b w:val="false"/>
+                <w:bCs w:val="false"/>
+                <w:sz w:val="18"/>
+                <w:szCs w:val="18"/>
+              </w:rPr>
+              <w:t xml:space="preserve">0,4388</w:t>
+            </w:r>
+          </w:p>
+        </w:tc>
+        <w:tc>
+          <w:tcPr>
+            <w:tcW w:type="dxa" w:w="2000"/>
+            <w:tcMar>
+              <w:top w:type="dxa" w:w="60"/>
+              <w:left w:type="dxa" w:w="90"/>
+              <w:bottom w:type="dxa" w:w="60"/>
+              <w:right w:type="dxa" w:w="90"/>
+            </w:tcMar>
+          </w:tcPr>
+          <w:p>
+            <w:pPr>
+              <w:spacing w:after="0" w:line="240"/>
+              <w:jc w:val="center"/>
+            </w:pPr>
+            <w:r>
+              <w:rPr>
+                <w:rFonts w:ascii="Times New Roman" w:cs="Times New Roman" w:eastAsia="Times New Roman" w:hAnsi="Times New Roman"/>
+                <w:b w:val="false"/>
+                <w:bCs w:val="false"/>
+                <w:sz w:val="18"/>
+                <w:szCs w:val="18"/>
+              </w:rPr>
+              <w:t xml:space="preserve">2,985</w:t>
+            </w:r>
+          </w:p>
+        </w:tc>
+        <w:tc>
+          <w:tcPr>
+            <w:tcW w:type="dxa" w:w="2370"/>
+            <w:tcMar>
+              <w:top w:type="dxa" w:w="60"/>
+              <w:left w:type="dxa" w:w="90"/>
+              <w:bottom w:type="dxa" w:w="60"/>
+              <w:right w:type="dxa" w:w="90"/>
+            </w:tcMar>
+          </w:tcPr>
+          <w:p>
+            <w:pPr>
+              <w:spacing w:after="0" w:line="240"/>
+              <w:jc w:val="center"/>
+            </w:pPr>
+            <w:r>
+              <w:rPr>
+                <w:rFonts w:ascii="Times New Roman" w:cs="Times New Roman" w:eastAsia="Times New Roman" w:hAnsi="Times New Roman"/>
+                <w:b w:val="false"/>
+                <w:bCs w:val="false"/>
+                <w:sz w:val="18"/>
+                <w:szCs w:val="18"/>
+              </w:rPr>
+              <w:t xml:space="preserve">[1,878; 4,156]</w:t>
+            </w:r>
+          </w:p>
+        </w:tc>
+      </w:tr>
+    </w:tbl>
+    <w:p>
+      <w:pPr>
+        <w:spacing w:after="240" w:before="80"/>
+        <w:jc w:val="center"/>
+      </w:pPr>
+      <w:r>
+        <w:rPr>
+          <w:rFonts w:ascii="Times New Roman" w:cs="Times New Roman" w:eastAsia="Times New Roman" w:hAnsi="Times New Roman"/>
+          <w:sz w:val="20"/>
+          <w:szCs w:val="20"/>
+        </w:rPr>
+        <w:t xml:space="preserve">Fonte: Dados da pesquisa (2026). Bootstrap com 4.000 réplicas, reamostrando projetos.</w:t>
+      </w:r>
+    </w:p>
+    <w:p>
+      <w:pPr>
+        <w:spacing w:after="40" w:before="200"/>
+        <w:jc w:val="center"/>
+      </w:pPr>
+      <w:r>
+        <w:drawing>
+          <wp:inline distT="0" distB="0" distL="0" distR="0">
+            <wp:extent cx="5038725" cy="3067050"/>
+            <wp:effectExtent t="0" r="0" b="0" l="0"/>
+            <wp:docPr id="1" name="" descr="" title=""/>
+            <wp:cNvGraphicFramePr>
+              <a:graphicFrameLocks xmlns:a="http://schemas.openxmlformats.org/drawingml/2006/main" noChangeAspect="1"/>
+            </wp:cNvGraphicFramePr>
+            <a:graphic xmlns:a="http://schemas.openxmlformats.org/drawingml/2006/main">
+              <a:graphicData uri="http://schemas.openxmlformats.org/drawingml/2006/picture">
+                <pic:pic xmlns:pic="http://schemas.openxmlformats.org/drawingml/2006/picture">
+                  <pic:nvPicPr>
+                    <pic:cNvPr id="0" name="" descr=""/>
+                    <pic:cNvPicPr>
+                      <a:picLocks noChangeAspect="1" noChangeArrowheads="1"/>
+                    </pic:cNvPicPr>
+                  </pic:nvPicPr>
+                  <pic:blipFill>
+                    <a:blip r:embed="rId12" cstate="none"/>
+                    <a:srcRect/>
+                    <a:stretch>
+                      <a:fillRect/>
+                    </a:stretch>
+                  </pic:blipFill>
+                  <pic:spPr bwMode="auto">
+                    <a:xfrm>
+                      <a:off x="0" y="0"/>
+                      <a:ext cx="5038725" cy="3067050"/>
+                    </a:xfrm>
+                    <a:prstGeom prst="rect">
+                      <a:avLst/>
+                    </a:prstGeom>
+                  </pic:spPr>
+                </pic:pic>
+              </a:graphicData>
+            </a:graphic>
+          </wp:inline>
+        </w:drawing>
+      </w:r>
+    </w:p>
+    <w:p>
+      <w:pPr>
+        <w:spacing w:after="240" w:before="80"/>
+        <w:jc w:val="center"/>
+      </w:pPr>
+      <w:r>
+        <w:rPr>
+          <w:rFonts w:ascii="Times New Roman" w:cs="Times New Roman" w:eastAsia="Times New Roman" w:hAnsi="Times New Roman"/>
+          <w:sz w:val="20"/>
+          <w:szCs w:val="20"/>
+        </w:rPr>
+        <w:t xml:space="preserve">Figura 6: Gradiente de risco transferido, com intervalo de confiança. Fonte: Dados da pesquisa (2026).</w:t>
+      </w:r>
+    </w:p>
+    <w:p>
+      <w:pPr>
+        <w:spacing w:after="120" w:line="360"/>
+        <w:ind w:firstLine="708"/>
+        <w:jc w:val="both"/>
+      </w:pPr>
+      <w:r>
+        <w:rPr>
+          <w:rFonts w:ascii="Times New Roman" w:cs="Times New Roman" w:eastAsia="Times New Roman" w:hAnsi="Times New Roman"/>
+          <w:b/>
+          <w:bCs/>
+          <w:i w:val="false"/>
+          <w:iCs w:val="false"/>
+          <w:sz w:val="24"/>
+          <w:szCs w:val="24"/>
+        </w:rPr>
+        <w:t xml:space="preserve">Unidade de reamostragem. </w:t>
+      </w:r>
+      <w:r>
+        <w:rPr>
+          <w:rFonts w:ascii="Times New Roman" w:cs="Times New Roman" w:eastAsia="Times New Roman" w:hAnsi="Times New Roman"/>
+          <w:b w:val="false"/>
+          <w:bCs w:val="false"/>
+          <w:i w:val="false"/>
+          <w:iCs w:val="false"/>
+          <w:sz w:val="24"/>
+          <w:szCs w:val="24"/>
+        </w:rPr>
+        <w:t xml:space="preserve">Os intervalos foram obtidos reamostrando projetos, e não observações individuais. As observações de um mesmo projeto não são independentes, pois compartilham equipe, processo, domínio de aplicação e critério de registro de defeito; reamostrar módulos trataria 17.377 observações como 17.377 evidências independentes e produziria intervalos artificialmente estreitos. A unidade de agrupamento correta é o projeto — o mesmo raciocínio que fundamenta a validação por exclusão sucessiva de projetos apresentada na Seção 2.3.</w:t>
+      </w:r>
+    </w:p>
+    <w:p>
+      <w:pPr>
+        <w:spacing w:after="120" w:line="360"/>
+        <w:ind w:firstLine="708"/>
+        <w:jc w:val="both"/>
+      </w:pPr>
+      <w:r>
+        <w:rPr>
+          <w:rFonts w:ascii="Times New Roman" w:cs="Times New Roman" w:eastAsia="Times New Roman" w:hAnsi="Times New Roman"/>
+          <w:b w:val="false"/>
+          <w:bCs w:val="false"/>
+          <w:i w:val="false"/>
+          <w:iCs w:val="false"/>
+          <w:sz w:val="24"/>
+          <w:szCs w:val="24"/>
+        </w:rPr>
+        <w:t xml:space="preserve">Os intervalos resultantes são largos, sobretudo no nível mais alto, cujo limite superior alcança 4,156. Isso constitui informação e não deficiência: com doze projetos, a incerteza sobre o gradiente é substancial, e reportá-la é preferível a apresentar a estimativa pontual como se fosse precisa.</w:t>
+      </w:r>
+    </w:p>
+    <w:p>
+      <w:pPr>
+        <w:spacing w:after="120" w:line="360"/>
+        <w:ind w:firstLine="708"/>
+        <w:jc w:val="both"/>
+      </w:pPr>
+      <w:r>
+        <w:rPr>
+          <w:rFonts w:ascii="Times New Roman" w:cs="Times New Roman" w:eastAsia="Times New Roman" w:hAnsi="Times New Roman"/>
+          <w:b/>
+          <w:bCs/>
+          <w:i w:val="false"/>
+          <w:iCs w:val="false"/>
+          <w:sz w:val="24"/>
+          <w:szCs w:val="24"/>
+        </w:rPr>
+        <w:t xml:space="preserve">A âncora do modelo. </w:t>
+      </w:r>
+      <w:r>
+        <w:rPr>
+          <w:rFonts w:ascii="Times New Roman" w:cs="Times New Roman" w:eastAsia="Times New Roman" w:hAnsi="Times New Roman"/>
+          <w:b w:val="false"/>
+          <w:bCs w:val="false"/>
+          <w:i w:val="false"/>
+          <w:iCs w:val="false"/>
+          <w:sz w:val="24"/>
+          <w:szCs w:val="24"/>
+        </w:rPr>
+        <w:t xml:space="preserve">A razão de risco fixa a forma da relação, não o seu nível. O risco atribuído a uma tarefa é o produto da razão por uma taxa basal de retrabalho do domínio de engenharia, que este trabalho não estima e trata explicitamente como parâmetro do modelo, a ser fixado por dado do domínio ou tratado como incerteza na simulação. Por essa razão, a base de tarefas resultante grava o multiplicador de risco e seu intervalo, e não uma probabilidade absoluta: gravar a probabilidade embutiria um valor arbitrário na base como se fosse dado observado.</w:t>
+      </w:r>
+    </w:p>
+    <w:p>
+      <w:pPr>
+        <w:spacing w:after="120" w:line="360"/>
+        <w:ind w:firstLine="708"/>
+        <w:jc w:val="both"/>
+      </w:pPr>
+      <w:r>
+        <w:rPr>
+          <w:rFonts w:ascii="Times New Roman" w:cs="Times New Roman" w:eastAsia="Times New Roman" w:hAnsi="Times New Roman"/>
+          <w:b/>
+          <w:bCs/>
+          <w:i w:val="false"/>
+          <w:iCs w:val="false"/>
+          <w:sz w:val="24"/>
+          <w:szCs w:val="24"/>
+        </w:rPr>
+        <w:t xml:space="preserve">Limitação a declarar. </w:t>
+      </w:r>
+      <w:r>
+        <w:rPr>
+          <w:rFonts w:ascii="Times New Roman" w:cs="Times New Roman" w:eastAsia="Times New Roman" w:hAnsi="Times New Roman"/>
+          <w:b w:val="false"/>
+          <w:bCs w:val="false"/>
+          <w:i w:val="false"/>
+          <w:iCs w:val="false"/>
+          <w:sz w:val="24"/>
+          <w:szCs w:val="24"/>
+        </w:rPr>
+        <w:t xml:space="preserve">A construção assume que o gradiente ordinal de risco por dificuldade é transferível entre domínios, ainda que o nível absoluto não seja. Trata-se de suposição e não de resultado. É uma suposição mais fraca do que a de equivalência métrica direta, que os dados não sustentam, mas não é vazia, e será mantida explícita na redação final.</w:t>
+      </w:r>
+    </w:p>
+    <w:p>
+      <w:pPr>
+        <w:pStyle w:val="Heading2"/>
+        <w:spacing w:after="160" w:before="280"/>
+      </w:pPr>
+      <w:r>
+        <w:rPr>
+          <w:rFonts w:ascii="Times New Roman" w:cs="Times New Roman" w:eastAsia="Times New Roman" w:hAnsi="Times New Roman"/>
+          <w:b/>
+          <w:bCs/>
+          <w:color w:val="000000"/>
+          <w:sz w:val="24"/>
+          <w:szCs w:val="24"/>
+        </w:rPr>
+        <w:t xml:space="preserve">2.7  Cronograma de atividades e próximas etapas</w:t>
+      </w:r>
+    </w:p>
+    <w:p>
+      <w:pPr>
+        <w:spacing w:after="120" w:line="360"/>
+        <w:ind w:firstLine="708"/>
+        <w:jc w:val="both"/>
+      </w:pPr>
+      <w:r>
+        <w:rPr>
+          <w:rFonts w:ascii="Times New Roman" w:cs="Times New Roman" w:eastAsia="Times New Roman" w:hAnsi="Times New Roman"/>
+          <w:b w:val="false"/>
+          <w:bCs w:val="false"/>
+          <w:i w:val="false"/>
+          <w:iCs w:val="false"/>
+          <w:sz w:val="24"/>
+          <w:szCs w:val="24"/>
+        </w:rPr>
+        <w:t xml:space="preserve">A Tabela 4 distribui cronologicamente as atividades previstas para a conclusão do trabalho.</w:t>
+      </w:r>
+    </w:p>
+    <w:p>
+      <w:pPr>
+        <w:spacing w:after="100" w:before="240"/>
+        <w:jc w:val="left"/>
+      </w:pPr>
+      <w:r>
+        <w:rPr>
+          <w:rFonts w:ascii="Times New Roman" w:cs="Times New Roman" w:eastAsia="Times New Roman" w:hAnsi="Times New Roman"/>
+          <w:b/>
+          <w:bCs/>
+          <w:sz w:val="20"/>
+          <w:szCs w:val="20"/>
+        </w:rPr>
+        <w:t xml:space="preserve">Tabela 4 – Cronograma de finalização do trabalho (TCC II)</w:t>
       </w:r>
     </w:p>
     <w:tbl>
@@ -3931,7 +7127,7 @@
                 <w:sz w:val="18"/>
                 <w:szCs w:val="18"/>
               </w:rPr>
-              <w:t xml:space="preserve">3. Construção do proxy de dificuldade técnica e da transferência ordinal de risco NASA → J60</w:t>
+              <w:t xml:space="preserve">3. Construção do índice de dificuldade e da transferência ordinal NASA → J60 (concluída)</w:t>
             </w:r>
           </w:p>
         </w:tc>
@@ -3985,7 +7181,7 @@
                 <w:sz w:val="18"/>
                 <w:szCs w:val="18"/>
               </w:rPr>
-              <w:t xml:space="preserve">X</w:t>
+              <w:t xml:space="preserve"/>
             </w:r>
           </w:p>
         </w:tc>
@@ -4095,7 +7291,7 @@
                 <w:sz w:val="18"/>
                 <w:szCs w:val="18"/>
               </w:rPr>
-              <w:t xml:space="preserve">4. Implementação do modelo de inferência difusa e integração ao simulador de equipes</w:t>
+              <w:t xml:space="preserve">4. Fixação da âncora de risco por dado do domínio de engenharia</w:t>
             </w:r>
           </w:p>
         </w:tc>
@@ -4149,6 +7345,33 @@
                 <w:sz w:val="18"/>
                 <w:szCs w:val="18"/>
               </w:rPr>
+              <w:t xml:space="preserve">X</w:t>
+            </w:r>
+          </w:p>
+        </w:tc>
+        <w:tc>
+          <w:tcPr>
+            <w:tcW w:type="dxa" w:w="960"/>
+            <w:tcMar>
+              <w:top w:type="dxa" w:w="60"/>
+              <w:left w:type="dxa" w:w="90"/>
+              <w:bottom w:type="dxa" w:w="60"/>
+              <w:right w:type="dxa" w:w="90"/>
+            </w:tcMar>
+          </w:tcPr>
+          <w:p>
+            <w:pPr>
+              <w:spacing w:after="0" w:line="240"/>
+              <w:jc w:val="center"/>
+            </w:pPr>
+            <w:r>
+              <w:rPr>
+                <w:rFonts w:ascii="Times New Roman" w:cs="Times New Roman" w:eastAsia="Times New Roman" w:hAnsi="Times New Roman"/>
+                <w:b w:val="false"/>
+                <w:bCs w:val="false"/>
+                <w:sz w:val="18"/>
+                <w:szCs w:val="18"/>
+              </w:rPr>
               <w:t xml:space="preserve"/>
             </w:r>
           </w:p>
@@ -4176,34 +7399,7 @@
                 <w:sz w:val="18"/>
                 <w:szCs w:val="18"/>
               </w:rPr>
-              <w:t xml:space="preserve">X</w:t>
-            </w:r>
-          </w:p>
-        </w:tc>
-        <w:tc>
-          <w:tcPr>
-            <w:tcW w:type="dxa" w:w="960"/>
-            <w:tcMar>
-              <w:top w:type="dxa" w:w="60"/>
-              <w:left w:type="dxa" w:w="90"/>
-              <w:bottom w:type="dxa" w:w="60"/>
-              <w:right w:type="dxa" w:w="90"/>
-            </w:tcMar>
-          </w:tcPr>
-          <w:p>
-            <w:pPr>
-              <w:spacing w:after="0" w:line="240"/>
-              <w:jc w:val="center"/>
-            </w:pPr>
-            <w:r>
-              <w:rPr>
-                <w:rFonts w:ascii="Times New Roman" w:cs="Times New Roman" w:eastAsia="Times New Roman" w:hAnsi="Times New Roman"/>
-                <w:b w:val="false"/>
-                <w:bCs w:val="false"/>
-                <w:sz w:val="18"/>
-                <w:szCs w:val="18"/>
-              </w:rPr>
-              <w:t xml:space="preserve">X</w:t>
+              <w:t xml:space="preserve"/>
             </w:r>
           </w:p>
         </w:tc>
@@ -4259,7 +7455,7 @@
                 <w:sz w:val="18"/>
                 <w:szCs w:val="18"/>
               </w:rPr>
-              <w:t xml:space="preserve">5. Ensaios finais, análise de sensibilidade e validação do modelo integrado</w:t>
+              <w:t xml:space="preserve">5. Implementação do modelo de inferência difusa e do simulador de equipes</w:t>
             </w:r>
           </w:p>
         </w:tc>
@@ -4313,88 +7509,88 @@
                 <w:sz w:val="18"/>
                 <w:szCs w:val="18"/>
               </w:rPr>
+              <w:t xml:space="preserve">X</w:t>
+            </w:r>
+          </w:p>
+        </w:tc>
+        <w:tc>
+          <w:tcPr>
+            <w:tcW w:type="dxa" w:w="960"/>
+            <w:tcMar>
+              <w:top w:type="dxa" w:w="60"/>
+              <w:left w:type="dxa" w:w="90"/>
+              <w:bottom w:type="dxa" w:w="60"/>
+              <w:right w:type="dxa" w:w="90"/>
+            </w:tcMar>
+          </w:tcPr>
+          <w:p>
+            <w:pPr>
+              <w:spacing w:after="0" w:line="240"/>
+              <w:jc w:val="center"/>
+            </w:pPr>
+            <w:r>
+              <w:rPr>
+                <w:rFonts w:ascii="Times New Roman" w:cs="Times New Roman" w:eastAsia="Times New Roman" w:hAnsi="Times New Roman"/>
+                <w:b w:val="false"/>
+                <w:bCs w:val="false"/>
+                <w:sz w:val="18"/>
+                <w:szCs w:val="18"/>
+              </w:rPr>
+              <w:t xml:space="preserve">X</w:t>
+            </w:r>
+          </w:p>
+        </w:tc>
+        <w:tc>
+          <w:tcPr>
+            <w:tcW w:type="dxa" w:w="960"/>
+            <w:tcMar>
+              <w:top w:type="dxa" w:w="60"/>
+              <w:left w:type="dxa" w:w="90"/>
+              <w:bottom w:type="dxa" w:w="60"/>
+              <w:right w:type="dxa" w:w="90"/>
+            </w:tcMar>
+          </w:tcPr>
+          <w:p>
+            <w:pPr>
+              <w:spacing w:after="0" w:line="240"/>
+              <w:jc w:val="center"/>
+            </w:pPr>
+            <w:r>
+              <w:rPr>
+                <w:rFonts w:ascii="Times New Roman" w:cs="Times New Roman" w:eastAsia="Times New Roman" w:hAnsi="Times New Roman"/>
+                <w:b w:val="false"/>
+                <w:bCs w:val="false"/>
+                <w:sz w:val="18"/>
+                <w:szCs w:val="18"/>
+              </w:rPr>
+              <w:t xml:space="preserve">X</w:t>
+            </w:r>
+          </w:p>
+        </w:tc>
+        <w:tc>
+          <w:tcPr>
+            <w:tcW w:type="dxa" w:w="960"/>
+            <w:tcMar>
+              <w:top w:type="dxa" w:w="60"/>
+              <w:left w:type="dxa" w:w="90"/>
+              <w:bottom w:type="dxa" w:w="60"/>
+              <w:right w:type="dxa" w:w="90"/>
+            </w:tcMar>
+          </w:tcPr>
+          <w:p>
+            <w:pPr>
+              <w:spacing w:after="0" w:line="240"/>
+              <w:jc w:val="center"/>
+            </w:pPr>
+            <w:r>
+              <w:rPr>
+                <w:rFonts w:ascii="Times New Roman" w:cs="Times New Roman" w:eastAsia="Times New Roman" w:hAnsi="Times New Roman"/>
+                <w:b w:val="false"/>
+                <w:bCs w:val="false"/>
+                <w:sz w:val="18"/>
+                <w:szCs w:val="18"/>
+              </w:rPr>
               <w:t xml:space="preserve"/>
-            </w:r>
-          </w:p>
-        </w:tc>
-        <w:tc>
-          <w:tcPr>
-            <w:tcW w:type="dxa" w:w="960"/>
-            <w:tcMar>
-              <w:top w:type="dxa" w:w="60"/>
-              <w:left w:type="dxa" w:w="90"/>
-              <w:bottom w:type="dxa" w:w="60"/>
-              <w:right w:type="dxa" w:w="90"/>
-            </w:tcMar>
-          </w:tcPr>
-          <w:p>
-            <w:pPr>
-              <w:spacing w:after="0" w:line="240"/>
-              <w:jc w:val="center"/>
-            </w:pPr>
-            <w:r>
-              <w:rPr>
-                <w:rFonts w:ascii="Times New Roman" w:cs="Times New Roman" w:eastAsia="Times New Roman" w:hAnsi="Times New Roman"/>
-                <w:b w:val="false"/>
-                <w:bCs w:val="false"/>
-                <w:sz w:val="18"/>
-                <w:szCs w:val="18"/>
-              </w:rPr>
-              <w:t xml:space="preserve"/>
-            </w:r>
-          </w:p>
-        </w:tc>
-        <w:tc>
-          <w:tcPr>
-            <w:tcW w:type="dxa" w:w="960"/>
-            <w:tcMar>
-              <w:top w:type="dxa" w:w="60"/>
-              <w:left w:type="dxa" w:w="90"/>
-              <w:bottom w:type="dxa" w:w="60"/>
-              <w:right w:type="dxa" w:w="90"/>
-            </w:tcMar>
-          </w:tcPr>
-          <w:p>
-            <w:pPr>
-              <w:spacing w:after="0" w:line="240"/>
-              <w:jc w:val="center"/>
-            </w:pPr>
-            <w:r>
-              <w:rPr>
-                <w:rFonts w:ascii="Times New Roman" w:cs="Times New Roman" w:eastAsia="Times New Roman" w:hAnsi="Times New Roman"/>
-                <w:b w:val="false"/>
-                <w:bCs w:val="false"/>
-                <w:sz w:val="18"/>
-                <w:szCs w:val="18"/>
-              </w:rPr>
-              <w:t xml:space="preserve">X</w:t>
-            </w:r>
-          </w:p>
-        </w:tc>
-        <w:tc>
-          <w:tcPr>
-            <w:tcW w:type="dxa" w:w="960"/>
-            <w:tcMar>
-              <w:top w:type="dxa" w:w="60"/>
-              <w:left w:type="dxa" w:w="90"/>
-              <w:bottom w:type="dxa" w:w="60"/>
-              <w:right w:type="dxa" w:w="90"/>
-            </w:tcMar>
-          </w:tcPr>
-          <w:p>
-            <w:pPr>
-              <w:spacing w:after="0" w:line="240"/>
-              <w:jc w:val="center"/>
-            </w:pPr>
-            <w:r>
-              <w:rPr>
-                <w:rFonts w:ascii="Times New Roman" w:cs="Times New Roman" w:eastAsia="Times New Roman" w:hAnsi="Times New Roman"/>
-                <w:b w:val="false"/>
-                <w:bCs w:val="false"/>
-                <w:sz w:val="18"/>
-                <w:szCs w:val="18"/>
-              </w:rPr>
-              <w:t xml:space="preserve">X</w:t>
             </w:r>
           </w:p>
         </w:tc>
@@ -4423,7 +7619,171 @@
                 <w:sz w:val="18"/>
                 <w:szCs w:val="18"/>
               </w:rPr>
-              <w:t xml:space="preserve">6. Redação final da monografia conforme normas ABNT e preparação da defesa</w:t>
+              <w:t xml:space="preserve">6. Ensaios finais, análise de sensibilidade e validação do modelo integrado</w:t>
+            </w:r>
+          </w:p>
+        </w:tc>
+        <w:tc>
+          <w:tcPr>
+            <w:tcW w:type="dxa" w:w="960"/>
+            <w:tcMar>
+              <w:top w:type="dxa" w:w="60"/>
+              <w:left w:type="dxa" w:w="90"/>
+              <w:bottom w:type="dxa" w:w="60"/>
+              <w:right w:type="dxa" w:w="90"/>
+            </w:tcMar>
+          </w:tcPr>
+          <w:p>
+            <w:pPr>
+              <w:spacing w:after="0" w:line="240"/>
+              <w:jc w:val="center"/>
+            </w:pPr>
+            <w:r>
+              <w:rPr>
+                <w:rFonts w:ascii="Times New Roman" w:cs="Times New Roman" w:eastAsia="Times New Roman" w:hAnsi="Times New Roman"/>
+                <w:b w:val="false"/>
+                <w:bCs w:val="false"/>
+                <w:sz w:val="18"/>
+                <w:szCs w:val="18"/>
+              </w:rPr>
+              <w:t xml:space="preserve"/>
+            </w:r>
+          </w:p>
+        </w:tc>
+        <w:tc>
+          <w:tcPr>
+            <w:tcW w:type="dxa" w:w="960"/>
+            <w:tcMar>
+              <w:top w:type="dxa" w:w="60"/>
+              <w:left w:type="dxa" w:w="90"/>
+              <w:bottom w:type="dxa" w:w="60"/>
+              <w:right w:type="dxa" w:w="90"/>
+            </w:tcMar>
+          </w:tcPr>
+          <w:p>
+            <w:pPr>
+              <w:spacing w:after="0" w:line="240"/>
+              <w:jc w:val="center"/>
+            </w:pPr>
+            <w:r>
+              <w:rPr>
+                <w:rFonts w:ascii="Times New Roman" w:cs="Times New Roman" w:eastAsia="Times New Roman" w:hAnsi="Times New Roman"/>
+                <w:b w:val="false"/>
+                <w:bCs w:val="false"/>
+                <w:sz w:val="18"/>
+                <w:szCs w:val="18"/>
+              </w:rPr>
+              <w:t xml:space="preserve"/>
+            </w:r>
+          </w:p>
+        </w:tc>
+        <w:tc>
+          <w:tcPr>
+            <w:tcW w:type="dxa" w:w="960"/>
+            <w:tcMar>
+              <w:top w:type="dxa" w:w="60"/>
+              <w:left w:type="dxa" w:w="90"/>
+              <w:bottom w:type="dxa" w:w="60"/>
+              <w:right w:type="dxa" w:w="90"/>
+            </w:tcMar>
+          </w:tcPr>
+          <w:p>
+            <w:pPr>
+              <w:spacing w:after="0" w:line="240"/>
+              <w:jc w:val="center"/>
+            </w:pPr>
+            <w:r>
+              <w:rPr>
+                <w:rFonts w:ascii="Times New Roman" w:cs="Times New Roman" w:eastAsia="Times New Roman" w:hAnsi="Times New Roman"/>
+                <w:b w:val="false"/>
+                <w:bCs w:val="false"/>
+                <w:sz w:val="18"/>
+                <w:szCs w:val="18"/>
+              </w:rPr>
+              <w:t xml:space="preserve"/>
+            </w:r>
+          </w:p>
+        </w:tc>
+        <w:tc>
+          <w:tcPr>
+            <w:tcW w:type="dxa" w:w="960"/>
+            <w:tcMar>
+              <w:top w:type="dxa" w:w="60"/>
+              <w:left w:type="dxa" w:w="90"/>
+              <w:bottom w:type="dxa" w:w="60"/>
+              <w:right w:type="dxa" w:w="90"/>
+            </w:tcMar>
+          </w:tcPr>
+          <w:p>
+            <w:pPr>
+              <w:spacing w:after="0" w:line="240"/>
+              <w:jc w:val="center"/>
+            </w:pPr>
+            <w:r>
+              <w:rPr>
+                <w:rFonts w:ascii="Times New Roman" w:cs="Times New Roman" w:eastAsia="Times New Roman" w:hAnsi="Times New Roman"/>
+                <w:b w:val="false"/>
+                <w:bCs w:val="false"/>
+                <w:sz w:val="18"/>
+                <w:szCs w:val="18"/>
+              </w:rPr>
+              <w:t xml:space="preserve">X</w:t>
+            </w:r>
+          </w:p>
+        </w:tc>
+        <w:tc>
+          <w:tcPr>
+            <w:tcW w:type="dxa" w:w="960"/>
+            <w:tcMar>
+              <w:top w:type="dxa" w:w="60"/>
+              <w:left w:type="dxa" w:w="90"/>
+              <w:bottom w:type="dxa" w:w="60"/>
+              <w:right w:type="dxa" w:w="90"/>
+            </w:tcMar>
+          </w:tcPr>
+          <w:p>
+            <w:pPr>
+              <w:spacing w:after="0" w:line="240"/>
+              <w:jc w:val="center"/>
+            </w:pPr>
+            <w:r>
+              <w:rPr>
+                <w:rFonts w:ascii="Times New Roman" w:cs="Times New Roman" w:eastAsia="Times New Roman" w:hAnsi="Times New Roman"/>
+                <w:b w:val="false"/>
+                <w:bCs w:val="false"/>
+                <w:sz w:val="18"/>
+                <w:szCs w:val="18"/>
+              </w:rPr>
+              <w:t xml:space="preserve">X</w:t>
+            </w:r>
+          </w:p>
+        </w:tc>
+      </w:tr>
+      <w:tr>
+        <w:tc>
+          <w:tcPr>
+            <w:tcW w:type="dxa" w:w="4270"/>
+            <w:tcMar>
+              <w:top w:type="dxa" w:w="60"/>
+              <w:left w:type="dxa" w:w="90"/>
+              <w:bottom w:type="dxa" w:w="60"/>
+              <w:right w:type="dxa" w:w="90"/>
+            </w:tcMar>
+          </w:tcPr>
+          <w:p>
+            <w:pPr>
+              <w:spacing w:after="0" w:line="240"/>
+              <w:jc w:val="left"/>
+            </w:pPr>
+            <w:r>
+              <w:rPr>
+                <w:rFonts w:ascii="Times New Roman" w:cs="Times New Roman" w:eastAsia="Times New Roman" w:hAnsi="Times New Roman"/>
+                <w:b w:val="false"/>
+                <w:bCs w:val="false"/>
+                <w:sz w:val="18"/>
+                <w:szCs w:val="18"/>
+              </w:rPr>
+              <w:t xml:space="preserve">7. Redação final da monografia conforme normas ABNT e preparação da defesa</w:t>
             </w:r>
           </w:p>
         </w:tc>
@@ -4606,6 +7966,34 @@
           <w:sz w:val="24"/>
           <w:szCs w:val="24"/>
         </w:rPr>
+        <w:t xml:space="preserve">BEIN, W. W.; KAMBUROWSKI, J.; STALLMANN, M. F. M. Optimal reduction of two-terminal directed acyclic graphs. SIAM Journal on Computing, v. 21, n. 6, p. 1112-1129, 1992.</w:t>
+      </w:r>
+    </w:p>
+    <w:p>
+      <w:pPr>
+        <w:spacing w:after="200" w:line="240"/>
+        <w:jc w:val="both"/>
+      </w:pPr>
+      <w:r>
+        <w:rPr>
+          <w:rFonts w:ascii="Times New Roman" w:cs="Times New Roman" w:eastAsia="Times New Roman" w:hAnsi="Times New Roman"/>
+          <w:sz w:val="24"/>
+          <w:szCs w:val="24"/>
+        </w:rPr>
+        <w:t xml:space="preserve">DE REYCK, B.; HERROELEN, W. On the use of the complexity index as a measure of complexity in activity networks. European Journal of Operational Research, v. 91, n. 2, p. 347-366, 1996.</w:t>
+      </w:r>
+    </w:p>
+    <w:p>
+      <w:pPr>
+        <w:spacing w:after="200" w:line="240"/>
+        <w:jc w:val="both"/>
+      </w:pPr>
+      <w:r>
+        <w:rPr>
+          <w:rFonts w:ascii="Times New Roman" w:cs="Times New Roman" w:eastAsia="Times New Roman" w:hAnsi="Times New Roman"/>
+          <w:sz w:val="24"/>
+          <w:szCs w:val="24"/>
+        </w:rPr>
         <w:t xml:space="preserve">McCABE, T. J. A complexity measure. IEEE Transactions on Software Engineering, v. SE-2, n. 4, p. 308-320, 1976.</w:t>
       </w:r>
     </w:p>
@@ -4663,6 +8051,76 @@
           <w:szCs w:val="24"/>
         </w:rPr>
         <w:t xml:space="preserve">SHEPPERD, M. The cleaned NASA MDP data sets. Thoughts on Empirical Software Engineering, 1 abr. 2018. Disponível em: https://empiricalsoftwareengineering.wordpress.com. Acesso em: 3 set. 2026.</w:t>
+      </w:r>
+    </w:p>
+    <w:p>
+      <w:pPr>
+        <w:spacing w:after="200" w:line="240"/>
+        <w:jc w:val="both"/>
+      </w:pPr>
+      <w:r>
+        <w:rPr>
+          <w:rFonts w:ascii="Times New Roman" w:cs="Times New Roman" w:eastAsia="Times New Roman" w:hAnsi="Times New Roman"/>
+          <w:sz w:val="24"/>
+          <w:szCs w:val="24"/>
+        </w:rPr>
+        <w:t xml:space="preserve">CROWDER, R. M.; ROBINSON, M. A.; HUGHES, H. P. N. et al. The development of an agent-based modeling framework for simulating engineering team work. IEEE Transactions on Systems, Man, and Cybernetics – Part A: Systems and Humans, v. 42, n. 6, p. 1425-1439, 2012.</w:t>
+      </w:r>
+    </w:p>
+    <w:p>
+      <w:pPr>
+        <w:spacing w:after="200" w:line="240"/>
+        <w:jc w:val="both"/>
+      </w:pPr>
+      <w:r>
+        <w:rPr>
+          <w:rFonts w:ascii="Times New Roman" w:cs="Times New Roman" w:eastAsia="Times New Roman" w:hAnsi="Times New Roman"/>
+          <w:sz w:val="24"/>
+          <w:szCs w:val="24"/>
+        </w:rPr>
+        <w:t xml:space="preserve">LIU, S.; TRIANTIS, K. P.; SARANGI, S. Representing qualitative variables and their interactions with fuzzy logic in system dynamics modeling. Systems Research and Behavioral Science, v. 28, p. 245-263, 2011.</w:t>
+      </w:r>
+    </w:p>
+    <w:p>
+      <w:pPr>
+        <w:spacing w:after="200" w:line="240"/>
+        <w:jc w:val="both"/>
+      </w:pPr>
+      <w:r>
+        <w:rPr>
+          <w:rFonts w:ascii="Times New Roman" w:cs="Times New Roman" w:eastAsia="Times New Roman" w:hAnsi="Times New Roman"/>
+          <w:sz w:val="24"/>
+          <w:szCs w:val="24"/>
+        </w:rPr>
+        <w:t xml:space="preserve">MACAL, C. M.; NORTH, M. J. Tutorial on agent-based modelling and simulation. Journal of Simulation, v. 4, n. 3, p. 151-162, 2010.</w:t>
+      </w:r>
+    </w:p>
+    <w:p>
+      <w:pPr>
+        <w:spacing w:after="200" w:line="240"/>
+        <w:jc w:val="both"/>
+      </w:pPr>
+      <w:r>
+        <w:rPr>
+          <w:rFonts w:ascii="Times New Roman" w:cs="Times New Roman" w:eastAsia="Times New Roman" w:hAnsi="Times New Roman"/>
+          <w:sz w:val="24"/>
+          <w:szCs w:val="24"/>
+        </w:rPr>
+        <w:t xml:space="preserve">RODRIGUES, A. G. The application of system dynamics to project management: an integrated methodology (SYDPIM). Tese (Doctor of Philosophy) — University of Strathclyde, Glasgow, 2000.</w:t>
+      </w:r>
+    </w:p>
+    <w:p>
+      <w:pPr>
+        <w:spacing w:after="200" w:line="240"/>
+        <w:jc w:val="both"/>
+      </w:pPr>
+      <w:r>
+        <w:rPr>
+          <w:rFonts w:ascii="Times New Roman" w:cs="Times New Roman" w:eastAsia="Times New Roman" w:hAnsi="Times New Roman"/>
+          <w:sz w:val="24"/>
+          <w:szCs w:val="24"/>
+        </w:rPr>
+        <w:t xml:space="preserve">STERMAN, J. D. Business dynamics: systems thinking and modeling for a complex world. Boston: Irwin/McGraw-Hill, 2000.</w:t>
       </w:r>
     </w:p>
     <w:p>

--- a/docs/entrega1_metodologia_resultados_iniciais.docx
+++ b/docs/entrega1_metodologia_resultados_iniciais.docx
@@ -1104,27 +1104,22 @@
     </w:p>
     <w:p>
       <w:pPr>
-        <w:pStyle w:val="Heading2"/>
-        <w:spacing w:after="160" w:before="280"/>
+        <w:spacing w:after="120" w:line="360"/>
+        <w:ind w:firstLine="708"/>
+        <w:jc w:val="both"/>
       </w:pPr>
       <w:r>
         <w:rPr>
           <w:rFonts w:ascii="Times New Roman" w:cs="Times New Roman" w:eastAsia="Times New Roman" w:hAnsi="Times New Roman"/>
           <w:b/>
           <w:bCs/>
-          <w:color w:val="000000"/>
-          <w:sz w:val="24"/>
-          <w:szCs w:val="24"/>
-        </w:rPr>
-        <w:t xml:space="preserve">1.6  Instrumental de calibração empírica</w:t>
-      </w:r>
-    </w:p>
-    <w:p>
-      <w:pPr>
-        <w:spacing w:after="120" w:line="360"/>
-        <w:ind w:firstLine="708"/>
-        <w:jc w:val="both"/>
-      </w:pPr>
+          <w:i w:val="false"/>
+          <w:iCs w:val="false"/>
+          <w:sz w:val="24"/>
+          <w:szCs w:val="24"/>
+        </w:rPr>
+        <w:t xml:space="preserve">Os três estoques. </w:t>
+      </w:r>
       <w:r>
         <w:rPr>
           <w:rFonts w:ascii="Times New Roman" w:cs="Times New Roman" w:eastAsia="Times New Roman" w:hAnsi="Times New Roman"/>
@@ -1135,12 +1130,13 @@
           <w:sz w:val="24"/>
           <w:szCs w:val="24"/>
         </w:rPr>
-        <w:t xml:space="preserve">As equações anteriores descrevem o modelo; as seguintes descrevem os métodos empregados para estimar, a partir de dados observados, os parâmetros Dᵢ e F_base que nelas aparecem. As equações (6) a (9) constituem o instrumental estatístico; as (10) a (12), os parâmetros de delineamento das instâncias; e as (13) a (19), a construção do índice de dificuldade e a transferência de risco entre domínios.</w:t>
+        <w:t xml:space="preserve">A camada de dinâmica de sistemas do modelo é composta por três estoques, cujas taxas de entrada e saída são alimentadas pelas decisões dos agentes. O desgaste cognitivo acumulado (S_DC) acumula a drenagem da bateria cognitiva de todos os agentes e mede o custo cognitivo total incorrido pela equipe. O progresso validado (S_PV) acumula a duração nominal das tarefas concluídas sem defeito, e é a única medida de avanço que o modelo considera legítima: uma tarefa concluída com defeito oculto não incrementa esse estoque, ainda que o cronograma a registre como pronta. A dívida técnica latente (S_UR) acumula o esforço de retrabalho que já foi gerado mas ainda não foi detectado, medido em períodos de trabalho futuro; é o estoque que materializa a diferença entre progresso aparente e progresso real.</w:t>
       </w:r>
     </w:p>
     <w:p>
       <w:pPr>
         <w:spacing w:after="120" w:line="360"/>
+        <w:ind w:firstLine="708"/>
         <w:jc w:val="both"/>
       </w:pPr>
       <w:r>
@@ -1153,7 +1149,38 @@
           <w:sz w:val="24"/>
           <w:szCs w:val="24"/>
         </w:rPr>
-        <w:t xml:space="preserve">A associação entre métricas e ocorrência de defeito é modelada por regressão logística. Como o desfecho é binário, modela-se o logaritmo da chance, e não a probabilidade — esta é limitada ao intervalo [0,1], que uma função linear extrapolaria:</w:t>
+        <w:t xml:space="preserve">A separação entre S_PV e o simples número de tarefas concluídas é o mecanismo pelo qual o modelo representa a patologia central que o trabalho investiga: sob pressão, a equipe continua a marcar tarefas como concluídas enquanto S_PV estagna e S_UR cresce, de modo que o painel de controle do projeto melhora exatamente enquanto o projeto piora.</w:t>
+      </w:r>
+    </w:p>
+    <w:p>
+      <w:pPr>
+        <w:spacing w:after="120" w:line="360"/>
+        <w:ind w:firstLine="708"/>
+        <w:jc w:val="both"/>
+      </w:pPr>
+      <w:r>
+        <w:rPr>
+          <w:rFonts w:ascii="Times New Roman" w:cs="Times New Roman" w:eastAsia="Times New Roman" w:hAnsi="Times New Roman"/>
+          <w:b/>
+          <w:bCs/>
+          <w:i w:val="false"/>
+          <w:iCs w:val="false"/>
+          <w:sz w:val="24"/>
+          <w:szCs w:val="24"/>
+        </w:rPr>
+        <w:t xml:space="preserve">Portas de decisão. </w:t>
+      </w:r>
+      <w:r>
+        <w:rPr>
+          <w:rFonts w:ascii="Times New Roman" w:cs="Times New Roman" w:eastAsia="Times New Roman" w:hAnsi="Times New Roman"/>
+          <w:b w:val="false"/>
+          <w:bCs w:val="false"/>
+          <w:i w:val="false"/>
+          <w:iCs w:val="false"/>
+          <w:sz w:val="24"/>
+          <w:szCs w:val="24"/>
+        </w:rPr>
+        <w:t xml:space="preserve">A cada período, para cada tarefa elegível, o agente designado percorre uma árvore de três portas. A Porta 1 corresponde ao modo heurístico: acionada quando o esforço percebido excede o limiar de saturação, ela executa a tarefa com custo cognitivo elevado e probabilidade de defeito aumentada, e é a porta pela qual o defeito tende a ficar oculto. A Porta 2 corresponde ao adiamento: o agente reconhece que não dispõe de condições para executar a tarefa e a devolve à fila, incorrendo em tempo improdutivo. A Porta 3 corresponde à execução analítica: o agente executa a tarefa em modo deliberado, com custo cognitivo menor e risco de defeito reduzido ao patamar basal da faixa de dificuldade. A probabilidade de transição entre os modos é estocástica e governada pela Equação 6.</w:t>
       </w:r>
     </w:p>
     <w:p>
@@ -1173,7 +1200,7 @@
           <w:sz w:val="24"/>
           <w:szCs w:val="24"/>
         </w:rPr>
-        <w:t xml:space="preserve">ln [ p / ( 1 − p ) ] = β₀ + β₁x₁ + β₂x₂ + … + βₚxₚ</w:t>
+        <w:t xml:space="preserve">p_heurístico = 1 / ( 1 + exp[ − ( E − τ_sat ) / s ] )</w:t>
       </w:r>
       <w:r>
         <w:rPr>
@@ -1198,7 +1225,7 @@
           <w:sz w:val="20"/>
           <w:szCs w:val="20"/>
         </w:rPr>
-        <w:t xml:space="preserve">p</w:t>
+        <w:t xml:space="preserve">E</w:t>
       </w:r>
       <w:r>
         <w:rPr>
@@ -1206,7 +1233,7 @@
           <w:sz w:val="20"/>
           <w:szCs w:val="20"/>
         </w:rPr>
-        <w:t xml:space="preserve">  — probabilidade de o módulo ser defeituoso;</w:t>
+        <w:t xml:space="preserve">  esforço percebido, conforme Equação 1;</w:t>
       </w:r>
     </w:p>
     <w:p>
@@ -1223,7 +1250,7 @@
           <w:sz w:val="20"/>
           <w:szCs w:val="20"/>
         </w:rPr>
-        <w:t xml:space="preserve">xᵢ</w:t>
+        <w:t xml:space="preserve">τ_sat</w:t>
       </w:r>
       <w:r>
         <w:rPr>
@@ -1231,7 +1258,7 @@
           <w:sz w:val="20"/>
           <w:szCs w:val="20"/>
         </w:rPr>
-        <w:t xml:space="preserve">  — variáveis explicativas, incluindo o projeto de origem como fator;</w:t>
+        <w:t xml:space="preserve">  limiar de saturação cognitiva do agente;</w:t>
       </w:r>
     </w:p>
     <w:p>
@@ -1248,7 +1275,7 @@
           <w:sz w:val="20"/>
           <w:szCs w:val="20"/>
         </w:rPr>
-        <w:t xml:space="preserve">βᵢ</w:t>
+        <w:t xml:space="preserve">s</w:t>
       </w:r>
       <w:r>
         <w:rPr>
@@ -1256,12 +1283,13 @@
           <w:sz w:val="20"/>
           <w:szCs w:val="20"/>
         </w:rPr>
-        <w:t xml:space="preserve">  — coeficientes estimados por máxima verossimilhança.</w:t>
+        <w:t xml:space="preserve">  parâmetro de suavidade da transição.</w:t>
       </w:r>
     </w:p>
     <w:p>
       <w:pPr>
         <w:spacing w:after="120" w:line="360"/>
+        <w:ind w:firstLine="708"/>
         <w:jc w:val="both"/>
       </w:pPr>
       <w:r>
@@ -1274,7 +1302,735 @@
           <w:sz w:val="24"/>
           <w:szCs w:val="24"/>
         </w:rPr>
-        <w:t xml:space="preserve">A interpretação dos coeficientes dá-se pela razão de chances, que exprime por quanto a chance de defeito é multiplicada a cada aumento unitário na variável, mantidas as demais constantes:</w:t>
+        <w:t xml:space="preserve">A formulação estocástica foi adotada porque o texto do TCC I descreve a transição como estocástica enquanto o pseudocódigo a escreve como limiar determinístico. Com s tendendo a zero a Equação 6 recupera o limiar determinístico, de modo que as duas leituras passam a ser alternativas testáveis por análise de sensibilidade em vez de escolhas arbitrárias.</w:t>
+      </w:r>
+    </w:p>
+    <w:p>
+      <w:pPr>
+        <w:pStyle w:val="Heading2"/>
+        <w:spacing w:after="160" w:before="280"/>
+      </w:pPr>
+      <w:r>
+        <w:rPr>
+          <w:rFonts w:ascii="Times New Roman" w:cs="Times New Roman" w:eastAsia="Times New Roman" w:hAnsi="Times New Roman"/>
+          <w:b/>
+          <w:bCs/>
+          <w:color w:val="000000"/>
+          <w:sz w:val="24"/>
+          <w:szCs w:val="24"/>
+        </w:rPr>
+        <w:t xml:space="preserve">1.6  Sistema de inferência difusa e garantia de monotonicidade</w:t>
+      </w:r>
+    </w:p>
+    <w:p>
+      <w:pPr>
+        <w:spacing w:after="120" w:line="360"/>
+        <w:ind w:firstLine="708"/>
+        <w:jc w:val="both"/>
+      </w:pPr>
+      <w:r>
+        <w:rPr>
+          <w:rFonts w:ascii="Times New Roman" w:cs="Times New Roman" w:eastAsia="Times New Roman" w:hAnsi="Times New Roman"/>
+          <w:b w:val="false"/>
+          <w:bCs w:val="false"/>
+          <w:i w:val="false"/>
+          <w:iCs w:val="false"/>
+          <w:sz w:val="24"/>
+          <w:szCs w:val="24"/>
+        </w:rPr>
+        <w:t xml:space="preserve">Os multiplicadores de produtividade μ_cognitivo e μ_rede são produzidos por um sistema de inferência difusa de Mamdani–Assilian com duas entradas, três termos linguísticos triangulares por variável, base completa de nove regras e defuzzificação por centroide, conforme especificado na fase conceitual do trabalho e conforme a prática consolidada de acoplar lógica difusa a modelos de dinâmica de sistemas (LIU; TRIANTIS; SARANGI, 2011).</w:t>
+      </w:r>
+    </w:p>
+    <w:p>
+      <w:pPr>
+        <w:spacing w:after="120" w:line="360"/>
+        <w:ind w:firstLine="708"/>
+        <w:jc w:val="both"/>
+      </w:pPr>
+      <w:r>
+        <w:rPr>
+          <w:rFonts w:ascii="Times New Roman" w:cs="Times New Roman" w:eastAsia="Times New Roman" w:hAnsi="Times New Roman"/>
+          <w:b/>
+          <w:bCs/>
+          <w:i w:val="false"/>
+          <w:iCs w:val="false"/>
+          <w:sz w:val="24"/>
+          <w:szCs w:val="24"/>
+        </w:rPr>
+        <w:t xml:space="preserve">Requisito de monotonicidade. </w:t>
+      </w:r>
+      <w:r>
+        <w:rPr>
+          <w:rFonts w:ascii="Times New Roman" w:cs="Times New Roman" w:eastAsia="Times New Roman" w:hAnsi="Times New Roman"/>
+          <w:b w:val="false"/>
+          <w:bCs w:val="false"/>
+          <w:i w:val="false"/>
+          <w:iCs w:val="false"/>
+          <w:sz w:val="24"/>
+          <w:szCs w:val="24"/>
+        </w:rPr>
+        <w:t xml:space="preserve">A saída do sistema é um multiplicador de produtividade. Exige-se, portanto, que ela seja monotonicamente não crescente em ambas as entradas: a produtividade não pode aumentar quando a fadiga ou a pressão aumentam. Trata-se de requisito estrutural do modelo, e não de preferência estética; sua violação tornaria possível que uma equipe mais fatigada produzisse mais.</w:t>
+      </w:r>
+    </w:p>
+    <w:p>
+      <w:pPr>
+        <w:spacing w:after="120" w:line="360"/>
+        <w:ind w:firstLine="708"/>
+        <w:jc w:val="both"/>
+      </w:pPr>
+      <w:r>
+        <w:rPr>
+          <w:rFonts w:ascii="Times New Roman" w:cs="Times New Roman" w:eastAsia="Times New Roman" w:hAnsi="Times New Roman"/>
+          <w:b w:val="false"/>
+          <w:bCs w:val="false"/>
+          <w:i w:val="false"/>
+          <w:iCs w:val="false"/>
+          <w:sz w:val="24"/>
+          <w:szCs w:val="24"/>
+        </w:rPr>
+        <w:t xml:space="preserve">A implementação inicial, fiel à especificação conceitual, empregava a t-norma mínimo, isto é, a inferência conhecida como Max-Min. A superfície resultante apresentou regiões de derivada positiva. O refinamento sucessivo da malha de integração mostrou que o efeito não era artefato de discretização: a violação escalava linearmente com o passo da malha, convergindo para uma derivada positiva máxima de aproximadamente 0,26.</w:t>
+      </w:r>
+    </w:p>
+    <w:p>
+      <w:pPr>
+        <w:spacing w:after="120" w:line="360"/>
+        <w:ind w:firstLine="708"/>
+        <w:jc w:val="both"/>
+      </w:pPr>
+      <w:r>
+        <w:rPr>
+          <w:rFonts w:ascii="Times New Roman" w:cs="Times New Roman" w:eastAsia="Times New Roman" w:hAnsi="Times New Roman"/>
+          <w:b/>
+          <w:bCs/>
+          <w:i w:val="false"/>
+          <w:iCs w:val="false"/>
+          <w:sz w:val="24"/>
+          <w:szCs w:val="24"/>
+        </w:rPr>
+        <w:t xml:space="preserve">A causa é um resultado formal. </w:t>
+      </w:r>
+      <w:r>
+        <w:rPr>
+          <w:rFonts w:ascii="Times New Roman" w:cs="Times New Roman" w:eastAsia="Times New Roman" w:hAnsi="Times New Roman"/>
+          <w:b w:val="false"/>
+          <w:bCs w:val="false"/>
+          <w:i w:val="false"/>
+          <w:iCs w:val="false"/>
+          <w:sz w:val="24"/>
+          <w:szCs w:val="24"/>
+        </w:rPr>
+        <w:t xml:space="preserve">Van Broekhoven e De Baets (2009) demonstram que a monotonicidade de modelos de Mamdani–Assilian sob defuzzificação por centroide não decorre de a base de regras ser monótona, e enumeram as cinco únicas configurações para as quais a garantia existe. Para modelos de duas entradas há uma única configuração garantida: t-norma produto com base de regras monótona e suave. A combinação de duas entradas com t-norma mínimo não figura entre elas. A não monotonicidade observada não era, portanto, defeito de implementação nem ruído numérico, mas o comportamento previsto pela teoria para a configuração escolhida.</w:t>
+      </w:r>
+    </w:p>
+    <w:p>
+      <w:pPr>
+        <w:spacing w:after="120" w:line="360"/>
+        <w:ind w:firstLine="708"/>
+        <w:jc w:val="both"/>
+      </w:pPr>
+      <w:r>
+        <w:rPr>
+          <w:rFonts w:ascii="Times New Roman" w:cs="Times New Roman" w:eastAsia="Times New Roman" w:hAnsi="Times New Roman"/>
+          <w:b w:val="false"/>
+          <w:bCs w:val="false"/>
+          <w:i w:val="false"/>
+          <w:iCs w:val="false"/>
+          <w:sz w:val="24"/>
+          <w:szCs w:val="24"/>
+        </w:rPr>
+        <w:t xml:space="preserve">Duas premissas do teorema foram verificadas por código sobre a base de regras adotada. A primeira, de que a base seja monótona e suave nos termos das Definições 2.1 e 2.2 dos autores, já era satisfeita: as diferenças de índice de consequente entre regras vizinhas são todas nulas ou unitárias. A segunda, de que os termos de saída constituam uma partição difusa, não era satisfeita pelos conjuntos originalmente adotados, cujas pertinências somavam entre zero e um ao longo do domínio.</w:t>
+      </w:r>
+    </w:p>
+    <w:p>
+      <w:pPr>
+        <w:spacing w:after="120" w:line="360"/>
+        <w:ind w:firstLine="708"/>
+        <w:jc w:val="both"/>
+      </w:pPr>
+      <w:r>
+        <w:rPr>
+          <w:rFonts w:ascii="Times New Roman" w:cs="Times New Roman" w:eastAsia="Times New Roman" w:hAnsi="Times New Roman"/>
+          <w:b/>
+          <w:bCs/>
+          <w:i w:val="false"/>
+          <w:iCs w:val="false"/>
+          <w:sz w:val="24"/>
+          <w:szCs w:val="24"/>
+        </w:rPr>
+        <w:t xml:space="preserve">Decisão metodológica. </w:t>
+      </w:r>
+      <w:r>
+        <w:rPr>
+          <w:rFonts w:ascii="Times New Roman" w:cs="Times New Roman" w:eastAsia="Times New Roman" w:hAnsi="Times New Roman"/>
+          <w:b w:val="false"/>
+          <w:bCs w:val="false"/>
+          <w:i w:val="false"/>
+          <w:iCs w:val="false"/>
+          <w:sz w:val="24"/>
+          <w:szCs w:val="24"/>
+        </w:rPr>
+        <w:t xml:space="preserve">Adotou-se a configuração garantida: t-norma produto e partição difusa uniforme na saída. A configuração originalmente especificada foi mantida como valor alternativo do parâmetro declarado t_norma e é executada em varredura, de modo que a diferença entre as duas seja medida e não decretada. A Tabela 1 apresenta a medição sobre malha de 161 por 161 pontos.</w:t>
+      </w:r>
+    </w:p>
+    <w:p>
+      <w:pPr>
+        <w:spacing w:after="100" w:before="240"/>
+        <w:jc w:val="left"/>
+      </w:pPr>
+      <w:r>
+        <w:rPr>
+          <w:rFonts w:ascii="Times New Roman" w:cs="Times New Roman" w:eastAsia="Times New Roman" w:hAnsi="Times New Roman"/>
+          <w:b/>
+          <w:bCs/>
+          <w:sz w:val="20"/>
+          <w:szCs w:val="20"/>
+        </w:rPr>
+        <w:t xml:space="preserve">Tabela 1 – Maior derivada positiva da superfície difusa por configuração de inferência</w:t>
+      </w:r>
+    </w:p>
+    <w:tbl>
+      <w:tblPr>
+        <w:tblW w:type="dxa" w:w="9070"/>
+        <w:tblBorders>
+          <w:top w:val="single" w:color="888888" w:sz="4"/>
+          <w:left w:val="single" w:color="BBBBBB" w:sz="4"/>
+          <w:bottom w:val="single" w:color="888888" w:sz="4"/>
+          <w:right w:val="single" w:color="BBBBBB" w:sz="4"/>
+          <w:insideH w:val="single" w:color="CCCCCC" w:sz="2"/>
+          <w:insideV w:val="single" w:color="CCCCCC" w:sz="2"/>
+        </w:tblBorders>
+      </w:tblPr>
+      <w:tblGrid>
+        <w:gridCol w:w="5230"/>
+        <w:gridCol w:w="1920"/>
+        <w:gridCol w:w="1920"/>
+      </w:tblGrid>
+      <w:tr>
+        <w:trPr>
+          <w:tblHeader/>
+        </w:trPr>
+        <w:tc>
+          <w:tcPr>
+            <w:tcW w:type="dxa" w:w="5230"/>
+            <w:shd w:fill="EFEFEC" w:color="auto" w:val="clear"/>
+            <w:tcMar>
+              <w:top w:type="dxa" w:w="60"/>
+              <w:left w:type="dxa" w:w="90"/>
+              <w:bottom w:type="dxa" w:w="60"/>
+              <w:right w:type="dxa" w:w="90"/>
+            </w:tcMar>
+          </w:tcPr>
+          <w:p>
+            <w:pPr>
+              <w:spacing w:after="0" w:line="240"/>
+              <w:jc w:val="center"/>
+            </w:pPr>
+            <w:r>
+              <w:rPr>
+                <w:rFonts w:ascii="Times New Roman" w:cs="Times New Roman" w:eastAsia="Times New Roman" w:hAnsi="Times New Roman"/>
+                <w:b/>
+                <w:bCs/>
+                <w:sz w:val="18"/>
+                <w:szCs w:val="18"/>
+              </w:rPr>
+              <w:t xml:space="preserve">Configuração</w:t>
+            </w:r>
+          </w:p>
+        </w:tc>
+        <w:tc>
+          <w:tcPr>
+            <w:tcW w:type="dxa" w:w="1920"/>
+            <w:shd w:fill="EFEFEC" w:color="auto" w:val="clear"/>
+            <w:tcMar>
+              <w:top w:type="dxa" w:w="60"/>
+              <w:left w:type="dxa" w:w="90"/>
+              <w:bottom w:type="dxa" w:w="60"/>
+              <w:right w:type="dxa" w:w="90"/>
+            </w:tcMar>
+          </w:tcPr>
+          <w:p>
+            <w:pPr>
+              <w:spacing w:after="0" w:line="240"/>
+              <w:jc w:val="center"/>
+            </w:pPr>
+            <w:r>
+              <w:rPr>
+                <w:rFonts w:ascii="Times New Roman" w:cs="Times New Roman" w:eastAsia="Times New Roman" w:hAnsi="Times New Roman"/>
+                <w:b/>
+                <w:bCs/>
+                <w:sz w:val="18"/>
+                <w:szCs w:val="18"/>
+              </w:rPr>
+              <w:t xml:space="preserve">Garantida pelo teorema</w:t>
+            </w:r>
+          </w:p>
+        </w:tc>
+        <w:tc>
+          <w:tcPr>
+            <w:tcW w:type="dxa" w:w="1920"/>
+            <w:shd w:fill="EFEFEC" w:color="auto" w:val="clear"/>
+            <w:tcMar>
+              <w:top w:type="dxa" w:w="60"/>
+              <w:left w:type="dxa" w:w="90"/>
+              <w:bottom w:type="dxa" w:w="60"/>
+              <w:right w:type="dxa" w:w="90"/>
+            </w:tcMar>
+          </w:tcPr>
+          <w:p>
+            <w:pPr>
+              <w:spacing w:after="0" w:line="240"/>
+              <w:jc w:val="center"/>
+            </w:pPr>
+            <w:r>
+              <w:rPr>
+                <w:rFonts w:ascii="Times New Roman" w:cs="Times New Roman" w:eastAsia="Times New Roman" w:hAnsi="Times New Roman"/>
+                <w:b/>
+                <w:bCs/>
+                <w:sz w:val="18"/>
+                <w:szCs w:val="18"/>
+              </w:rPr>
+              <w:t xml:space="preserve">Maior derivada positiva</w:t>
+            </w:r>
+          </w:p>
+        </w:tc>
+      </w:tr>
+      <w:tr>
+        <w:tc>
+          <w:tcPr>
+            <w:tcW w:type="dxa" w:w="5230"/>
+            <w:tcMar>
+              <w:top w:type="dxa" w:w="60"/>
+              <w:left w:type="dxa" w:w="90"/>
+              <w:bottom w:type="dxa" w:w="60"/>
+              <w:right w:type="dxa" w:w="90"/>
+            </w:tcMar>
+          </w:tcPr>
+          <w:p>
+            <w:pPr>
+              <w:spacing w:after="0" w:line="240"/>
+              <w:jc w:val="left"/>
+            </w:pPr>
+            <w:r>
+              <w:rPr>
+                <w:rFonts w:ascii="Times New Roman" w:cs="Times New Roman" w:eastAsia="Times New Roman" w:hAnsi="Times New Roman"/>
+                <w:b w:val="false"/>
+                <w:bCs w:val="false"/>
+                <w:sz w:val="18"/>
+                <w:szCs w:val="18"/>
+              </w:rPr>
+              <w:t xml:space="preserve">t-norma mínimo com conjuntos originais (especificação conceitual)</w:t>
+            </w:r>
+          </w:p>
+        </w:tc>
+        <w:tc>
+          <w:tcPr>
+            <w:tcW w:type="dxa" w:w="1920"/>
+            <w:tcMar>
+              <w:top w:type="dxa" w:w="60"/>
+              <w:left w:type="dxa" w:w="90"/>
+              <w:bottom w:type="dxa" w:w="60"/>
+              <w:right w:type="dxa" w:w="90"/>
+            </w:tcMar>
+          </w:tcPr>
+          <w:p>
+            <w:pPr>
+              <w:spacing w:after="0" w:line="240"/>
+              <w:jc w:val="center"/>
+            </w:pPr>
+            <w:r>
+              <w:rPr>
+                <w:rFonts w:ascii="Times New Roman" w:cs="Times New Roman" w:eastAsia="Times New Roman" w:hAnsi="Times New Roman"/>
+                <w:b w:val="false"/>
+                <w:bCs w:val="false"/>
+                <w:sz w:val="18"/>
+                <w:szCs w:val="18"/>
+              </w:rPr>
+              <w:t xml:space="preserve">não</w:t>
+            </w:r>
+          </w:p>
+        </w:tc>
+        <w:tc>
+          <w:tcPr>
+            <w:tcW w:type="dxa" w:w="1920"/>
+            <w:tcMar>
+              <w:top w:type="dxa" w:w="60"/>
+              <w:left w:type="dxa" w:w="90"/>
+              <w:bottom w:type="dxa" w:w="60"/>
+              <w:right w:type="dxa" w:w="90"/>
+            </w:tcMar>
+          </w:tcPr>
+          <w:p>
+            <w:pPr>
+              <w:spacing w:after="0" w:line="240"/>
+              <w:jc w:val="center"/>
+            </w:pPr>
+            <w:r>
+              <w:rPr>
+                <w:rFonts w:ascii="Times New Roman" w:cs="Times New Roman" w:eastAsia="Times New Roman" w:hAnsi="Times New Roman"/>
+                <w:b w:val="false"/>
+                <w:bCs w:val="false"/>
+                <w:sz w:val="18"/>
+                <w:szCs w:val="18"/>
+              </w:rPr>
+              <w:t xml:space="preserve">0,258112</w:t>
+            </w:r>
+          </w:p>
+        </w:tc>
+      </w:tr>
+      <w:tr>
+        <w:tc>
+          <w:tcPr>
+            <w:tcW w:type="dxa" w:w="5230"/>
+            <w:tcMar>
+              <w:top w:type="dxa" w:w="60"/>
+              <w:left w:type="dxa" w:w="90"/>
+              <w:bottom w:type="dxa" w:w="60"/>
+              <w:right w:type="dxa" w:w="90"/>
+            </w:tcMar>
+          </w:tcPr>
+          <w:p>
+            <w:pPr>
+              <w:spacing w:after="0" w:line="240"/>
+              <w:jc w:val="left"/>
+            </w:pPr>
+            <w:r>
+              <w:rPr>
+                <w:rFonts w:ascii="Times New Roman" w:cs="Times New Roman" w:eastAsia="Times New Roman" w:hAnsi="Times New Roman"/>
+                <w:b w:val="false"/>
+                <w:bCs w:val="false"/>
+                <w:sz w:val="18"/>
+                <w:szCs w:val="18"/>
+              </w:rPr>
+              <w:t xml:space="preserve">t-norma produto com conjuntos originais</w:t>
+            </w:r>
+          </w:p>
+        </w:tc>
+        <w:tc>
+          <w:tcPr>
+            <w:tcW w:type="dxa" w:w="1920"/>
+            <w:tcMar>
+              <w:top w:type="dxa" w:w="60"/>
+              <w:left w:type="dxa" w:w="90"/>
+              <w:bottom w:type="dxa" w:w="60"/>
+              <w:right w:type="dxa" w:w="90"/>
+            </w:tcMar>
+          </w:tcPr>
+          <w:p>
+            <w:pPr>
+              <w:spacing w:after="0" w:line="240"/>
+              <w:jc w:val="center"/>
+            </w:pPr>
+            <w:r>
+              <w:rPr>
+                <w:rFonts w:ascii="Times New Roman" w:cs="Times New Roman" w:eastAsia="Times New Roman" w:hAnsi="Times New Roman"/>
+                <w:b w:val="false"/>
+                <w:bCs w:val="false"/>
+                <w:sz w:val="18"/>
+                <w:szCs w:val="18"/>
+              </w:rPr>
+              <w:t xml:space="preserve">não</w:t>
+            </w:r>
+          </w:p>
+        </w:tc>
+        <w:tc>
+          <w:tcPr>
+            <w:tcW w:type="dxa" w:w="1920"/>
+            <w:tcMar>
+              <w:top w:type="dxa" w:w="60"/>
+              <w:left w:type="dxa" w:w="90"/>
+              <w:bottom w:type="dxa" w:w="60"/>
+              <w:right w:type="dxa" w:w="90"/>
+            </w:tcMar>
+          </w:tcPr>
+          <w:p>
+            <w:pPr>
+              <w:spacing w:after="0" w:line="240"/>
+              <w:jc w:val="center"/>
+            </w:pPr>
+            <w:r>
+              <w:rPr>
+                <w:rFonts w:ascii="Times New Roman" w:cs="Times New Roman" w:eastAsia="Times New Roman" w:hAnsi="Times New Roman"/>
+                <w:b w:val="false"/>
+                <w:bCs w:val="false"/>
+                <w:sz w:val="18"/>
+                <w:szCs w:val="18"/>
+              </w:rPr>
+              <w:t xml:space="preserve">0,000000</w:t>
+            </w:r>
+          </w:p>
+        </w:tc>
+      </w:tr>
+      <w:tr>
+        <w:tc>
+          <w:tcPr>
+            <w:tcW w:type="dxa" w:w="5230"/>
+            <w:tcMar>
+              <w:top w:type="dxa" w:w="60"/>
+              <w:left w:type="dxa" w:w="90"/>
+              <w:bottom w:type="dxa" w:w="60"/>
+              <w:right w:type="dxa" w:w="90"/>
+            </w:tcMar>
+          </w:tcPr>
+          <w:p>
+            <w:pPr>
+              <w:spacing w:after="0" w:line="240"/>
+              <w:jc w:val="left"/>
+            </w:pPr>
+            <w:r>
+              <w:rPr>
+                <w:rFonts w:ascii="Times New Roman" w:cs="Times New Roman" w:eastAsia="Times New Roman" w:hAnsi="Times New Roman"/>
+                <w:b w:val="false"/>
+                <w:bCs w:val="false"/>
+                <w:sz w:val="18"/>
+                <w:szCs w:val="18"/>
+              </w:rPr>
+              <w:t xml:space="preserve">t-norma mínimo com partição difusa</w:t>
+            </w:r>
+          </w:p>
+        </w:tc>
+        <w:tc>
+          <w:tcPr>
+            <w:tcW w:type="dxa" w:w="1920"/>
+            <w:tcMar>
+              <w:top w:type="dxa" w:w="60"/>
+              <w:left w:type="dxa" w:w="90"/>
+              <w:bottom w:type="dxa" w:w="60"/>
+              <w:right w:type="dxa" w:w="90"/>
+            </w:tcMar>
+          </w:tcPr>
+          <w:p>
+            <w:pPr>
+              <w:spacing w:after="0" w:line="240"/>
+              <w:jc w:val="center"/>
+            </w:pPr>
+            <w:r>
+              <w:rPr>
+                <w:rFonts w:ascii="Times New Roman" w:cs="Times New Roman" w:eastAsia="Times New Roman" w:hAnsi="Times New Roman"/>
+                <w:b w:val="false"/>
+                <w:bCs w:val="false"/>
+                <w:sz w:val="18"/>
+                <w:szCs w:val="18"/>
+              </w:rPr>
+              <w:t xml:space="preserve">não</w:t>
+            </w:r>
+          </w:p>
+        </w:tc>
+        <w:tc>
+          <w:tcPr>
+            <w:tcW w:type="dxa" w:w="1920"/>
+            <w:tcMar>
+              <w:top w:type="dxa" w:w="60"/>
+              <w:left w:type="dxa" w:w="90"/>
+              <w:bottom w:type="dxa" w:w="60"/>
+              <w:right w:type="dxa" w:w="90"/>
+            </w:tcMar>
+          </w:tcPr>
+          <w:p>
+            <w:pPr>
+              <w:spacing w:after="0" w:line="240"/>
+              <w:jc w:val="center"/>
+            </w:pPr>
+            <w:r>
+              <w:rPr>
+                <w:rFonts w:ascii="Times New Roman" w:cs="Times New Roman" w:eastAsia="Times New Roman" w:hAnsi="Times New Roman"/>
+                <w:b w:val="false"/>
+                <w:bCs w:val="false"/>
+                <w:sz w:val="18"/>
+                <w:szCs w:val="18"/>
+              </w:rPr>
+              <w:t xml:space="preserve">0,420881</w:t>
+            </w:r>
+          </w:p>
+        </w:tc>
+      </w:tr>
+      <w:tr>
+        <w:tc>
+          <w:tcPr>
+            <w:tcW w:type="dxa" w:w="5230"/>
+            <w:tcMar>
+              <w:top w:type="dxa" w:w="60"/>
+              <w:left w:type="dxa" w:w="90"/>
+              <w:bottom w:type="dxa" w:w="60"/>
+              <w:right w:type="dxa" w:w="90"/>
+            </w:tcMar>
+          </w:tcPr>
+          <w:p>
+            <w:pPr>
+              <w:spacing w:after="0" w:line="240"/>
+              <w:jc w:val="left"/>
+            </w:pPr>
+            <w:r>
+              <w:rPr>
+                <w:rFonts w:ascii="Times New Roman" w:cs="Times New Roman" w:eastAsia="Times New Roman" w:hAnsi="Times New Roman"/>
+                <w:b w:val="false"/>
+                <w:bCs w:val="false"/>
+                <w:sz w:val="18"/>
+                <w:szCs w:val="18"/>
+              </w:rPr>
+              <w:t xml:space="preserve">t-norma produto com partição difusa (configuração adotada)</w:t>
+            </w:r>
+          </w:p>
+        </w:tc>
+        <w:tc>
+          <w:tcPr>
+            <w:tcW w:type="dxa" w:w="1920"/>
+            <w:tcMar>
+              <w:top w:type="dxa" w:w="60"/>
+              <w:left w:type="dxa" w:w="90"/>
+              <w:bottom w:type="dxa" w:w="60"/>
+              <w:right w:type="dxa" w:w="90"/>
+            </w:tcMar>
+          </w:tcPr>
+          <w:p>
+            <w:pPr>
+              <w:spacing w:after="0" w:line="240"/>
+              <w:jc w:val="center"/>
+            </w:pPr>
+            <w:r>
+              <w:rPr>
+                <w:rFonts w:ascii="Times New Roman" w:cs="Times New Roman" w:eastAsia="Times New Roman" w:hAnsi="Times New Roman"/>
+                <w:b w:val="false"/>
+                <w:bCs w:val="false"/>
+                <w:sz w:val="18"/>
+                <w:szCs w:val="18"/>
+              </w:rPr>
+              <w:t xml:space="preserve">sim</w:t>
+            </w:r>
+          </w:p>
+        </w:tc>
+        <w:tc>
+          <w:tcPr>
+            <w:tcW w:type="dxa" w:w="1920"/>
+            <w:tcMar>
+              <w:top w:type="dxa" w:w="60"/>
+              <w:left w:type="dxa" w:w="90"/>
+              <w:bottom w:type="dxa" w:w="60"/>
+              <w:right w:type="dxa" w:w="90"/>
+            </w:tcMar>
+          </w:tcPr>
+          <w:p>
+            <w:pPr>
+              <w:spacing w:after="0" w:line="240"/>
+              <w:jc w:val="center"/>
+            </w:pPr>
+            <w:r>
+              <w:rPr>
+                <w:rFonts w:ascii="Times New Roman" w:cs="Times New Roman" w:eastAsia="Times New Roman" w:hAnsi="Times New Roman"/>
+                <w:b w:val="false"/>
+                <w:bCs w:val="false"/>
+                <w:sz w:val="18"/>
+                <w:szCs w:val="18"/>
+              </w:rPr>
+              <w:t xml:space="preserve">0,000000</w:t>
+            </w:r>
+          </w:p>
+        </w:tc>
+      </w:tr>
+    </w:tbl>
+    <w:p>
+      <w:pPr>
+        <w:spacing w:after="240" w:before="80"/>
+        <w:jc w:val="center"/>
+      </w:pPr>
+      <w:r>
+        <w:rPr>
+          <w:rFonts w:ascii="Times New Roman" w:cs="Times New Roman" w:eastAsia="Times New Roman" w:hAnsi="Times New Roman"/>
+          <w:sz w:val="20"/>
+          <w:szCs w:val="20"/>
+        </w:rPr>
+        <w:t xml:space="preserve">Fonte: Dados da pesquisa (2026). A garantia corresponde à linha 4 da Tabela IX de Van Broekhoven e De Baets (2009).</w:t>
+      </w:r>
+    </w:p>
+    <w:p>
+      <w:pPr>
+        <w:spacing w:after="120" w:line="360"/>
+        <w:ind w:firstLine="708"/>
+        <w:jc w:val="both"/>
+      </w:pPr>
+      <w:r>
+        <w:rPr>
+          <w:rFonts w:ascii="Times New Roman" w:cs="Times New Roman" w:eastAsia="Times New Roman" w:hAnsi="Times New Roman"/>
+          <w:b w:val="false"/>
+          <w:bCs w:val="false"/>
+          <w:i w:val="false"/>
+          <w:iCs w:val="false"/>
+          <w:sz w:val="24"/>
+          <w:szCs w:val="24"/>
+        </w:rPr>
+        <w:t xml:space="preserve">A configuração adotada é exatamente monótona dentro da precisão da integração numérica, com derivada positiva máxima da ordem de 10⁻¹⁴. O critério de verificação deixou de ser uma tolerância arbitrada por este trabalho e passou a ser a previsão do teorema. A verificação exige, adicionalmente, que a configuração de t-norma mínimo continue violando a monotonicidade: caso deixasse de violar, o diagnóstico estaria incorreto e a substituição da t-norma perderia justificativa.</w:t>
+      </w:r>
+    </w:p>
+    <w:p>
+      <w:pPr>
+        <w:spacing w:after="120" w:line="360"/>
+        <w:ind w:firstLine="708"/>
+        <w:jc w:val="both"/>
+      </w:pPr>
+      <w:r>
+        <w:rPr>
+          <w:rFonts w:ascii="Times New Roman" w:cs="Times New Roman" w:eastAsia="Times New Roman" w:hAnsi="Times New Roman"/>
+          <w:b w:val="false"/>
+          <w:bCs w:val="false"/>
+          <w:i w:val="false"/>
+          <w:iCs w:val="false"/>
+          <w:sz w:val="24"/>
+          <w:szCs w:val="24"/>
+        </w:rPr>
+        <w:t xml:space="preserve">A adoção da partição uniforme teve um efeito colateral favorável ao rigor do modelo: os centros dos termos de saída passaram a ser estruturais, com núcleos em zero, meio e um, e dois parâmetros anteriormente arbitrados deixaram de existir.</w:t>
+      </w:r>
+    </w:p>
+    <w:p>
+      <w:pPr>
+        <w:pStyle w:val="Heading2"/>
+        <w:spacing w:after="160" w:before="280"/>
+      </w:pPr>
+      <w:r>
+        <w:rPr>
+          <w:rFonts w:ascii="Times New Roman" w:cs="Times New Roman" w:eastAsia="Times New Roman" w:hAnsi="Times New Roman"/>
+          <w:b/>
+          <w:bCs/>
+          <w:color w:val="000000"/>
+          <w:sz w:val="24"/>
+          <w:szCs w:val="24"/>
+        </w:rPr>
+        <w:t xml:space="preserve">1.7  Instrumental de calibração empírica</w:t>
+      </w:r>
+    </w:p>
+    <w:p>
+      <w:pPr>
+        <w:spacing w:after="120" w:line="360"/>
+        <w:ind w:firstLine="708"/>
+        <w:jc w:val="both"/>
+      </w:pPr>
+      <w:r>
+        <w:rPr>
+          <w:rFonts w:ascii="Times New Roman" w:cs="Times New Roman" w:eastAsia="Times New Roman" w:hAnsi="Times New Roman"/>
+          <w:b w:val="false"/>
+          <w:bCs w:val="false"/>
+          <w:i w:val="false"/>
+          <w:iCs w:val="false"/>
+          <w:sz w:val="24"/>
+          <w:szCs w:val="24"/>
+        </w:rPr>
+        <w:t xml:space="preserve">As equações anteriores descrevem o modelo; as seguintes descrevem os métodos empregados para estimar, a partir de dados observados, os parâmetros Dᵢ e F_base que nelas aparecem. As equações (6) a (9) constituem o instrumental estatístico; as (10) a (12), os parâmetros de delineamento das instâncias; e as (13) a (19), a construção do índice de dificuldade e a transferência de risco entre domínios.</w:t>
+      </w:r>
+    </w:p>
+    <w:p>
+      <w:pPr>
+        <w:spacing w:after="120" w:line="360"/>
+        <w:jc w:val="both"/>
+      </w:pPr>
+      <w:r>
+        <w:rPr>
+          <w:rFonts w:ascii="Times New Roman" w:cs="Times New Roman" w:eastAsia="Times New Roman" w:hAnsi="Times New Roman"/>
+          <w:b w:val="false"/>
+          <w:bCs w:val="false"/>
+          <w:i w:val="false"/>
+          <w:iCs w:val="false"/>
+          <w:sz w:val="24"/>
+          <w:szCs w:val="24"/>
+        </w:rPr>
+        <w:t xml:space="preserve">A associação entre métricas e ocorrência de defeito é modelada por regressão logística. Como o desfecho é binário, modela-se o logaritmo da chance, e não a probabilidade — esta é limitada ao intervalo [0,1], que uma função linear extrapolaria:</w:t>
       </w:r>
     </w:p>
     <w:p>
@@ -1294,7 +2050,7 @@
           <w:sz w:val="24"/>
           <w:szCs w:val="24"/>
         </w:rPr>
-        <w:t xml:space="preserve">RC = exp(β)</w:t>
+        <w:t xml:space="preserve">ln [ p / ( 1 − p ) ] = β₀ + β₁x₁ + β₂x₂ + … + βₚxₚ</w:t>
       </w:r>
       <w:r>
         <w:rPr>
@@ -1303,6 +2059,81 @@
           <w:szCs w:val="24"/>
         </w:rPr>
         <w:t xml:space="preserve">	(7)</w:t>
+      </w:r>
+    </w:p>
+    <w:p>
+      <w:pPr>
+        <w:spacing w:after="40"/>
+        <w:ind w:left="793" w:hanging="453"/>
+        <w:jc w:val="both"/>
+      </w:pPr>
+      <w:r>
+        <w:rPr>
+          <w:rFonts w:ascii="Times New Roman" w:cs="Times New Roman" w:eastAsia="Times New Roman" w:hAnsi="Times New Roman"/>
+          <w:i/>
+          <w:iCs/>
+          <w:sz w:val="20"/>
+          <w:szCs w:val="20"/>
+        </w:rPr>
+        <w:t xml:space="preserve">p</w:t>
+      </w:r>
+      <w:r>
+        <w:rPr>
+          <w:rFonts w:ascii="Times New Roman" w:cs="Times New Roman" w:eastAsia="Times New Roman" w:hAnsi="Times New Roman"/>
+          <w:sz w:val="20"/>
+          <w:szCs w:val="20"/>
+        </w:rPr>
+        <w:t xml:space="preserve">  — probabilidade de o módulo ser defeituoso;</w:t>
+      </w:r>
+    </w:p>
+    <w:p>
+      <w:pPr>
+        <w:spacing w:after="40"/>
+        <w:ind w:left="793" w:hanging="453"/>
+        <w:jc w:val="both"/>
+      </w:pPr>
+      <w:r>
+        <w:rPr>
+          <w:rFonts w:ascii="Times New Roman" w:cs="Times New Roman" w:eastAsia="Times New Roman" w:hAnsi="Times New Roman"/>
+          <w:i/>
+          <w:iCs/>
+          <w:sz w:val="20"/>
+          <w:szCs w:val="20"/>
+        </w:rPr>
+        <w:t xml:space="preserve">xᵢ</w:t>
+      </w:r>
+      <w:r>
+        <w:rPr>
+          <w:rFonts w:ascii="Times New Roman" w:cs="Times New Roman" w:eastAsia="Times New Roman" w:hAnsi="Times New Roman"/>
+          <w:sz w:val="20"/>
+          <w:szCs w:val="20"/>
+        </w:rPr>
+        <w:t xml:space="preserve">  — variáveis explicativas, incluindo o projeto de origem como fator;</w:t>
+      </w:r>
+    </w:p>
+    <w:p>
+      <w:pPr>
+        <w:spacing w:after="40"/>
+        <w:ind w:left="793" w:hanging="453"/>
+        <w:jc w:val="both"/>
+      </w:pPr>
+      <w:r>
+        <w:rPr>
+          <w:rFonts w:ascii="Times New Roman" w:cs="Times New Roman" w:eastAsia="Times New Roman" w:hAnsi="Times New Roman"/>
+          <w:i/>
+          <w:iCs/>
+          <w:sz w:val="20"/>
+          <w:szCs w:val="20"/>
+        </w:rPr>
+        <w:t xml:space="preserve">βᵢ</w:t>
+      </w:r>
+      <w:r>
+        <w:rPr>
+          <w:rFonts w:ascii="Times New Roman" w:cs="Times New Roman" w:eastAsia="Times New Roman" w:hAnsi="Times New Roman"/>
+          <w:sz w:val="20"/>
+          <w:szCs w:val="20"/>
+        </w:rPr>
+        <w:t xml:space="preserve">  — coeficientes estimados por máxima verossimilhança.</w:t>
       </w:r>
     </w:p>
     <w:p>
@@ -1320,7 +2151,7 @@
           <w:sz w:val="24"/>
           <w:szCs w:val="24"/>
         </w:rPr>
-        <w:t xml:space="preserve">A comparação entre modelos aninhados emprega o teste da razão de verossimilhança, cuja estatística segue aproximadamente uma distribuição qui-quadrado com graus de liberdade iguais ao número de parâmetros adicionais:</w:t>
+        <w:t xml:space="preserve">A interpretação dos coeficientes dá-se pela razão de chances, que exprime por quanto a chance de defeito é multiplicada a cada aumento unitário na variável, mantidas as demais constantes:</w:t>
       </w:r>
     </w:p>
     <w:p>
@@ -1340,7 +2171,7 @@
           <w:sz w:val="24"/>
           <w:szCs w:val="24"/>
         </w:rPr>
-        <w:t xml:space="preserve">LR = 2 ( ℓ_completo − ℓ_reduzido )  ~  χ² ( gl )</w:t>
+        <w:t xml:space="preserve">RC = exp(β)</w:t>
       </w:r>
       <w:r>
         <w:rPr>
@@ -1366,7 +2197,7 @@
           <w:sz w:val="24"/>
           <w:szCs w:val="24"/>
         </w:rPr>
-        <w:t xml:space="preserve">O diagnóstico de multicolinearidade utiliza o fator de inflação da variância, obtido da regressão auxiliar de cada variável contra as demais:</w:t>
+        <w:t xml:space="preserve">A comparação entre modelos aninhados emprega o teste da razão de verossimilhança, cuja estatística segue aproximadamente uma distribuição qui-quadrado com graus de liberdade iguais ao número de parâmetros adicionais:</w:t>
       </w:r>
     </w:p>
     <w:p>
@@ -1386,7 +2217,7 @@
           <w:sz w:val="24"/>
           <w:szCs w:val="24"/>
         </w:rPr>
-        <w:t xml:space="preserve">VIFⱼ = 1 / ( 1 − R²ⱼ )</w:t>
+        <w:t xml:space="preserve">LR = 2 ( ℓ_completo − ℓ_reduzido )  ~  χ² ( gl )</w:t>
       </w:r>
       <w:r>
         <w:rPr>
@@ -1412,7 +2243,7 @@
           <w:sz w:val="24"/>
           <w:szCs w:val="24"/>
         </w:rPr>
-        <w:t xml:space="preserve">Os três parâmetros de delineamento das instâncias do PSPLIB, conforme Kolisch, Sprecher e Drexl (1995), são a complexidade de rede, o fator de recursos e a força de recursos:</w:t>
+        <w:t xml:space="preserve">O diagnóstico de multicolinearidade utiliza o fator de inflação da variância, obtido da regressão auxiliar de cada variável contra as demais:</w:t>
       </w:r>
     </w:p>
     <w:p>
@@ -1432,7 +2263,7 @@
           <w:sz w:val="24"/>
           <w:szCs w:val="24"/>
         </w:rPr>
-        <w:t xml:space="preserve">NC = | A | / | V |</w:t>
+        <w:t xml:space="preserve">VIFⱼ = 1 / ( 1 − R²ⱼ )</w:t>
       </w:r>
       <w:r>
         <w:rPr>
@@ -1445,27 +2276,20 @@
     </w:p>
     <w:p>
       <w:pPr>
-        <w:spacing w:after="40"/>
-        <w:ind w:left="793" w:hanging="453"/>
-        <w:jc w:val="both"/>
-      </w:pPr>
-      <w:r>
-        <w:rPr>
-          <w:rFonts w:ascii="Times New Roman" w:cs="Times New Roman" w:eastAsia="Times New Roman" w:hAnsi="Times New Roman"/>
-          <w:i/>
-          <w:iCs/>
-          <w:sz w:val="20"/>
-          <w:szCs w:val="20"/>
-        </w:rPr>
-        <w:t xml:space="preserve">| A |</w:t>
-      </w:r>
-      <w:r>
-        <w:rPr>
-          <w:rFonts w:ascii="Times New Roman" w:cs="Times New Roman" w:eastAsia="Times New Roman" w:hAnsi="Times New Roman"/>
-          <w:sz w:val="20"/>
-          <w:szCs w:val="20"/>
-        </w:rPr>
-        <w:t xml:space="preserve">  — número de arcos de precedência;  | V | — número de atividades, incluindo as fictícias.</w:t>
+        <w:spacing w:after="120" w:line="360"/>
+        <w:jc w:val="both"/>
+      </w:pPr>
+      <w:r>
+        <w:rPr>
+          <w:rFonts w:ascii="Times New Roman" w:cs="Times New Roman" w:eastAsia="Times New Roman" w:hAnsi="Times New Roman"/>
+          <w:b w:val="false"/>
+          <w:bCs w:val="false"/>
+          <w:i w:val="false"/>
+          <w:iCs w:val="false"/>
+          <w:sz w:val="24"/>
+          <w:szCs w:val="24"/>
+        </w:rPr>
+        <w:t xml:space="preserve">Os três parâmetros de delineamento das instâncias do PSPLIB, conforme Kolisch, Sprecher e Drexl (1995), são a complexidade de rede, o fator de recursos e a força de recursos:</w:t>
       </w:r>
     </w:p>
     <w:p>
@@ -1485,7 +2309,7 @@
           <w:sz w:val="24"/>
           <w:szCs w:val="24"/>
         </w:rPr>
-        <w:t xml:space="preserve">RF = ( 1/n ) · Σⱼ [ ( 1/K ) · Σₖ 1{ rⱼₖ &gt; 0 } ]</w:t>
+        <w:t xml:space="preserve">NC = | A | / | V |</w:t>
       </w:r>
       <w:r>
         <w:rPr>
@@ -1510,7 +2334,7 @@
           <w:sz w:val="20"/>
           <w:szCs w:val="20"/>
         </w:rPr>
-        <w:t xml:space="preserve">n, K</w:t>
+        <w:t xml:space="preserve">| A |</w:t>
       </w:r>
       <w:r>
         <w:rPr>
@@ -1518,32 +2342,7 @@
           <w:sz w:val="20"/>
           <w:szCs w:val="20"/>
         </w:rPr>
-        <w:t xml:space="preserve">  — número de atividades reais e de tipos de recurso;</w:t>
-      </w:r>
-    </w:p>
-    <w:p>
-      <w:pPr>
-        <w:spacing w:after="40"/>
-        <w:ind w:left="793" w:hanging="453"/>
-        <w:jc w:val="both"/>
-      </w:pPr>
-      <w:r>
-        <w:rPr>
-          <w:rFonts w:ascii="Times New Roman" w:cs="Times New Roman" w:eastAsia="Times New Roman" w:hAnsi="Times New Roman"/>
-          <w:i/>
-          <w:iCs/>
-          <w:sz w:val="20"/>
-          <w:szCs w:val="20"/>
-        </w:rPr>
-        <w:t xml:space="preserve">rⱼₖ</w:t>
-      </w:r>
-      <w:r>
-        <w:rPr>
-          <w:rFonts w:ascii="Times New Roman" w:cs="Times New Roman" w:eastAsia="Times New Roman" w:hAnsi="Times New Roman"/>
-          <w:sz w:val="20"/>
-          <w:szCs w:val="20"/>
-        </w:rPr>
-        <w:t xml:space="preserve">  — demanda da atividade j pelo recurso k;  1{·} — função indicadora.</w:t>
+        <w:t xml:space="preserve">  — número de arcos de precedência;  | V | — número de atividades, incluindo as fictícias.</w:t>
       </w:r>
     </w:p>
     <w:p>
@@ -1563,7 +2362,7 @@
           <w:sz w:val="24"/>
           <w:szCs w:val="24"/>
         </w:rPr>
-        <w:t xml:space="preserve">RSₖ = ( aₖ − rₖᵐⁱⁿ ) / ( rₖᵐᵃˣ − rₖᵐⁱⁿ )</w:t>
+        <w:t xml:space="preserve">RF = ( 1/n ) · Σⱼ [ ( 1/K ) · Σₖ 1{ rⱼₖ &gt; 0 } ]</w:t>
       </w:r>
       <w:r>
         <w:rPr>
@@ -1588,7 +2387,7 @@
           <w:sz w:val="20"/>
           <w:szCs w:val="20"/>
         </w:rPr>
-        <w:t xml:space="preserve">aₖ</w:t>
+        <w:t xml:space="preserve">n, K</w:t>
       </w:r>
       <w:r>
         <w:rPr>
@@ -1596,7 +2395,7 @@
           <w:sz w:val="20"/>
           <w:szCs w:val="20"/>
         </w:rPr>
-        <w:t xml:space="preserve">  — disponibilidade do recurso k;</w:t>
+        <w:t xml:space="preserve">  — número de atividades reais e de tipos de recurso;</w:t>
       </w:r>
     </w:p>
     <w:p>
@@ -1613,7 +2412,7 @@
           <w:sz w:val="20"/>
           <w:szCs w:val="20"/>
         </w:rPr>
-        <w:t xml:space="preserve">rₖᵐⁱⁿ</w:t>
+        <w:t xml:space="preserve">rⱼₖ</w:t>
       </w:r>
       <w:r>
         <w:rPr>
@@ -1621,50 +2420,7 @@
           <w:sz w:val="20"/>
           <w:szCs w:val="20"/>
         </w:rPr>
-        <w:t xml:space="preserve">  — maior demanda individual, menor disponibilidade que mantém o problema viável;</w:t>
-      </w:r>
-    </w:p>
-    <w:p>
-      <w:pPr>
-        <w:spacing w:after="40"/>
-        <w:ind w:left="793" w:hanging="453"/>
-        <w:jc w:val="both"/>
-      </w:pPr>
-      <w:r>
-        <w:rPr>
-          <w:rFonts w:ascii="Times New Roman" w:cs="Times New Roman" w:eastAsia="Times New Roman" w:hAnsi="Times New Roman"/>
-          <w:i/>
-          <w:iCs/>
-          <w:sz w:val="20"/>
-          <w:szCs w:val="20"/>
-        </w:rPr>
-        <w:t xml:space="preserve">rₖᵐᵃˣ</w:t>
-      </w:r>
-      <w:r>
-        <w:rPr>
-          <w:rFonts w:ascii="Times New Roman" w:cs="Times New Roman" w:eastAsia="Times New Roman" w:hAnsi="Times New Roman"/>
-          <w:sz w:val="20"/>
-          <w:szCs w:val="20"/>
-        </w:rPr>
-        <w:t xml:space="preserve">  — pico de demanda no cronograma de inícios mais cedo.</w:t>
-      </w:r>
-    </w:p>
-    <w:p>
-      <w:pPr>
-        <w:spacing w:after="120" w:line="360"/>
-        <w:jc w:val="both"/>
-      </w:pPr>
-      <w:r>
-        <w:rPr>
-          <w:rFonts w:ascii="Times New Roman" w:cs="Times New Roman" w:eastAsia="Times New Roman" w:hAnsi="Times New Roman"/>
-          <w:b w:val="false"/>
-          <w:bCs w:val="false"/>
-          <w:i w:val="false"/>
-          <w:iCs w:val="false"/>
-          <w:sz w:val="24"/>
-          <w:szCs w:val="24"/>
-        </w:rPr>
-        <w:t xml:space="preserve">A criticidade de cada atividade é medida pela folga total, obtida das passagens para frente e para trás do método do caminho crítico:</w:t>
+        <w:t xml:space="preserve">  — demanda da atividade j pelo recurso k;  1{·} — função indicadora.</w:t>
       </w:r>
     </w:p>
     <w:p>
@@ -1684,7 +2440,7 @@
           <w:sz w:val="24"/>
           <w:szCs w:val="24"/>
         </w:rPr>
-        <w:t xml:space="preserve">folgaⱼ = LSⱼ − ESⱼ</w:t>
+        <w:t xml:space="preserve">RSₖ = ( aₖ − rₖᵐⁱⁿ ) / ( rₖᵐᵃˣ − rₖᵐⁱⁿ )</w:t>
       </w:r>
       <w:r>
         <w:rPr>
@@ -1709,7 +2465,7 @@
           <w:sz w:val="20"/>
           <w:szCs w:val="20"/>
         </w:rPr>
-        <w:t xml:space="preserve">ESⱼ, LSⱼ</w:t>
+        <w:t xml:space="preserve">aₖ</w:t>
       </w:r>
       <w:r>
         <w:rPr>
@@ -1717,7 +2473,57 @@
           <w:sz w:val="20"/>
           <w:szCs w:val="20"/>
         </w:rPr>
-        <w:t xml:space="preserve">  — início mais cedo e início mais tarde admissível sem atrasar o projeto.</w:t>
+        <w:t xml:space="preserve">  — disponibilidade do recurso k;</w:t>
+      </w:r>
+    </w:p>
+    <w:p>
+      <w:pPr>
+        <w:spacing w:after="40"/>
+        <w:ind w:left="793" w:hanging="453"/>
+        <w:jc w:val="both"/>
+      </w:pPr>
+      <w:r>
+        <w:rPr>
+          <w:rFonts w:ascii="Times New Roman" w:cs="Times New Roman" w:eastAsia="Times New Roman" w:hAnsi="Times New Roman"/>
+          <w:i/>
+          <w:iCs/>
+          <w:sz w:val="20"/>
+          <w:szCs w:val="20"/>
+        </w:rPr>
+        <w:t xml:space="preserve">rₖᵐⁱⁿ</w:t>
+      </w:r>
+      <w:r>
+        <w:rPr>
+          <w:rFonts w:ascii="Times New Roman" w:cs="Times New Roman" w:eastAsia="Times New Roman" w:hAnsi="Times New Roman"/>
+          <w:sz w:val="20"/>
+          <w:szCs w:val="20"/>
+        </w:rPr>
+        <w:t xml:space="preserve">  — maior demanda individual, menor disponibilidade que mantém o problema viável;</w:t>
+      </w:r>
+    </w:p>
+    <w:p>
+      <w:pPr>
+        <w:spacing w:after="40"/>
+        <w:ind w:left="793" w:hanging="453"/>
+        <w:jc w:val="both"/>
+      </w:pPr>
+      <w:r>
+        <w:rPr>
+          <w:rFonts w:ascii="Times New Roman" w:cs="Times New Roman" w:eastAsia="Times New Roman" w:hAnsi="Times New Roman"/>
+          <w:i/>
+          <w:iCs/>
+          <w:sz w:val="20"/>
+          <w:szCs w:val="20"/>
+        </w:rPr>
+        <w:t xml:space="preserve">rₖᵐᵃˣ</w:t>
+      </w:r>
+      <w:r>
+        <w:rPr>
+          <w:rFonts w:ascii="Times New Roman" w:cs="Times New Roman" w:eastAsia="Times New Roman" w:hAnsi="Times New Roman"/>
+          <w:sz w:val="20"/>
+          <w:szCs w:val="20"/>
+        </w:rPr>
+        <w:t xml:space="preserve">  — pico de demanda no cronograma de inícios mais cedo.</w:t>
       </w:r>
     </w:p>
     <w:p>
@@ -1735,7 +2541,7 @@
           <w:sz w:val="24"/>
           <w:szCs w:val="24"/>
         </w:rPr>
-        <w:t xml:space="preserve">O índice de dificuldade técnica compõe três grandezas, normalizadas para [0,1] dentro de cada instância:</w:t>
+        <w:t xml:space="preserve">A criticidade de cada atividade é medida pela folga total, obtida das passagens para frente e para trás do método do caminho crítico:</w:t>
       </w:r>
     </w:p>
     <w:p>
@@ -1755,7 +2561,7 @@
           <w:sz w:val="24"/>
           <w:szCs w:val="24"/>
         </w:rPr>
-        <w:t xml:space="preserve">dⱼ = ( durⱼ − dur_mín ) / ( dur_máx − dur_mín )</w:t>
+        <w:t xml:space="preserve">folgaⱼ = LSⱼ − ESⱼ</w:t>
       </w:r>
       <w:r>
         <w:rPr>
@@ -1764,6 +2570,49 @@
           <w:szCs w:val="24"/>
         </w:rPr>
         <w:t xml:space="preserve">	(14)</w:t>
+      </w:r>
+    </w:p>
+    <w:p>
+      <w:pPr>
+        <w:spacing w:after="40"/>
+        <w:ind w:left="793" w:hanging="453"/>
+        <w:jc w:val="both"/>
+      </w:pPr>
+      <w:r>
+        <w:rPr>
+          <w:rFonts w:ascii="Times New Roman" w:cs="Times New Roman" w:eastAsia="Times New Roman" w:hAnsi="Times New Roman"/>
+          <w:i/>
+          <w:iCs/>
+          <w:sz w:val="20"/>
+          <w:szCs w:val="20"/>
+        </w:rPr>
+        <w:t xml:space="preserve">ESⱼ, LSⱼ</w:t>
+      </w:r>
+      <w:r>
+        <w:rPr>
+          <w:rFonts w:ascii="Times New Roman" w:cs="Times New Roman" w:eastAsia="Times New Roman" w:hAnsi="Times New Roman"/>
+          <w:sz w:val="20"/>
+          <w:szCs w:val="20"/>
+        </w:rPr>
+        <w:t xml:space="preserve">  — início mais cedo e início mais tarde admissível sem atrasar o projeto.</w:t>
+      </w:r>
+    </w:p>
+    <w:p>
+      <w:pPr>
+        <w:spacing w:after="120" w:line="360"/>
+        <w:jc w:val="both"/>
+      </w:pPr>
+      <w:r>
+        <w:rPr>
+          <w:rFonts w:ascii="Times New Roman" w:cs="Times New Roman" w:eastAsia="Times New Roman" w:hAnsi="Times New Roman"/>
+          <w:b w:val="false"/>
+          <w:bCs w:val="false"/>
+          <w:i w:val="false"/>
+          <w:iCs w:val="false"/>
+          <w:sz w:val="24"/>
+          <w:szCs w:val="24"/>
+        </w:rPr>
+        <w:t xml:space="preserve">O índice de dificuldade técnica compõe três grandezas, normalizadas para [0,1] dentro de cada instância:</w:t>
       </w:r>
     </w:p>
     <w:p>
@@ -1783,7 +2632,7 @@
           <w:sz w:val="24"/>
           <w:szCs w:val="24"/>
         </w:rPr>
-        <w:t xml:space="preserve">rⱼ = ( 1/K ) · Σₖ ( rⱼₖ / aₖ )</w:t>
+        <w:t xml:space="preserve">dⱼ = ( durⱼ − dur_mín ) / ( dur_máx − dur_mín )</w:t>
       </w:r>
       <w:r>
         <w:rPr>
@@ -1811,7 +2660,7 @@
           <w:sz w:val="24"/>
           <w:szCs w:val="24"/>
         </w:rPr>
-        <w:t xml:space="preserve">cⱼ = 1 − folga_normⱼ</w:t>
+        <w:t xml:space="preserve">rⱼ = ( 1/K ) · Σₖ ( rⱼₖ / aₖ )</w:t>
       </w:r>
       <w:r>
         <w:rPr>
@@ -1820,24 +2669,6 @@
           <w:szCs w:val="24"/>
         </w:rPr>
         <w:t xml:space="preserve">	(16)</w:t>
-      </w:r>
-    </w:p>
-    <w:p>
-      <w:pPr>
-        <w:spacing w:after="120" w:line="360"/>
-        <w:jc w:val="both"/>
-      </w:pPr>
-      <w:r>
-        <w:rPr>
-          <w:rFonts w:ascii="Times New Roman" w:cs="Times New Roman" w:eastAsia="Times New Roman" w:hAnsi="Times New Roman"/>
-          <w:b w:val="false"/>
-          <w:bCs w:val="false"/>
-          <w:i w:val="false"/>
-          <w:iCs w:val="false"/>
-          <w:sz w:val="24"/>
-          <w:szCs w:val="24"/>
-        </w:rPr>
-        <w:t xml:space="preserve">sendo o índice a combinação ponderada dos três componentes:</w:t>
       </w:r>
     </w:p>
     <w:p>
@@ -1857,7 +2688,7 @@
           <w:sz w:val="24"/>
           <w:szCs w:val="24"/>
         </w:rPr>
-        <w:t xml:space="preserve">Dⱼ = w₁ dⱼ + w₂ rⱼ + w₃ cⱼ ,   com  w₁ + w₂ + w₃ = 1</w:t>
+        <w:t xml:space="preserve">cⱼ = 1 − folga_normⱼ</w:t>
       </w:r>
       <w:r>
         <w:rPr>
@@ -1871,7 +2702,6 @@
     <w:p>
       <w:pPr>
         <w:spacing w:after="120" w:line="360"/>
-        <w:ind w:firstLine="708"/>
         <w:jc w:val="both"/>
       </w:pPr>
       <w:r>
@@ -1884,25 +2714,7 @@
           <w:sz w:val="24"/>
           <w:szCs w:val="24"/>
         </w:rPr>
-        <w:t xml:space="preserve">Os pesos são tratados como suposição de partida, fixados em 1/3 cada, e submetidos a análise de sensibilidade conforme reportado na Seção 2.5.</w:t>
-      </w:r>
-    </w:p>
-    <w:p>
-      <w:pPr>
-        <w:spacing w:after="120" w:line="360"/>
-        <w:jc w:val="both"/>
-      </w:pPr>
-      <w:r>
-        <w:rPr>
-          <w:rFonts w:ascii="Times New Roman" w:cs="Times New Roman" w:eastAsia="Times New Roman" w:hAnsi="Times New Roman"/>
-          <w:b w:val="false"/>
-          <w:bCs w:val="false"/>
-          <w:i w:val="false"/>
-          <w:iCs w:val="false"/>
-          <w:sz w:val="24"/>
-          <w:szCs w:val="24"/>
-        </w:rPr>
-        <w:t xml:space="preserve">A transferência de risco entre domínios opera sobre razões, e não sobre níveis absolutos. Para cada nível ordinal ℓ, a razão de risco é estimada na base NASA em relação ao nível de referência ℓ₀:</w:t>
+        <w:t xml:space="preserve">sendo o índice a combinação ponderada dos três componentes:</w:t>
       </w:r>
     </w:p>
     <w:p>
@@ -1922,7 +2734,7 @@
           <w:sz w:val="24"/>
           <w:szCs w:val="24"/>
         </w:rPr>
-        <w:t xml:space="preserve">RR( ℓ ) = F( ℓ ) / F( ℓ₀ )</w:t>
+        <w:t xml:space="preserve">Dⱼ = w₁ dⱼ + w₂ rⱼ + w₃ cⱼ ,   com  w₁ + w₂ + w₃ = 1</w:t>
       </w:r>
       <w:r>
         <w:rPr>
@@ -1936,6 +2748,7 @@
     <w:p>
       <w:pPr>
         <w:spacing w:after="120" w:line="360"/>
+        <w:ind w:firstLine="708"/>
         <w:jc w:val="both"/>
       </w:pPr>
       <w:r>
@@ -1948,7 +2761,25 @@
           <w:sz w:val="24"/>
           <w:szCs w:val="24"/>
         </w:rPr>
-        <w:t xml:space="preserve">e o risco basal atribuído a uma tarefa do PSPLIB no nível ℓ resulta do produto dessa razão por uma taxa basal do domínio de engenharia:</w:t>
+        <w:t xml:space="preserve">Os pesos são tratados como suposição de partida, fixados em 1/3 cada, e submetidos a análise de sensibilidade conforme reportado na Seção 2.5.</w:t>
+      </w:r>
+    </w:p>
+    <w:p>
+      <w:pPr>
+        <w:spacing w:after="120" w:line="360"/>
+        <w:jc w:val="both"/>
+      </w:pPr>
+      <w:r>
+        <w:rPr>
+          <w:rFonts w:ascii="Times New Roman" w:cs="Times New Roman" w:eastAsia="Times New Roman" w:hAnsi="Times New Roman"/>
+          <w:b w:val="false"/>
+          <w:bCs w:val="false"/>
+          <w:i w:val="false"/>
+          <w:iCs w:val="false"/>
+          <w:sz w:val="24"/>
+          <w:szCs w:val="24"/>
+        </w:rPr>
+        <w:t xml:space="preserve">A transferência de risco entre domínios opera sobre razões, e não sobre níveis absolutos. Para cada nível ordinal ℓ, a razão de risco é estimada na base NASA em relação ao nível de referência ℓ₀:</w:t>
       </w:r>
     </w:p>
     <w:p>
@@ -1968,6 +2799,52 @@
           <w:sz w:val="24"/>
           <w:szCs w:val="24"/>
         </w:rPr>
+        <w:t xml:space="preserve">RR( ℓ ) = F( ℓ ) / F( ℓ₀ )</w:t>
+      </w:r>
+      <w:r>
+        <w:rPr>
+          <w:rFonts w:ascii="Times New Roman" w:cs="Times New Roman" w:eastAsia="Times New Roman" w:hAnsi="Times New Roman"/>
+          <w:sz w:val="24"/>
+          <w:szCs w:val="24"/>
+        </w:rPr>
+        <w:t xml:space="preserve">	(19)</w:t>
+      </w:r>
+    </w:p>
+    <w:p>
+      <w:pPr>
+        <w:spacing w:after="120" w:line="360"/>
+        <w:jc w:val="both"/>
+      </w:pPr>
+      <w:r>
+        <w:rPr>
+          <w:rFonts w:ascii="Times New Roman" w:cs="Times New Roman" w:eastAsia="Times New Roman" w:hAnsi="Times New Roman"/>
+          <w:b w:val="false"/>
+          <w:bCs w:val="false"/>
+          <w:i w:val="false"/>
+          <w:iCs w:val="false"/>
+          <w:sz w:val="24"/>
+          <w:szCs w:val="24"/>
+        </w:rPr>
+        <w:t xml:space="preserve">e o risco basal atribuído a uma tarefa do PSPLIB no nível ℓ resulta do produto dessa razão por uma taxa basal do domínio de engenharia:</w:t>
+      </w:r>
+    </w:p>
+    <w:p>
+      <w:pPr>
+        <w:tabs>
+          <w:tab w:val="right" w:pos="9070"/>
+        </w:tabs>
+        <w:spacing w:after="140" w:before="140"/>
+        <w:ind w:left="680"/>
+        <w:jc w:val="left"/>
+      </w:pPr>
+      <w:r>
+        <w:rPr>
+          <w:rFonts w:ascii="Times New Roman" w:cs="Times New Roman" w:eastAsia="Times New Roman" w:hAnsi="Times New Roman"/>
+          <w:i/>
+          <w:iCs/>
+          <w:sz w:val="24"/>
+          <w:szCs w:val="24"/>
+        </w:rPr>
         <w:t xml:space="preserve">F_base( ℓ ) = F_âncora × RR( ℓ )</w:t>
       </w:r>
       <w:r>
@@ -1976,7 +2853,7 @@
           <w:sz w:val="24"/>
           <w:szCs w:val="24"/>
         </w:rPr>
-        <w:t xml:space="preserve">	(19)</w:t>
+        <w:t xml:space="preserve">	(20)</w:t>
       </w:r>
     </w:p>
     <w:p>
@@ -2068,7 +2945,1071 @@
           <w:sz w:val="24"/>
           <w:szCs w:val="24"/>
         </w:rPr>
-        <w:t xml:space="preserve">1.7  Pontos de acoplamento entre a calibração e o modelo</w:t>
+        <w:t xml:space="preserve">1.8  Calibração do modelo e avaliação de identificabilidade</w:t>
+      </w:r>
+    </w:p>
+    <w:p>
+      <w:pPr>
+        <w:spacing w:after="120" w:line="360"/>
+        <w:ind w:firstLine="708"/>
+        <w:jc w:val="both"/>
+      </w:pPr>
+      <w:r>
+        <w:rPr>
+          <w:rFonts w:ascii="Times New Roman" w:cs="Times New Roman" w:eastAsia="Times New Roman" w:hAnsi="Times New Roman"/>
+          <w:b w:val="false"/>
+          <w:bCs w:val="false"/>
+          <w:i w:val="false"/>
+          <w:iCs w:val="false"/>
+          <w:sz w:val="24"/>
+          <w:szCs w:val="24"/>
+        </w:rPr>
+        <w:t xml:space="preserve">O modelo contém parâmetros que não são diretamente observáveis. Duas perguntas distintas precisam de resposta: qual o procedimento que os fixa a partir de dados, e qual a evidência de que esse procedimento de fato os identifica. Responder apenas à primeira entregaria um algoritmo em execução, sem demonstração de que ele extrai informação.</w:t>
+      </w:r>
+    </w:p>
+    <w:p>
+      <w:pPr>
+        <w:spacing w:after="120" w:line="360"/>
+        <w:ind w:firstLine="708"/>
+        <w:jc w:val="both"/>
+      </w:pPr>
+      <w:r>
+        <w:rPr>
+          <w:rFonts w:ascii="Times New Roman" w:cs="Times New Roman" w:eastAsia="Times New Roman" w:hAnsi="Times New Roman"/>
+          <w:b/>
+          <w:bCs/>
+          <w:i w:val="false"/>
+          <w:iCs w:val="false"/>
+          <w:sz w:val="24"/>
+          <w:szCs w:val="24"/>
+        </w:rPr>
+        <w:t xml:space="preserve">Procedimento. </w:t>
+      </w:r>
+      <w:r>
+        <w:rPr>
+          <w:rFonts w:ascii="Times New Roman" w:cs="Times New Roman" w:eastAsia="Times New Roman" w:hAnsi="Times New Roman"/>
+          <w:b w:val="false"/>
+          <w:bCs w:val="false"/>
+          <w:i w:val="false"/>
+          <w:iCs w:val="false"/>
+          <w:sz w:val="24"/>
+          <w:szCs w:val="24"/>
+        </w:rPr>
+        <w:t xml:space="preserve">Adotou-se o History Matching (ANDRIANAKIS et al., 2015). Em vez de buscar um vetor ótimo de parâmetros, o método descarta do espaço tudo o que é implausível à luz dos dados, e devolve um conjunto — designado NROY, do inglês not ruled out yet — em lugar de uma estimativa pontual. A medida de implausibilidade de cada saída e a regra de descarte são dadas pelas Equações 21 e 22.</w:t>
+      </w:r>
+    </w:p>
+    <w:p>
+      <w:pPr>
+        <w:tabs>
+          <w:tab w:val="right" w:pos="9070"/>
+        </w:tabs>
+        <w:spacing w:after="140" w:before="140"/>
+        <w:ind w:left="680"/>
+        <w:jc w:val="left"/>
+      </w:pPr>
+      <w:r>
+        <w:rPr>
+          <w:rFonts w:ascii="Times New Roman" w:cs="Times New Roman" w:eastAsia="Times New Roman" w:hAnsi="Times New Roman"/>
+          <w:i/>
+          <w:iCs/>
+          <w:sz w:val="24"/>
+          <w:szCs w:val="24"/>
+        </w:rPr>
+        <w:t xml:space="preserve">I_j( x ) = | z_j − f̄_j( x ) | / √( V_obs,j + V_sim,j + V_mod,j )</w:t>
+      </w:r>
+      <w:r>
+        <w:rPr>
+          <w:rFonts w:ascii="Times New Roman" w:cs="Times New Roman" w:eastAsia="Times New Roman" w:hAnsi="Times New Roman"/>
+          <w:sz w:val="24"/>
+          <w:szCs w:val="24"/>
+        </w:rPr>
+        <w:t xml:space="preserve">	(21)</w:t>
+      </w:r>
+    </w:p>
+    <w:p>
+      <w:pPr>
+        <w:tabs>
+          <w:tab w:val="right" w:pos="9070"/>
+        </w:tabs>
+        <w:spacing w:after="140" w:before="140"/>
+        <w:ind w:left="680"/>
+        <w:jc w:val="left"/>
+      </w:pPr>
+      <w:r>
+        <w:rPr>
+          <w:rFonts w:ascii="Times New Roman" w:cs="Times New Roman" w:eastAsia="Times New Roman" w:hAnsi="Times New Roman"/>
+          <w:i/>
+          <w:iCs/>
+          <w:sz w:val="24"/>
+          <w:szCs w:val="24"/>
+        </w:rPr>
+        <w:t xml:space="preserve">I( x ) = máx_j I_j( x ) ,   x ∈ NROY  ⟺  I( x ) ≤ 3</w:t>
+      </w:r>
+      <w:r>
+        <w:rPr>
+          <w:rFonts w:ascii="Times New Roman" w:cs="Times New Roman" w:eastAsia="Times New Roman" w:hAnsi="Times New Roman"/>
+          <w:sz w:val="24"/>
+          <w:szCs w:val="24"/>
+        </w:rPr>
+        <w:t xml:space="preserve">	(22)</w:t>
+      </w:r>
+    </w:p>
+    <w:p>
+      <w:pPr>
+        <w:spacing w:after="40"/>
+        <w:ind w:left="793" w:hanging="453"/>
+        <w:jc w:val="both"/>
+      </w:pPr>
+      <w:r>
+        <w:rPr>
+          <w:rFonts w:ascii="Times New Roman" w:cs="Times New Roman" w:eastAsia="Times New Roman" w:hAnsi="Times New Roman"/>
+          <w:i/>
+          <w:iCs/>
+          <w:sz w:val="20"/>
+          <w:szCs w:val="20"/>
+        </w:rPr>
+        <w:t xml:space="preserve">z_j</w:t>
+      </w:r>
+      <w:r>
+        <w:rPr>
+          <w:rFonts w:ascii="Times New Roman" w:cs="Times New Roman" w:eastAsia="Times New Roman" w:hAnsi="Times New Roman"/>
+          <w:sz w:val="20"/>
+          <w:szCs w:val="20"/>
+        </w:rPr>
+        <w:t xml:space="preserve">  valor observado da saída j;</w:t>
+      </w:r>
+    </w:p>
+    <w:p>
+      <w:pPr>
+        <w:spacing w:after="40"/>
+        <w:ind w:left="793" w:hanging="453"/>
+        <w:jc w:val="both"/>
+      </w:pPr>
+      <w:r>
+        <w:rPr>
+          <w:rFonts w:ascii="Times New Roman" w:cs="Times New Roman" w:eastAsia="Times New Roman" w:hAnsi="Times New Roman"/>
+          <w:i/>
+          <w:iCs/>
+          <w:sz w:val="20"/>
+          <w:szCs w:val="20"/>
+        </w:rPr>
+        <w:t xml:space="preserve">f̄_j(x)</w:t>
+      </w:r>
+      <w:r>
+        <w:rPr>
+          <w:rFonts w:ascii="Times New Roman" w:cs="Times New Roman" w:eastAsia="Times New Roman" w:hAnsi="Times New Roman"/>
+          <w:sz w:val="20"/>
+          <w:szCs w:val="20"/>
+        </w:rPr>
+        <w:t xml:space="preserve">  média do simulador na saída j sob o vetor de parâmetros x;</w:t>
+      </w:r>
+    </w:p>
+    <w:p>
+      <w:pPr>
+        <w:spacing w:after="40"/>
+        <w:ind w:left="793" w:hanging="453"/>
+        <w:jc w:val="both"/>
+      </w:pPr>
+      <w:r>
+        <w:rPr>
+          <w:rFonts w:ascii="Times New Roman" w:cs="Times New Roman" w:eastAsia="Times New Roman" w:hAnsi="Times New Roman"/>
+          <w:i/>
+          <w:iCs/>
+          <w:sz w:val="20"/>
+          <w:szCs w:val="20"/>
+        </w:rPr>
+        <w:t xml:space="preserve">V_obs</w:t>
+      </w:r>
+      <w:r>
+        <w:rPr>
+          <w:rFonts w:ascii="Times New Roman" w:cs="Times New Roman" w:eastAsia="Times New Roman" w:hAnsi="Times New Roman"/>
+          <w:sz w:val="20"/>
+          <w:szCs w:val="20"/>
+        </w:rPr>
+        <w:t xml:space="preserve">  variância da observação;</w:t>
+      </w:r>
+    </w:p>
+    <w:p>
+      <w:pPr>
+        <w:spacing w:after="40"/>
+        <w:ind w:left="793" w:hanging="453"/>
+        <w:jc w:val="both"/>
+      </w:pPr>
+      <w:r>
+        <w:rPr>
+          <w:rFonts w:ascii="Times New Roman" w:cs="Times New Roman" w:eastAsia="Times New Roman" w:hAnsi="Times New Roman"/>
+          <w:i/>
+          <w:iCs/>
+          <w:sz w:val="20"/>
+          <w:szCs w:val="20"/>
+        </w:rPr>
+        <w:t xml:space="preserve">V_sim</w:t>
+      </w:r>
+      <w:r>
+        <w:rPr>
+          <w:rFonts w:ascii="Times New Roman" w:cs="Times New Roman" w:eastAsia="Times New Roman" w:hAnsi="Times New Roman"/>
+          <w:sz w:val="20"/>
+          <w:szCs w:val="20"/>
+        </w:rPr>
+        <w:t xml:space="preserve">  variância da média do simulador, decorrente da estocasticidade;</w:t>
+      </w:r>
+    </w:p>
+    <w:p>
+      <w:pPr>
+        <w:spacing w:after="40"/>
+        <w:ind w:left="793" w:hanging="453"/>
+        <w:jc w:val="both"/>
+      </w:pPr>
+      <w:r>
+        <w:rPr>
+          <w:rFonts w:ascii="Times New Roman" w:cs="Times New Roman" w:eastAsia="Times New Roman" w:hAnsi="Times New Roman"/>
+          <w:i/>
+          <w:iCs/>
+          <w:sz w:val="20"/>
+          <w:szCs w:val="20"/>
+        </w:rPr>
+        <w:t xml:space="preserve">V_mod</w:t>
+      </w:r>
+      <w:r>
+        <w:rPr>
+          <w:rFonts w:ascii="Times New Roman" w:cs="Times New Roman" w:eastAsia="Times New Roman" w:hAnsi="Times New Roman"/>
+          <w:sz w:val="20"/>
+          <w:szCs w:val="20"/>
+        </w:rPr>
+        <w:t xml:space="preserve">  variância de discrepância entre modelo e realidade.</w:t>
+      </w:r>
+    </w:p>
+    <w:p>
+      <w:pPr>
+        <w:spacing w:after="120" w:line="360"/>
+        <w:ind w:firstLine="708"/>
+        <w:jc w:val="both"/>
+      </w:pPr>
+      <w:r>
+        <w:rPr>
+          <w:rFonts w:ascii="Times New Roman" w:cs="Times New Roman" w:eastAsia="Times New Roman" w:hAnsi="Times New Roman"/>
+          <w:b w:val="false"/>
+          <w:bCs w:val="false"/>
+          <w:i w:val="false"/>
+          <w:iCs w:val="false"/>
+          <w:sz w:val="24"/>
+          <w:szCs w:val="24"/>
+        </w:rPr>
+        <w:t xml:space="preserve">O corte em três desvios não é escolha deste trabalho. Pela desigualdade de Vysochanskii–Petunin, para qualquer distribuição unimodal ao menos noventa e cinco por cento da massa de probabilidade situa-se a menos de três desvios da média, de modo que descartar valores com implausibilidade superior a três raramente descarta o vetor verdadeiro (PUKELSHEIM, 1994).</w:t>
+      </w:r>
+    </w:p>
+    <w:p>
+      <w:pPr>
+        <w:spacing w:after="120" w:line="360"/>
+        <w:ind w:firstLine="708"/>
+        <w:jc w:val="both"/>
+      </w:pPr>
+      <w:r>
+        <w:rPr>
+          <w:rFonts w:ascii="Times New Roman" w:cs="Times New Roman" w:eastAsia="Times New Roman" w:hAnsi="Times New Roman"/>
+          <w:b/>
+          <w:bCs/>
+          <w:i w:val="false"/>
+          <w:iCs w:val="false"/>
+          <w:sz w:val="24"/>
+          <w:szCs w:val="24"/>
+        </w:rPr>
+        <w:t xml:space="preserve">Dispensa do emulador. </w:t>
+      </w:r>
+      <w:r>
+        <w:rPr>
+          <w:rFonts w:ascii="Times New Roman" w:cs="Times New Roman" w:eastAsia="Times New Roman" w:hAnsi="Times New Roman"/>
+          <w:b w:val="false"/>
+          <w:bCs w:val="false"/>
+          <w:i w:val="false"/>
+          <w:iCs w:val="false"/>
+          <w:sz w:val="24"/>
+          <w:szCs w:val="24"/>
+        </w:rPr>
+        <w:t xml:space="preserve">A literatura de History Matching recorre a emuladores estatísticos porque o simulador que se deseja calibrar costuma ser caro. O simulador aqui construído custa cerca de um décimo de segundo por execução, e o delineamento completo, com três mil e duzentas execuções, conclui em minutos. Avalia-se o simulador diretamente. A decisão elimina o termo de erro de emulação da Equação 21, isto é, remove uma aproximação em vez de acrescentá-la. Caso o modelo venha a encarecer, o emulador pode ser introduzido sem alteração do restante do procedimento.</w:t>
+      </w:r>
+    </w:p>
+    <w:p>
+      <w:pPr>
+        <w:spacing w:after="120" w:line="360"/>
+        <w:ind w:firstLine="708"/>
+        <w:jc w:val="both"/>
+      </w:pPr>
+      <w:r>
+        <w:rPr>
+          <w:rFonts w:ascii="Times New Roman" w:cs="Times New Roman" w:eastAsia="Times New Roman" w:hAnsi="Times New Roman"/>
+          <w:b/>
+          <w:bCs/>
+          <w:i w:val="false"/>
+          <w:iCs w:val="false"/>
+          <w:sz w:val="24"/>
+          <w:szCs w:val="24"/>
+        </w:rPr>
+        <w:t xml:space="preserve">Validação por gêmeo idêntico. </w:t>
+      </w:r>
+      <w:r>
+        <w:rPr>
+          <w:rFonts w:ascii="Times New Roman" w:cs="Times New Roman" w:eastAsia="Times New Roman" w:hAnsi="Times New Roman"/>
+          <w:b w:val="false"/>
+          <w:bCs w:val="false"/>
+          <w:i w:val="false"/>
+          <w:iCs w:val="false"/>
+          <w:sz w:val="24"/>
+          <w:szCs w:val="24"/>
+        </w:rPr>
+        <w:t xml:space="preserve">Para verificar se o procedimento identifica parâmetros, empregou-se o teste do gêmeo idêntico (McCULLOCH et al., 2022): geram-se observações sintéticas a partir de um vetor de parâmetros conhecido, executa-se a calibração sem informar esse vetor, e verifica-se se o conjunto NROY resultante o contém. Duas precauções de desenho foram adotadas. O vetor verdadeiro foi posicionado deliberadamente fora do centro das faixas, pois um alvo situado no meio do espaço não testa as bordas do procedimento. E as sementes aleatórias que geram as observações sintéticas são disjuntas das utilizadas pelo simulador durante a calibração; sem essa separação, o teste compararia ruído idêntico consigo mesmo e seria aprovado trivialmente.</w:t>
+      </w:r>
+    </w:p>
+    <w:p>
+      <w:pPr>
+        <w:spacing w:after="120" w:line="360"/>
+        <w:ind w:firstLine="708"/>
+        <w:jc w:val="both"/>
+      </w:pPr>
+      <w:r>
+        <w:rPr>
+          <w:rFonts w:ascii="Times New Roman" w:cs="Times New Roman" w:eastAsia="Times New Roman" w:hAnsi="Times New Roman"/>
+          <w:b/>
+          <w:bCs/>
+          <w:i w:val="false"/>
+          <w:iCs w:val="false"/>
+          <w:sz w:val="24"/>
+          <w:szCs w:val="24"/>
+        </w:rPr>
+        <w:t xml:space="preserve">Limitação a declarar. </w:t>
+      </w:r>
+      <w:r>
+        <w:rPr>
+          <w:rFonts w:ascii="Times New Roman" w:cs="Times New Roman" w:eastAsia="Times New Roman" w:hAnsi="Times New Roman"/>
+          <w:b w:val="false"/>
+          <w:bCs w:val="false"/>
+          <w:i w:val="false"/>
+          <w:iCs w:val="false"/>
+          <w:sz w:val="24"/>
+          <w:szCs w:val="24"/>
+        </w:rPr>
+        <w:t xml:space="preserve">No teste do gêmeo idêntico o modelo é, por construção, a própria verdade, de modo que a variância de discrepância V_mod é nula. O teste é, portanto, otimista: mede se o procedimento identifica parâmetros no cenário mais favorável concebível. A reprovação nele condenaria o procedimento, mas a aprovação não garante desempenho equivalente diante de dados reais, situação em que V_mod é positiva e precisa ser especificada. Essa assimetria é mantida explícita na leitura dos resultados.</w:t>
+      </w:r>
+    </w:p>
+    <w:p>
+      <w:pPr>
+        <w:pStyle w:val="Heading2"/>
+        <w:spacing w:after="160" w:before="280"/>
+      </w:pPr>
+      <w:r>
+        <w:rPr>
+          <w:rFonts w:ascii="Times New Roman" w:cs="Times New Roman" w:eastAsia="Times New Roman" w:hAnsi="Times New Roman"/>
+          <w:b/>
+          <w:bCs/>
+          <w:color w:val="000000"/>
+          <w:sz w:val="24"/>
+          <w:szCs w:val="24"/>
+        </w:rPr>
+        <w:t xml:space="preserve">1.9  Matriz de cenários e desenho experimental</w:t>
+      </w:r>
+    </w:p>
+    <w:p>
+      <w:pPr>
+        <w:spacing w:after="120" w:line="360"/>
+        <w:ind w:firstLine="708"/>
+        <w:jc w:val="both"/>
+      </w:pPr>
+      <w:r>
+        <w:rPr>
+          <w:rFonts w:ascii="Times New Roman" w:cs="Times New Roman" w:eastAsia="Times New Roman" w:hAnsi="Times New Roman"/>
+          <w:b w:val="false"/>
+          <w:bCs w:val="false"/>
+          <w:i w:val="false"/>
+          <w:iCs w:val="false"/>
+          <w:sz w:val="24"/>
+          <w:szCs w:val="24"/>
+        </w:rPr>
+        <w:t xml:space="preserve">O experimento central do trabalho contrasta dois arranjos de governança submetidos a condições externas idênticas. A Tabela 2 apresenta os parâmetros organizacionais que os distinguem. Todos os demais elementos — instâncias de projeto, índice de dificuldade das tarefas, disponibilidade de recursos e função de pressão — são idênticos entre os braços, e constituem o controle experimental.</w:t>
+      </w:r>
+    </w:p>
+    <w:p>
+      <w:pPr>
+        <w:spacing w:after="100" w:before="240"/>
+        <w:jc w:val="left"/>
+      </w:pPr>
+      <w:r>
+        <w:rPr>
+          <w:rFonts w:ascii="Times New Roman" w:cs="Times New Roman" w:eastAsia="Times New Roman" w:hAnsi="Times New Roman"/>
+          <w:b/>
+          <w:bCs/>
+          <w:sz w:val="20"/>
+          <w:szCs w:val="20"/>
+        </w:rPr>
+        <w:t xml:space="preserve">Tabela 2 – Matriz de cenários: parâmetros organizacionais que distinguem os arranjos</w:t>
+      </w:r>
+    </w:p>
+    <w:tbl>
+      <w:tblPr>
+        <w:tblW w:type="dxa" w:w="9070"/>
+        <w:tblBorders>
+          <w:top w:val="single" w:color="888888" w:sz="4"/>
+          <w:left w:val="single" w:color="BBBBBB" w:sz="4"/>
+          <w:bottom w:val="single" w:color="888888" w:sz="4"/>
+          <w:right w:val="single" w:color="BBBBBB" w:sz="4"/>
+          <w:insideH w:val="single" w:color="CCCCCC" w:sz="2"/>
+          <w:insideV w:val="single" w:color="CCCCCC" w:sz="2"/>
+        </w:tblBorders>
+      </w:tblPr>
+      <w:tblGrid>
+        <w:gridCol w:w="3350"/>
+        <w:gridCol w:w="1860"/>
+        <w:gridCol w:w="1860"/>
+        <w:gridCol w:w="2000"/>
+      </w:tblGrid>
+      <w:tr>
+        <w:trPr>
+          <w:tblHeader/>
+        </w:trPr>
+        <w:tc>
+          <w:tcPr>
+            <w:tcW w:type="dxa" w:w="3350"/>
+            <w:shd w:fill="EFEFEC" w:color="auto" w:val="clear"/>
+            <w:tcMar>
+              <w:top w:type="dxa" w:w="60"/>
+              <w:left w:type="dxa" w:w="90"/>
+              <w:bottom w:type="dxa" w:w="60"/>
+              <w:right w:type="dxa" w:w="90"/>
+            </w:tcMar>
+          </w:tcPr>
+          <w:p>
+            <w:pPr>
+              <w:spacing w:after="0" w:line="240"/>
+              <w:jc w:val="center"/>
+            </w:pPr>
+            <w:r>
+              <w:rPr>
+                <w:rFonts w:ascii="Times New Roman" w:cs="Times New Roman" w:eastAsia="Times New Roman" w:hAnsi="Times New Roman"/>
+                <w:b/>
+                <w:bCs/>
+                <w:sz w:val="18"/>
+                <w:szCs w:val="18"/>
+              </w:rPr>
+              <w:t xml:space="preserve">Parâmetro</w:t>
+            </w:r>
+          </w:p>
+        </w:tc>
+        <w:tc>
+          <w:tcPr>
+            <w:tcW w:type="dxa" w:w="1860"/>
+            <w:shd w:fill="EFEFEC" w:color="auto" w:val="clear"/>
+            <w:tcMar>
+              <w:top w:type="dxa" w:w="60"/>
+              <w:left w:type="dxa" w:w="90"/>
+              <w:bottom w:type="dxa" w:w="60"/>
+              <w:right w:type="dxa" w:w="90"/>
+            </w:tcMar>
+          </w:tcPr>
+          <w:p>
+            <w:pPr>
+              <w:spacing w:after="0" w:line="240"/>
+              <w:jc w:val="center"/>
+            </w:pPr>
+            <w:r>
+              <w:rPr>
+                <w:rFonts w:ascii="Times New Roman" w:cs="Times New Roman" w:eastAsia="Times New Roman" w:hAnsi="Times New Roman"/>
+                <w:b/>
+                <w:bCs/>
+                <w:sz w:val="18"/>
+                <w:szCs w:val="18"/>
+              </w:rPr>
+              <w:t xml:space="preserve">Centralizada</w:t>
+            </w:r>
+          </w:p>
+        </w:tc>
+        <w:tc>
+          <w:tcPr>
+            <w:tcW w:type="dxa" w:w="1860"/>
+            <w:shd w:fill="EFEFEC" w:color="auto" w:val="clear"/>
+            <w:tcMar>
+              <w:top w:type="dxa" w:w="60"/>
+              <w:left w:type="dxa" w:w="90"/>
+              <w:bottom w:type="dxa" w:w="60"/>
+              <w:right w:type="dxa" w:w="90"/>
+            </w:tcMar>
+          </w:tcPr>
+          <w:p>
+            <w:pPr>
+              <w:spacing w:after="0" w:line="240"/>
+              <w:jc w:val="center"/>
+            </w:pPr>
+            <w:r>
+              <w:rPr>
+                <w:rFonts w:ascii="Times New Roman" w:cs="Times New Roman" w:eastAsia="Times New Roman" w:hAnsi="Times New Roman"/>
+                <w:b/>
+                <w:bCs/>
+                <w:sz w:val="18"/>
+                <w:szCs w:val="18"/>
+              </w:rPr>
+              <w:t xml:space="preserve">Adaptativa</w:t>
+            </w:r>
+          </w:p>
+        </w:tc>
+        <w:tc>
+          <w:tcPr>
+            <w:tcW w:type="dxa" w:w="2000"/>
+            <w:shd w:fill="EFEFEC" w:color="auto" w:val="clear"/>
+            <w:tcMar>
+              <w:top w:type="dxa" w:w="60"/>
+              <w:left w:type="dxa" w:w="90"/>
+              <w:bottom w:type="dxa" w:w="60"/>
+              <w:right w:type="dxa" w:w="90"/>
+            </w:tcMar>
+          </w:tcPr>
+          <w:p>
+            <w:pPr>
+              <w:spacing w:after="0" w:line="240"/>
+              <w:jc w:val="center"/>
+            </w:pPr>
+            <w:r>
+              <w:rPr>
+                <w:rFonts w:ascii="Times New Roman" w:cs="Times New Roman" w:eastAsia="Times New Roman" w:hAnsi="Times New Roman"/>
+                <w:b/>
+                <w:bCs/>
+                <w:sz w:val="18"/>
+                <w:szCs w:val="18"/>
+              </w:rPr>
+              <w:t xml:space="preserve">Interpretação organizacional</w:t>
+            </w:r>
+          </w:p>
+        </w:tc>
+      </w:tr>
+      <w:tr>
+        <w:tc>
+          <w:tcPr>
+            <w:tcW w:type="dxa" w:w="3350"/>
+            <w:tcMar>
+              <w:top w:type="dxa" w:w="60"/>
+              <w:left w:type="dxa" w:w="90"/>
+              <w:bottom w:type="dxa" w:w="60"/>
+              <w:right w:type="dxa" w:w="90"/>
+            </w:tcMar>
+          </w:tcPr>
+          <w:p>
+            <w:pPr>
+              <w:spacing w:after="0" w:line="240"/>
+              <w:jc w:val="left"/>
+            </w:pPr>
+            <w:r>
+              <w:rPr>
+                <w:rFonts w:ascii="Times New Roman" w:cs="Times New Roman" w:eastAsia="Times New Roman" w:hAnsi="Times New Roman"/>
+                <w:b w:val="false"/>
+                <w:bCs w:val="false"/>
+                <w:sz w:val="18"/>
+                <w:szCs w:val="18"/>
+              </w:rPr>
+              <w:t xml:space="preserve">τ_inicial</w:t>
+            </w:r>
+          </w:p>
+        </w:tc>
+        <w:tc>
+          <w:tcPr>
+            <w:tcW w:type="dxa" w:w="1860"/>
+            <w:tcMar>
+              <w:top w:type="dxa" w:w="60"/>
+              <w:left w:type="dxa" w:w="90"/>
+              <w:bottom w:type="dxa" w:w="60"/>
+              <w:right w:type="dxa" w:w="90"/>
+            </w:tcMar>
+          </w:tcPr>
+          <w:p>
+            <w:pPr>
+              <w:spacing w:after="0" w:line="240"/>
+              <w:jc w:val="center"/>
+            </w:pPr>
+            <w:r>
+              <w:rPr>
+                <w:rFonts w:ascii="Times New Roman" w:cs="Times New Roman" w:eastAsia="Times New Roman" w:hAnsi="Times New Roman"/>
+                <w:b w:val="false"/>
+                <w:bCs w:val="false"/>
+                <w:sz w:val="18"/>
+                <w:szCs w:val="18"/>
+              </w:rPr>
+              <w:t xml:space="preserve">0,30</w:t>
+            </w:r>
+          </w:p>
+        </w:tc>
+        <w:tc>
+          <w:tcPr>
+            <w:tcW w:type="dxa" w:w="1860"/>
+            <w:tcMar>
+              <w:top w:type="dxa" w:w="60"/>
+              <w:left w:type="dxa" w:w="90"/>
+              <w:bottom w:type="dxa" w:w="60"/>
+              <w:right w:type="dxa" w:w="90"/>
+            </w:tcMar>
+          </w:tcPr>
+          <w:p>
+            <w:pPr>
+              <w:spacing w:after="0" w:line="240"/>
+              <w:jc w:val="center"/>
+            </w:pPr>
+            <w:r>
+              <w:rPr>
+                <w:rFonts w:ascii="Times New Roman" w:cs="Times New Roman" w:eastAsia="Times New Roman" w:hAnsi="Times New Roman"/>
+                <w:b w:val="false"/>
+                <w:bCs w:val="false"/>
+                <w:sz w:val="18"/>
+                <w:szCs w:val="18"/>
+              </w:rPr>
+              <w:t xml:space="preserve">0,70</w:t>
+            </w:r>
+          </w:p>
+        </w:tc>
+        <w:tc>
+          <w:tcPr>
+            <w:tcW w:type="dxa" w:w="2000"/>
+            <w:tcMar>
+              <w:top w:type="dxa" w:w="60"/>
+              <w:left w:type="dxa" w:w="90"/>
+              <w:bottom w:type="dxa" w:w="60"/>
+              <w:right w:type="dxa" w:w="90"/>
+            </w:tcMar>
+          </w:tcPr>
+          <w:p>
+            <w:pPr>
+              <w:spacing w:after="0" w:line="240"/>
+              <w:jc w:val="left"/>
+            </w:pPr>
+            <w:r>
+              <w:rPr>
+                <w:rFonts w:ascii="Times New Roman" w:cs="Times New Roman" w:eastAsia="Times New Roman" w:hAnsi="Times New Roman"/>
+                <w:b w:val="false"/>
+                <w:bCs w:val="false"/>
+                <w:sz w:val="18"/>
+                <w:szCs w:val="18"/>
+              </w:rPr>
+              <w:t xml:space="preserve">confiança inicial na rede de pares</w:t>
+            </w:r>
+          </w:p>
+        </w:tc>
+      </w:tr>
+      <w:tr>
+        <w:tc>
+          <w:tcPr>
+            <w:tcW w:type="dxa" w:w="3350"/>
+            <w:tcMar>
+              <w:top w:type="dxa" w:w="60"/>
+              <w:left w:type="dxa" w:w="90"/>
+              <w:bottom w:type="dxa" w:w="60"/>
+              <w:right w:type="dxa" w:w="90"/>
+            </w:tcMar>
+          </w:tcPr>
+          <w:p>
+            <w:pPr>
+              <w:spacing w:after="0" w:line="240"/>
+              <w:jc w:val="left"/>
+            </w:pPr>
+            <w:r>
+              <w:rPr>
+                <w:rFonts w:ascii="Times New Roman" w:cs="Times New Roman" w:eastAsia="Times New Roman" w:hAnsi="Times New Roman"/>
+                <w:b w:val="false"/>
+                <w:bCs w:val="false"/>
+                <w:sz w:val="18"/>
+                <w:szCs w:val="18"/>
+              </w:rPr>
+              <w:t xml:space="preserve">τ_mín</w:t>
+            </w:r>
+          </w:p>
+        </w:tc>
+        <w:tc>
+          <w:tcPr>
+            <w:tcW w:type="dxa" w:w="1860"/>
+            <w:tcMar>
+              <w:top w:type="dxa" w:w="60"/>
+              <w:left w:type="dxa" w:w="90"/>
+              <w:bottom w:type="dxa" w:w="60"/>
+              <w:right w:type="dxa" w:w="90"/>
+            </w:tcMar>
+          </w:tcPr>
+          <w:p>
+            <w:pPr>
+              <w:spacing w:after="0" w:line="240"/>
+              <w:jc w:val="center"/>
+            </w:pPr>
+            <w:r>
+              <w:rPr>
+                <w:rFonts w:ascii="Times New Roman" w:cs="Times New Roman" w:eastAsia="Times New Roman" w:hAnsi="Times New Roman"/>
+                <w:b w:val="false"/>
+                <w:bCs w:val="false"/>
+                <w:sz w:val="18"/>
+                <w:szCs w:val="18"/>
+              </w:rPr>
+              <w:t xml:space="preserve">0,20</w:t>
+            </w:r>
+          </w:p>
+        </w:tc>
+        <w:tc>
+          <w:tcPr>
+            <w:tcW w:type="dxa" w:w="1860"/>
+            <w:tcMar>
+              <w:top w:type="dxa" w:w="60"/>
+              <w:left w:type="dxa" w:w="90"/>
+              <w:bottom w:type="dxa" w:w="60"/>
+              <w:right w:type="dxa" w:w="90"/>
+            </w:tcMar>
+          </w:tcPr>
+          <w:p>
+            <w:pPr>
+              <w:spacing w:after="0" w:line="240"/>
+              <w:jc w:val="center"/>
+            </w:pPr>
+            <w:r>
+              <w:rPr>
+                <w:rFonts w:ascii="Times New Roman" w:cs="Times New Roman" w:eastAsia="Times New Roman" w:hAnsi="Times New Roman"/>
+                <w:b w:val="false"/>
+                <w:bCs w:val="false"/>
+                <w:sz w:val="18"/>
+                <w:szCs w:val="18"/>
+              </w:rPr>
+              <w:t xml:space="preserve">0,50</w:t>
+            </w:r>
+          </w:p>
+        </w:tc>
+        <w:tc>
+          <w:tcPr>
+            <w:tcW w:type="dxa" w:w="2000"/>
+            <w:tcMar>
+              <w:top w:type="dxa" w:w="60"/>
+              <w:left w:type="dxa" w:w="90"/>
+              <w:bottom w:type="dxa" w:w="60"/>
+              <w:right w:type="dxa" w:w="90"/>
+            </w:tcMar>
+          </w:tcPr>
+          <w:p>
+            <w:pPr>
+              <w:spacing w:after="0" w:line="240"/>
+              <w:jc w:val="left"/>
+            </w:pPr>
+            <w:r>
+              <w:rPr>
+                <w:rFonts w:ascii="Times New Roman" w:cs="Times New Roman" w:eastAsia="Times New Roman" w:hAnsi="Times New Roman"/>
+                <w:b w:val="false"/>
+                <w:bCs w:val="false"/>
+                <w:sz w:val="18"/>
+                <w:szCs w:val="18"/>
+              </w:rPr>
+              <w:t xml:space="preserve">piso de segurança psicológica</w:t>
+            </w:r>
+          </w:p>
+        </w:tc>
+      </w:tr>
+      <w:tr>
+        <w:tc>
+          <w:tcPr>
+            <w:tcW w:type="dxa" w:w="3350"/>
+            <w:tcMar>
+              <w:top w:type="dxa" w:w="60"/>
+              <w:left w:type="dxa" w:w="90"/>
+              <w:bottom w:type="dxa" w:w="60"/>
+              <w:right w:type="dxa" w:w="90"/>
+            </w:tcMar>
+          </w:tcPr>
+          <w:p>
+            <w:pPr>
+              <w:spacing w:after="0" w:line="240"/>
+              <w:jc w:val="left"/>
+            </w:pPr>
+            <w:r>
+              <w:rPr>
+                <w:rFonts w:ascii="Times New Roman" w:cs="Times New Roman" w:eastAsia="Times New Roman" w:hAnsi="Times New Roman"/>
+                <w:b w:val="false"/>
+                <w:bCs w:val="false"/>
+                <w:sz w:val="18"/>
+                <w:szCs w:val="18"/>
+              </w:rPr>
+              <w:t xml:space="preserve">p_reporte</w:t>
+            </w:r>
+          </w:p>
+        </w:tc>
+        <w:tc>
+          <w:tcPr>
+            <w:tcW w:type="dxa" w:w="1860"/>
+            <w:tcMar>
+              <w:top w:type="dxa" w:w="60"/>
+              <w:left w:type="dxa" w:w="90"/>
+              <w:bottom w:type="dxa" w:w="60"/>
+              <w:right w:type="dxa" w:w="90"/>
+            </w:tcMar>
+          </w:tcPr>
+          <w:p>
+            <w:pPr>
+              <w:spacing w:after="0" w:line="240"/>
+              <w:jc w:val="center"/>
+            </w:pPr>
+            <w:r>
+              <w:rPr>
+                <w:rFonts w:ascii="Times New Roman" w:cs="Times New Roman" w:eastAsia="Times New Roman" w:hAnsi="Times New Roman"/>
+                <w:b w:val="false"/>
+                <w:bCs w:val="false"/>
+                <w:sz w:val="18"/>
+                <w:szCs w:val="18"/>
+              </w:rPr>
+              <w:t xml:space="preserve">0,15</w:t>
+            </w:r>
+          </w:p>
+        </w:tc>
+        <w:tc>
+          <w:tcPr>
+            <w:tcW w:type="dxa" w:w="1860"/>
+            <w:tcMar>
+              <w:top w:type="dxa" w:w="60"/>
+              <w:left w:type="dxa" w:w="90"/>
+              <w:bottom w:type="dxa" w:w="60"/>
+              <w:right w:type="dxa" w:w="90"/>
+            </w:tcMar>
+          </w:tcPr>
+          <w:p>
+            <w:pPr>
+              <w:spacing w:after="0" w:line="240"/>
+              <w:jc w:val="center"/>
+            </w:pPr>
+            <w:r>
+              <w:rPr>
+                <w:rFonts w:ascii="Times New Roman" w:cs="Times New Roman" w:eastAsia="Times New Roman" w:hAnsi="Times New Roman"/>
+                <w:b w:val="false"/>
+                <w:bCs w:val="false"/>
+                <w:sz w:val="18"/>
+                <w:szCs w:val="18"/>
+              </w:rPr>
+              <w:t xml:space="preserve">0,75</w:t>
+            </w:r>
+          </w:p>
+        </w:tc>
+        <w:tc>
+          <w:tcPr>
+            <w:tcW w:type="dxa" w:w="2000"/>
+            <w:tcMar>
+              <w:top w:type="dxa" w:w="60"/>
+              <w:left w:type="dxa" w:w="90"/>
+              <w:bottom w:type="dxa" w:w="60"/>
+              <w:right w:type="dxa" w:w="90"/>
+            </w:tcMar>
+          </w:tcPr>
+          <w:p>
+            <w:pPr>
+              <w:spacing w:after="0" w:line="240"/>
+              <w:jc w:val="left"/>
+            </w:pPr>
+            <w:r>
+              <w:rPr>
+                <w:rFonts w:ascii="Times New Roman" w:cs="Times New Roman" w:eastAsia="Times New Roman" w:hAnsi="Times New Roman"/>
+                <w:b w:val="false"/>
+                <w:bCs w:val="false"/>
+                <w:sz w:val="18"/>
+                <w:szCs w:val="18"/>
+              </w:rPr>
+              <w:t xml:space="preserve">probabilidade de reportar defeito detectado</w:t>
+            </w:r>
+          </w:p>
+        </w:tc>
+      </w:tr>
+      <w:tr>
+        <w:tc>
+          <w:tcPr>
+            <w:tcW w:type="dxa" w:w="3350"/>
+            <w:tcMar>
+              <w:top w:type="dxa" w:w="60"/>
+              <w:left w:type="dxa" w:w="90"/>
+              <w:bottom w:type="dxa" w:w="60"/>
+              <w:right w:type="dxa" w:w="90"/>
+            </w:tcMar>
+          </w:tcPr>
+          <w:p>
+            <w:pPr>
+              <w:spacing w:after="0" w:line="240"/>
+              <w:jc w:val="left"/>
+            </w:pPr>
+            <w:r>
+              <w:rPr>
+                <w:rFonts w:ascii="Times New Roman" w:cs="Times New Roman" w:eastAsia="Times New Roman" w:hAnsi="Times New Roman"/>
+                <w:b w:val="false"/>
+                <w:bCs w:val="false"/>
+                <w:sz w:val="18"/>
+                <w:szCs w:val="18"/>
+              </w:rPr>
+              <w:t xml:space="preserve">p_detecção</w:t>
+            </w:r>
+          </w:p>
+        </w:tc>
+        <w:tc>
+          <w:tcPr>
+            <w:tcW w:type="dxa" w:w="1860"/>
+            <w:tcMar>
+              <w:top w:type="dxa" w:w="60"/>
+              <w:left w:type="dxa" w:w="90"/>
+              <w:bottom w:type="dxa" w:w="60"/>
+              <w:right w:type="dxa" w:w="90"/>
+            </w:tcMar>
+          </w:tcPr>
+          <w:p>
+            <w:pPr>
+              <w:spacing w:after="0" w:line="240"/>
+              <w:jc w:val="center"/>
+            </w:pPr>
+            <w:r>
+              <w:rPr>
+                <w:rFonts w:ascii="Times New Roman" w:cs="Times New Roman" w:eastAsia="Times New Roman" w:hAnsi="Times New Roman"/>
+                <w:b w:val="false"/>
+                <w:bCs w:val="false"/>
+                <w:sz w:val="18"/>
+                <w:szCs w:val="18"/>
+              </w:rPr>
+              <w:t xml:space="preserve">0,05</w:t>
+            </w:r>
+          </w:p>
+        </w:tc>
+        <w:tc>
+          <w:tcPr>
+            <w:tcW w:type="dxa" w:w="1860"/>
+            <w:tcMar>
+              <w:top w:type="dxa" w:w="60"/>
+              <w:left w:type="dxa" w:w="90"/>
+              <w:bottom w:type="dxa" w:w="60"/>
+              <w:right w:type="dxa" w:w="90"/>
+            </w:tcMar>
+          </w:tcPr>
+          <w:p>
+            <w:pPr>
+              <w:spacing w:after="0" w:line="240"/>
+              <w:jc w:val="center"/>
+            </w:pPr>
+            <w:r>
+              <w:rPr>
+                <w:rFonts w:ascii="Times New Roman" w:cs="Times New Roman" w:eastAsia="Times New Roman" w:hAnsi="Times New Roman"/>
+                <w:b w:val="false"/>
+                <w:bCs w:val="false"/>
+                <w:sz w:val="18"/>
+                <w:szCs w:val="18"/>
+              </w:rPr>
+              <w:t xml:space="preserve">0,05</w:t>
+            </w:r>
+          </w:p>
+        </w:tc>
+        <w:tc>
+          <w:tcPr>
+            <w:tcW w:type="dxa" w:w="2000"/>
+            <w:tcMar>
+              <w:top w:type="dxa" w:w="60"/>
+              <w:left w:type="dxa" w:w="90"/>
+              <w:bottom w:type="dxa" w:w="60"/>
+              <w:right w:type="dxa" w:w="90"/>
+            </w:tcMar>
+          </w:tcPr>
+          <w:p>
+            <w:pPr>
+              <w:spacing w:after="0" w:line="240"/>
+              <w:jc w:val="left"/>
+            </w:pPr>
+            <w:r>
+              <w:rPr>
+                <w:rFonts w:ascii="Times New Roman" w:cs="Times New Roman" w:eastAsia="Times New Roman" w:hAnsi="Times New Roman"/>
+                <w:b w:val="false"/>
+                <w:bCs w:val="false"/>
+                <w:sz w:val="18"/>
+                <w:szCs w:val="18"/>
+              </w:rPr>
+              <w:t xml:space="preserve">idêntica: não é variável de governança</w:t>
+            </w:r>
+          </w:p>
+        </w:tc>
+      </w:tr>
+    </w:tbl>
+    <w:p>
+      <w:pPr>
+        <w:spacing w:after="240" w:before="80"/>
+        <w:jc w:val="center"/>
+      </w:pPr>
+      <w:r>
+        <w:rPr>
+          <w:rFonts w:ascii="Times New Roman" w:cs="Times New Roman" w:eastAsia="Times New Roman" w:hAnsi="Times New Roman"/>
+          <w:sz w:val="20"/>
+          <w:szCs w:val="20"/>
+        </w:rPr>
+        <w:t xml:space="preserve">Fonte: Elaborado pela autora (2026), a partir da Tabela 1.1 do TCC I.</w:t>
+      </w:r>
+    </w:p>
+    <w:p>
+      <w:pPr>
+        <w:spacing w:after="120" w:line="360"/>
+        <w:ind w:firstLine="708"/>
+        <w:jc w:val="both"/>
+      </w:pPr>
+      <w:r>
+        <w:rPr>
+          <w:rFonts w:ascii="Times New Roman" w:cs="Times New Roman" w:eastAsia="Times New Roman" w:hAnsi="Times New Roman"/>
+          <w:b/>
+          <w:bCs/>
+          <w:i w:val="false"/>
+          <w:iCs w:val="false"/>
+          <w:sz w:val="24"/>
+          <w:szCs w:val="24"/>
+        </w:rPr>
+        <w:t xml:space="preserve">Segurança psicológica como mecanismo. </w:t>
+      </w:r>
+      <w:r>
+        <w:rPr>
+          <w:rFonts w:ascii="Times New Roman" w:cs="Times New Roman" w:eastAsia="Times New Roman" w:hAnsi="Times New Roman"/>
+          <w:b w:val="false"/>
+          <w:bCs w:val="false"/>
+          <w:i w:val="false"/>
+          <w:iCs w:val="false"/>
+          <w:sz w:val="24"/>
+          <w:szCs w:val="24"/>
+        </w:rPr>
+        <w:t xml:space="preserve">O parâmetro que distingue substantivamente os dois arranjos é a probabilidade de reporte de defeito. Ela operacionaliza a noção de segurança psicológica: em um arranjo centralizado, o agente que detecta um defeito próprio antecipa custo pessoal ao reportá-lo e tende a ocultá-lo, alimentando o estoque de dívida técnica latente; em um arranjo adaptativo, o mesmo agente reporta, e o retrabalho é pago imediatamente e de forma visível. O modelo não presume qual arranjo é superior: a diferença de desempenho, se existir, emerge da interação entre ocultação, acúmulo de dívida e pressão de prazo.</w:t>
+      </w:r>
+    </w:p>
+    <w:p>
+      <w:pPr>
+        <w:spacing w:after="120" w:line="360"/>
+        <w:ind w:firstLine="708"/>
+        <w:jc w:val="both"/>
+      </w:pPr>
+      <w:r>
+        <w:rPr>
+          <w:rFonts w:ascii="Times New Roman" w:cs="Times New Roman" w:eastAsia="Times New Roman" w:hAnsi="Times New Roman"/>
+          <w:b/>
+          <w:bCs/>
+          <w:i w:val="false"/>
+          <w:iCs w:val="false"/>
+          <w:sz w:val="24"/>
+          <w:szCs w:val="24"/>
+        </w:rPr>
+        <w:t xml:space="preserve">Delineamento pareado. </w:t>
+      </w:r>
+      <w:r>
+        <w:rPr>
+          <w:rFonts w:ascii="Times New Roman" w:cs="Times New Roman" w:eastAsia="Times New Roman" w:hAnsi="Times New Roman"/>
+          <w:b w:val="false"/>
+          <w:bCs w:val="false"/>
+          <w:i w:val="false"/>
+          <w:iCs w:val="false"/>
+          <w:sz w:val="24"/>
+          <w:szCs w:val="24"/>
+        </w:rPr>
+        <w:t xml:space="preserve">Cada par de execuções emprega a mesma instância e a mesma semente aleatória nos dois braços. A variação atribuível à instância e ao sorteio é, portanto, comum aos dois e cancela-se na diferença, o que eleva substancialmente a potência estatística em relação a um delineamento independente de mesmo tamanho. A inferência emprega o teste de Wilcoxon para amostras pareadas, e não o teste t, porque as saídas do modelo são assimétricas e limitadas inferiormente por zero. O tamanho de efeito é reportado pelo d de Cohen pareado e pela proporção de pares favoráveis, uma vez que, com centenas de pares, o valor-p isoladamente não distingue diferença relevante de diferença meramente detectável.</w:t>
+      </w:r>
+    </w:p>
+    <w:p>
+      <w:pPr>
+        <w:pStyle w:val="Heading2"/>
+        <w:spacing w:after="160" w:before="280"/>
+      </w:pPr>
+      <w:r>
+        <w:rPr>
+          <w:rFonts w:ascii="Times New Roman" w:cs="Times New Roman" w:eastAsia="Times New Roman" w:hAnsi="Times New Roman"/>
+          <w:b/>
+          <w:bCs/>
+          <w:color w:val="000000"/>
+          <w:sz w:val="24"/>
+          <w:szCs w:val="24"/>
+        </w:rPr>
+        <w:t xml:space="preserve">1.10  Pontos de acoplamento entre a calibração e o modelo</w:t>
       </w:r>
     </w:p>
     <w:p>
@@ -2336,7 +4277,7 @@
           <w:sz w:val="24"/>
           <w:szCs w:val="24"/>
         </w:rPr>
-        <w:t xml:space="preserve">Os ensaios iniciais avaliaram três dimensões: a integridade dos dados de entrada, a fidelidade da base de análise em relação ao procedimento publicado que a gerou, e a magnitude e a estabilidade das associações estatísticas de interesse. A Tabela 1 consolida os indicadores obtidos.</w:t>
+        <w:t xml:space="preserve">Os ensaios iniciais avaliaram três dimensões: a integridade dos dados de entrada, a fidelidade da base de análise em relação ao procedimento publicado que a gerou, e a magnitude e a estabilidade das associações estatísticas de interesse. A Tabela 3 consolida os indicadores obtidos.</w:t>
       </w:r>
     </w:p>
     <w:p>
@@ -2352,7 +4293,7 @@
           <w:sz w:val="20"/>
           <w:szCs w:val="20"/>
         </w:rPr>
-        <w:t xml:space="preserve">Tabela 1 – Indicadores de desempenho obtidos nos ensaios iniciais</w:t>
+        <w:t xml:space="preserve">Tabela 3 – Indicadores de desempenho obtidos nos ensaios iniciais</w:t>
       </w:r>
     </w:p>
     <w:tbl>
@@ -4799,7 +6740,7 @@
           <w:sz w:val="24"/>
           <w:szCs w:val="24"/>
         </w:rPr>
-        <w:t xml:space="preserve">Esse resultado não invalida o uso da complexidade como eixo ordinal, mas altera o que se pode afirmar a partir dele. A ordenação do risco pelas faixas de complexidade é forte e robusta, como mostram a Figura 3 e a Tabela 1: o risco cresce monotonicamente de 0,147 a 0,439 entre a faixa mais baixa e a mais alta, a tendência é altamente significativa, e a monotonicidade se preserva sob todos os cinco esquemas alternativos de corte testados e sob todas as doze reamostragens por exclusão de projeto. O que os dados não sustentam é a atribuição causal: a complexidade ciclomática opera, nesta base, como marcador ordinal de risco correlacionado ao tamanho, e não como fator de risco independente dele. Para o propósito deste trabalho — transferência ordinal de risco entre domínios — um marcador estável é suficiente; a afirmação de efeito independente, que não seria sustentável, é explicitamente abandonada.</w:t>
+        <w:t xml:space="preserve">Esse resultado não invalida o uso da complexidade como eixo ordinal, mas altera o que se pode afirmar a partir dele. A ordenação do risco pelas faixas de complexidade é forte e robusta, como mostram a Figura 3 e a Tabela 3: o risco cresce monotonicamente de 0,147 a 0,439 entre a faixa mais baixa e a mais alta, a tendência é altamente significativa, e a monotonicidade se preserva sob todos os cinco esquemas alternativos de corte testados e sob todas as doze reamostragens por exclusão de projeto. O que os dados não sustentam é a atribuição causal: a complexidade ciclomática opera, nesta base, como marcador ordinal de risco correlacionado ao tamanho, e não como fator de risco independente dele. Para o propósito deste trabalho — transferência ordinal de risco entre domínios — um marcador estável é suficiente; a afirmação de efeito independente, que não seria sustentável, é explicitamente abandonada.</w:t>
       </w:r>
     </w:p>
     <w:p>
@@ -5055,7 +6996,7 @@
           <w:sz w:val="24"/>
           <w:szCs w:val="24"/>
         </w:rPr>
-        <w:t xml:space="preserve">A verificação central, contudo, não é estrutural e sim de delineamento. As instâncias do PSPLIB são geradas por um projeto experimental fatorial sobre três parâmetros definidos por Kolisch, Sprecher e Drexl (1995): a complexidade de rede, dada pela razão entre arcos de precedência e atividades; o fator de recursos, que mede a fração média de tipos de recurso requisitados por atividade; e a força de recursos, que posiciona a disponibilidade entre o mínimo de viabilidade e o pico de demanda do cronograma de inícios mais cedo. Os três parâmetros foram recalculados a partir dos arquivos e seus níveis foram reconstruídos por agrupamento dos valores obtidos, sem que nenhum valor de referência fosse suposto. A Tabela 2 apresenta o resultado.</w:t>
+        <w:t xml:space="preserve">A verificação central, contudo, não é estrutural e sim de delineamento. As instâncias do PSPLIB são geradas por um projeto experimental fatorial sobre três parâmetros definidos por Kolisch, Sprecher e Drexl (1995): a complexidade de rede, dada pela razão entre arcos de precedência e atividades; o fator de recursos, que mede a fração média de tipos de recurso requisitados por atividade; e a força de recursos, que posiciona a disponibilidade entre o mínimo de viabilidade e o pico de demanda do cronograma de inícios mais cedo. Os três parâmetros foram recalculados a partir dos arquivos e seus níveis foram reconstruídos por agrupamento dos valores obtidos, sem que nenhum valor de referência fosse suposto. A Tabela 4 apresenta o resultado.</w:t>
       </w:r>
     </w:p>
     <w:p>
@@ -5071,7 +7012,7 @@
           <w:sz w:val="20"/>
           <w:szCs w:val="20"/>
         </w:rPr>
-        <w:t xml:space="preserve">Tabela 2 – Níveis dos parâmetros de delineamento reconstruídos a partir das instâncias</w:t>
+        <w:t xml:space="preserve">Tabela 4 – Níveis dos parâmetros de delineamento reconstruídos a partir das instâncias</w:t>
       </w:r>
     </w:p>
     <w:tbl>
@@ -5749,7 +7690,7 @@
           <w:sz w:val="24"/>
           <w:szCs w:val="24"/>
         </w:rPr>
-        <w:t xml:space="preserve">Adotou-se, portanto, a transferência por razão de risco relativo, conforme as equações (18) e (19). O que os dados NASA sustentam não é o nível absoluto de risco de um módulo de software, que não tem razão para valer em tarefas de engenharia, e sim a forma do gradiente: quantas vezes mais arriscada é uma tarefa difícil em relação a uma fácil. Essa razão é adimensional e independe da taxa basal do domínio. A Tabela 3 e a Figura 6 apresentam as razões estimadas.</w:t>
+        <w:t xml:space="preserve">Adotou-se, portanto, a transferência por razão de risco relativo, conforme as equações (18) e (19). O que os dados NASA sustentam não é o nível absoluto de risco de um módulo de software, que não tem razão para valer em tarefas de engenharia, e sim a forma do gradiente: quantas vezes mais arriscada é uma tarefa difícil em relação a uma fácil. Essa razão é adimensional e independe da taxa basal do domínio. A Tabela 5 e a Figura 6 apresentam as razões estimadas.</w:t>
       </w:r>
     </w:p>
     <w:p>
@@ -5765,7 +7706,7 @@
           <w:sz w:val="20"/>
           <w:szCs w:val="20"/>
         </w:rPr>
-        <w:t xml:space="preserve">Tabela 3 – Razões de risco transferidas, com intervalos por reamostragem de projetos</w:t>
+        <w:t xml:space="preserve">Tabela 5 – Razões de risco transferidas, com intervalos por reamostragem de projetos</w:t>
       </w:r>
     </w:p>
     <w:tbl>
@@ -6544,7 +8485,7 @@
           <w:sz w:val="24"/>
           <w:szCs w:val="24"/>
         </w:rPr>
-        <w:t xml:space="preserve">2.7  Cronograma de atividades e próximas etapas</w:t>
+        <w:t xml:space="preserve">2.7  Verificação e validação do simulador</w:t>
       </w:r>
     </w:p>
     <w:p>
@@ -6563,7 +8504,7 @@
           <w:sz w:val="24"/>
           <w:szCs w:val="24"/>
         </w:rPr>
-        <w:t xml:space="preserve">A Tabela 4 distribui cronologicamente as atividades previstas para a conclusão do trabalho.</w:t>
+        <w:t xml:space="preserve">Antes de qualquer resultado substantivo, o simulador foi submetido a quinze verificações automatizadas, executadas a cada alteração do código. Sete são verificações de consistência estrutural, que um simulador correto não pode falhar: encerramento de todas as tarefas em estado terminal, respeito às relações de precedência, não excedência da disponibilidade de recursos, não negatividade dos relógios, permanência das variáveis normalizadas no intervalo unitário, reprodutibilidade sob mesma semente e variabilidade sob sementes distintas. As demais são verificações de comportamento, que testam se o modelo se comporta como a teoria que o fundamenta prevê.</w:t>
       </w:r>
     </w:p>
     <w:p>
@@ -6579,7 +8520,4242 @@
           <w:sz w:val="20"/>
           <w:szCs w:val="20"/>
         </w:rPr>
-        <w:t xml:space="preserve">Tabela 4 – Cronograma de finalização do trabalho (TCC II)</w:t>
+        <w:t xml:space="preserve">Tabela 6 – Verificações de comportamento do simulador e seus resultados</w:t>
+      </w:r>
+    </w:p>
+    <w:tbl>
+      <w:tblPr>
+        <w:tblW w:type="dxa" w:w="9070"/>
+        <w:tblBorders>
+          <w:top w:val="single" w:color="888888" w:sz="4"/>
+          <w:left w:val="single" w:color="BBBBBB" w:sz="4"/>
+          <w:bottom w:val="single" w:color="888888" w:sz="4"/>
+          <w:right w:val="single" w:color="BBBBBB" w:sz="4"/>
+          <w:insideH w:val="single" w:color="CCCCCC" w:sz="2"/>
+          <w:insideV w:val="single" w:color="CCCCCC" w:sz="2"/>
+        </w:tblBorders>
+      </w:tblPr>
+      <w:tblGrid>
+        <w:gridCol w:w="4470"/>
+        <w:gridCol w:w="2600"/>
+        <w:gridCol w:w="2000"/>
+      </w:tblGrid>
+      <w:tr>
+        <w:trPr>
+          <w:tblHeader/>
+        </w:trPr>
+        <w:tc>
+          <w:tcPr>
+            <w:tcW w:type="dxa" w:w="4470"/>
+            <w:shd w:fill="EFEFEC" w:color="auto" w:val="clear"/>
+            <w:tcMar>
+              <w:top w:type="dxa" w:w="60"/>
+              <w:left w:type="dxa" w:w="90"/>
+              <w:bottom w:type="dxa" w:w="60"/>
+              <w:right w:type="dxa" w:w="90"/>
+            </w:tcMar>
+          </w:tcPr>
+          <w:p>
+            <w:pPr>
+              <w:spacing w:after="0" w:line="240"/>
+              <w:jc w:val="center"/>
+            </w:pPr>
+            <w:r>
+              <w:rPr>
+                <w:rFonts w:ascii="Times New Roman" w:cs="Times New Roman" w:eastAsia="Times New Roman" w:hAnsi="Times New Roman"/>
+                <w:b/>
+                <w:bCs/>
+                <w:sz w:val="18"/>
+                <w:szCs w:val="18"/>
+              </w:rPr>
+              <w:t xml:space="preserve">Verificação de comportamento</w:t>
+            </w:r>
+          </w:p>
+        </w:tc>
+        <w:tc>
+          <w:tcPr>
+            <w:tcW w:type="dxa" w:w="2600"/>
+            <w:shd w:fill="EFEFEC" w:color="auto" w:val="clear"/>
+            <w:tcMar>
+              <w:top w:type="dxa" w:w="60"/>
+              <w:left w:type="dxa" w:w="90"/>
+              <w:bottom w:type="dxa" w:w="60"/>
+              <w:right w:type="dxa" w:w="90"/>
+            </w:tcMar>
+          </w:tcPr>
+          <w:p>
+            <w:pPr>
+              <w:spacing w:after="0" w:line="240"/>
+              <w:jc w:val="center"/>
+            </w:pPr>
+            <w:r>
+              <w:rPr>
+                <w:rFonts w:ascii="Times New Roman" w:cs="Times New Roman" w:eastAsia="Times New Roman" w:hAnsi="Times New Roman"/>
+                <w:b/>
+                <w:bCs/>
+                <w:sz w:val="18"/>
+                <w:szCs w:val="18"/>
+              </w:rPr>
+              <w:t xml:space="preserve">Resultado medido</w:t>
+            </w:r>
+          </w:p>
+        </w:tc>
+        <w:tc>
+          <w:tcPr>
+            <w:tcW w:type="dxa" w:w="2000"/>
+            <w:shd w:fill="EFEFEC" w:color="auto" w:val="clear"/>
+            <w:tcMar>
+              <w:top w:type="dxa" w:w="60"/>
+              <w:left w:type="dxa" w:w="90"/>
+              <w:bottom w:type="dxa" w:w="60"/>
+              <w:right w:type="dxa" w:w="90"/>
+            </w:tcMar>
+          </w:tcPr>
+          <w:p>
+            <w:pPr>
+              <w:spacing w:after="0" w:line="240"/>
+              <w:jc w:val="center"/>
+            </w:pPr>
+            <w:r>
+              <w:rPr>
+                <w:rFonts w:ascii="Times New Roman" w:cs="Times New Roman" w:eastAsia="Times New Roman" w:hAnsi="Times New Roman"/>
+                <w:b/>
+                <w:bCs/>
+                <w:sz w:val="18"/>
+                <w:szCs w:val="18"/>
+              </w:rPr>
+              <w:t xml:space="preserve">Situação</w:t>
+            </w:r>
+          </w:p>
+        </w:tc>
+      </w:tr>
+      <w:tr>
+        <w:tc>
+          <w:tcPr>
+            <w:tcW w:type="dxa" w:w="4470"/>
+            <w:tcMar>
+              <w:top w:type="dxa" w:w="60"/>
+              <w:left w:type="dxa" w:w="90"/>
+              <w:bottom w:type="dxa" w:w="60"/>
+              <w:right w:type="dxa" w:w="90"/>
+            </w:tcMar>
+          </w:tcPr>
+          <w:p>
+            <w:pPr>
+              <w:spacing w:after="0" w:line="240"/>
+              <w:jc w:val="left"/>
+            </w:pPr>
+            <w:r>
+              <w:rPr>
+                <w:rFonts w:ascii="Times New Roman" w:cs="Times New Roman" w:eastAsia="Times New Roman" w:hAnsi="Times New Roman"/>
+                <w:b w:val="false"/>
+                <w:bCs w:val="false"/>
+                <w:sz w:val="18"/>
+                <w:szCs w:val="18"/>
+              </w:rPr>
+              <w:t xml:space="preserve">Sem risco nem pressão, nenhuma tarefa falha</w:t>
+            </w:r>
+          </w:p>
+        </w:tc>
+        <w:tc>
+          <w:tcPr>
+            <w:tcW w:type="dxa" w:w="2600"/>
+            <w:tcMar>
+              <w:top w:type="dxa" w:w="60"/>
+              <w:left w:type="dxa" w:w="90"/>
+              <w:bottom w:type="dxa" w:w="60"/>
+              <w:right w:type="dxa" w:w="90"/>
+            </w:tcMar>
+          </w:tcPr>
+          <w:p>
+            <w:pPr>
+              <w:spacing w:after="0" w:line="240"/>
+              <w:jc w:val="center"/>
+            </w:pPr>
+            <w:r>
+              <w:rPr>
+                <w:rFonts w:ascii="Times New Roman" w:cs="Times New Roman" w:eastAsia="Times New Roman" w:hAnsi="Times New Roman"/>
+                <w:b w:val="false"/>
+                <w:bCs w:val="false"/>
+                <w:sz w:val="18"/>
+                <w:szCs w:val="18"/>
+              </w:rPr>
+              <w:t xml:space="preserve">erros = 0; reportadas = 0</w:t>
+            </w:r>
+          </w:p>
+        </w:tc>
+        <w:tc>
+          <w:tcPr>
+            <w:tcW w:type="dxa" w:w="2000"/>
+            <w:tcMar>
+              <w:top w:type="dxa" w:w="60"/>
+              <w:left w:type="dxa" w:w="90"/>
+              <w:bottom w:type="dxa" w:w="60"/>
+              <w:right w:type="dxa" w:w="90"/>
+            </w:tcMar>
+          </w:tcPr>
+          <w:p>
+            <w:pPr>
+              <w:spacing w:after="0" w:line="240"/>
+              <w:jc w:val="center"/>
+            </w:pPr>
+            <w:r>
+              <w:rPr>
+                <w:rFonts w:ascii="Times New Roman" w:cs="Times New Roman" w:eastAsia="Times New Roman" w:hAnsi="Times New Roman"/>
+                <w:b w:val="false"/>
+                <w:bCs w:val="false"/>
+                <w:sz w:val="18"/>
+                <w:szCs w:val="18"/>
+              </w:rPr>
+              <w:t xml:space="preserve">aprovada</w:t>
+            </w:r>
+          </w:p>
+        </w:tc>
+      </w:tr>
+      <w:tr>
+        <w:tc>
+          <w:tcPr>
+            <w:tcW w:type="dxa" w:w="4470"/>
+            <w:tcMar>
+              <w:top w:type="dxa" w:w="60"/>
+              <w:left w:type="dxa" w:w="90"/>
+              <w:bottom w:type="dxa" w:w="60"/>
+              <w:right w:type="dxa" w:w="90"/>
+            </w:tcMar>
+          </w:tcPr>
+          <w:p>
+            <w:pPr>
+              <w:spacing w:after="0" w:line="240"/>
+              <w:jc w:val="left"/>
+            </w:pPr>
+            <w:r>
+              <w:rPr>
+                <w:rFonts w:ascii="Times New Roman" w:cs="Times New Roman" w:eastAsia="Times New Roman" w:hAnsi="Times New Roman"/>
+                <w:b w:val="false"/>
+                <w:bCs w:val="false"/>
+                <w:sz w:val="18"/>
+                <w:szCs w:val="18"/>
+              </w:rPr>
+              <w:t xml:space="preserve">Sem risco nem pressão, a eficiência tende à unidade</w:t>
+            </w:r>
+          </w:p>
+        </w:tc>
+        <w:tc>
+          <w:tcPr>
+            <w:tcW w:type="dxa" w:w="2600"/>
+            <w:tcMar>
+              <w:top w:type="dxa" w:w="60"/>
+              <w:left w:type="dxa" w:w="90"/>
+              <w:bottom w:type="dxa" w:w="60"/>
+              <w:right w:type="dxa" w:w="90"/>
+            </w:tcMar>
+          </w:tcPr>
+          <w:p>
+            <w:pPr>
+              <w:spacing w:after="0" w:line="240"/>
+              <w:jc w:val="center"/>
+            </w:pPr>
+            <w:r>
+              <w:rPr>
+                <w:rFonts w:ascii="Times New Roman" w:cs="Times New Roman" w:eastAsia="Times New Roman" w:hAnsi="Times New Roman"/>
+                <w:b w:val="false"/>
+                <w:bCs w:val="false"/>
+                <w:sz w:val="18"/>
+                <w:szCs w:val="18"/>
+              </w:rPr>
+              <w:t xml:space="preserve">E_total = 0,9671</w:t>
+            </w:r>
+          </w:p>
+        </w:tc>
+        <w:tc>
+          <w:tcPr>
+            <w:tcW w:type="dxa" w:w="2000"/>
+            <w:tcMar>
+              <w:top w:type="dxa" w:w="60"/>
+              <w:left w:type="dxa" w:w="90"/>
+              <w:bottom w:type="dxa" w:w="60"/>
+              <w:right w:type="dxa" w:w="90"/>
+            </w:tcMar>
+          </w:tcPr>
+          <w:p>
+            <w:pPr>
+              <w:spacing w:after="0" w:line="240"/>
+              <w:jc w:val="center"/>
+            </w:pPr>
+            <w:r>
+              <w:rPr>
+                <w:rFonts w:ascii="Times New Roman" w:cs="Times New Roman" w:eastAsia="Times New Roman" w:hAnsi="Times New Roman"/>
+                <w:b w:val="false"/>
+                <w:bCs w:val="false"/>
+                <w:sz w:val="18"/>
+                <w:szCs w:val="18"/>
+              </w:rPr>
+              <w:t xml:space="preserve">aprovada</w:t>
+            </w:r>
+          </w:p>
+        </w:tc>
+      </w:tr>
+      <w:tr>
+        <w:tc>
+          <w:tcPr>
+            <w:tcW w:type="dxa" w:w="4470"/>
+            <w:tcMar>
+              <w:top w:type="dxa" w:w="60"/>
+              <w:left w:type="dxa" w:w="90"/>
+              <w:bottom w:type="dxa" w:w="60"/>
+              <w:right w:type="dxa" w:w="90"/>
+            </w:tcMar>
+          </w:tcPr>
+          <w:p>
+            <w:pPr>
+              <w:spacing w:after="0" w:line="240"/>
+              <w:jc w:val="left"/>
+            </w:pPr>
+            <w:r>
+              <w:rPr>
+                <w:rFonts w:ascii="Times New Roman" w:cs="Times New Roman" w:eastAsia="Times New Roman" w:hAnsi="Times New Roman"/>
+                <w:b w:val="false"/>
+                <w:bCs w:val="false"/>
+                <w:sz w:val="18"/>
+                <w:szCs w:val="18"/>
+              </w:rPr>
+              <w:t xml:space="preserve">Sem risco nem pressão, a dívida técnica é nula</w:t>
+            </w:r>
+          </w:p>
+        </w:tc>
+        <w:tc>
+          <w:tcPr>
+            <w:tcW w:type="dxa" w:w="2600"/>
+            <w:tcMar>
+              <w:top w:type="dxa" w:w="60"/>
+              <w:left w:type="dxa" w:w="90"/>
+              <w:bottom w:type="dxa" w:w="60"/>
+              <w:right w:type="dxa" w:w="90"/>
+            </w:tcMar>
+          </w:tcPr>
+          <w:p>
+            <w:pPr>
+              <w:spacing w:after="0" w:line="240"/>
+              <w:jc w:val="center"/>
+            </w:pPr>
+            <w:r>
+              <w:rPr>
+                <w:rFonts w:ascii="Times New Roman" w:cs="Times New Roman" w:eastAsia="Times New Roman" w:hAnsi="Times New Roman"/>
+                <w:b w:val="false"/>
+                <w:bCs w:val="false"/>
+                <w:sz w:val="18"/>
+                <w:szCs w:val="18"/>
+              </w:rPr>
+              <w:t xml:space="preserve">S_UR máximo = 0,0000</w:t>
+            </w:r>
+          </w:p>
+        </w:tc>
+        <w:tc>
+          <w:tcPr>
+            <w:tcW w:type="dxa" w:w="2000"/>
+            <w:tcMar>
+              <w:top w:type="dxa" w:w="60"/>
+              <w:left w:type="dxa" w:w="90"/>
+              <w:bottom w:type="dxa" w:w="60"/>
+              <w:right w:type="dxa" w:w="90"/>
+            </w:tcMar>
+          </w:tcPr>
+          <w:p>
+            <w:pPr>
+              <w:spacing w:after="0" w:line="240"/>
+              <w:jc w:val="center"/>
+            </w:pPr>
+            <w:r>
+              <w:rPr>
+                <w:rFonts w:ascii="Times New Roman" w:cs="Times New Roman" w:eastAsia="Times New Roman" w:hAnsi="Times New Roman"/>
+                <w:b w:val="false"/>
+                <w:bCs w:val="false"/>
+                <w:sz w:val="18"/>
+                <w:szCs w:val="18"/>
+              </w:rPr>
+              <w:t xml:space="preserve">aprovada</w:t>
+            </w:r>
+          </w:p>
+        </w:tc>
+      </w:tr>
+      <w:tr>
+        <w:tc>
+          <w:tcPr>
+            <w:tcW w:type="dxa" w:w="4470"/>
+            <w:tcMar>
+              <w:top w:type="dxa" w:w="60"/>
+              <w:left w:type="dxa" w:w="90"/>
+              <w:bottom w:type="dxa" w:w="60"/>
+              <w:right w:type="dxa" w:w="90"/>
+            </w:tcMar>
+          </w:tcPr>
+          <w:p>
+            <w:pPr>
+              <w:spacing w:after="0" w:line="240"/>
+              <w:jc w:val="left"/>
+            </w:pPr>
+            <w:r>
+              <w:rPr>
+                <w:rFonts w:ascii="Times New Roman" w:cs="Times New Roman" w:eastAsia="Times New Roman" w:hAnsi="Times New Roman"/>
+                <w:b w:val="false"/>
+                <w:bCs w:val="false"/>
+                <w:sz w:val="18"/>
+                <w:szCs w:val="18"/>
+              </w:rPr>
+              <w:t xml:space="preserve">A dívida técnica cresce com a pressão (teste de tendência)</w:t>
+            </w:r>
+          </w:p>
+        </w:tc>
+        <w:tc>
+          <w:tcPr>
+            <w:tcW w:type="dxa" w:w="2600"/>
+            <w:tcMar>
+              <w:top w:type="dxa" w:w="60"/>
+              <w:left w:type="dxa" w:w="90"/>
+              <w:bottom w:type="dxa" w:w="60"/>
+              <w:right w:type="dxa" w:w="90"/>
+            </w:tcMar>
+          </w:tcPr>
+          <w:p>
+            <w:pPr>
+              <w:spacing w:after="0" w:line="240"/>
+              <w:jc w:val="center"/>
+            </w:pPr>
+            <w:r>
+              <w:rPr>
+                <w:rFonts w:ascii="Times New Roman" w:cs="Times New Roman" w:eastAsia="Times New Roman" w:hAnsi="Times New Roman"/>
+                <w:b w:val="false"/>
+                <w:bCs w:val="false"/>
+                <w:sz w:val="18"/>
+                <w:szCs w:val="18"/>
+              </w:rPr>
+              <w:t xml:space="preserve">ρ = +1,000; p &lt; 0,001</w:t>
+            </w:r>
+          </w:p>
+        </w:tc>
+        <w:tc>
+          <w:tcPr>
+            <w:tcW w:type="dxa" w:w="2000"/>
+            <w:tcMar>
+              <w:top w:type="dxa" w:w="60"/>
+              <w:left w:type="dxa" w:w="90"/>
+              <w:bottom w:type="dxa" w:w="60"/>
+              <w:right w:type="dxa" w:w="90"/>
+            </w:tcMar>
+          </w:tcPr>
+          <w:p>
+            <w:pPr>
+              <w:spacing w:after="0" w:line="240"/>
+              <w:jc w:val="center"/>
+            </w:pPr>
+            <w:r>
+              <w:rPr>
+                <w:rFonts w:ascii="Times New Roman" w:cs="Times New Roman" w:eastAsia="Times New Roman" w:hAnsi="Times New Roman"/>
+                <w:b w:val="false"/>
+                <w:bCs w:val="false"/>
+                <w:sz w:val="18"/>
+                <w:szCs w:val="18"/>
+              </w:rPr>
+              <w:t xml:space="preserve">aprovada</w:t>
+            </w:r>
+          </w:p>
+        </w:tc>
+      </w:tr>
+      <w:tr>
+        <w:tc>
+          <w:tcPr>
+            <w:tcW w:type="dxa" w:w="4470"/>
+            <w:tcMar>
+              <w:top w:type="dxa" w:w="60"/>
+              <w:left w:type="dxa" w:w="90"/>
+              <w:bottom w:type="dxa" w:w="60"/>
+              <w:right w:type="dxa" w:w="90"/>
+            </w:tcMar>
+          </w:tcPr>
+          <w:p>
+            <w:pPr>
+              <w:spacing w:after="0" w:line="240"/>
+              <w:jc w:val="left"/>
+            </w:pPr>
+            <w:r>
+              <w:rPr>
+                <w:rFonts w:ascii="Times New Roman" w:cs="Times New Roman" w:eastAsia="Times New Roman" w:hAnsi="Times New Roman"/>
+                <w:b w:val="false"/>
+                <w:bCs w:val="false"/>
+                <w:sz w:val="18"/>
+                <w:szCs w:val="18"/>
+              </w:rPr>
+              <w:t xml:space="preserve">O tempo em modo heurístico cresce com a pressão</w:t>
+            </w:r>
+          </w:p>
+        </w:tc>
+        <w:tc>
+          <w:tcPr>
+            <w:tcW w:type="dxa" w:w="2600"/>
+            <w:tcMar>
+              <w:top w:type="dxa" w:w="60"/>
+              <w:left w:type="dxa" w:w="90"/>
+              <w:bottom w:type="dxa" w:w="60"/>
+              <w:right w:type="dxa" w:w="90"/>
+            </w:tcMar>
+          </w:tcPr>
+          <w:p>
+            <w:pPr>
+              <w:spacing w:after="0" w:line="240"/>
+              <w:jc w:val="center"/>
+            </w:pPr>
+            <w:r>
+              <w:rPr>
+                <w:rFonts w:ascii="Times New Roman" w:cs="Times New Roman" w:eastAsia="Times New Roman" w:hAnsi="Times New Roman"/>
+                <w:b w:val="false"/>
+                <w:bCs w:val="false"/>
+                <w:sz w:val="18"/>
+                <w:szCs w:val="18"/>
+              </w:rPr>
+              <w:t xml:space="preserve">ρ = +1,000; p &lt; 0,001</w:t>
+            </w:r>
+          </w:p>
+        </w:tc>
+        <w:tc>
+          <w:tcPr>
+            <w:tcW w:type="dxa" w:w="2000"/>
+            <w:tcMar>
+              <w:top w:type="dxa" w:w="60"/>
+              <w:left w:type="dxa" w:w="90"/>
+              <w:bottom w:type="dxa" w:w="60"/>
+              <w:right w:type="dxa" w:w="90"/>
+            </w:tcMar>
+          </w:tcPr>
+          <w:p>
+            <w:pPr>
+              <w:spacing w:after="0" w:line="240"/>
+              <w:jc w:val="center"/>
+            </w:pPr>
+            <w:r>
+              <w:rPr>
+                <w:rFonts w:ascii="Times New Roman" w:cs="Times New Roman" w:eastAsia="Times New Roman" w:hAnsi="Times New Roman"/>
+                <w:b w:val="false"/>
+                <w:bCs w:val="false"/>
+                <w:sz w:val="18"/>
+                <w:szCs w:val="18"/>
+              </w:rPr>
+              <w:t xml:space="preserve">aprovada</w:t>
+            </w:r>
+          </w:p>
+        </w:tc>
+      </w:tr>
+      <w:tr>
+        <w:tc>
+          <w:tcPr>
+            <w:tcW w:type="dxa" w:w="4470"/>
+            <w:tcMar>
+              <w:top w:type="dxa" w:w="60"/>
+              <w:left w:type="dxa" w:w="90"/>
+              <w:bottom w:type="dxa" w:w="60"/>
+              <w:right w:type="dxa" w:w="90"/>
+            </w:tcMar>
+          </w:tcPr>
+          <w:p>
+            <w:pPr>
+              <w:spacing w:after="0" w:line="240"/>
+              <w:jc w:val="left"/>
+            </w:pPr>
+            <w:r>
+              <w:rPr>
+                <w:rFonts w:ascii="Times New Roman" w:cs="Times New Roman" w:eastAsia="Times New Roman" w:hAnsi="Times New Roman"/>
+                <w:b w:val="false"/>
+                <w:bCs w:val="false"/>
+                <w:sz w:val="18"/>
+                <w:szCs w:val="18"/>
+              </w:rPr>
+              <w:t xml:space="preserve">Mediana do retrabalho na faixa de plausibilidade externa</w:t>
+            </w:r>
+          </w:p>
+        </w:tc>
+        <w:tc>
+          <w:tcPr>
+            <w:tcW w:type="dxa" w:w="2600"/>
+            <w:tcMar>
+              <w:top w:type="dxa" w:w="60"/>
+              <w:left w:type="dxa" w:w="90"/>
+              <w:bottom w:type="dxa" w:w="60"/>
+              <w:right w:type="dxa" w:w="90"/>
+            </w:tcMar>
+          </w:tcPr>
+          <w:p>
+            <w:pPr>
+              <w:spacing w:after="0" w:line="240"/>
+              <w:jc w:val="center"/>
+            </w:pPr>
+            <w:r>
+              <w:rPr>
+                <w:rFonts w:ascii="Times New Roman" w:cs="Times New Roman" w:eastAsia="Times New Roman" w:hAnsi="Times New Roman"/>
+                <w:b w:val="false"/>
+                <w:bCs w:val="false"/>
+                <w:sz w:val="18"/>
+                <w:szCs w:val="18"/>
+              </w:rPr>
+              <w:t xml:space="preserve">mediana = 0,1913</w:t>
+            </w:r>
+          </w:p>
+        </w:tc>
+        <w:tc>
+          <w:tcPr>
+            <w:tcW w:type="dxa" w:w="2000"/>
+            <w:tcMar>
+              <w:top w:type="dxa" w:w="60"/>
+              <w:left w:type="dxa" w:w="90"/>
+              <w:bottom w:type="dxa" w:w="60"/>
+              <w:right w:type="dxa" w:w="90"/>
+            </w:tcMar>
+          </w:tcPr>
+          <w:p>
+            <w:pPr>
+              <w:spacing w:after="0" w:line="240"/>
+              <w:jc w:val="center"/>
+            </w:pPr>
+            <w:r>
+              <w:rPr>
+                <w:rFonts w:ascii="Times New Roman" w:cs="Times New Roman" w:eastAsia="Times New Roman" w:hAnsi="Times New Roman"/>
+                <w:b w:val="false"/>
+                <w:bCs w:val="false"/>
+                <w:sz w:val="18"/>
+                <w:szCs w:val="18"/>
+              </w:rPr>
+              <w:t xml:space="preserve">aprovada</w:t>
+            </w:r>
+          </w:p>
+        </w:tc>
+      </w:tr>
+      <w:tr>
+        <w:tc>
+          <w:tcPr>
+            <w:tcW w:type="dxa" w:w="4470"/>
+            <w:tcMar>
+              <w:top w:type="dxa" w:w="60"/>
+              <w:left w:type="dxa" w:w="90"/>
+              <w:bottom w:type="dxa" w:w="60"/>
+              <w:right w:type="dxa" w:w="90"/>
+            </w:tcMar>
+          </w:tcPr>
+          <w:p>
+            <w:pPr>
+              <w:spacing w:after="0" w:line="240"/>
+              <w:jc w:val="left"/>
+            </w:pPr>
+            <w:r>
+              <w:rPr>
+                <w:rFonts w:ascii="Times New Roman" w:cs="Times New Roman" w:eastAsia="Times New Roman" w:hAnsi="Times New Roman"/>
+                <w:b w:val="false"/>
+                <w:bCs w:val="false"/>
+                <w:sz w:val="18"/>
+                <w:szCs w:val="18"/>
+              </w:rPr>
+              <w:t xml:space="preserve">Cauda fora da faixa inferior a dez por cento das execuções</w:t>
+            </w:r>
+          </w:p>
+        </w:tc>
+        <w:tc>
+          <w:tcPr>
+            <w:tcW w:type="dxa" w:w="2600"/>
+            <w:tcMar>
+              <w:top w:type="dxa" w:w="60"/>
+              <w:left w:type="dxa" w:w="90"/>
+              <w:bottom w:type="dxa" w:w="60"/>
+              <w:right w:type="dxa" w:w="90"/>
+            </w:tcMar>
+          </w:tcPr>
+          <w:p>
+            <w:pPr>
+              <w:spacing w:after="0" w:line="240"/>
+              <w:jc w:val="center"/>
+            </w:pPr>
+            <w:r>
+              <w:rPr>
+                <w:rFonts w:ascii="Times New Roman" w:cs="Times New Roman" w:eastAsia="Times New Roman" w:hAnsi="Times New Roman"/>
+                <w:b w:val="false"/>
+                <w:bCs w:val="false"/>
+                <w:sz w:val="18"/>
+                <w:szCs w:val="18"/>
+              </w:rPr>
+              <w:t xml:space="preserve">0 de 24 execuções</w:t>
+            </w:r>
+          </w:p>
+        </w:tc>
+        <w:tc>
+          <w:tcPr>
+            <w:tcW w:type="dxa" w:w="2000"/>
+            <w:tcMar>
+              <w:top w:type="dxa" w:w="60"/>
+              <w:left w:type="dxa" w:w="90"/>
+              <w:bottom w:type="dxa" w:w="60"/>
+              <w:right w:type="dxa" w:w="90"/>
+            </w:tcMar>
+          </w:tcPr>
+          <w:p>
+            <w:pPr>
+              <w:spacing w:after="0" w:line="240"/>
+              <w:jc w:val="center"/>
+            </w:pPr>
+            <w:r>
+              <w:rPr>
+                <w:rFonts w:ascii="Times New Roman" w:cs="Times New Roman" w:eastAsia="Times New Roman" w:hAnsi="Times New Roman"/>
+                <w:b w:val="false"/>
+                <w:bCs w:val="false"/>
+                <w:sz w:val="18"/>
+                <w:szCs w:val="18"/>
+              </w:rPr>
+              <w:t xml:space="preserve">aprovada</w:t>
+            </w:r>
+          </w:p>
+        </w:tc>
+      </w:tr>
+      <w:tr>
+        <w:tc>
+          <w:tcPr>
+            <w:tcW w:type="dxa" w:w="4470"/>
+            <w:tcMar>
+              <w:top w:type="dxa" w:w="60"/>
+              <w:left w:type="dxa" w:w="90"/>
+              <w:bottom w:type="dxa" w:w="60"/>
+              <w:right w:type="dxa" w:w="90"/>
+            </w:tcMar>
+          </w:tcPr>
+          <w:p>
+            <w:pPr>
+              <w:spacing w:after="0" w:line="240"/>
+              <w:jc w:val="left"/>
+            </w:pPr>
+            <w:r>
+              <w:rPr>
+                <w:rFonts w:ascii="Times New Roman" w:cs="Times New Roman" w:eastAsia="Times New Roman" w:hAnsi="Times New Roman"/>
+                <w:b w:val="false"/>
+                <w:bCs w:val="false"/>
+                <w:sz w:val="18"/>
+                <w:szCs w:val="18"/>
+              </w:rPr>
+              <w:t xml:space="preserve">Dívida latente estritamente positiva (estoque não inerte)</w:t>
+            </w:r>
+          </w:p>
+        </w:tc>
+        <w:tc>
+          <w:tcPr>
+            <w:tcW w:type="dxa" w:w="2600"/>
+            <w:tcMar>
+              <w:top w:type="dxa" w:w="60"/>
+              <w:left w:type="dxa" w:w="90"/>
+              <w:bottom w:type="dxa" w:w="60"/>
+              <w:right w:type="dxa" w:w="90"/>
+            </w:tcMar>
+          </w:tcPr>
+          <w:p>
+            <w:pPr>
+              <w:spacing w:after="0" w:line="240"/>
+              <w:jc w:val="center"/>
+            </w:pPr>
+            <w:r>
+              <w:rPr>
+                <w:rFonts w:ascii="Times New Roman" w:cs="Times New Roman" w:eastAsia="Times New Roman" w:hAnsi="Times New Roman"/>
+                <w:b w:val="false"/>
+                <w:bCs w:val="false"/>
+                <w:sz w:val="18"/>
+                <w:szCs w:val="18"/>
+              </w:rPr>
+              <w:t xml:space="preserve">mediana = 0,0423</w:t>
+            </w:r>
+          </w:p>
+        </w:tc>
+        <w:tc>
+          <w:tcPr>
+            <w:tcW w:type="dxa" w:w="2000"/>
+            <w:tcMar>
+              <w:top w:type="dxa" w:w="60"/>
+              <w:left w:type="dxa" w:w="90"/>
+              <w:bottom w:type="dxa" w:w="60"/>
+              <w:right w:type="dxa" w:w="90"/>
+            </w:tcMar>
+          </w:tcPr>
+          <w:p>
+            <w:pPr>
+              <w:spacing w:after="0" w:line="240"/>
+              <w:jc w:val="center"/>
+            </w:pPr>
+            <w:r>
+              <w:rPr>
+                <w:rFonts w:ascii="Times New Roman" w:cs="Times New Roman" w:eastAsia="Times New Roman" w:hAnsi="Times New Roman"/>
+                <w:b w:val="false"/>
+                <w:bCs w:val="false"/>
+                <w:sz w:val="18"/>
+                <w:szCs w:val="18"/>
+              </w:rPr>
+              <w:t xml:space="preserve">aprovada</w:t>
+            </w:r>
+          </w:p>
+        </w:tc>
+      </w:tr>
+    </w:tbl>
+    <w:p>
+      <w:pPr>
+        <w:spacing w:after="240" w:before="80"/>
+        <w:jc w:val="center"/>
+      </w:pPr>
+      <w:r>
+        <w:rPr>
+          <w:rFonts w:ascii="Times New Roman" w:cs="Times New Roman" w:eastAsia="Times New Roman" w:hAnsi="Times New Roman"/>
+          <w:sz w:val="20"/>
+          <w:szCs w:val="20"/>
+        </w:rPr>
+        <w:t xml:space="preserve">Fonte: Dados da pesquisa (2026). As sete verificações estruturais, todas aprovadas, foram omitidas da tabela por brevidade.</w:t>
+      </w:r>
+    </w:p>
+    <w:p>
+      <w:pPr>
+        <w:spacing w:after="120" w:line="360"/>
+        <w:ind w:firstLine="708"/>
+        <w:jc w:val="both"/>
+      </w:pPr>
+      <w:r>
+        <w:rPr>
+          <w:rFonts w:ascii="Times New Roman" w:cs="Times New Roman" w:eastAsia="Times New Roman" w:hAnsi="Times New Roman"/>
+          <w:b/>
+          <w:bCs/>
+          <w:i w:val="false"/>
+          <w:iCs w:val="false"/>
+          <w:sz w:val="24"/>
+          <w:szCs w:val="24"/>
+        </w:rPr>
+        <w:t xml:space="preserve">Sobre o teste de tendência. </w:t>
+      </w:r>
+      <w:r>
+        <w:rPr>
+          <w:rFonts w:ascii="Times New Roman" w:cs="Times New Roman" w:eastAsia="Times New Roman" w:hAnsi="Times New Roman"/>
+          <w:b w:val="false"/>
+          <w:bCs w:val="false"/>
+          <w:i w:val="false"/>
+          <w:iCs w:val="false"/>
+          <w:sz w:val="24"/>
+          <w:szCs w:val="24"/>
+        </w:rPr>
+        <w:t xml:space="preserve">A verificação de que a dívida técnica cresce com a pressão foi inicialmente construída com doze repetições e três níveis de pressão, e falhou. A análise do erro-padrão mostrou que o teste era subdimensionado por construção: o ruído amostral excedia a diferença que se pretendia detectar. O teste foi refeito com cinco níveis e quarenta repetições, e a decisão foi registrada como correção de delineamento, e não como ajuste de tolerância até que o resultado passasse.</w:t>
+      </w:r>
+    </w:p>
+    <w:p>
+      <w:pPr>
+        <w:spacing w:after="120" w:line="360"/>
+        <w:ind w:firstLine="708"/>
+        <w:jc w:val="both"/>
+      </w:pPr>
+      <w:r>
+        <w:rPr>
+          <w:rFonts w:ascii="Times New Roman" w:cs="Times New Roman" w:eastAsia="Times New Roman" w:hAnsi="Times New Roman"/>
+          <w:b/>
+          <w:bCs/>
+          <w:i w:val="false"/>
+          <w:iCs w:val="false"/>
+          <w:sz w:val="24"/>
+          <w:szCs w:val="24"/>
+        </w:rPr>
+        <w:t xml:space="preserve">Validação externa e seus limites. </w:t>
+      </w:r>
+      <w:r>
+        <w:rPr>
+          <w:rFonts w:ascii="Times New Roman" w:cs="Times New Roman" w:eastAsia="Times New Roman" w:hAnsi="Times New Roman"/>
+          <w:b w:val="false"/>
+          <w:bCs w:val="false"/>
+          <w:i w:val="false"/>
+          <w:iCs w:val="false"/>
+          <w:sz w:val="24"/>
+          <w:szCs w:val="24"/>
+        </w:rPr>
+        <w:t xml:space="preserve">A fração de esforço dedicada a retrabalho foi confrontada com a literatura de campo. A referência medida na mesma unidade da saída do modelo é a de Boehm e Basili (2001), segundo a qual projetos de software despendem entre quarenta e cinquenta por cento do esforço em retrabalho evitável. As cifras de Love et al. (2026) e de Love e Li (2000), da construção civil, são retidas apenas como piso de ordem de grandeza, com a ressalva explícita de que sua base é o valor de contrato e não o esforço, o que as torna grandezas de unidades distintas. A faixa de plausibilidade adotada, de um a cinquenta por cento do esforço planejado, é deliberadamente larga, e o teste correspondente é fraco: ele rejeita desalinhamento grosseiro e nada mais, não constituindo confirmação empírica do modelo nem substituto de calibração.</w:t>
+      </w:r>
+    </w:p>
+    <w:p>
+      <w:pPr>
+        <w:pStyle w:val="Heading2"/>
+        <w:spacing w:after="160" w:before="280"/>
+      </w:pPr>
+      <w:r>
+        <w:rPr>
+          <w:rFonts w:ascii="Times New Roman" w:cs="Times New Roman" w:eastAsia="Times New Roman" w:hAnsi="Times New Roman"/>
+          <w:b/>
+          <w:bCs/>
+          <w:color w:val="000000"/>
+          <w:sz w:val="24"/>
+          <w:szCs w:val="24"/>
+        </w:rPr>
+        <w:t xml:space="preserve">2.8  Experimento central: governança centralizada e adaptativa</w:t>
+      </w:r>
+    </w:p>
+    <w:p>
+      <w:pPr>
+        <w:spacing w:after="120" w:line="360"/>
+        <w:ind w:firstLine="708"/>
+        <w:jc w:val="both"/>
+      </w:pPr>
+      <w:r>
+        <w:rPr>
+          <w:rFonts w:ascii="Times New Roman" w:cs="Times New Roman" w:eastAsia="Times New Roman" w:hAnsi="Times New Roman"/>
+          <w:b w:val="false"/>
+          <w:bCs w:val="false"/>
+          <w:i w:val="false"/>
+          <w:iCs w:val="false"/>
+          <w:sz w:val="24"/>
+          <w:szCs w:val="24"/>
+        </w:rPr>
+        <w:t xml:space="preserve">O experimento comparou os dois arranjos da Tabela 2 sobre dezesseis instâncias do J60 com doze sementes cada, totalizando trezentas e oitenta e quatro execuções pareadas. Nenhuma execução deixou de concluir dentro do horizonte estabelecido. A Tabela 7 apresenta os resultados.</w:t>
+      </w:r>
+    </w:p>
+    <w:p>
+      <w:pPr>
+        <w:spacing w:after="100" w:before="240"/>
+        <w:jc w:val="left"/>
+      </w:pPr>
+      <w:r>
+        <w:rPr>
+          <w:rFonts w:ascii="Times New Roman" w:cs="Times New Roman" w:eastAsia="Times New Roman" w:hAnsi="Times New Roman"/>
+          <w:b/>
+          <w:bCs/>
+          <w:sz w:val="20"/>
+          <w:szCs w:val="20"/>
+        </w:rPr>
+        <w:t xml:space="preserve">Tabela 7 – Comparação pareada entre os arranjos de governança (192 pares)</w:t>
+      </w:r>
+    </w:p>
+    <w:tbl>
+      <w:tblPr>
+        <w:tblW w:type="dxa" w:w="9070"/>
+        <w:tblBorders>
+          <w:top w:val="single" w:color="888888" w:sz="4"/>
+          <w:left w:val="single" w:color="BBBBBB" w:sz="4"/>
+          <w:bottom w:val="single" w:color="888888" w:sz="4"/>
+          <w:right w:val="single" w:color="BBBBBB" w:sz="4"/>
+          <w:insideH w:val="single" w:color="CCCCCC" w:sz="2"/>
+          <w:insideV w:val="single" w:color="CCCCCC" w:sz="2"/>
+        </w:tblBorders>
+      </w:tblPr>
+      <w:tblGrid>
+        <w:gridCol w:w="2700"/>
+        <w:gridCol w:w="1220"/>
+        <w:gridCol w:w="1220"/>
+        <w:gridCol w:w="1120"/>
+        <w:gridCol w:w="1330"/>
+        <w:gridCol w:w="1480"/>
+      </w:tblGrid>
+      <w:tr>
+        <w:trPr>
+          <w:tblHeader/>
+        </w:trPr>
+        <w:tc>
+          <w:tcPr>
+            <w:tcW w:type="dxa" w:w="2700"/>
+            <w:shd w:fill="EFEFEC" w:color="auto" w:val="clear"/>
+            <w:tcMar>
+              <w:top w:type="dxa" w:w="60"/>
+              <w:left w:type="dxa" w:w="90"/>
+              <w:bottom w:type="dxa" w:w="60"/>
+              <w:right w:type="dxa" w:w="90"/>
+            </w:tcMar>
+          </w:tcPr>
+          <w:p>
+            <w:pPr>
+              <w:spacing w:after="0" w:line="240"/>
+              <w:jc w:val="center"/>
+            </w:pPr>
+            <w:r>
+              <w:rPr>
+                <w:rFonts w:ascii="Times New Roman" w:cs="Times New Roman" w:eastAsia="Times New Roman" w:hAnsi="Times New Roman"/>
+                <w:b/>
+                <w:bCs/>
+                <w:sz w:val="18"/>
+                <w:szCs w:val="18"/>
+              </w:rPr>
+              <w:t xml:space="preserve">Indicador</w:t>
+            </w:r>
+          </w:p>
+        </w:tc>
+        <w:tc>
+          <w:tcPr>
+            <w:tcW w:type="dxa" w:w="1220"/>
+            <w:shd w:fill="EFEFEC" w:color="auto" w:val="clear"/>
+            <w:tcMar>
+              <w:top w:type="dxa" w:w="60"/>
+              <w:left w:type="dxa" w:w="90"/>
+              <w:bottom w:type="dxa" w:w="60"/>
+              <w:right w:type="dxa" w:w="90"/>
+            </w:tcMar>
+          </w:tcPr>
+          <w:p>
+            <w:pPr>
+              <w:spacing w:after="0" w:line="240"/>
+              <w:jc w:val="center"/>
+            </w:pPr>
+            <w:r>
+              <w:rPr>
+                <w:rFonts w:ascii="Times New Roman" w:cs="Times New Roman" w:eastAsia="Times New Roman" w:hAnsi="Times New Roman"/>
+                <w:b/>
+                <w:bCs/>
+                <w:sz w:val="18"/>
+                <w:szCs w:val="18"/>
+              </w:rPr>
+              <w:t xml:space="preserve">Centraliz.</w:t>
+            </w:r>
+          </w:p>
+        </w:tc>
+        <w:tc>
+          <w:tcPr>
+            <w:tcW w:type="dxa" w:w="1220"/>
+            <w:shd w:fill="EFEFEC" w:color="auto" w:val="clear"/>
+            <w:tcMar>
+              <w:top w:type="dxa" w:w="60"/>
+              <w:left w:type="dxa" w:w="90"/>
+              <w:bottom w:type="dxa" w:w="60"/>
+              <w:right w:type="dxa" w:w="90"/>
+            </w:tcMar>
+          </w:tcPr>
+          <w:p>
+            <w:pPr>
+              <w:spacing w:after="0" w:line="240"/>
+              <w:jc w:val="center"/>
+            </w:pPr>
+            <w:r>
+              <w:rPr>
+                <w:rFonts w:ascii="Times New Roman" w:cs="Times New Roman" w:eastAsia="Times New Roman" w:hAnsi="Times New Roman"/>
+                <w:b/>
+                <w:bCs/>
+                <w:sz w:val="18"/>
+                <w:szCs w:val="18"/>
+              </w:rPr>
+              <w:t xml:space="preserve">Adaptat.</w:t>
+            </w:r>
+          </w:p>
+        </w:tc>
+        <w:tc>
+          <w:tcPr>
+            <w:tcW w:type="dxa" w:w="1120"/>
+            <w:shd w:fill="EFEFEC" w:color="auto" w:val="clear"/>
+            <w:tcMar>
+              <w:top w:type="dxa" w:w="60"/>
+              <w:left w:type="dxa" w:w="90"/>
+              <w:bottom w:type="dxa" w:w="60"/>
+              <w:right w:type="dxa" w:w="90"/>
+            </w:tcMar>
+          </w:tcPr>
+          <w:p>
+            <w:pPr>
+              <w:spacing w:after="0" w:line="240"/>
+              <w:jc w:val="center"/>
+            </w:pPr>
+            <w:r>
+              <w:rPr>
+                <w:rFonts w:ascii="Times New Roman" w:cs="Times New Roman" w:eastAsia="Times New Roman" w:hAnsi="Times New Roman"/>
+                <w:b/>
+                <w:bCs/>
+                <w:sz w:val="18"/>
+                <w:szCs w:val="18"/>
+              </w:rPr>
+              <w:t xml:space="preserve">Variação</w:t>
+            </w:r>
+          </w:p>
+        </w:tc>
+        <w:tc>
+          <w:tcPr>
+            <w:tcW w:type="dxa" w:w="1330"/>
+            <w:shd w:fill="EFEFEC" w:color="auto" w:val="clear"/>
+            <w:tcMar>
+              <w:top w:type="dxa" w:w="60"/>
+              <w:left w:type="dxa" w:w="90"/>
+              <w:bottom w:type="dxa" w:w="60"/>
+              <w:right w:type="dxa" w:w="90"/>
+            </w:tcMar>
+          </w:tcPr>
+          <w:p>
+            <w:pPr>
+              <w:spacing w:after="0" w:line="240"/>
+              <w:jc w:val="center"/>
+            </w:pPr>
+            <w:r>
+              <w:rPr>
+                <w:rFonts w:ascii="Times New Roman" w:cs="Times New Roman" w:eastAsia="Times New Roman" w:hAnsi="Times New Roman"/>
+                <w:b/>
+                <w:bCs/>
+                <w:sz w:val="18"/>
+                <w:szCs w:val="18"/>
+              </w:rPr>
+              <w:t xml:space="preserve">d de Cohen</w:t>
+            </w:r>
+          </w:p>
+        </w:tc>
+        <w:tc>
+          <w:tcPr>
+            <w:tcW w:type="dxa" w:w="1480"/>
+            <w:shd w:fill="EFEFEC" w:color="auto" w:val="clear"/>
+            <w:tcMar>
+              <w:top w:type="dxa" w:w="60"/>
+              <w:left w:type="dxa" w:w="90"/>
+              <w:bottom w:type="dxa" w:w="60"/>
+              <w:right w:type="dxa" w:w="90"/>
+            </w:tcMar>
+          </w:tcPr>
+          <w:p>
+            <w:pPr>
+              <w:spacing w:after="0" w:line="240"/>
+              <w:jc w:val="center"/>
+            </w:pPr>
+            <w:r>
+              <w:rPr>
+                <w:rFonts w:ascii="Times New Roman" w:cs="Times New Roman" w:eastAsia="Times New Roman" w:hAnsi="Times New Roman"/>
+                <w:b/>
+                <w:bCs/>
+                <w:sz w:val="18"/>
+                <w:szCs w:val="18"/>
+              </w:rPr>
+              <w:t xml:space="preserve">Pares favoráveis</w:t>
+            </w:r>
+          </w:p>
+        </w:tc>
+      </w:tr>
+      <w:tr>
+        <w:tc>
+          <w:tcPr>
+            <w:tcW w:type="dxa" w:w="2700"/>
+            <w:tcMar>
+              <w:top w:type="dxa" w:w="60"/>
+              <w:left w:type="dxa" w:w="90"/>
+              <w:bottom w:type="dxa" w:w="60"/>
+              <w:right w:type="dxa" w:w="90"/>
+            </w:tcMar>
+          </w:tcPr>
+          <w:p>
+            <w:pPr>
+              <w:spacing w:after="0" w:line="240"/>
+              <w:jc w:val="left"/>
+            </w:pPr>
+            <w:r>
+              <w:rPr>
+                <w:rFonts w:ascii="Times New Roman" w:cs="Times New Roman" w:eastAsia="Times New Roman" w:hAnsi="Times New Roman"/>
+                <w:b w:val="false"/>
+                <w:bCs w:val="false"/>
+                <w:sz w:val="18"/>
+                <w:szCs w:val="18"/>
+              </w:rPr>
+              <w:t xml:space="preserve">Tarefas concluídas com defeito</w:t>
+            </w:r>
+          </w:p>
+        </w:tc>
+        <w:tc>
+          <w:tcPr>
+            <w:tcW w:type="dxa" w:w="1220"/>
+            <w:tcMar>
+              <w:top w:type="dxa" w:w="60"/>
+              <w:left w:type="dxa" w:w="90"/>
+              <w:bottom w:type="dxa" w:w="60"/>
+              <w:right w:type="dxa" w:w="90"/>
+            </w:tcMar>
+          </w:tcPr>
+          <w:p>
+            <w:pPr>
+              <w:spacing w:after="0" w:line="240"/>
+              <w:jc w:val="center"/>
+            </w:pPr>
+            <w:r>
+              <w:rPr>
+                <w:rFonts w:ascii="Times New Roman" w:cs="Times New Roman" w:eastAsia="Times New Roman" w:hAnsi="Times New Roman"/>
+                <w:b w:val="false"/>
+                <w:bCs w:val="false"/>
+                <w:sz w:val="18"/>
+                <w:szCs w:val="18"/>
+              </w:rPr>
+              <w:t xml:space="preserve">13,02</w:t>
+            </w:r>
+          </w:p>
+        </w:tc>
+        <w:tc>
+          <w:tcPr>
+            <w:tcW w:type="dxa" w:w="1220"/>
+            <w:tcMar>
+              <w:top w:type="dxa" w:w="60"/>
+              <w:left w:type="dxa" w:w="90"/>
+              <w:bottom w:type="dxa" w:w="60"/>
+              <w:right w:type="dxa" w:w="90"/>
+            </w:tcMar>
+          </w:tcPr>
+          <w:p>
+            <w:pPr>
+              <w:spacing w:after="0" w:line="240"/>
+              <w:jc w:val="center"/>
+            </w:pPr>
+            <w:r>
+              <w:rPr>
+                <w:rFonts w:ascii="Times New Roman" w:cs="Times New Roman" w:eastAsia="Times New Roman" w:hAnsi="Times New Roman"/>
+                <w:b w:val="false"/>
+                <w:bCs w:val="false"/>
+                <w:sz w:val="18"/>
+                <w:szCs w:val="18"/>
+              </w:rPr>
+              <w:t xml:space="preserve">3,82</w:t>
+            </w:r>
+          </w:p>
+        </w:tc>
+        <w:tc>
+          <w:tcPr>
+            <w:tcW w:type="dxa" w:w="1120"/>
+            <w:tcMar>
+              <w:top w:type="dxa" w:w="60"/>
+              <w:left w:type="dxa" w:w="90"/>
+              <w:bottom w:type="dxa" w:w="60"/>
+              <w:right w:type="dxa" w:w="90"/>
+            </w:tcMar>
+          </w:tcPr>
+          <w:p>
+            <w:pPr>
+              <w:spacing w:after="0" w:line="240"/>
+              <w:jc w:val="center"/>
+            </w:pPr>
+            <w:r>
+              <w:rPr>
+                <w:rFonts w:ascii="Times New Roman" w:cs="Times New Roman" w:eastAsia="Times New Roman" w:hAnsi="Times New Roman"/>
+                <w:b w:val="false"/>
+                <w:bCs w:val="false"/>
+                <w:sz w:val="18"/>
+                <w:szCs w:val="18"/>
+              </w:rPr>
+              <w:t xml:space="preserve">−70,6%</w:t>
+            </w:r>
+          </w:p>
+        </w:tc>
+        <w:tc>
+          <w:tcPr>
+            <w:tcW w:type="dxa" w:w="1330"/>
+            <w:tcMar>
+              <w:top w:type="dxa" w:w="60"/>
+              <w:left w:type="dxa" w:w="90"/>
+              <w:bottom w:type="dxa" w:w="60"/>
+              <w:right w:type="dxa" w:w="90"/>
+            </w:tcMar>
+          </w:tcPr>
+          <w:p>
+            <w:pPr>
+              <w:spacing w:after="0" w:line="240"/>
+              <w:jc w:val="center"/>
+            </w:pPr>
+            <w:r>
+              <w:rPr>
+                <w:rFonts w:ascii="Times New Roman" w:cs="Times New Roman" w:eastAsia="Times New Roman" w:hAnsi="Times New Roman"/>
+                <w:b w:val="false"/>
+                <w:bCs w:val="false"/>
+                <w:sz w:val="18"/>
+                <w:szCs w:val="18"/>
+              </w:rPr>
+              <w:t xml:space="preserve">−2,400</w:t>
+            </w:r>
+          </w:p>
+        </w:tc>
+        <w:tc>
+          <w:tcPr>
+            <w:tcW w:type="dxa" w:w="1480"/>
+            <w:tcMar>
+              <w:top w:type="dxa" w:w="60"/>
+              <w:left w:type="dxa" w:w="90"/>
+              <w:bottom w:type="dxa" w:w="60"/>
+              <w:right w:type="dxa" w:w="90"/>
+            </w:tcMar>
+          </w:tcPr>
+          <w:p>
+            <w:pPr>
+              <w:spacing w:after="0" w:line="240"/>
+              <w:jc w:val="center"/>
+            </w:pPr>
+            <w:r>
+              <w:rPr>
+                <w:rFonts w:ascii="Times New Roman" w:cs="Times New Roman" w:eastAsia="Times New Roman" w:hAnsi="Times New Roman"/>
+                <w:b w:val="false"/>
+                <w:bCs w:val="false"/>
+                <w:sz w:val="18"/>
+                <w:szCs w:val="18"/>
+              </w:rPr>
+              <w:t xml:space="preserve">97,9%</w:t>
+            </w:r>
+          </w:p>
+        </w:tc>
+      </w:tr>
+      <w:tr>
+        <w:tc>
+          <w:tcPr>
+            <w:tcW w:type="dxa" w:w="2700"/>
+            <w:tcMar>
+              <w:top w:type="dxa" w:w="60"/>
+              <w:left w:type="dxa" w:w="90"/>
+              <w:bottom w:type="dxa" w:w="60"/>
+              <w:right w:type="dxa" w:w="90"/>
+            </w:tcMar>
+          </w:tcPr>
+          <w:p>
+            <w:pPr>
+              <w:spacing w:after="0" w:line="240"/>
+              <w:jc w:val="left"/>
+            </w:pPr>
+            <w:r>
+              <w:rPr>
+                <w:rFonts w:ascii="Times New Roman" w:cs="Times New Roman" w:eastAsia="Times New Roman" w:hAnsi="Times New Roman"/>
+                <w:b w:val="false"/>
+                <w:bCs w:val="false"/>
+                <w:sz w:val="18"/>
+                <w:szCs w:val="18"/>
+              </w:rPr>
+              <w:t xml:space="preserve">Taxa de omissão</w:t>
+            </w:r>
+          </w:p>
+        </w:tc>
+        <w:tc>
+          <w:tcPr>
+            <w:tcW w:type="dxa" w:w="1220"/>
+            <w:tcMar>
+              <w:top w:type="dxa" w:w="60"/>
+              <w:left w:type="dxa" w:w="90"/>
+              <w:bottom w:type="dxa" w:w="60"/>
+              <w:right w:type="dxa" w:w="90"/>
+            </w:tcMar>
+          </w:tcPr>
+          <w:p>
+            <w:pPr>
+              <w:spacing w:after="0" w:line="240"/>
+              <w:jc w:val="center"/>
+            </w:pPr>
+            <w:r>
+              <w:rPr>
+                <w:rFonts w:ascii="Times New Roman" w:cs="Times New Roman" w:eastAsia="Times New Roman" w:hAnsi="Times New Roman"/>
+                <w:b w:val="false"/>
+                <w:bCs w:val="false"/>
+                <w:sz w:val="18"/>
+                <w:szCs w:val="18"/>
+              </w:rPr>
+              <w:t xml:space="preserve">0,2170</w:t>
+            </w:r>
+          </w:p>
+        </w:tc>
+        <w:tc>
+          <w:tcPr>
+            <w:tcW w:type="dxa" w:w="1220"/>
+            <w:tcMar>
+              <w:top w:type="dxa" w:w="60"/>
+              <w:left w:type="dxa" w:w="90"/>
+              <w:bottom w:type="dxa" w:w="60"/>
+              <w:right w:type="dxa" w:w="90"/>
+            </w:tcMar>
+          </w:tcPr>
+          <w:p>
+            <w:pPr>
+              <w:spacing w:after="0" w:line="240"/>
+              <w:jc w:val="center"/>
+            </w:pPr>
+            <w:r>
+              <w:rPr>
+                <w:rFonts w:ascii="Times New Roman" w:cs="Times New Roman" w:eastAsia="Times New Roman" w:hAnsi="Times New Roman"/>
+                <w:b w:val="false"/>
+                <w:bCs w:val="false"/>
+                <w:sz w:val="18"/>
+                <w:szCs w:val="18"/>
+              </w:rPr>
+              <w:t xml:space="preserve">0,0637</w:t>
+            </w:r>
+          </w:p>
+        </w:tc>
+        <w:tc>
+          <w:tcPr>
+            <w:tcW w:type="dxa" w:w="1120"/>
+            <w:tcMar>
+              <w:top w:type="dxa" w:w="60"/>
+              <w:left w:type="dxa" w:w="90"/>
+              <w:bottom w:type="dxa" w:w="60"/>
+              <w:right w:type="dxa" w:w="90"/>
+            </w:tcMar>
+          </w:tcPr>
+          <w:p>
+            <w:pPr>
+              <w:spacing w:after="0" w:line="240"/>
+              <w:jc w:val="center"/>
+            </w:pPr>
+            <w:r>
+              <w:rPr>
+                <w:rFonts w:ascii="Times New Roman" w:cs="Times New Roman" w:eastAsia="Times New Roman" w:hAnsi="Times New Roman"/>
+                <w:b w:val="false"/>
+                <w:bCs w:val="false"/>
+                <w:sz w:val="18"/>
+                <w:szCs w:val="18"/>
+              </w:rPr>
+              <w:t xml:space="preserve">−70,6%</w:t>
+            </w:r>
+          </w:p>
+        </w:tc>
+        <w:tc>
+          <w:tcPr>
+            <w:tcW w:type="dxa" w:w="1330"/>
+            <w:tcMar>
+              <w:top w:type="dxa" w:w="60"/>
+              <w:left w:type="dxa" w:w="90"/>
+              <w:bottom w:type="dxa" w:w="60"/>
+              <w:right w:type="dxa" w:w="90"/>
+            </w:tcMar>
+          </w:tcPr>
+          <w:p>
+            <w:pPr>
+              <w:spacing w:after="0" w:line="240"/>
+              <w:jc w:val="center"/>
+            </w:pPr>
+            <w:r>
+              <w:rPr>
+                <w:rFonts w:ascii="Times New Roman" w:cs="Times New Roman" w:eastAsia="Times New Roman" w:hAnsi="Times New Roman"/>
+                <w:b w:val="false"/>
+                <w:bCs w:val="false"/>
+                <w:sz w:val="18"/>
+                <w:szCs w:val="18"/>
+              </w:rPr>
+              <w:t xml:space="preserve">−2,400</w:t>
+            </w:r>
+          </w:p>
+        </w:tc>
+        <w:tc>
+          <w:tcPr>
+            <w:tcW w:type="dxa" w:w="1480"/>
+            <w:tcMar>
+              <w:top w:type="dxa" w:w="60"/>
+              <w:left w:type="dxa" w:w="90"/>
+              <w:bottom w:type="dxa" w:w="60"/>
+              <w:right w:type="dxa" w:w="90"/>
+            </w:tcMar>
+          </w:tcPr>
+          <w:p>
+            <w:pPr>
+              <w:spacing w:after="0" w:line="240"/>
+              <w:jc w:val="center"/>
+            </w:pPr>
+            <w:r>
+              <w:rPr>
+                <w:rFonts w:ascii="Times New Roman" w:cs="Times New Roman" w:eastAsia="Times New Roman" w:hAnsi="Times New Roman"/>
+                <w:b w:val="false"/>
+                <w:bCs w:val="false"/>
+                <w:sz w:val="18"/>
+                <w:szCs w:val="18"/>
+              </w:rPr>
+              <w:t xml:space="preserve">97,9%</w:t>
+            </w:r>
+          </w:p>
+        </w:tc>
+      </w:tr>
+      <w:tr>
+        <w:tc>
+          <w:tcPr>
+            <w:tcW w:type="dxa" w:w="2700"/>
+            <w:tcMar>
+              <w:top w:type="dxa" w:w="60"/>
+              <w:left w:type="dxa" w:w="90"/>
+              <w:bottom w:type="dxa" w:w="60"/>
+              <w:right w:type="dxa" w:w="90"/>
+            </w:tcMar>
+          </w:tcPr>
+          <w:p>
+            <w:pPr>
+              <w:spacing w:after="0" w:line="240"/>
+              <w:jc w:val="left"/>
+            </w:pPr>
+            <w:r>
+              <w:rPr>
+                <w:rFonts w:ascii="Times New Roman" w:cs="Times New Roman" w:eastAsia="Times New Roman" w:hAnsi="Times New Roman"/>
+                <w:b w:val="false"/>
+                <w:bCs w:val="false"/>
+                <w:sz w:val="18"/>
+                <w:szCs w:val="18"/>
+              </w:rPr>
+              <w:t xml:space="preserve">Dívida latente de pico sobre o plano</w:t>
+            </w:r>
+          </w:p>
+        </w:tc>
+        <w:tc>
+          <w:tcPr>
+            <w:tcW w:type="dxa" w:w="1220"/>
+            <w:tcMar>
+              <w:top w:type="dxa" w:w="60"/>
+              <w:left w:type="dxa" w:w="90"/>
+              <w:bottom w:type="dxa" w:w="60"/>
+              <w:right w:type="dxa" w:w="90"/>
+            </w:tcMar>
+          </w:tcPr>
+          <w:p>
+            <w:pPr>
+              <w:spacing w:after="0" w:line="240"/>
+              <w:jc w:val="center"/>
+            </w:pPr>
+            <w:r>
+              <w:rPr>
+                <w:rFonts w:ascii="Times New Roman" w:cs="Times New Roman" w:eastAsia="Times New Roman" w:hAnsi="Times New Roman"/>
+                <w:b w:val="false"/>
+                <w:bCs w:val="false"/>
+                <w:sz w:val="18"/>
+                <w:szCs w:val="18"/>
+              </w:rPr>
+              <w:t xml:space="preserve">0,0741</w:t>
+            </w:r>
+          </w:p>
+        </w:tc>
+        <w:tc>
+          <w:tcPr>
+            <w:tcW w:type="dxa" w:w="1220"/>
+            <w:tcMar>
+              <w:top w:type="dxa" w:w="60"/>
+              <w:left w:type="dxa" w:w="90"/>
+              <w:bottom w:type="dxa" w:w="60"/>
+              <w:right w:type="dxa" w:w="90"/>
+            </w:tcMar>
+          </w:tcPr>
+          <w:p>
+            <w:pPr>
+              <w:spacing w:after="0" w:line="240"/>
+              <w:jc w:val="center"/>
+            </w:pPr>
+            <w:r>
+              <w:rPr>
+                <w:rFonts w:ascii="Times New Roman" w:cs="Times New Roman" w:eastAsia="Times New Roman" w:hAnsi="Times New Roman"/>
+                <w:b w:val="false"/>
+                <w:bCs w:val="false"/>
+                <w:sz w:val="18"/>
+                <w:szCs w:val="18"/>
+              </w:rPr>
+              <w:t xml:space="preserve">0,0201</w:t>
+            </w:r>
+          </w:p>
+        </w:tc>
+        <w:tc>
+          <w:tcPr>
+            <w:tcW w:type="dxa" w:w="1120"/>
+            <w:tcMar>
+              <w:top w:type="dxa" w:w="60"/>
+              <w:left w:type="dxa" w:w="90"/>
+              <w:bottom w:type="dxa" w:w="60"/>
+              <w:right w:type="dxa" w:w="90"/>
+            </w:tcMar>
+          </w:tcPr>
+          <w:p>
+            <w:pPr>
+              <w:spacing w:after="0" w:line="240"/>
+              <w:jc w:val="center"/>
+            </w:pPr>
+            <w:r>
+              <w:rPr>
+                <w:rFonts w:ascii="Times New Roman" w:cs="Times New Roman" w:eastAsia="Times New Roman" w:hAnsi="Times New Roman"/>
+                <w:b w:val="false"/>
+                <w:bCs w:val="false"/>
+                <w:sz w:val="18"/>
+                <w:szCs w:val="18"/>
+              </w:rPr>
+              <w:t xml:space="preserve">−72,8%</w:t>
+            </w:r>
+          </w:p>
+        </w:tc>
+        <w:tc>
+          <w:tcPr>
+            <w:tcW w:type="dxa" w:w="1330"/>
+            <w:tcMar>
+              <w:top w:type="dxa" w:w="60"/>
+              <w:left w:type="dxa" w:w="90"/>
+              <w:bottom w:type="dxa" w:w="60"/>
+              <w:right w:type="dxa" w:w="90"/>
+            </w:tcMar>
+          </w:tcPr>
+          <w:p>
+            <w:pPr>
+              <w:spacing w:after="0" w:line="240"/>
+              <w:jc w:val="center"/>
+            </w:pPr>
+            <w:r>
+              <w:rPr>
+                <w:rFonts w:ascii="Times New Roman" w:cs="Times New Roman" w:eastAsia="Times New Roman" w:hAnsi="Times New Roman"/>
+                <w:b w:val="false"/>
+                <w:bCs w:val="false"/>
+                <w:sz w:val="18"/>
+                <w:szCs w:val="18"/>
+              </w:rPr>
+              <w:t xml:space="preserve">−2,046</w:t>
+            </w:r>
+          </w:p>
+        </w:tc>
+        <w:tc>
+          <w:tcPr>
+            <w:tcW w:type="dxa" w:w="1480"/>
+            <w:tcMar>
+              <w:top w:type="dxa" w:w="60"/>
+              <w:left w:type="dxa" w:w="90"/>
+              <w:bottom w:type="dxa" w:w="60"/>
+              <w:right w:type="dxa" w:w="90"/>
+            </w:tcMar>
+          </w:tcPr>
+          <w:p>
+            <w:pPr>
+              <w:spacing w:after="0" w:line="240"/>
+              <w:jc w:val="center"/>
+            </w:pPr>
+            <w:r>
+              <w:rPr>
+                <w:rFonts w:ascii="Times New Roman" w:cs="Times New Roman" w:eastAsia="Times New Roman" w:hAnsi="Times New Roman"/>
+                <w:b w:val="false"/>
+                <w:bCs w:val="false"/>
+                <w:sz w:val="18"/>
+                <w:szCs w:val="18"/>
+              </w:rPr>
+              <w:t xml:space="preserve">98,4%</w:t>
+            </w:r>
+          </w:p>
+        </w:tc>
+      </w:tr>
+      <w:tr>
+        <w:tc>
+          <w:tcPr>
+            <w:tcW w:type="dxa" w:w="2700"/>
+            <w:tcMar>
+              <w:top w:type="dxa" w:w="60"/>
+              <w:left w:type="dxa" w:w="90"/>
+              <w:bottom w:type="dxa" w:w="60"/>
+              <w:right w:type="dxa" w:w="90"/>
+            </w:tcMar>
+          </w:tcPr>
+          <w:p>
+            <w:pPr>
+              <w:spacing w:after="0" w:line="240"/>
+              <w:jc w:val="left"/>
+            </w:pPr>
+            <w:r>
+              <w:rPr>
+                <w:rFonts w:ascii="Times New Roman" w:cs="Times New Roman" w:eastAsia="Times New Roman" w:hAnsi="Times New Roman"/>
+                <w:b w:val="false"/>
+                <w:bCs w:val="false"/>
+                <w:sz w:val="18"/>
+                <w:szCs w:val="18"/>
+              </w:rPr>
+              <w:t xml:space="preserve">Atraso relativo (makespan sobre CPM)</w:t>
+            </w:r>
+          </w:p>
+        </w:tc>
+        <w:tc>
+          <w:tcPr>
+            <w:tcW w:type="dxa" w:w="1220"/>
+            <w:tcMar>
+              <w:top w:type="dxa" w:w="60"/>
+              <w:left w:type="dxa" w:w="90"/>
+              <w:bottom w:type="dxa" w:w="60"/>
+              <w:right w:type="dxa" w:w="90"/>
+            </w:tcMar>
+          </w:tcPr>
+          <w:p>
+            <w:pPr>
+              <w:spacing w:after="0" w:line="240"/>
+              <w:jc w:val="center"/>
+            </w:pPr>
+            <w:r>
+              <w:rPr>
+                <w:rFonts w:ascii="Times New Roman" w:cs="Times New Roman" w:eastAsia="Times New Roman" w:hAnsi="Times New Roman"/>
+                <w:b w:val="false"/>
+                <w:bCs w:val="false"/>
+                <w:sz w:val="18"/>
+                <w:szCs w:val="18"/>
+              </w:rPr>
+              <w:t xml:space="preserve">3,1345</w:t>
+            </w:r>
+          </w:p>
+        </w:tc>
+        <w:tc>
+          <w:tcPr>
+            <w:tcW w:type="dxa" w:w="1220"/>
+            <w:tcMar>
+              <w:top w:type="dxa" w:w="60"/>
+              <w:left w:type="dxa" w:w="90"/>
+              <w:bottom w:type="dxa" w:w="60"/>
+              <w:right w:type="dxa" w:w="90"/>
+            </w:tcMar>
+          </w:tcPr>
+          <w:p>
+            <w:pPr>
+              <w:spacing w:after="0" w:line="240"/>
+              <w:jc w:val="center"/>
+            </w:pPr>
+            <w:r>
+              <w:rPr>
+                <w:rFonts w:ascii="Times New Roman" w:cs="Times New Roman" w:eastAsia="Times New Roman" w:hAnsi="Times New Roman"/>
+                <w:b w:val="false"/>
+                <w:bCs w:val="false"/>
+                <w:sz w:val="18"/>
+                <w:szCs w:val="18"/>
+              </w:rPr>
+              <w:t xml:space="preserve">1,9991</w:t>
+            </w:r>
+          </w:p>
+        </w:tc>
+        <w:tc>
+          <w:tcPr>
+            <w:tcW w:type="dxa" w:w="1120"/>
+            <w:tcMar>
+              <w:top w:type="dxa" w:w="60"/>
+              <w:left w:type="dxa" w:w="90"/>
+              <w:bottom w:type="dxa" w:w="60"/>
+              <w:right w:type="dxa" w:w="90"/>
+            </w:tcMar>
+          </w:tcPr>
+          <w:p>
+            <w:pPr>
+              <w:spacing w:after="0" w:line="240"/>
+              <w:jc w:val="center"/>
+            </w:pPr>
+            <w:r>
+              <w:rPr>
+                <w:rFonts w:ascii="Times New Roman" w:cs="Times New Roman" w:eastAsia="Times New Roman" w:hAnsi="Times New Roman"/>
+                <w:b w:val="false"/>
+                <w:bCs w:val="false"/>
+                <w:sz w:val="18"/>
+                <w:szCs w:val="18"/>
+              </w:rPr>
+              <w:t xml:space="preserve">−36,2%</w:t>
+            </w:r>
+          </w:p>
+        </w:tc>
+        <w:tc>
+          <w:tcPr>
+            <w:tcW w:type="dxa" w:w="1330"/>
+            <w:tcMar>
+              <w:top w:type="dxa" w:w="60"/>
+              <w:left w:type="dxa" w:w="90"/>
+              <w:bottom w:type="dxa" w:w="60"/>
+              <w:right w:type="dxa" w:w="90"/>
+            </w:tcMar>
+          </w:tcPr>
+          <w:p>
+            <w:pPr>
+              <w:spacing w:after="0" w:line="240"/>
+              <w:jc w:val="center"/>
+            </w:pPr>
+            <w:r>
+              <w:rPr>
+                <w:rFonts w:ascii="Times New Roman" w:cs="Times New Roman" w:eastAsia="Times New Roman" w:hAnsi="Times New Roman"/>
+                <w:b w:val="false"/>
+                <w:bCs w:val="false"/>
+                <w:sz w:val="18"/>
+                <w:szCs w:val="18"/>
+              </w:rPr>
+              <w:t xml:space="preserve">−1,988</w:t>
+            </w:r>
+          </w:p>
+        </w:tc>
+        <w:tc>
+          <w:tcPr>
+            <w:tcW w:type="dxa" w:w="1480"/>
+            <w:tcMar>
+              <w:top w:type="dxa" w:w="60"/>
+              <w:left w:type="dxa" w:w="90"/>
+              <w:bottom w:type="dxa" w:w="60"/>
+              <w:right w:type="dxa" w:w="90"/>
+            </w:tcMar>
+          </w:tcPr>
+          <w:p>
+            <w:pPr>
+              <w:spacing w:after="0" w:line="240"/>
+              <w:jc w:val="center"/>
+            </w:pPr>
+            <w:r>
+              <w:rPr>
+                <w:rFonts w:ascii="Times New Roman" w:cs="Times New Roman" w:eastAsia="Times New Roman" w:hAnsi="Times New Roman"/>
+                <w:b w:val="false"/>
+                <w:bCs w:val="false"/>
+                <w:sz w:val="18"/>
+                <w:szCs w:val="18"/>
+              </w:rPr>
+              <w:t xml:space="preserve">100,0%</w:t>
+            </w:r>
+          </w:p>
+        </w:tc>
+      </w:tr>
+      <w:tr>
+        <w:tc>
+          <w:tcPr>
+            <w:tcW w:type="dxa" w:w="2700"/>
+            <w:tcMar>
+              <w:top w:type="dxa" w:w="60"/>
+              <w:left w:type="dxa" w:w="90"/>
+              <w:bottom w:type="dxa" w:w="60"/>
+              <w:right w:type="dxa" w:w="90"/>
+            </w:tcMar>
+          </w:tcPr>
+          <w:p>
+            <w:pPr>
+              <w:spacing w:after="0" w:line="240"/>
+              <w:jc w:val="left"/>
+            </w:pPr>
+            <w:r>
+              <w:rPr>
+                <w:rFonts w:ascii="Times New Roman" w:cs="Times New Roman" w:eastAsia="Times New Roman" w:hAnsi="Times New Roman"/>
+                <w:b w:val="false"/>
+                <w:bCs w:val="false"/>
+                <w:sz w:val="18"/>
+                <w:szCs w:val="18"/>
+              </w:rPr>
+              <w:t xml:space="preserve">Eficiência alocativa E_total</w:t>
+            </w:r>
+          </w:p>
+        </w:tc>
+        <w:tc>
+          <w:tcPr>
+            <w:tcW w:type="dxa" w:w="1220"/>
+            <w:tcMar>
+              <w:top w:type="dxa" w:w="60"/>
+              <w:left w:type="dxa" w:w="90"/>
+              <w:bottom w:type="dxa" w:w="60"/>
+              <w:right w:type="dxa" w:w="90"/>
+            </w:tcMar>
+          </w:tcPr>
+          <w:p>
+            <w:pPr>
+              <w:spacing w:after="0" w:line="240"/>
+              <w:jc w:val="center"/>
+            </w:pPr>
+            <w:r>
+              <w:rPr>
+                <w:rFonts w:ascii="Times New Roman" w:cs="Times New Roman" w:eastAsia="Times New Roman" w:hAnsi="Times New Roman"/>
+                <w:b w:val="false"/>
+                <w:bCs w:val="false"/>
+                <w:sz w:val="18"/>
+                <w:szCs w:val="18"/>
+              </w:rPr>
+              <w:t xml:space="preserve">0,7839</w:t>
+            </w:r>
+          </w:p>
+        </w:tc>
+        <w:tc>
+          <w:tcPr>
+            <w:tcW w:type="dxa" w:w="1220"/>
+            <w:tcMar>
+              <w:top w:type="dxa" w:w="60"/>
+              <w:left w:type="dxa" w:w="90"/>
+              <w:bottom w:type="dxa" w:w="60"/>
+              <w:right w:type="dxa" w:w="90"/>
+            </w:tcMar>
+          </w:tcPr>
+          <w:p>
+            <w:pPr>
+              <w:spacing w:after="0" w:line="240"/>
+              <w:jc w:val="center"/>
+            </w:pPr>
+            <w:r>
+              <w:rPr>
+                <w:rFonts w:ascii="Times New Roman" w:cs="Times New Roman" w:eastAsia="Times New Roman" w:hAnsi="Times New Roman"/>
+                <w:b w:val="false"/>
+                <w:bCs w:val="false"/>
+                <w:sz w:val="18"/>
+                <w:szCs w:val="18"/>
+              </w:rPr>
+              <w:t xml:space="preserve">0,8885</w:t>
+            </w:r>
+          </w:p>
+        </w:tc>
+        <w:tc>
+          <w:tcPr>
+            <w:tcW w:type="dxa" w:w="1120"/>
+            <w:tcMar>
+              <w:top w:type="dxa" w:w="60"/>
+              <w:left w:type="dxa" w:w="90"/>
+              <w:bottom w:type="dxa" w:w="60"/>
+              <w:right w:type="dxa" w:w="90"/>
+            </w:tcMar>
+          </w:tcPr>
+          <w:p>
+            <w:pPr>
+              <w:spacing w:after="0" w:line="240"/>
+              <w:jc w:val="center"/>
+            </w:pPr>
+            <w:r>
+              <w:rPr>
+                <w:rFonts w:ascii="Times New Roman" w:cs="Times New Roman" w:eastAsia="Times New Roman" w:hAnsi="Times New Roman"/>
+                <w:b w:val="false"/>
+                <w:bCs w:val="false"/>
+                <w:sz w:val="18"/>
+                <w:szCs w:val="18"/>
+              </w:rPr>
+              <w:t xml:space="preserve">+13,3%</w:t>
+            </w:r>
+          </w:p>
+        </w:tc>
+        <w:tc>
+          <w:tcPr>
+            <w:tcW w:type="dxa" w:w="1330"/>
+            <w:tcMar>
+              <w:top w:type="dxa" w:w="60"/>
+              <w:left w:type="dxa" w:w="90"/>
+              <w:bottom w:type="dxa" w:w="60"/>
+              <w:right w:type="dxa" w:w="90"/>
+            </w:tcMar>
+          </w:tcPr>
+          <w:p>
+            <w:pPr>
+              <w:spacing w:after="0" w:line="240"/>
+              <w:jc w:val="center"/>
+            </w:pPr>
+            <w:r>
+              <w:rPr>
+                <w:rFonts w:ascii="Times New Roman" w:cs="Times New Roman" w:eastAsia="Times New Roman" w:hAnsi="Times New Roman"/>
+                <w:b w:val="false"/>
+                <w:bCs w:val="false"/>
+                <w:sz w:val="18"/>
+                <w:szCs w:val="18"/>
+              </w:rPr>
+              <w:t xml:space="preserve">+1,901</w:t>
+            </w:r>
+          </w:p>
+        </w:tc>
+        <w:tc>
+          <w:tcPr>
+            <w:tcW w:type="dxa" w:w="1480"/>
+            <w:tcMar>
+              <w:top w:type="dxa" w:w="60"/>
+              <w:left w:type="dxa" w:w="90"/>
+              <w:bottom w:type="dxa" w:w="60"/>
+              <w:right w:type="dxa" w:w="90"/>
+            </w:tcMar>
+          </w:tcPr>
+          <w:p>
+            <w:pPr>
+              <w:spacing w:after="0" w:line="240"/>
+              <w:jc w:val="center"/>
+            </w:pPr>
+            <w:r>
+              <w:rPr>
+                <w:rFonts w:ascii="Times New Roman" w:cs="Times New Roman" w:eastAsia="Times New Roman" w:hAnsi="Times New Roman"/>
+                <w:b w:val="false"/>
+                <w:bCs w:val="false"/>
+                <w:sz w:val="18"/>
+                <w:szCs w:val="18"/>
+              </w:rPr>
+              <w:t xml:space="preserve">97,4%</w:t>
+            </w:r>
+          </w:p>
+        </w:tc>
+      </w:tr>
+      <w:tr>
+        <w:tc>
+          <w:tcPr>
+            <w:tcW w:type="dxa" w:w="2700"/>
+            <w:tcMar>
+              <w:top w:type="dxa" w:w="60"/>
+              <w:left w:type="dxa" w:w="90"/>
+              <w:bottom w:type="dxa" w:w="60"/>
+              <w:right w:type="dxa" w:w="90"/>
+            </w:tcMar>
+          </w:tcPr>
+          <w:p>
+            <w:pPr>
+              <w:spacing w:after="0" w:line="240"/>
+              <w:jc w:val="left"/>
+            </w:pPr>
+            <w:r>
+              <w:rPr>
+                <w:rFonts w:ascii="Times New Roman" w:cs="Times New Roman" w:eastAsia="Times New Roman" w:hAnsi="Times New Roman"/>
+                <w:b w:val="false"/>
+                <w:bCs w:val="false"/>
+                <w:sz w:val="18"/>
+                <w:szCs w:val="18"/>
+              </w:rPr>
+              <w:t xml:space="preserve">Retrabalho pago sobre o plano</w:t>
+            </w:r>
+          </w:p>
+        </w:tc>
+        <w:tc>
+          <w:tcPr>
+            <w:tcW w:type="dxa" w:w="1220"/>
+            <w:tcMar>
+              <w:top w:type="dxa" w:w="60"/>
+              <w:left w:type="dxa" w:w="90"/>
+              <w:bottom w:type="dxa" w:w="60"/>
+              <w:right w:type="dxa" w:w="90"/>
+            </w:tcMar>
+          </w:tcPr>
+          <w:p>
+            <w:pPr>
+              <w:spacing w:after="0" w:line="240"/>
+              <w:jc w:val="center"/>
+            </w:pPr>
+            <w:r>
+              <w:rPr>
+                <w:rFonts w:ascii="Times New Roman" w:cs="Times New Roman" w:eastAsia="Times New Roman" w:hAnsi="Times New Roman"/>
+                <w:b w:val="false"/>
+                <w:bCs w:val="false"/>
+                <w:sz w:val="18"/>
+                <w:szCs w:val="18"/>
+              </w:rPr>
+              <w:t xml:space="preserve">0,2031</w:t>
+            </w:r>
+          </w:p>
+        </w:tc>
+        <w:tc>
+          <w:tcPr>
+            <w:tcW w:type="dxa" w:w="1220"/>
+            <w:tcMar>
+              <w:top w:type="dxa" w:w="60"/>
+              <w:left w:type="dxa" w:w="90"/>
+              <w:bottom w:type="dxa" w:w="60"/>
+              <w:right w:type="dxa" w:w="90"/>
+            </w:tcMar>
+          </w:tcPr>
+          <w:p>
+            <w:pPr>
+              <w:spacing w:after="0" w:line="240"/>
+              <w:jc w:val="center"/>
+            </w:pPr>
+            <w:r>
+              <w:rPr>
+                <w:rFonts w:ascii="Times New Roman" w:cs="Times New Roman" w:eastAsia="Times New Roman" w:hAnsi="Times New Roman"/>
+                <w:b w:val="false"/>
+                <w:bCs w:val="false"/>
+                <w:sz w:val="18"/>
+                <w:szCs w:val="18"/>
+              </w:rPr>
+              <w:t xml:space="preserve">0,1545</w:t>
+            </w:r>
+          </w:p>
+        </w:tc>
+        <w:tc>
+          <w:tcPr>
+            <w:tcW w:type="dxa" w:w="1120"/>
+            <w:tcMar>
+              <w:top w:type="dxa" w:w="60"/>
+              <w:left w:type="dxa" w:w="90"/>
+              <w:bottom w:type="dxa" w:w="60"/>
+              <w:right w:type="dxa" w:w="90"/>
+            </w:tcMar>
+          </w:tcPr>
+          <w:p>
+            <w:pPr>
+              <w:spacing w:after="0" w:line="240"/>
+              <w:jc w:val="center"/>
+            </w:pPr>
+            <w:r>
+              <w:rPr>
+                <w:rFonts w:ascii="Times New Roman" w:cs="Times New Roman" w:eastAsia="Times New Roman" w:hAnsi="Times New Roman"/>
+                <w:b w:val="false"/>
+                <w:bCs w:val="false"/>
+                <w:sz w:val="18"/>
+                <w:szCs w:val="18"/>
+              </w:rPr>
+              <w:t xml:space="preserve">−23,9%</w:t>
+            </w:r>
+          </w:p>
+        </w:tc>
+        <w:tc>
+          <w:tcPr>
+            <w:tcW w:type="dxa" w:w="1330"/>
+            <w:tcMar>
+              <w:top w:type="dxa" w:w="60"/>
+              <w:left w:type="dxa" w:w="90"/>
+              <w:bottom w:type="dxa" w:w="60"/>
+              <w:right w:type="dxa" w:w="90"/>
+            </w:tcMar>
+          </w:tcPr>
+          <w:p>
+            <w:pPr>
+              <w:spacing w:after="0" w:line="240"/>
+              <w:jc w:val="center"/>
+            </w:pPr>
+            <w:r>
+              <w:rPr>
+                <w:rFonts w:ascii="Times New Roman" w:cs="Times New Roman" w:eastAsia="Times New Roman" w:hAnsi="Times New Roman"/>
+                <w:b w:val="false"/>
+                <w:bCs w:val="false"/>
+                <w:sz w:val="18"/>
+                <w:szCs w:val="18"/>
+              </w:rPr>
+              <w:t xml:space="preserve">−0,729</w:t>
+            </w:r>
+          </w:p>
+        </w:tc>
+        <w:tc>
+          <w:tcPr>
+            <w:tcW w:type="dxa" w:w="1480"/>
+            <w:tcMar>
+              <w:top w:type="dxa" w:w="60"/>
+              <w:left w:type="dxa" w:w="90"/>
+              <w:bottom w:type="dxa" w:w="60"/>
+              <w:right w:type="dxa" w:w="90"/>
+            </w:tcMar>
+          </w:tcPr>
+          <w:p>
+            <w:pPr>
+              <w:spacing w:after="0" w:line="240"/>
+              <w:jc w:val="center"/>
+            </w:pPr>
+            <w:r>
+              <w:rPr>
+                <w:rFonts w:ascii="Times New Roman" w:cs="Times New Roman" w:eastAsia="Times New Roman" w:hAnsi="Times New Roman"/>
+                <w:b w:val="false"/>
+                <w:bCs w:val="false"/>
+                <w:sz w:val="18"/>
+                <w:szCs w:val="18"/>
+              </w:rPr>
+              <w:t xml:space="preserve">77,1%</w:t>
+            </w:r>
+          </w:p>
+        </w:tc>
+      </w:tr>
+      <w:tr>
+        <w:tc>
+          <w:tcPr>
+            <w:tcW w:type="dxa" w:w="2700"/>
+            <w:tcMar>
+              <w:top w:type="dxa" w:w="60"/>
+              <w:left w:type="dxa" w:w="90"/>
+              <w:bottom w:type="dxa" w:w="60"/>
+              <w:right w:type="dxa" w:w="90"/>
+            </w:tcMar>
+          </w:tcPr>
+          <w:p>
+            <w:pPr>
+              <w:spacing w:after="0" w:line="240"/>
+              <w:jc w:val="left"/>
+            </w:pPr>
+            <w:r>
+              <w:rPr>
+                <w:rFonts w:ascii="Times New Roman" w:cs="Times New Roman" w:eastAsia="Times New Roman" w:hAnsi="Times New Roman"/>
+                <w:b w:val="false"/>
+                <w:bCs w:val="false"/>
+                <w:sz w:val="18"/>
+                <w:szCs w:val="18"/>
+              </w:rPr>
+              <w:t xml:space="preserve">Retrabalho sobre esforço realizado (diagnóstico)</w:t>
+            </w:r>
+          </w:p>
+        </w:tc>
+        <w:tc>
+          <w:tcPr>
+            <w:tcW w:type="dxa" w:w="1220"/>
+            <w:tcMar>
+              <w:top w:type="dxa" w:w="60"/>
+              <w:left w:type="dxa" w:w="90"/>
+              <w:bottom w:type="dxa" w:w="60"/>
+              <w:right w:type="dxa" w:w="90"/>
+            </w:tcMar>
+          </w:tcPr>
+          <w:p>
+            <w:pPr>
+              <w:spacing w:after="0" w:line="240"/>
+              <w:jc w:val="center"/>
+            </w:pPr>
+            <w:r>
+              <w:rPr>
+                <w:rFonts w:ascii="Times New Roman" w:cs="Times New Roman" w:eastAsia="Times New Roman" w:hAnsi="Times New Roman"/>
+                <w:b w:val="false"/>
+                <w:bCs w:val="false"/>
+                <w:sz w:val="18"/>
+                <w:szCs w:val="18"/>
+              </w:rPr>
+              <w:t xml:space="preserve">0,0770</w:t>
+            </w:r>
+          </w:p>
+        </w:tc>
+        <w:tc>
+          <w:tcPr>
+            <w:tcW w:type="dxa" w:w="1220"/>
+            <w:tcMar>
+              <w:top w:type="dxa" w:w="60"/>
+              <w:left w:type="dxa" w:w="90"/>
+              <w:bottom w:type="dxa" w:w="60"/>
+              <w:right w:type="dxa" w:w="90"/>
+            </w:tcMar>
+          </w:tcPr>
+          <w:p>
+            <w:pPr>
+              <w:spacing w:after="0" w:line="240"/>
+              <w:jc w:val="center"/>
+            </w:pPr>
+            <w:r>
+              <w:rPr>
+                <w:rFonts w:ascii="Times New Roman" w:cs="Times New Roman" w:eastAsia="Times New Roman" w:hAnsi="Times New Roman"/>
+                <w:b w:val="false"/>
+                <w:bCs w:val="false"/>
+                <w:sz w:val="18"/>
+                <w:szCs w:val="18"/>
+              </w:rPr>
+              <w:t xml:space="preserve">0,0846</w:t>
+            </w:r>
+          </w:p>
+        </w:tc>
+        <w:tc>
+          <w:tcPr>
+            <w:tcW w:type="dxa" w:w="1120"/>
+            <w:tcMar>
+              <w:top w:type="dxa" w:w="60"/>
+              <w:left w:type="dxa" w:w="90"/>
+              <w:bottom w:type="dxa" w:w="60"/>
+              <w:right w:type="dxa" w:w="90"/>
+            </w:tcMar>
+          </w:tcPr>
+          <w:p>
+            <w:pPr>
+              <w:spacing w:after="0" w:line="240"/>
+              <w:jc w:val="center"/>
+            </w:pPr>
+            <w:r>
+              <w:rPr>
+                <w:rFonts w:ascii="Times New Roman" w:cs="Times New Roman" w:eastAsia="Times New Roman" w:hAnsi="Times New Roman"/>
+                <w:b w:val="false"/>
+                <w:bCs w:val="false"/>
+                <w:sz w:val="18"/>
+                <w:szCs w:val="18"/>
+              </w:rPr>
+              <w:t xml:space="preserve">+9,9%</w:t>
+            </w:r>
+          </w:p>
+        </w:tc>
+        <w:tc>
+          <w:tcPr>
+            <w:tcW w:type="dxa" w:w="1330"/>
+            <w:tcMar>
+              <w:top w:type="dxa" w:w="60"/>
+              <w:left w:type="dxa" w:w="90"/>
+              <w:bottom w:type="dxa" w:w="60"/>
+              <w:right w:type="dxa" w:w="90"/>
+            </w:tcMar>
+          </w:tcPr>
+          <w:p>
+            <w:pPr>
+              <w:spacing w:after="0" w:line="240"/>
+              <w:jc w:val="center"/>
+            </w:pPr>
+            <w:r>
+              <w:rPr>
+                <w:rFonts w:ascii="Times New Roman" w:cs="Times New Roman" w:eastAsia="Times New Roman" w:hAnsi="Times New Roman"/>
+                <w:b w:val="false"/>
+                <w:bCs w:val="false"/>
+                <w:sz w:val="18"/>
+                <w:szCs w:val="18"/>
+              </w:rPr>
+              <w:t xml:space="preserve">+0,288</w:t>
+            </w:r>
+          </w:p>
+        </w:tc>
+        <w:tc>
+          <w:tcPr>
+            <w:tcW w:type="dxa" w:w="1480"/>
+            <w:tcMar>
+              <w:top w:type="dxa" w:w="60"/>
+              <w:left w:type="dxa" w:w="90"/>
+              <w:bottom w:type="dxa" w:w="60"/>
+              <w:right w:type="dxa" w:w="90"/>
+            </w:tcMar>
+          </w:tcPr>
+          <w:p>
+            <w:pPr>
+              <w:spacing w:after="0" w:line="240"/>
+              <w:jc w:val="center"/>
+            </w:pPr>
+            <w:r>
+              <w:rPr>
+                <w:rFonts w:ascii="Times New Roman" w:cs="Times New Roman" w:eastAsia="Times New Roman" w:hAnsi="Times New Roman"/>
+                <w:b w:val="false"/>
+                <w:bCs w:val="false"/>
+                <w:sz w:val="18"/>
+                <w:szCs w:val="18"/>
+              </w:rPr>
+              <w:t xml:space="preserve">39,6%</w:t>
+            </w:r>
+          </w:p>
+        </w:tc>
+      </w:tr>
+    </w:tbl>
+    <w:p>
+      <w:pPr>
+        <w:spacing w:after="240" w:before="80"/>
+        <w:jc w:val="center"/>
+      </w:pPr>
+      <w:r>
+        <w:rPr>
+          <w:rFonts w:ascii="Times New Roman" w:cs="Times New Roman" w:eastAsia="Times New Roman" w:hAnsi="Times New Roman"/>
+          <w:sz w:val="20"/>
+          <w:szCs w:val="20"/>
+        </w:rPr>
+        <w:t xml:space="preserve">Fonte: Dados da pesquisa (2026). Todos os valores-p do teste de Wilcoxon pareado são inferiores a 0,003. A última linha é métrica de diagnóstico, discutida adiante.</w:t>
+      </w:r>
+    </w:p>
+    <w:p>
+      <w:pPr>
+        <w:spacing w:after="40" w:before="200"/>
+        <w:jc w:val="center"/>
+      </w:pPr>
+      <w:r>
+        <w:drawing>
+          <wp:inline distT="0" distB="0" distL="0" distR="0">
+            <wp:extent cx="5219700" cy="3343275"/>
+            <wp:effectExtent t="0" r="0" b="0" l="0"/>
+            <wp:docPr id="1" name="" descr="" title=""/>
+            <wp:cNvGraphicFramePr>
+              <a:graphicFrameLocks xmlns:a="http://schemas.openxmlformats.org/drawingml/2006/main" noChangeAspect="1"/>
+            </wp:cNvGraphicFramePr>
+            <a:graphic xmlns:a="http://schemas.openxmlformats.org/drawingml/2006/main">
+              <a:graphicData uri="http://schemas.openxmlformats.org/drawingml/2006/picture">
+                <pic:pic xmlns:pic="http://schemas.openxmlformats.org/drawingml/2006/picture">
+                  <pic:nvPicPr>
+                    <pic:cNvPr id="0" name="" descr=""/>
+                    <pic:cNvPicPr>
+                      <a:picLocks noChangeAspect="1" noChangeArrowheads="1"/>
+                    </pic:cNvPicPr>
+                  </pic:nvPicPr>
+                  <pic:blipFill>
+                    <a:blip r:embed="rId13" cstate="none"/>
+                    <a:srcRect/>
+                    <a:stretch>
+                      <a:fillRect/>
+                    </a:stretch>
+                  </pic:blipFill>
+                  <pic:spPr bwMode="auto">
+                    <a:xfrm>
+                      <a:off x="0" y="0"/>
+                      <a:ext cx="5219700" cy="3343275"/>
+                    </a:xfrm>
+                    <a:prstGeom prst="rect">
+                      <a:avLst/>
+                    </a:prstGeom>
+                  </pic:spPr>
+                </pic:pic>
+              </a:graphicData>
+            </a:graphic>
+          </wp:inline>
+        </w:drawing>
+      </w:r>
+    </w:p>
+    <w:p>
+      <w:pPr>
+        <w:spacing w:after="240" w:before="80"/>
+        <w:jc w:val="center"/>
+      </w:pPr>
+      <w:r>
+        <w:rPr>
+          <w:rFonts w:ascii="Times New Roman" w:cs="Times New Roman" w:eastAsia="Times New Roman" w:hAnsi="Times New Roman"/>
+          <w:sz w:val="20"/>
+          <w:szCs w:val="20"/>
+        </w:rPr>
+        <w:t xml:space="preserve">Figura 7: Tamanhos de efeito pareados com intervalos de confiança por reamostragem sobre os pares. Fonte: Dados da pesquisa (2026).</w:t>
+      </w:r>
+    </w:p>
+    <w:p>
+      <w:pPr>
+        <w:spacing w:after="120" w:line="360"/>
+        <w:ind w:firstLine="708"/>
+        <w:jc w:val="both"/>
+      </w:pPr>
+      <w:r>
+        <w:rPr>
+          <w:rFonts w:ascii="Times New Roman" w:cs="Times New Roman" w:eastAsia="Times New Roman" w:hAnsi="Times New Roman"/>
+          <w:b w:val="false"/>
+          <w:bCs w:val="false"/>
+          <w:i w:val="false"/>
+          <w:iCs w:val="false"/>
+          <w:sz w:val="24"/>
+          <w:szCs w:val="24"/>
+        </w:rPr>
+        <w:t xml:space="preserve">O arranjo adaptativo supera o centralizado em todos os indicadores substantivos, com tamanhos de efeito grandes e intervalos de confiança que não cruzam a origem. O resultado é coerente com o mecanismo postulado: ao converter defeito oculto em retrabalho visível e imediato, o arranjo adaptativo impede o acúmulo de dívida técnica que, no arranjo centralizado, retorna adiante sob pressão de prazo e amplia o atraso.</w:t>
+      </w:r>
+    </w:p>
+    <w:p>
+      <w:pPr>
+        <w:spacing w:after="120" w:line="360"/>
+        <w:ind w:firstLine="708"/>
+        <w:jc w:val="both"/>
+      </w:pPr>
+      <w:r>
+        <w:rPr>
+          <w:rFonts w:ascii="Times New Roman" w:cs="Times New Roman" w:eastAsia="Times New Roman" w:hAnsi="Times New Roman"/>
+          <w:b/>
+          <w:bCs/>
+          <w:i w:val="false"/>
+          <w:iCs w:val="false"/>
+          <w:sz w:val="24"/>
+          <w:szCs w:val="24"/>
+        </w:rPr>
+        <w:t xml:space="preserve">Uma métrica que media visibilidade, não dano. </w:t>
+      </w:r>
+      <w:r>
+        <w:rPr>
+          <w:rFonts w:ascii="Times New Roman" w:cs="Times New Roman" w:eastAsia="Times New Roman" w:hAnsi="Times New Roman"/>
+          <w:b w:val="false"/>
+          <w:bCs w:val="false"/>
+          <w:i w:val="false"/>
+          <w:iCs w:val="false"/>
+          <w:sz w:val="24"/>
+          <w:szCs w:val="24"/>
+        </w:rPr>
+        <w:t xml:space="preserve">A última linha da Tabela 7 move-se em sentido contrário a todas as demais. A investigação dessa discrepância revelou defeito na formulação original da métrica, e não achado substantivo. A razão entre retrabalho e esforço realizado tem por denominador o esforço efetivamente despendido, que inclui o tempo ocioso e bloqueado. O braço centralizado acumula tempo ocioso muito superior — cento e vinte e seis contra seis períodos em média — e, ao inflar o próprio denominador, dilui o retrabalho e aparenta desempenho melhor, ainda que seu retrabalho absoluto seja vinte e três vírgula oito por cento maior. A métrica premiava a ineficiência que se pretendia medir.</w:t>
+      </w:r>
+    </w:p>
+    <w:p>
+      <w:pPr>
+        <w:spacing w:after="40" w:before="200"/>
+        <w:jc w:val="center"/>
+      </w:pPr>
+      <w:r>
+        <w:drawing>
+          <wp:inline distT="0" distB="0" distL="0" distR="0">
+            <wp:extent cx="5581650" cy="3086100"/>
+            <wp:effectExtent t="0" r="0" b="0" l="0"/>
+            <wp:docPr id="1" name="" descr="" title=""/>
+            <wp:cNvGraphicFramePr>
+              <a:graphicFrameLocks xmlns:a="http://schemas.openxmlformats.org/drawingml/2006/main" noChangeAspect="1"/>
+            </wp:cNvGraphicFramePr>
+            <a:graphic xmlns:a="http://schemas.openxmlformats.org/drawingml/2006/main">
+              <a:graphicData uri="http://schemas.openxmlformats.org/drawingml/2006/picture">
+                <pic:pic xmlns:pic="http://schemas.openxmlformats.org/drawingml/2006/picture">
+                  <pic:nvPicPr>
+                    <pic:cNvPr id="0" name="" descr=""/>
+                    <pic:cNvPicPr>
+                      <a:picLocks noChangeAspect="1" noChangeArrowheads="1"/>
+                    </pic:cNvPicPr>
+                  </pic:nvPicPr>
+                  <pic:blipFill>
+                    <a:blip r:embed="rId14" cstate="none"/>
+                    <a:srcRect/>
+                    <a:stretch>
+                      <a:fillRect/>
+                    </a:stretch>
+                  </pic:blipFill>
+                  <pic:spPr bwMode="auto">
+                    <a:xfrm>
+                      <a:off x="0" y="0"/>
+                      <a:ext cx="5581650" cy="3086100"/>
+                    </a:xfrm>
+                    <a:prstGeom prst="rect">
+                      <a:avLst/>
+                    </a:prstGeom>
+                  </pic:spPr>
+                </pic:pic>
+              </a:graphicData>
+            </a:graphic>
+          </wp:inline>
+        </w:drawing>
+      </w:r>
+    </w:p>
+    <w:p>
+      <w:pPr>
+        <w:spacing w:after="240" w:before="80"/>
+        <w:jc w:val="center"/>
+      </w:pPr>
+      <w:r>
+        <w:rPr>
+          <w:rFonts w:ascii="Times New Roman" w:cs="Times New Roman" w:eastAsia="Times New Roman" w:hAnsi="Times New Roman"/>
+          <w:sz w:val="20"/>
+          <w:szCs w:val="20"/>
+        </w:rPr>
+        <w:t xml:space="preserve">Figura 8: Composição do esforço realizado e o mesmo retrabalho medido sob duas bases distintas. Fonte: Dados da pesquisa (2026).</w:t>
+      </w:r>
+    </w:p>
+    <w:p>
+      <w:pPr>
+        <w:spacing w:after="120" w:line="360"/>
+        <w:ind w:firstLine="708"/>
+        <w:jc w:val="both"/>
+      </w:pPr>
+      <w:r>
+        <w:rPr>
+          <w:rFonts w:ascii="Times New Roman" w:cs="Times New Roman" w:eastAsia="Times New Roman" w:hAnsi="Times New Roman"/>
+          <w:b/>
+          <w:bCs/>
+          <w:i w:val="false"/>
+          <w:iCs w:val="false"/>
+          <w:sz w:val="24"/>
+          <w:szCs w:val="24"/>
+        </w:rPr>
+        <w:t xml:space="preserve">Correção adotada. </w:t>
+      </w:r>
+      <w:r>
+        <w:rPr>
+          <w:rFonts w:ascii="Times New Roman" w:cs="Times New Roman" w:eastAsia="Times New Roman" w:hAnsi="Times New Roman"/>
+          <w:b w:val="false"/>
+          <w:bCs w:val="false"/>
+          <w:i w:val="false"/>
+          <w:iCs w:val="false"/>
+          <w:sz w:val="24"/>
+          <w:szCs w:val="24"/>
+        </w:rPr>
+        <w:t xml:space="preserve">A base da razão passou a ser o esforço planejado do projeto, dado pela soma das durações nominais das tarefas. Trata-se de propriedade da instância, idêntica nos dois braços, de modo que a razão só pode variar pelo numerador. A métrica agregada original foi ainda decomposta em duas: o retrabalho efetivamente pago e a dívida latente de pico. A decomposição é necessária, e não cosmética, porque os arranjos diferem justamente na probabilidade de reporte: o adaptativo converte dívida oculta em retrabalho visível, e um agregado que soma as duas parcelas não distingue conversão de redução. Com a correção, o indicador passa a favorecer o arranjo adaptativo em vinte e três vírgula nove por cento, em concordância com os demais.</w:t>
+      </w:r>
+    </w:p>
+    <w:p>
+      <w:pPr>
+        <w:spacing w:after="120" w:line="360"/>
+        <w:ind w:firstLine="708"/>
+        <w:jc w:val="both"/>
+      </w:pPr>
+      <w:r>
+        <w:rPr>
+          <w:rFonts w:ascii="Times New Roman" w:cs="Times New Roman" w:eastAsia="Times New Roman" w:hAnsi="Times New Roman"/>
+          <w:b w:val="false"/>
+          <w:bCs w:val="false"/>
+          <w:i w:val="false"/>
+          <w:iCs w:val="false"/>
+          <w:sz w:val="24"/>
+          <w:szCs w:val="24"/>
+        </w:rPr>
+        <w:t xml:space="preserve">Registra-se ainda que o valor final do estoque de dívida latente é nulo em todas as trezentas e oitenta e quatro execuções, por construção do laço de simulação, que só encerra após a quitação da dívida pendente. Por essa razão, a estatística informativa é o valor de pico do estoque, e não o seu valor terminal.</w:t>
+      </w:r>
+    </w:p>
+    <w:p>
+      <w:pPr>
+        <w:spacing w:after="40" w:before="200"/>
+        <w:jc w:val="center"/>
+      </w:pPr>
+      <w:r>
+        <w:drawing>
+          <wp:inline distT="0" distB="0" distL="0" distR="0">
+            <wp:extent cx="5400675" cy="4029075"/>
+            <wp:effectExtent t="0" r="0" b="0" l="0"/>
+            <wp:docPr id="1" name="" descr="" title=""/>
+            <wp:cNvGraphicFramePr>
+              <a:graphicFrameLocks xmlns:a="http://schemas.openxmlformats.org/drawingml/2006/main" noChangeAspect="1"/>
+            </wp:cNvGraphicFramePr>
+            <a:graphic xmlns:a="http://schemas.openxmlformats.org/drawingml/2006/main">
+              <a:graphicData uri="http://schemas.openxmlformats.org/drawingml/2006/picture">
+                <pic:pic xmlns:pic="http://schemas.openxmlformats.org/drawingml/2006/picture">
+                  <pic:nvPicPr>
+                    <pic:cNvPr id="0" name="" descr=""/>
+                    <pic:cNvPicPr>
+                      <a:picLocks noChangeAspect="1" noChangeArrowheads="1"/>
+                    </pic:cNvPicPr>
+                  </pic:nvPicPr>
+                  <pic:blipFill>
+                    <a:blip r:embed="rId15" cstate="none"/>
+                    <a:srcRect/>
+                    <a:stretch>
+                      <a:fillRect/>
+                    </a:stretch>
+                  </pic:blipFill>
+                  <pic:spPr bwMode="auto">
+                    <a:xfrm>
+                      <a:off x="0" y="0"/>
+                      <a:ext cx="5400675" cy="4029075"/>
+                    </a:xfrm>
+                    <a:prstGeom prst="rect">
+                      <a:avLst/>
+                    </a:prstGeom>
+                  </pic:spPr>
+                </pic:pic>
+              </a:graphicData>
+            </a:graphic>
+          </wp:inline>
+        </w:drawing>
+      </w:r>
+    </w:p>
+    <w:p>
+      <w:pPr>
+        <w:spacing w:after="240" w:before="80"/>
+        <w:jc w:val="center"/>
+      </w:pPr>
+      <w:r>
+        <w:rPr>
+          <w:rFonts w:ascii="Times New Roman" w:cs="Times New Roman" w:eastAsia="Times New Roman" w:hAnsi="Times New Roman"/>
+          <w:sz w:val="20"/>
+          <w:szCs w:val="20"/>
+        </w:rPr>
+        <w:t xml:space="preserve">Figura 9: Trajetórias médias dos estoques nos dois arranjos, com faixa interquartil. Fonte: Dados da pesquisa (2026).</w:t>
+      </w:r>
+    </w:p>
+    <w:p>
+      <w:pPr>
+        <w:spacing w:after="120" w:line="360"/>
+        <w:ind w:firstLine="708"/>
+        <w:jc w:val="both"/>
+      </w:pPr>
+      <w:r>
+        <w:rPr>
+          <w:rFonts w:ascii="Times New Roman" w:cs="Times New Roman" w:eastAsia="Times New Roman" w:hAnsi="Times New Roman"/>
+          <w:b w:val="false"/>
+          <w:bCs w:val="false"/>
+          <w:i w:val="false"/>
+          <w:iCs w:val="false"/>
+          <w:sz w:val="24"/>
+          <w:szCs w:val="24"/>
+        </w:rPr>
+        <w:t xml:space="preserve">A Figura 9 torna visível o mecanismo. No arranjo centralizado, a dívida técnica latente cresce ao longo de todo o período nominal do projeto, atinge o máximo em torno de uma vez e meia o prazo do caminho crítico e só então é drenada, o que prolonga a execução muito além do previsto. No arranjo adaptativo, o mesmo estoque permanece próximo de zero, e o progresso validado acumula-se de forma sustentada. A bateria cognitiva média recupera-se mais cedo, o que é consequência, e não causa, do menor volume de retrabalho tardio.</w:t>
+      </w:r>
+    </w:p>
+    <w:p>
+      <w:pPr>
+        <w:pStyle w:val="Heading2"/>
+        <w:spacing w:after="160" w:before="280"/>
+      </w:pPr>
+      <w:r>
+        <w:rPr>
+          <w:rFonts w:ascii="Times New Roman" w:cs="Times New Roman" w:eastAsia="Times New Roman" w:hAnsi="Times New Roman"/>
+          <w:b/>
+          <w:bCs/>
+          <w:color w:val="000000"/>
+          <w:sz w:val="24"/>
+          <w:szCs w:val="24"/>
+        </w:rPr>
+        <w:t xml:space="preserve">2.9  Calibração e identificabilidade dos parâmetros</w:t>
+      </w:r>
+    </w:p>
+    <w:p>
+      <w:pPr>
+        <w:spacing w:after="120" w:line="360"/>
+        <w:ind w:firstLine="708"/>
+        <w:jc w:val="both"/>
+      </w:pPr>
+      <w:r>
+        <w:rPr>
+          <w:rFonts w:ascii="Times New Roman" w:cs="Times New Roman" w:eastAsia="Times New Roman" w:hAnsi="Times New Roman"/>
+          <w:b w:val="false"/>
+          <w:bCs w:val="false"/>
+          <w:i w:val="false"/>
+          <w:iCs w:val="false"/>
+          <w:sz w:val="24"/>
+          <w:szCs w:val="24"/>
+        </w:rPr>
+        <w:t xml:space="preserve">O procedimento descrito na Seção 1.8 foi executado em duas ondas de quatrocentos pontos amostrados por hipercubo latino, calibrando cinco parâmetros contra quatro observáveis. O teste do gêmeo idêntico foi aprovado nos três critérios: o conjunto NROY não é vazio, com cento e quinze pontos; contém o vetor verdadeiro nos cinco parâmetros; e o volume da caixa envolvente foi reduzido a quatorze vírgula oito por cento do volume a priori.</w:t>
+      </w:r>
+    </w:p>
+    <w:p>
+      <w:pPr>
+        <w:spacing w:after="120" w:line="360"/>
+        <w:ind w:firstLine="708"/>
+        <w:jc w:val="both"/>
+      </w:pPr>
+      <w:r>
+        <w:rPr>
+          <w:rFonts w:ascii="Times New Roman" w:cs="Times New Roman" w:eastAsia="Times New Roman" w:hAnsi="Times New Roman"/>
+          <w:b w:val="false"/>
+          <w:bCs w:val="false"/>
+          <w:i w:val="false"/>
+          <w:iCs w:val="false"/>
+          <w:sz w:val="24"/>
+          <w:szCs w:val="24"/>
+        </w:rPr>
+        <w:t xml:space="preserve">A aprovação do teste, contudo, não implica que os cinco parâmetros tenham sido determinados. A Tabela 8 reporta, para cada um, a redução da largura marginal do conjunto NROY relativamente à faixa inicial.</w:t>
+      </w:r>
+    </w:p>
+    <w:p>
+      <w:pPr>
+        <w:spacing w:after="100" w:before="240"/>
+        <w:jc w:val="left"/>
+      </w:pPr>
+      <w:r>
+        <w:rPr>
+          <w:rFonts w:ascii="Times New Roman" w:cs="Times New Roman" w:eastAsia="Times New Roman" w:hAnsi="Times New Roman"/>
+          <w:b/>
+          <w:bCs/>
+          <w:sz w:val="20"/>
+          <w:szCs w:val="20"/>
+        </w:rPr>
+        <w:t xml:space="preserve">Tabela 8 – Identificabilidade dos parâmetros calibrados</w:t>
+      </w:r>
+    </w:p>
+    <w:tbl>
+      <w:tblPr>
+        <w:tblW w:type="dxa" w:w="9070"/>
+        <w:tblBorders>
+          <w:top w:val="single" w:color="888888" w:sz="4"/>
+          <w:left w:val="single" w:color="BBBBBB" w:sz="4"/>
+          <w:bottom w:val="single" w:color="888888" w:sz="4"/>
+          <w:right w:val="single" w:color="BBBBBB" w:sz="4"/>
+          <w:insideH w:val="single" w:color="CCCCCC" w:sz="2"/>
+          <w:insideV w:val="single" w:color="CCCCCC" w:sz="2"/>
+        </w:tblBorders>
+      </w:tblPr>
+      <w:tblGrid>
+        <w:gridCol w:w="3470"/>
+        <w:gridCol w:w="1600"/>
+        <w:gridCol w:w="1800"/>
+        <w:gridCol w:w="2200"/>
+      </w:tblGrid>
+      <w:tr>
+        <w:trPr>
+          <w:tblHeader/>
+        </w:trPr>
+        <w:tc>
+          <w:tcPr>
+            <w:tcW w:type="dxa" w:w="3470"/>
+            <w:shd w:fill="EFEFEC" w:color="auto" w:val="clear"/>
+            <w:tcMar>
+              <w:top w:type="dxa" w:w="60"/>
+              <w:left w:type="dxa" w:w="90"/>
+              <w:bottom w:type="dxa" w:w="60"/>
+              <w:right w:type="dxa" w:w="90"/>
+            </w:tcMar>
+          </w:tcPr>
+          <w:p>
+            <w:pPr>
+              <w:spacing w:after="0" w:line="240"/>
+              <w:jc w:val="center"/>
+            </w:pPr>
+            <w:r>
+              <w:rPr>
+                <w:rFonts w:ascii="Times New Roman" w:cs="Times New Roman" w:eastAsia="Times New Roman" w:hAnsi="Times New Roman"/>
+                <w:b/>
+                <w:bCs/>
+                <w:sz w:val="18"/>
+                <w:szCs w:val="18"/>
+              </w:rPr>
+              <w:t xml:space="preserve">Parâmetro</w:t>
+            </w:r>
+          </w:p>
+        </w:tc>
+        <w:tc>
+          <w:tcPr>
+            <w:tcW w:type="dxa" w:w="1600"/>
+            <w:shd w:fill="EFEFEC" w:color="auto" w:val="clear"/>
+            <w:tcMar>
+              <w:top w:type="dxa" w:w="60"/>
+              <w:left w:type="dxa" w:w="90"/>
+              <w:bottom w:type="dxa" w:w="60"/>
+              <w:right w:type="dxa" w:w="90"/>
+            </w:tcMar>
+          </w:tcPr>
+          <w:p>
+            <w:pPr>
+              <w:spacing w:after="0" w:line="240"/>
+              <w:jc w:val="center"/>
+            </w:pPr>
+            <w:r>
+              <w:rPr>
+                <w:rFonts w:ascii="Times New Roman" w:cs="Times New Roman" w:eastAsia="Times New Roman" w:hAnsi="Times New Roman"/>
+                <w:b/>
+                <w:bCs/>
+                <w:sz w:val="18"/>
+                <w:szCs w:val="18"/>
+              </w:rPr>
+              <w:t xml:space="preserve">Valor verdadeiro</w:t>
+            </w:r>
+          </w:p>
+        </w:tc>
+        <w:tc>
+          <w:tcPr>
+            <w:tcW w:type="dxa" w:w="1800"/>
+            <w:shd w:fill="EFEFEC" w:color="auto" w:val="clear"/>
+            <w:tcMar>
+              <w:top w:type="dxa" w:w="60"/>
+              <w:left w:type="dxa" w:w="90"/>
+              <w:bottom w:type="dxa" w:w="60"/>
+              <w:right w:type="dxa" w:w="90"/>
+            </w:tcMar>
+          </w:tcPr>
+          <w:p>
+            <w:pPr>
+              <w:spacing w:after="0" w:line="240"/>
+              <w:jc w:val="center"/>
+            </w:pPr>
+            <w:r>
+              <w:rPr>
+                <w:rFonts w:ascii="Times New Roman" w:cs="Times New Roman" w:eastAsia="Times New Roman" w:hAnsi="Times New Roman"/>
+                <w:b/>
+                <w:bCs/>
+                <w:sz w:val="18"/>
+                <w:szCs w:val="18"/>
+              </w:rPr>
+              <w:t xml:space="preserve">Redução da largura</w:t>
+            </w:r>
+          </w:p>
+        </w:tc>
+        <w:tc>
+          <w:tcPr>
+            <w:tcW w:type="dxa" w:w="2200"/>
+            <w:shd w:fill="EFEFEC" w:color="auto" w:val="clear"/>
+            <w:tcMar>
+              <w:top w:type="dxa" w:w="60"/>
+              <w:left w:type="dxa" w:w="90"/>
+              <w:bottom w:type="dxa" w:w="60"/>
+              <w:right w:type="dxa" w:w="90"/>
+            </w:tcMar>
+          </w:tcPr>
+          <w:p>
+            <w:pPr>
+              <w:spacing w:after="0" w:line="240"/>
+              <w:jc w:val="center"/>
+            </w:pPr>
+            <w:r>
+              <w:rPr>
+                <w:rFonts w:ascii="Times New Roman" w:cs="Times New Roman" w:eastAsia="Times New Roman" w:hAnsi="Times New Roman"/>
+                <w:b/>
+                <w:bCs/>
+                <w:sz w:val="18"/>
+                <w:szCs w:val="18"/>
+              </w:rPr>
+              <w:t xml:space="preserve">Veredito</w:t>
+            </w:r>
+          </w:p>
+        </w:tc>
+      </w:tr>
+      <w:tr>
+        <w:tc>
+          <w:tcPr>
+            <w:tcW w:type="dxa" w:w="3470"/>
+            <w:tcMar>
+              <w:top w:type="dxa" w:w="60"/>
+              <w:left w:type="dxa" w:w="90"/>
+              <w:bottom w:type="dxa" w:w="60"/>
+              <w:right w:type="dxa" w:w="90"/>
+            </w:tcMar>
+          </w:tcPr>
+          <w:p>
+            <w:pPr>
+              <w:spacing w:after="0" w:line="240"/>
+              <w:jc w:val="left"/>
+            </w:pPr>
+            <w:r>
+              <w:rPr>
+                <w:rFonts w:ascii="Times New Roman" w:cs="Times New Roman" w:eastAsia="Times New Roman" w:hAnsi="Times New Roman"/>
+                <w:b w:val="false"/>
+                <w:bCs w:val="false"/>
+                <w:sz w:val="18"/>
+                <w:szCs w:val="18"/>
+              </w:rPr>
+              <w:t xml:space="preserve">μ_mín (piso do multiplicador de produtividade)</w:t>
+            </w:r>
+          </w:p>
+        </w:tc>
+        <w:tc>
+          <w:tcPr>
+            <w:tcW w:type="dxa" w:w="1600"/>
+            <w:tcMar>
+              <w:top w:type="dxa" w:w="60"/>
+              <w:left w:type="dxa" w:w="90"/>
+              <w:bottom w:type="dxa" w:w="60"/>
+              <w:right w:type="dxa" w:w="90"/>
+            </w:tcMar>
+          </w:tcPr>
+          <w:p>
+            <w:pPr>
+              <w:spacing w:after="0" w:line="240"/>
+              <w:jc w:val="center"/>
+            </w:pPr>
+            <w:r>
+              <w:rPr>
+                <w:rFonts w:ascii="Times New Roman" w:cs="Times New Roman" w:eastAsia="Times New Roman" w:hAnsi="Times New Roman"/>
+                <w:b w:val="false"/>
+                <w:bCs w:val="false"/>
+                <w:sz w:val="18"/>
+                <w:szCs w:val="18"/>
+              </w:rPr>
+              <w:t xml:space="preserve">0,6200</w:t>
+            </w:r>
+          </w:p>
+        </w:tc>
+        <w:tc>
+          <w:tcPr>
+            <w:tcW w:type="dxa" w:w="1800"/>
+            <w:tcMar>
+              <w:top w:type="dxa" w:w="60"/>
+              <w:left w:type="dxa" w:w="90"/>
+              <w:bottom w:type="dxa" w:w="60"/>
+              <w:right w:type="dxa" w:w="90"/>
+            </w:tcMar>
+          </w:tcPr>
+          <w:p>
+            <w:pPr>
+              <w:spacing w:after="0" w:line="240"/>
+              <w:jc w:val="center"/>
+            </w:pPr>
+            <w:r>
+              <w:rPr>
+                <w:rFonts w:ascii="Times New Roman" w:cs="Times New Roman" w:eastAsia="Times New Roman" w:hAnsi="Times New Roman"/>
+                <w:b w:val="false"/>
+                <w:bCs w:val="false"/>
+                <w:sz w:val="18"/>
+                <w:szCs w:val="18"/>
+              </w:rPr>
+              <w:t xml:space="preserve">70,3%</w:t>
+            </w:r>
+          </w:p>
+        </w:tc>
+        <w:tc>
+          <w:tcPr>
+            <w:tcW w:type="dxa" w:w="2200"/>
+            <w:tcMar>
+              <w:top w:type="dxa" w:w="60"/>
+              <w:left w:type="dxa" w:w="90"/>
+              <w:bottom w:type="dxa" w:w="60"/>
+              <w:right w:type="dxa" w:w="90"/>
+            </w:tcMar>
+          </w:tcPr>
+          <w:p>
+            <w:pPr>
+              <w:spacing w:after="0" w:line="240"/>
+              <w:jc w:val="left"/>
+            </w:pPr>
+            <w:r>
+              <w:rPr>
+                <w:rFonts w:ascii="Times New Roman" w:cs="Times New Roman" w:eastAsia="Times New Roman" w:hAnsi="Times New Roman"/>
+                <w:b w:val="false"/>
+                <w:bCs w:val="false"/>
+                <w:sz w:val="18"/>
+                <w:szCs w:val="18"/>
+              </w:rPr>
+              <w:t xml:space="preserve">identificado</w:t>
+            </w:r>
+          </w:p>
+        </w:tc>
+      </w:tr>
+      <w:tr>
+        <w:tc>
+          <w:tcPr>
+            <w:tcW w:type="dxa" w:w="3470"/>
+            <w:tcMar>
+              <w:top w:type="dxa" w:w="60"/>
+              <w:left w:type="dxa" w:w="90"/>
+              <w:bottom w:type="dxa" w:w="60"/>
+              <w:right w:type="dxa" w:w="90"/>
+            </w:tcMar>
+          </w:tcPr>
+          <w:p>
+            <w:pPr>
+              <w:spacing w:after="0" w:line="240"/>
+              <w:jc w:val="left"/>
+            </w:pPr>
+            <w:r>
+              <w:rPr>
+                <w:rFonts w:ascii="Times New Roman" w:cs="Times New Roman" w:eastAsia="Times New Roman" w:hAnsi="Times New Roman"/>
+                <w:b w:val="false"/>
+                <w:bCs w:val="false"/>
+                <w:sz w:val="18"/>
+                <w:szCs w:val="18"/>
+              </w:rPr>
+              <w:t xml:space="preserve">F_âncora (frequência basal de defeito)</w:t>
+            </w:r>
+          </w:p>
+        </w:tc>
+        <w:tc>
+          <w:tcPr>
+            <w:tcW w:type="dxa" w:w="1600"/>
+            <w:tcMar>
+              <w:top w:type="dxa" w:w="60"/>
+              <w:left w:type="dxa" w:w="90"/>
+              <w:bottom w:type="dxa" w:w="60"/>
+              <w:right w:type="dxa" w:w="90"/>
+            </w:tcMar>
+          </w:tcPr>
+          <w:p>
+            <w:pPr>
+              <w:spacing w:after="0" w:line="240"/>
+              <w:jc w:val="center"/>
+            </w:pPr>
+            <w:r>
+              <w:rPr>
+                <w:rFonts w:ascii="Times New Roman" w:cs="Times New Roman" w:eastAsia="Times New Roman" w:hAnsi="Times New Roman"/>
+                <w:b w:val="false"/>
+                <w:bCs w:val="false"/>
+                <w:sz w:val="18"/>
+                <w:szCs w:val="18"/>
+              </w:rPr>
+              <w:t xml:space="preserve">0,1800</w:t>
+            </w:r>
+          </w:p>
+        </w:tc>
+        <w:tc>
+          <w:tcPr>
+            <w:tcW w:type="dxa" w:w="1800"/>
+            <w:tcMar>
+              <w:top w:type="dxa" w:w="60"/>
+              <w:left w:type="dxa" w:w="90"/>
+              <w:bottom w:type="dxa" w:w="60"/>
+              <w:right w:type="dxa" w:w="90"/>
+            </w:tcMar>
+          </w:tcPr>
+          <w:p>
+            <w:pPr>
+              <w:spacing w:after="0" w:line="240"/>
+              <w:jc w:val="center"/>
+            </w:pPr>
+            <w:r>
+              <w:rPr>
+                <w:rFonts w:ascii="Times New Roman" w:cs="Times New Roman" w:eastAsia="Times New Roman" w:hAnsi="Times New Roman"/>
+                <w:b w:val="false"/>
+                <w:bCs w:val="false"/>
+                <w:sz w:val="18"/>
+                <w:szCs w:val="18"/>
+              </w:rPr>
+              <w:t xml:space="preserve">36,8%</w:t>
+            </w:r>
+          </w:p>
+        </w:tc>
+        <w:tc>
+          <w:tcPr>
+            <w:tcW w:type="dxa" w:w="2200"/>
+            <w:tcMar>
+              <w:top w:type="dxa" w:w="60"/>
+              <w:left w:type="dxa" w:w="90"/>
+              <w:bottom w:type="dxa" w:w="60"/>
+              <w:right w:type="dxa" w:w="90"/>
+            </w:tcMar>
+          </w:tcPr>
+          <w:p>
+            <w:pPr>
+              <w:spacing w:after="0" w:line="240"/>
+              <w:jc w:val="left"/>
+            </w:pPr>
+            <w:r>
+              <w:rPr>
+                <w:rFonts w:ascii="Times New Roman" w:cs="Times New Roman" w:eastAsia="Times New Roman" w:hAnsi="Times New Roman"/>
+                <w:b w:val="false"/>
+                <w:bCs w:val="false"/>
+                <w:sz w:val="18"/>
+                <w:szCs w:val="18"/>
+              </w:rPr>
+              <w:t xml:space="preserve">parcialmente identificado</w:t>
+            </w:r>
+          </w:p>
+        </w:tc>
+      </w:tr>
+      <w:tr>
+        <w:tc>
+          <w:tcPr>
+            <w:tcW w:type="dxa" w:w="3470"/>
+            <w:tcMar>
+              <w:top w:type="dxa" w:w="60"/>
+              <w:left w:type="dxa" w:w="90"/>
+              <w:bottom w:type="dxa" w:w="60"/>
+              <w:right w:type="dxa" w:w="90"/>
+            </w:tcMar>
+          </w:tcPr>
+          <w:p>
+            <w:pPr>
+              <w:spacing w:after="0" w:line="240"/>
+              <w:jc w:val="left"/>
+            </w:pPr>
+            <w:r>
+              <w:rPr>
+                <w:rFonts w:ascii="Times New Roman" w:cs="Times New Roman" w:eastAsia="Times New Roman" w:hAnsi="Times New Roman"/>
+                <w:b w:val="false"/>
+                <w:bCs w:val="false"/>
+                <w:sz w:val="18"/>
+                <w:szCs w:val="18"/>
+              </w:rPr>
+              <w:t xml:space="preserve">τ_sat (limiar de saturação cognitiva)</w:t>
+            </w:r>
+          </w:p>
+        </w:tc>
+        <w:tc>
+          <w:tcPr>
+            <w:tcW w:type="dxa" w:w="1600"/>
+            <w:tcMar>
+              <w:top w:type="dxa" w:w="60"/>
+              <w:left w:type="dxa" w:w="90"/>
+              <w:bottom w:type="dxa" w:w="60"/>
+              <w:right w:type="dxa" w:w="90"/>
+            </w:tcMar>
+          </w:tcPr>
+          <w:p>
+            <w:pPr>
+              <w:spacing w:after="0" w:line="240"/>
+              <w:jc w:val="center"/>
+            </w:pPr>
+            <w:r>
+              <w:rPr>
+                <w:rFonts w:ascii="Times New Roman" w:cs="Times New Roman" w:eastAsia="Times New Roman" w:hAnsi="Times New Roman"/>
+                <w:b w:val="false"/>
+                <w:bCs w:val="false"/>
+                <w:sz w:val="18"/>
+                <w:szCs w:val="18"/>
+              </w:rPr>
+              <w:t xml:space="preserve">0,8500</w:t>
+            </w:r>
+          </w:p>
+        </w:tc>
+        <w:tc>
+          <w:tcPr>
+            <w:tcW w:type="dxa" w:w="1800"/>
+            <w:tcMar>
+              <w:top w:type="dxa" w:w="60"/>
+              <w:left w:type="dxa" w:w="90"/>
+              <w:bottom w:type="dxa" w:w="60"/>
+              <w:right w:type="dxa" w:w="90"/>
+            </w:tcMar>
+          </w:tcPr>
+          <w:p>
+            <w:pPr>
+              <w:spacing w:after="0" w:line="240"/>
+              <w:jc w:val="center"/>
+            </w:pPr>
+            <w:r>
+              <w:rPr>
+                <w:rFonts w:ascii="Times New Roman" w:cs="Times New Roman" w:eastAsia="Times New Roman" w:hAnsi="Times New Roman"/>
+                <w:b w:val="false"/>
+                <w:bCs w:val="false"/>
+                <w:sz w:val="18"/>
+                <w:szCs w:val="18"/>
+              </w:rPr>
+              <w:t xml:space="preserve">10,9%</w:t>
+            </w:r>
+          </w:p>
+        </w:tc>
+        <w:tc>
+          <w:tcPr>
+            <w:tcW w:type="dxa" w:w="2200"/>
+            <w:tcMar>
+              <w:top w:type="dxa" w:w="60"/>
+              <w:left w:type="dxa" w:w="90"/>
+              <w:bottom w:type="dxa" w:w="60"/>
+              <w:right w:type="dxa" w:w="90"/>
+            </w:tcMar>
+          </w:tcPr>
+          <w:p>
+            <w:pPr>
+              <w:spacing w:after="0" w:line="240"/>
+              <w:jc w:val="left"/>
+            </w:pPr>
+            <w:r>
+              <w:rPr>
+                <w:rFonts w:ascii="Times New Roman" w:cs="Times New Roman" w:eastAsia="Times New Roman" w:hAnsi="Times New Roman"/>
+                <w:b w:val="false"/>
+                <w:bCs w:val="false"/>
+                <w:sz w:val="18"/>
+                <w:szCs w:val="18"/>
+              </w:rPr>
+              <w:t xml:space="preserve">não identificado</w:t>
+            </w:r>
+          </w:p>
+        </w:tc>
+      </w:tr>
+      <w:tr>
+        <w:tc>
+          <w:tcPr>
+            <w:tcW w:type="dxa" w:w="3470"/>
+            <w:tcMar>
+              <w:top w:type="dxa" w:w="60"/>
+              <w:left w:type="dxa" w:w="90"/>
+              <w:bottom w:type="dxa" w:w="60"/>
+              <w:right w:type="dxa" w:w="90"/>
+            </w:tcMar>
+          </w:tcPr>
+          <w:p>
+            <w:pPr>
+              <w:spacing w:after="0" w:line="240"/>
+              <w:jc w:val="left"/>
+            </w:pPr>
+            <w:r>
+              <w:rPr>
+                <w:rFonts w:ascii="Times New Roman" w:cs="Times New Roman" w:eastAsia="Times New Roman" w:hAnsi="Times New Roman"/>
+                <w:b w:val="false"/>
+                <w:bCs w:val="false"/>
+                <w:sz w:val="18"/>
+                <w:szCs w:val="18"/>
+              </w:rPr>
+              <w:t xml:space="preserve">f_retrabalho (severidade do retrabalho)</w:t>
+            </w:r>
+          </w:p>
+        </w:tc>
+        <w:tc>
+          <w:tcPr>
+            <w:tcW w:type="dxa" w:w="1600"/>
+            <w:tcMar>
+              <w:top w:type="dxa" w:w="60"/>
+              <w:left w:type="dxa" w:w="90"/>
+              <w:bottom w:type="dxa" w:w="60"/>
+              <w:right w:type="dxa" w:w="90"/>
+            </w:tcMar>
+          </w:tcPr>
+          <w:p>
+            <w:pPr>
+              <w:spacing w:after="0" w:line="240"/>
+              <w:jc w:val="center"/>
+            </w:pPr>
+            <w:r>
+              <w:rPr>
+                <w:rFonts w:ascii="Times New Roman" w:cs="Times New Roman" w:eastAsia="Times New Roman" w:hAnsi="Times New Roman"/>
+                <w:b w:val="false"/>
+                <w:bCs w:val="false"/>
+                <w:sz w:val="18"/>
+                <w:szCs w:val="18"/>
+              </w:rPr>
+              <w:t xml:space="preserve">0,4200</w:t>
+            </w:r>
+          </w:p>
+        </w:tc>
+        <w:tc>
+          <w:tcPr>
+            <w:tcW w:type="dxa" w:w="1800"/>
+            <w:tcMar>
+              <w:top w:type="dxa" w:w="60"/>
+              <w:left w:type="dxa" w:w="90"/>
+              <w:bottom w:type="dxa" w:w="60"/>
+              <w:right w:type="dxa" w:w="90"/>
+            </w:tcMar>
+          </w:tcPr>
+          <w:p>
+            <w:pPr>
+              <w:spacing w:after="0" w:line="240"/>
+              <w:jc w:val="center"/>
+            </w:pPr>
+            <w:r>
+              <w:rPr>
+                <w:rFonts w:ascii="Times New Roman" w:cs="Times New Roman" w:eastAsia="Times New Roman" w:hAnsi="Times New Roman"/>
+                <w:b w:val="false"/>
+                <w:bCs w:val="false"/>
+                <w:sz w:val="18"/>
+                <w:szCs w:val="18"/>
+              </w:rPr>
+              <w:t xml:space="preserve">6,0%</w:t>
+            </w:r>
+          </w:p>
+        </w:tc>
+        <w:tc>
+          <w:tcPr>
+            <w:tcW w:type="dxa" w:w="2200"/>
+            <w:tcMar>
+              <w:top w:type="dxa" w:w="60"/>
+              <w:left w:type="dxa" w:w="90"/>
+              <w:bottom w:type="dxa" w:w="60"/>
+              <w:right w:type="dxa" w:w="90"/>
+            </w:tcMar>
+          </w:tcPr>
+          <w:p>
+            <w:pPr>
+              <w:spacing w:after="0" w:line="240"/>
+              <w:jc w:val="left"/>
+            </w:pPr>
+            <w:r>
+              <w:rPr>
+                <w:rFonts w:ascii="Times New Roman" w:cs="Times New Roman" w:eastAsia="Times New Roman" w:hAnsi="Times New Roman"/>
+                <w:b w:val="false"/>
+                <w:bCs w:val="false"/>
+                <w:sz w:val="18"/>
+                <w:szCs w:val="18"/>
+              </w:rPr>
+              <w:t xml:space="preserve">não identificado</w:t>
+            </w:r>
+          </w:p>
+        </w:tc>
+      </w:tr>
+      <w:tr>
+        <w:tc>
+          <w:tcPr>
+            <w:tcW w:type="dxa" w:w="3470"/>
+            <w:tcMar>
+              <w:top w:type="dxa" w:w="60"/>
+              <w:left w:type="dxa" w:w="90"/>
+              <w:bottom w:type="dxa" w:w="60"/>
+              <w:right w:type="dxa" w:w="90"/>
+            </w:tcMar>
+          </w:tcPr>
+          <w:p>
+            <w:pPr>
+              <w:spacing w:after="0" w:line="240"/>
+              <w:jc w:val="left"/>
+            </w:pPr>
+            <w:r>
+              <w:rPr>
+                <w:rFonts w:ascii="Times New Roman" w:cs="Times New Roman" w:eastAsia="Times New Roman" w:hAnsi="Times New Roman"/>
+                <w:b w:val="false"/>
+                <w:bCs w:val="false"/>
+                <w:sz w:val="18"/>
+                <w:szCs w:val="18"/>
+              </w:rPr>
+              <w:t xml:space="preserve">k_heurístico (drenagem em modo heurístico)</w:t>
+            </w:r>
+          </w:p>
+        </w:tc>
+        <w:tc>
+          <w:tcPr>
+            <w:tcW w:type="dxa" w:w="1600"/>
+            <w:tcMar>
+              <w:top w:type="dxa" w:w="60"/>
+              <w:left w:type="dxa" w:w="90"/>
+              <w:bottom w:type="dxa" w:w="60"/>
+              <w:right w:type="dxa" w:w="90"/>
+            </w:tcMar>
+          </w:tcPr>
+          <w:p>
+            <w:pPr>
+              <w:spacing w:after="0" w:line="240"/>
+              <w:jc w:val="center"/>
+            </w:pPr>
+            <w:r>
+              <w:rPr>
+                <w:rFonts w:ascii="Times New Roman" w:cs="Times New Roman" w:eastAsia="Times New Roman" w:hAnsi="Times New Roman"/>
+                <w:b w:val="false"/>
+                <w:bCs w:val="false"/>
+                <w:sz w:val="18"/>
+                <w:szCs w:val="18"/>
+              </w:rPr>
+              <w:t xml:space="preserve">0,1350</w:t>
+            </w:r>
+          </w:p>
+        </w:tc>
+        <w:tc>
+          <w:tcPr>
+            <w:tcW w:type="dxa" w:w="1800"/>
+            <w:tcMar>
+              <w:top w:type="dxa" w:w="60"/>
+              <w:left w:type="dxa" w:w="90"/>
+              <w:bottom w:type="dxa" w:w="60"/>
+              <w:right w:type="dxa" w:w="90"/>
+            </w:tcMar>
+          </w:tcPr>
+          <w:p>
+            <w:pPr>
+              <w:spacing w:after="0" w:line="240"/>
+              <w:jc w:val="center"/>
+            </w:pPr>
+            <w:r>
+              <w:rPr>
+                <w:rFonts w:ascii="Times New Roman" w:cs="Times New Roman" w:eastAsia="Times New Roman" w:hAnsi="Times New Roman"/>
+                <w:b w:val="false"/>
+                <w:bCs w:val="false"/>
+                <w:sz w:val="18"/>
+                <w:szCs w:val="18"/>
+              </w:rPr>
+              <w:t xml:space="preserve">5,8%</w:t>
+            </w:r>
+          </w:p>
+        </w:tc>
+        <w:tc>
+          <w:tcPr>
+            <w:tcW w:type="dxa" w:w="2200"/>
+            <w:tcMar>
+              <w:top w:type="dxa" w:w="60"/>
+              <w:left w:type="dxa" w:w="90"/>
+              <w:bottom w:type="dxa" w:w="60"/>
+              <w:right w:type="dxa" w:w="90"/>
+            </w:tcMar>
+          </w:tcPr>
+          <w:p>
+            <w:pPr>
+              <w:spacing w:after="0" w:line="240"/>
+              <w:jc w:val="left"/>
+            </w:pPr>
+            <w:r>
+              <w:rPr>
+                <w:rFonts w:ascii="Times New Roman" w:cs="Times New Roman" w:eastAsia="Times New Roman" w:hAnsi="Times New Roman"/>
+                <w:b w:val="false"/>
+                <w:bCs w:val="false"/>
+                <w:sz w:val="18"/>
+                <w:szCs w:val="18"/>
+              </w:rPr>
+              <w:t xml:space="preserve">não identificado</w:t>
+            </w:r>
+          </w:p>
+        </w:tc>
+      </w:tr>
+      <w:tr>
+        <w:tc>
+          <w:tcPr>
+            <w:tcW w:type="dxa" w:w="3470"/>
+            <w:tcMar>
+              <w:top w:type="dxa" w:w="60"/>
+              <w:left w:type="dxa" w:w="90"/>
+              <w:bottom w:type="dxa" w:w="60"/>
+              <w:right w:type="dxa" w:w="90"/>
+            </w:tcMar>
+          </w:tcPr>
+          <w:p>
+            <w:pPr>
+              <w:spacing w:after="0" w:line="240"/>
+              <w:jc w:val="left"/>
+            </w:pPr>
+            <w:r>
+              <w:rPr>
+                <w:rFonts w:ascii="Times New Roman" w:cs="Times New Roman" w:eastAsia="Times New Roman" w:hAnsi="Times New Roman"/>
+                <w:b w:val="false"/>
+                <w:bCs w:val="false"/>
+                <w:sz w:val="18"/>
+                <w:szCs w:val="18"/>
+              </w:rPr>
+              <w:t xml:space="preserve">F_âncora × f_retrabalho (produto)</w:t>
+            </w:r>
+          </w:p>
+        </w:tc>
+        <w:tc>
+          <w:tcPr>
+            <w:tcW w:type="dxa" w:w="1600"/>
+            <w:tcMar>
+              <w:top w:type="dxa" w:w="60"/>
+              <w:left w:type="dxa" w:w="90"/>
+              <w:bottom w:type="dxa" w:w="60"/>
+              <w:right w:type="dxa" w:w="90"/>
+            </w:tcMar>
+          </w:tcPr>
+          <w:p>
+            <w:pPr>
+              <w:spacing w:after="0" w:line="240"/>
+              <w:jc w:val="center"/>
+            </w:pPr>
+            <w:r>
+              <w:rPr>
+                <w:rFonts w:ascii="Times New Roman" w:cs="Times New Roman" w:eastAsia="Times New Roman" w:hAnsi="Times New Roman"/>
+                <w:b w:val="false"/>
+                <w:bCs w:val="false"/>
+                <w:sz w:val="18"/>
+                <w:szCs w:val="18"/>
+              </w:rPr>
+              <w:t xml:space="preserve">0,0756</w:t>
+            </w:r>
+          </w:p>
+        </w:tc>
+        <w:tc>
+          <w:tcPr>
+            <w:tcW w:type="dxa" w:w="1800"/>
+            <w:tcMar>
+              <w:top w:type="dxa" w:w="60"/>
+              <w:left w:type="dxa" w:w="90"/>
+              <w:bottom w:type="dxa" w:w="60"/>
+              <w:right w:type="dxa" w:w="90"/>
+            </w:tcMar>
+          </w:tcPr>
+          <w:p>
+            <w:pPr>
+              <w:spacing w:after="0" w:line="240"/>
+              <w:jc w:val="center"/>
+            </w:pPr>
+            <w:r>
+              <w:rPr>
+                <w:rFonts w:ascii="Times New Roman" w:cs="Times New Roman" w:eastAsia="Times New Roman" w:hAnsi="Times New Roman"/>
+                <w:b w:val="false"/>
+                <w:bCs w:val="false"/>
+                <w:sz w:val="18"/>
+                <w:szCs w:val="18"/>
+              </w:rPr>
+              <w:t xml:space="preserve">74,7%</w:t>
+            </w:r>
+          </w:p>
+        </w:tc>
+        <w:tc>
+          <w:tcPr>
+            <w:tcW w:type="dxa" w:w="2200"/>
+            <w:tcMar>
+              <w:top w:type="dxa" w:w="60"/>
+              <w:left w:type="dxa" w:w="90"/>
+              <w:bottom w:type="dxa" w:w="60"/>
+              <w:right w:type="dxa" w:w="90"/>
+            </w:tcMar>
+          </w:tcPr>
+          <w:p>
+            <w:pPr>
+              <w:spacing w:after="0" w:line="240"/>
+              <w:jc w:val="left"/>
+            </w:pPr>
+            <w:r>
+              <w:rPr>
+                <w:rFonts w:ascii="Times New Roman" w:cs="Times New Roman" w:eastAsia="Times New Roman" w:hAnsi="Times New Roman"/>
+                <w:b w:val="false"/>
+                <w:bCs w:val="false"/>
+                <w:sz w:val="18"/>
+                <w:szCs w:val="18"/>
+              </w:rPr>
+              <w:t xml:space="preserve">identificado</w:t>
+            </w:r>
+          </w:p>
+        </w:tc>
+      </w:tr>
+    </w:tbl>
+    <w:p>
+      <w:pPr>
+        <w:spacing w:after="240" w:before="80"/>
+        <w:jc w:val="center"/>
+      </w:pPr>
+      <w:r>
+        <w:rPr>
+          <w:rFonts w:ascii="Times New Roman" w:cs="Times New Roman" w:eastAsia="Times New Roman" w:hAnsi="Times New Roman"/>
+          <w:sz w:val="20"/>
+          <w:szCs w:val="20"/>
+        </w:rPr>
+        <w:t xml:space="preserve">Fonte: Dados da pesquisa (2026). Adotou-se o limiar de vinte e cinco por cento de redução como fronteira da não identificabilidade.</w:t>
+      </w:r>
+    </w:p>
+    <w:p>
+      <w:pPr>
+        <w:spacing w:after="120" w:line="360"/>
+        <w:ind w:firstLine="708"/>
+        <w:jc w:val="both"/>
+      </w:pPr>
+      <w:r>
+        <w:rPr>
+          <w:rFonts w:ascii="Times New Roman" w:cs="Times New Roman" w:eastAsia="Times New Roman" w:hAnsi="Times New Roman"/>
+          <w:b/>
+          <w:bCs/>
+          <w:i w:val="false"/>
+          <w:iCs w:val="false"/>
+          <w:sz w:val="24"/>
+          <w:szCs w:val="24"/>
+        </w:rPr>
+        <w:t xml:space="preserve">Equifinalidade de causa estrutural. </w:t>
+      </w:r>
+      <w:r>
+        <w:rPr>
+          <w:rFonts w:ascii="Times New Roman" w:cs="Times New Roman" w:eastAsia="Times New Roman" w:hAnsi="Times New Roman"/>
+          <w:b w:val="false"/>
+          <w:bCs w:val="false"/>
+          <w:i w:val="false"/>
+          <w:iCs w:val="false"/>
+          <w:sz w:val="24"/>
+          <w:szCs w:val="24"/>
+        </w:rPr>
+        <w:t xml:space="preserve">A correlação de postos entre F_âncora e f_retrabalho, calculada dentro do conjunto NROY, é de menos zero vírgula oitocentos e quarenta, o que caracteriza uma crista. A crista não é acidente amostral: decorre da estrutura do modelo. O esforço de retrabalho gerado por tarefa é, em esperança, o produto entre a probabilidade de falha e a severidade do retrabalho, e a probabilidade de falha é proporcional a F_âncora. Os observáveis agregados enxergam apenas esse produto, de modo que aumentos em um fator podem ser compensados por reduções no outro sem alteração das saídas.</w:t>
+      </w:r>
+    </w:p>
+    <w:p>
+      <w:pPr>
+        <w:spacing w:after="40" w:before="200"/>
+        <w:jc w:val="center"/>
+      </w:pPr>
+      <w:r>
+        <w:drawing>
+          <wp:inline distT="0" distB="0" distL="0" distR="0">
+            <wp:extent cx="5581650" cy="3028950"/>
+            <wp:effectExtent t="0" r="0" b="0" l="0"/>
+            <wp:docPr id="1" name="" descr="" title=""/>
+            <wp:cNvGraphicFramePr>
+              <a:graphicFrameLocks xmlns:a="http://schemas.openxmlformats.org/drawingml/2006/main" noChangeAspect="1"/>
+            </wp:cNvGraphicFramePr>
+            <a:graphic xmlns:a="http://schemas.openxmlformats.org/drawingml/2006/main">
+              <a:graphicData uri="http://schemas.openxmlformats.org/drawingml/2006/picture">
+                <pic:pic xmlns:pic="http://schemas.openxmlformats.org/drawingml/2006/picture">
+                  <pic:nvPicPr>
+                    <pic:cNvPr id="0" name="" descr=""/>
+                    <pic:cNvPicPr>
+                      <a:picLocks noChangeAspect="1" noChangeArrowheads="1"/>
+                    </pic:cNvPicPr>
+                  </pic:nvPicPr>
+                  <pic:blipFill>
+                    <a:blip r:embed="rId16" cstate="none"/>
+                    <a:srcRect/>
+                    <a:stretch>
+                      <a:fillRect/>
+                    </a:stretch>
+                  </pic:blipFill>
+                  <pic:spPr bwMode="auto">
+                    <a:xfrm>
+                      <a:off x="0" y="0"/>
+                      <a:ext cx="5581650" cy="3028950"/>
+                    </a:xfrm>
+                    <a:prstGeom prst="rect">
+                      <a:avLst/>
+                    </a:prstGeom>
+                  </pic:spPr>
+                </pic:pic>
+              </a:graphicData>
+            </a:graphic>
+          </wp:inline>
+        </w:drawing>
+      </w:r>
+    </w:p>
+    <w:p>
+      <w:pPr>
+        <w:spacing w:after="240" w:before="80"/>
+        <w:jc w:val="center"/>
+      </w:pPr>
+      <w:r>
+        <w:rPr>
+          <w:rFonts w:ascii="Times New Roman" w:cs="Times New Roman" w:eastAsia="Times New Roman" w:hAnsi="Times New Roman"/>
+          <w:sz w:val="20"/>
+          <w:szCs w:val="20"/>
+        </w:rPr>
+        <w:t xml:space="preserve">Figura 10: Conjunto NROY projetado sobre a crista de equifinalidade e redução marginal por parâmetro. Fonte: Dados da pesquisa (2026).</w:t>
+      </w:r>
+    </w:p>
+    <w:p>
+      <w:pPr>
+        <w:spacing w:after="120" w:line="360"/>
+        <w:ind w:firstLine="708"/>
+        <w:jc w:val="both"/>
+      </w:pPr>
+      <w:r>
+        <w:rPr>
+          <w:rFonts w:ascii="Times New Roman" w:cs="Times New Roman" w:eastAsia="Times New Roman" w:hAnsi="Times New Roman"/>
+          <w:b w:val="false"/>
+          <w:bCs w:val="false"/>
+          <w:i w:val="false"/>
+          <w:iCs w:val="false"/>
+          <w:sz w:val="24"/>
+          <w:szCs w:val="24"/>
+        </w:rPr>
+        <w:t xml:space="preserve">A hipótese foi testada e confirmada: o produto dos dois fatores apresenta redução de setenta e quatro vírgula sete por cento, contra trinta e seis vírgula oito e seis vírgula zero por cento dos fatores isolados. Decorre daí uma recomendação de reparametrização: em calibração com dados reais, deve-se estimar o produto — interpretável como esforço esperado de retrabalho por tarefa — e declarar a divisão entre frequência e severidade como não identificada, em vez de reportar dois números que os dados não sustentam. A separação dos fatores exigiria observar a taxa de defeito e o custo unitário de correção de forma independente, dado que o delineamento atual não contempla.</w:t>
+      </w:r>
+    </w:p>
+    <w:p>
+      <w:pPr>
+        <w:spacing w:after="120" w:line="360"/>
+        <w:ind w:firstLine="708"/>
+        <w:jc w:val="both"/>
+      </w:pPr>
+      <w:r>
+        <w:rPr>
+          <w:rFonts w:ascii="Times New Roman" w:cs="Times New Roman" w:eastAsia="Times New Roman" w:hAnsi="Times New Roman"/>
+          <w:b w:val="false"/>
+          <w:bCs w:val="false"/>
+          <w:i w:val="false"/>
+          <w:iCs w:val="false"/>
+          <w:sz w:val="24"/>
+          <w:szCs w:val="24"/>
+        </w:rPr>
+        <w:t xml:space="preserve">Registra-se, por fim, que as larguras marginais praticamente não se alteraram entre a primeira e a segunda onda. As ondas convergiram, e uma terceira não reduziria o espaço, porque o limite encontrado é de identificabilidade estrutural e não de tamanho de amostra.</w:t>
+      </w:r>
+    </w:p>
+    <w:p>
+      <w:pPr>
+        <w:pStyle w:val="Heading2"/>
+        <w:spacing w:after="160" w:before="280"/>
+      </w:pPr>
+      <w:r>
+        <w:rPr>
+          <w:rFonts w:ascii="Times New Roman" w:cs="Times New Roman" w:eastAsia="Times New Roman" w:hAnsi="Times New Roman"/>
+          <w:b/>
+          <w:bCs/>
+          <w:color w:val="000000"/>
+          <w:sz w:val="24"/>
+          <w:szCs w:val="24"/>
+        </w:rPr>
+        <w:t xml:space="preserve">2.10  Procedência dos parâmetros e limitações declaradas</w:t>
+      </w:r>
+    </w:p>
+    <w:p>
+      <w:pPr>
+        <w:spacing w:after="120" w:line="360"/>
+        <w:ind w:firstLine="708"/>
+        <w:jc w:val="both"/>
+      </w:pPr>
+      <w:r>
+        <w:rPr>
+          <w:rFonts w:ascii="Times New Roman" w:cs="Times New Roman" w:eastAsia="Times New Roman" w:hAnsi="Times New Roman"/>
+          <w:b w:val="false"/>
+          <w:bCs w:val="false"/>
+          <w:i w:val="false"/>
+          <w:iCs w:val="false"/>
+          <w:sz w:val="24"/>
+          <w:szCs w:val="24"/>
+        </w:rPr>
+        <w:t xml:space="preserve">A Tabela 9 resume a procedência dos parâmetros do modelo, segundo a classificação mantida no arquivo único de configuração. A distinção é mantida explícita porque a credibilidade de um modelo de simulação depende menos do número de parâmetros do que da clareza sobre a origem de cada um.</w:t>
+      </w:r>
+    </w:p>
+    <w:p>
+      <w:pPr>
+        <w:spacing w:after="100" w:before="240"/>
+        <w:jc w:val="left"/>
+      </w:pPr>
+      <w:r>
+        <w:rPr>
+          <w:rFonts w:ascii="Times New Roman" w:cs="Times New Roman" w:eastAsia="Times New Roman" w:hAnsi="Times New Roman"/>
+          <w:b/>
+          <w:bCs/>
+          <w:sz w:val="20"/>
+          <w:szCs w:val="20"/>
+        </w:rPr>
+        <w:t xml:space="preserve">Tabela 9 – Procedência dos parâmetros do modelo</w:t>
+      </w:r>
+    </w:p>
+    <w:tbl>
+      <w:tblPr>
+        <w:tblW w:type="dxa" w:w="9070"/>
+        <w:tblBorders>
+          <w:top w:val="single" w:color="888888" w:sz="4"/>
+          <w:left w:val="single" w:color="BBBBBB" w:sz="4"/>
+          <w:bottom w:val="single" w:color="888888" w:sz="4"/>
+          <w:right w:val="single" w:color="BBBBBB" w:sz="4"/>
+          <w:insideH w:val="single" w:color="CCCCCC" w:sz="2"/>
+          <w:insideV w:val="single" w:color="CCCCCC" w:sz="2"/>
+        </w:tblBorders>
+      </w:tblPr>
+      <w:tblGrid>
+        <w:gridCol w:w="2100"/>
+        <w:gridCol w:w="1100"/>
+        <w:gridCol w:w="5870"/>
+      </w:tblGrid>
+      <w:tr>
+        <w:trPr>
+          <w:tblHeader/>
+        </w:trPr>
+        <w:tc>
+          <w:tcPr>
+            <w:tcW w:type="dxa" w:w="2100"/>
+            <w:shd w:fill="EFEFEC" w:color="auto" w:val="clear"/>
+            <w:tcMar>
+              <w:top w:type="dxa" w:w="60"/>
+              <w:left w:type="dxa" w:w="90"/>
+              <w:bottom w:type="dxa" w:w="60"/>
+              <w:right w:type="dxa" w:w="90"/>
+            </w:tcMar>
+          </w:tcPr>
+          <w:p>
+            <w:pPr>
+              <w:spacing w:after="0" w:line="240"/>
+              <w:jc w:val="center"/>
+            </w:pPr>
+            <w:r>
+              <w:rPr>
+                <w:rFonts w:ascii="Times New Roman" w:cs="Times New Roman" w:eastAsia="Times New Roman" w:hAnsi="Times New Roman"/>
+                <w:b/>
+                <w:bCs/>
+                <w:sz w:val="18"/>
+                <w:szCs w:val="18"/>
+              </w:rPr>
+              <w:t xml:space="preserve">Condição</w:t>
+            </w:r>
+          </w:p>
+        </w:tc>
+        <w:tc>
+          <w:tcPr>
+            <w:tcW w:type="dxa" w:w="1100"/>
+            <w:shd w:fill="EFEFEC" w:color="auto" w:val="clear"/>
+            <w:tcMar>
+              <w:top w:type="dxa" w:w="60"/>
+              <w:left w:type="dxa" w:w="90"/>
+              <w:bottom w:type="dxa" w:w="60"/>
+              <w:right w:type="dxa" w:w="90"/>
+            </w:tcMar>
+          </w:tcPr>
+          <w:p>
+            <w:pPr>
+              <w:spacing w:after="0" w:line="240"/>
+              <w:jc w:val="center"/>
+            </w:pPr>
+            <w:r>
+              <w:rPr>
+                <w:rFonts w:ascii="Times New Roman" w:cs="Times New Roman" w:eastAsia="Times New Roman" w:hAnsi="Times New Roman"/>
+                <w:b/>
+                <w:bCs/>
+                <w:sz w:val="18"/>
+                <w:szCs w:val="18"/>
+              </w:rPr>
+              <w:t xml:space="preserve">Quantidade</w:t>
+            </w:r>
+          </w:p>
+        </w:tc>
+        <w:tc>
+          <w:tcPr>
+            <w:tcW w:type="dxa" w:w="5870"/>
+            <w:shd w:fill="EFEFEC" w:color="auto" w:val="clear"/>
+            <w:tcMar>
+              <w:top w:type="dxa" w:w="60"/>
+              <w:left w:type="dxa" w:w="90"/>
+              <w:bottom w:type="dxa" w:w="60"/>
+              <w:right w:type="dxa" w:w="90"/>
+            </w:tcMar>
+          </w:tcPr>
+          <w:p>
+            <w:pPr>
+              <w:spacing w:after="0" w:line="240"/>
+              <w:jc w:val="center"/>
+            </w:pPr>
+            <w:r>
+              <w:rPr>
+                <w:rFonts w:ascii="Times New Roman" w:cs="Times New Roman" w:eastAsia="Times New Roman" w:hAnsi="Times New Roman"/>
+                <w:b/>
+                <w:bCs/>
+                <w:sz w:val="18"/>
+                <w:szCs w:val="18"/>
+              </w:rPr>
+              <w:t xml:space="preserve">Significado e exemplo</w:t>
+            </w:r>
+          </w:p>
+        </w:tc>
+      </w:tr>
+      <w:tr>
+        <w:tc>
+          <w:tcPr>
+            <w:tcW w:type="dxa" w:w="2100"/>
+            <w:tcMar>
+              <w:top w:type="dxa" w:w="60"/>
+              <w:left w:type="dxa" w:w="90"/>
+              <w:bottom w:type="dxa" w:w="60"/>
+              <w:right w:type="dxa" w:w="90"/>
+            </w:tcMar>
+          </w:tcPr>
+          <w:p>
+            <w:pPr>
+              <w:spacing w:after="0" w:line="240"/>
+              <w:jc w:val="left"/>
+            </w:pPr>
+            <w:r>
+              <w:rPr>
+                <w:rFonts w:ascii="Times New Roman" w:cs="Times New Roman" w:eastAsia="Times New Roman" w:hAnsi="Times New Roman"/>
+                <w:b w:val="false"/>
+                <w:bCs w:val="false"/>
+                <w:sz w:val="18"/>
+                <w:szCs w:val="18"/>
+              </w:rPr>
+              <w:t xml:space="preserve">calibrado</w:t>
+            </w:r>
+          </w:p>
+        </w:tc>
+        <w:tc>
+          <w:tcPr>
+            <w:tcW w:type="dxa" w:w="1100"/>
+            <w:tcMar>
+              <w:top w:type="dxa" w:w="60"/>
+              <w:left w:type="dxa" w:w="90"/>
+              <w:bottom w:type="dxa" w:w="60"/>
+              <w:right w:type="dxa" w:w="90"/>
+            </w:tcMar>
+          </w:tcPr>
+          <w:p>
+            <w:pPr>
+              <w:spacing w:after="0" w:line="240"/>
+              <w:jc w:val="center"/>
+            </w:pPr>
+            <w:r>
+              <w:rPr>
+                <w:rFonts w:ascii="Times New Roman" w:cs="Times New Roman" w:eastAsia="Times New Roman" w:hAnsi="Times New Roman"/>
+                <w:b w:val="false"/>
+                <w:bCs w:val="false"/>
+                <w:sz w:val="18"/>
+                <w:szCs w:val="18"/>
+              </w:rPr>
+              <w:t xml:space="preserve">1</w:t>
+            </w:r>
+          </w:p>
+        </w:tc>
+        <w:tc>
+          <w:tcPr>
+            <w:tcW w:type="dxa" w:w="5870"/>
+            <w:tcMar>
+              <w:top w:type="dxa" w:w="60"/>
+              <w:left w:type="dxa" w:w="90"/>
+              <w:bottom w:type="dxa" w:w="60"/>
+              <w:right w:type="dxa" w:w="90"/>
+            </w:tcMar>
+          </w:tcPr>
+          <w:p>
+            <w:pPr>
+              <w:spacing w:after="0" w:line="240"/>
+              <w:jc w:val="left"/>
+            </w:pPr>
+            <w:r>
+              <w:rPr>
+                <w:rFonts w:ascii="Times New Roman" w:cs="Times New Roman" w:eastAsia="Times New Roman" w:hAnsi="Times New Roman"/>
+                <w:b w:val="false"/>
+                <w:bCs w:val="false"/>
+                <w:sz w:val="18"/>
+                <w:szCs w:val="18"/>
+              </w:rPr>
+              <w:t xml:space="preserve">derivado dos dados por procedimento documentado: F_base por faixa de dificuldade, obtido da base NASA</w:t>
+            </w:r>
+          </w:p>
+        </w:tc>
+      </w:tr>
+      <w:tr>
+        <w:tc>
+          <w:tcPr>
+            <w:tcW w:type="dxa" w:w="2100"/>
+            <w:tcMar>
+              <w:top w:type="dxa" w:w="60"/>
+              <w:left w:type="dxa" w:w="90"/>
+              <w:bottom w:type="dxa" w:w="60"/>
+              <w:right w:type="dxa" w:w="90"/>
+            </w:tcMar>
+          </w:tcPr>
+          <w:p>
+            <w:pPr>
+              <w:spacing w:after="0" w:line="240"/>
+              <w:jc w:val="left"/>
+            </w:pPr>
+            <w:r>
+              <w:rPr>
+                <w:rFonts w:ascii="Times New Roman" w:cs="Times New Roman" w:eastAsia="Times New Roman" w:hAnsi="Times New Roman"/>
+                <w:b w:val="false"/>
+                <w:bCs w:val="false"/>
+                <w:sz w:val="18"/>
+                <w:szCs w:val="18"/>
+              </w:rPr>
+              <w:t xml:space="preserve">literatura</w:t>
+            </w:r>
+          </w:p>
+        </w:tc>
+        <w:tc>
+          <w:tcPr>
+            <w:tcW w:type="dxa" w:w="1100"/>
+            <w:tcMar>
+              <w:top w:type="dxa" w:w="60"/>
+              <w:left w:type="dxa" w:w="90"/>
+              <w:bottom w:type="dxa" w:w="60"/>
+              <w:right w:type="dxa" w:w="90"/>
+            </w:tcMar>
+          </w:tcPr>
+          <w:p>
+            <w:pPr>
+              <w:spacing w:after="0" w:line="240"/>
+              <w:jc w:val="center"/>
+            </w:pPr>
+            <w:r>
+              <w:rPr>
+                <w:rFonts w:ascii="Times New Roman" w:cs="Times New Roman" w:eastAsia="Times New Roman" w:hAnsi="Times New Roman"/>
+                <w:b w:val="false"/>
+                <w:bCs w:val="false"/>
+                <w:sz w:val="18"/>
+                <w:szCs w:val="18"/>
+              </w:rPr>
+              <w:t xml:space="preserve">2</w:t>
+            </w:r>
+          </w:p>
+        </w:tc>
+        <w:tc>
+          <w:tcPr>
+            <w:tcW w:type="dxa" w:w="5870"/>
+            <w:tcMar>
+              <w:top w:type="dxa" w:w="60"/>
+              <w:left w:type="dxa" w:w="90"/>
+              <w:bottom w:type="dxa" w:w="60"/>
+              <w:right w:type="dxa" w:w="90"/>
+            </w:tcMar>
+          </w:tcPr>
+          <w:p>
+            <w:pPr>
+              <w:spacing w:after="0" w:line="240"/>
+              <w:jc w:val="left"/>
+            </w:pPr>
+            <w:r>
+              <w:rPr>
+                <w:rFonts w:ascii="Times New Roman" w:cs="Times New Roman" w:eastAsia="Times New Roman" w:hAnsi="Times New Roman"/>
+                <w:b w:val="false"/>
+                <w:bCs w:val="false"/>
+                <w:sz w:val="18"/>
+                <w:szCs w:val="18"/>
+              </w:rPr>
+              <w:t xml:space="preserve">fixado por resultado publicado: t-norma e partição difusa, por Van Broekhoven e De Baets (2009)</w:t>
+            </w:r>
+          </w:p>
+        </w:tc>
+      </w:tr>
+      <w:tr>
+        <w:tc>
+          <w:tcPr>
+            <w:tcW w:type="dxa" w:w="2100"/>
+            <w:tcMar>
+              <w:top w:type="dxa" w:w="60"/>
+              <w:left w:type="dxa" w:w="90"/>
+              <w:bottom w:type="dxa" w:w="60"/>
+              <w:right w:type="dxa" w:w="90"/>
+            </w:tcMar>
+          </w:tcPr>
+          <w:p>
+            <w:pPr>
+              <w:spacing w:after="0" w:line="240"/>
+              <w:jc w:val="left"/>
+            </w:pPr>
+            <w:r>
+              <w:rPr>
+                <w:rFonts w:ascii="Times New Roman" w:cs="Times New Roman" w:eastAsia="Times New Roman" w:hAnsi="Times New Roman"/>
+                <w:b w:val="false"/>
+                <w:bCs w:val="false"/>
+                <w:sz w:val="18"/>
+                <w:szCs w:val="18"/>
+              </w:rPr>
+              <w:t xml:space="preserve">tcc1</w:t>
+            </w:r>
+          </w:p>
+        </w:tc>
+        <w:tc>
+          <w:tcPr>
+            <w:tcW w:type="dxa" w:w="1100"/>
+            <w:tcMar>
+              <w:top w:type="dxa" w:w="60"/>
+              <w:left w:type="dxa" w:w="90"/>
+              <w:bottom w:type="dxa" w:w="60"/>
+              <w:right w:type="dxa" w:w="90"/>
+            </w:tcMar>
+          </w:tcPr>
+          <w:p>
+            <w:pPr>
+              <w:spacing w:after="0" w:line="240"/>
+              <w:jc w:val="center"/>
+            </w:pPr>
+            <w:r>
+              <w:rPr>
+                <w:rFonts w:ascii="Times New Roman" w:cs="Times New Roman" w:eastAsia="Times New Roman" w:hAnsi="Times New Roman"/>
+                <w:b w:val="false"/>
+                <w:bCs w:val="false"/>
+                <w:sz w:val="18"/>
+                <w:szCs w:val="18"/>
+              </w:rPr>
+              <w:t xml:space="preserve">1</w:t>
+            </w:r>
+          </w:p>
+        </w:tc>
+        <w:tc>
+          <w:tcPr>
+            <w:tcW w:type="dxa" w:w="5870"/>
+            <w:tcMar>
+              <w:top w:type="dxa" w:w="60"/>
+              <w:left w:type="dxa" w:w="90"/>
+              <w:bottom w:type="dxa" w:w="60"/>
+              <w:right w:type="dxa" w:w="90"/>
+            </w:tcMar>
+          </w:tcPr>
+          <w:p>
+            <w:pPr>
+              <w:spacing w:after="0" w:line="240"/>
+              <w:jc w:val="left"/>
+            </w:pPr>
+            <w:r>
+              <w:rPr>
+                <w:rFonts w:ascii="Times New Roman" w:cs="Times New Roman" w:eastAsia="Times New Roman" w:hAnsi="Times New Roman"/>
+                <w:b w:val="false"/>
+                <w:bCs w:val="false"/>
+                <w:sz w:val="18"/>
+                <w:szCs w:val="18"/>
+              </w:rPr>
+              <w:t xml:space="preserve">herdado da fase conceitual sem alteração</w:t>
+            </w:r>
+          </w:p>
+        </w:tc>
+      </w:tr>
+      <w:tr>
+        <w:tc>
+          <w:tcPr>
+            <w:tcW w:type="dxa" w:w="2100"/>
+            <w:tcMar>
+              <w:top w:type="dxa" w:w="60"/>
+              <w:left w:type="dxa" w:w="90"/>
+              <w:bottom w:type="dxa" w:w="60"/>
+              <w:right w:type="dxa" w:w="90"/>
+            </w:tcMar>
+          </w:tcPr>
+          <w:p>
+            <w:pPr>
+              <w:spacing w:after="0" w:line="240"/>
+              <w:jc w:val="left"/>
+            </w:pPr>
+            <w:r>
+              <w:rPr>
+                <w:rFonts w:ascii="Times New Roman" w:cs="Times New Roman" w:eastAsia="Times New Roman" w:hAnsi="Times New Roman"/>
+                <w:b w:val="false"/>
+                <w:bCs w:val="false"/>
+                <w:sz w:val="18"/>
+                <w:szCs w:val="18"/>
+              </w:rPr>
+              <w:t xml:space="preserve">premissa</w:t>
+            </w:r>
+          </w:p>
+        </w:tc>
+        <w:tc>
+          <w:tcPr>
+            <w:tcW w:type="dxa" w:w="1100"/>
+            <w:tcMar>
+              <w:top w:type="dxa" w:w="60"/>
+              <w:left w:type="dxa" w:w="90"/>
+              <w:bottom w:type="dxa" w:w="60"/>
+              <w:right w:type="dxa" w:w="90"/>
+            </w:tcMar>
+          </w:tcPr>
+          <w:p>
+            <w:pPr>
+              <w:spacing w:after="0" w:line="240"/>
+              <w:jc w:val="center"/>
+            </w:pPr>
+            <w:r>
+              <w:rPr>
+                <w:rFonts w:ascii="Times New Roman" w:cs="Times New Roman" w:eastAsia="Times New Roman" w:hAnsi="Times New Roman"/>
+                <w:b w:val="false"/>
+                <w:bCs w:val="false"/>
+                <w:sz w:val="18"/>
+                <w:szCs w:val="18"/>
+              </w:rPr>
+              <w:t xml:space="preserve">21</w:t>
+            </w:r>
+          </w:p>
+        </w:tc>
+        <w:tc>
+          <w:tcPr>
+            <w:tcW w:type="dxa" w:w="5870"/>
+            <w:tcMar>
+              <w:top w:type="dxa" w:w="60"/>
+              <w:left w:type="dxa" w:w="90"/>
+              <w:bottom w:type="dxa" w:w="60"/>
+              <w:right w:type="dxa" w:w="90"/>
+            </w:tcMar>
+          </w:tcPr>
+          <w:p>
+            <w:pPr>
+              <w:spacing w:after="0" w:line="240"/>
+              <w:jc w:val="left"/>
+            </w:pPr>
+            <w:r>
+              <w:rPr>
+                <w:rFonts w:ascii="Times New Roman" w:cs="Times New Roman" w:eastAsia="Times New Roman" w:hAnsi="Times New Roman"/>
+                <w:b w:val="false"/>
+                <w:bCs w:val="false"/>
+                <w:sz w:val="18"/>
+                <w:szCs w:val="18"/>
+              </w:rPr>
+              <w:t xml:space="preserve">arbitrado de forma declarada, com justificativa registrada e sujeito a varredura</w:t>
+            </w:r>
+          </w:p>
+        </w:tc>
+      </w:tr>
+      <w:tr>
+        <w:tc>
+          <w:tcPr>
+            <w:tcW w:type="dxa" w:w="2100"/>
+            <w:tcMar>
+              <w:top w:type="dxa" w:w="60"/>
+              <w:left w:type="dxa" w:w="90"/>
+              <w:bottom w:type="dxa" w:w="60"/>
+              <w:right w:type="dxa" w:w="90"/>
+            </w:tcMar>
+          </w:tcPr>
+          <w:p>
+            <w:pPr>
+              <w:spacing w:after="0" w:line="240"/>
+              <w:jc w:val="left"/>
+            </w:pPr>
+            <w:r>
+              <w:rPr>
+                <w:rFonts w:ascii="Times New Roman" w:cs="Times New Roman" w:eastAsia="Times New Roman" w:hAnsi="Times New Roman"/>
+                <w:b w:val="false"/>
+                <w:bCs w:val="false"/>
+                <w:sz w:val="18"/>
+                <w:szCs w:val="18"/>
+              </w:rPr>
+              <w:t xml:space="preserve">aberto</w:t>
+            </w:r>
+          </w:p>
+        </w:tc>
+        <w:tc>
+          <w:tcPr>
+            <w:tcW w:type="dxa" w:w="1100"/>
+            <w:tcMar>
+              <w:top w:type="dxa" w:w="60"/>
+              <w:left w:type="dxa" w:w="90"/>
+              <w:bottom w:type="dxa" w:w="60"/>
+              <w:right w:type="dxa" w:w="90"/>
+            </w:tcMar>
+          </w:tcPr>
+          <w:p>
+            <w:pPr>
+              <w:spacing w:after="0" w:line="240"/>
+              <w:jc w:val="center"/>
+            </w:pPr>
+            <w:r>
+              <w:rPr>
+                <w:rFonts w:ascii="Times New Roman" w:cs="Times New Roman" w:eastAsia="Times New Roman" w:hAnsi="Times New Roman"/>
+                <w:b w:val="false"/>
+                <w:bCs w:val="false"/>
+                <w:sz w:val="18"/>
+                <w:szCs w:val="18"/>
+              </w:rPr>
+              <w:t xml:space="preserve">13</w:t>
+            </w:r>
+          </w:p>
+        </w:tc>
+        <w:tc>
+          <w:tcPr>
+            <w:tcW w:type="dxa" w:w="5870"/>
+            <w:tcMar>
+              <w:top w:type="dxa" w:w="60"/>
+              <w:left w:type="dxa" w:w="90"/>
+              <w:bottom w:type="dxa" w:w="60"/>
+              <w:right w:type="dxa" w:w="90"/>
+            </w:tcMar>
+          </w:tcPr>
+          <w:p>
+            <w:pPr>
+              <w:spacing w:after="0" w:line="240"/>
+              <w:jc w:val="left"/>
+            </w:pPr>
+            <w:r>
+              <w:rPr>
+                <w:rFonts w:ascii="Times New Roman" w:cs="Times New Roman" w:eastAsia="Times New Roman" w:hAnsi="Times New Roman"/>
+                <w:b w:val="false"/>
+                <w:bCs w:val="false"/>
+                <w:sz w:val="18"/>
+                <w:szCs w:val="18"/>
+              </w:rPr>
+              <w:t xml:space="preserve">ainda não fixado; cinco deles submetidos à calibração da Seção 2.9</w:t>
+            </w:r>
+          </w:p>
+        </w:tc>
+      </w:tr>
+    </w:tbl>
+    <w:p>
+      <w:pPr>
+        <w:spacing w:after="240" w:before="80"/>
+        <w:jc w:val="center"/>
+      </w:pPr>
+      <w:r>
+        <w:rPr>
+          <w:rFonts w:ascii="Times New Roman" w:cs="Times New Roman" w:eastAsia="Times New Roman" w:hAnsi="Times New Roman"/>
+          <w:sz w:val="20"/>
+          <w:szCs w:val="20"/>
+        </w:rPr>
+        <w:t xml:space="preserve">Fonte: Elaborado pela autora (2026), a partir do arquivo de configuração do modelo.</w:t>
+      </w:r>
+    </w:p>
+    <w:p>
+      <w:pPr>
+        <w:spacing w:after="120" w:line="360"/>
+        <w:ind w:firstLine="708"/>
+        <w:jc w:val="both"/>
+      </w:pPr>
+      <w:r>
+        <w:rPr>
+          <w:rFonts w:ascii="Times New Roman" w:cs="Times New Roman" w:eastAsia="Times New Roman" w:hAnsi="Times New Roman"/>
+          <w:b/>
+          <w:bCs/>
+          <w:i w:val="false"/>
+          <w:iCs w:val="false"/>
+          <w:sz w:val="24"/>
+          <w:szCs w:val="24"/>
+        </w:rPr>
+        <w:t xml:space="preserve">Limitações. </w:t>
+      </w:r>
+      <w:r>
+        <w:rPr>
+          <w:rFonts w:ascii="Times New Roman" w:cs="Times New Roman" w:eastAsia="Times New Roman" w:hAnsi="Times New Roman"/>
+          <w:b w:val="false"/>
+          <w:bCs w:val="false"/>
+          <w:i w:val="false"/>
+          <w:iCs w:val="false"/>
+          <w:sz w:val="24"/>
+          <w:szCs w:val="24"/>
+        </w:rPr>
+        <w:t xml:space="preserve">Quatro limitações são declaradas. Primeira, a transferência ordinal de risco entre domínios pressupõe que o gradiente de risco por dificuldade seja transferível, ainda que o nível absoluto não seja; trata-se de suposição, e não de resultado. Segunda, a validação externa do retrabalho é um teste fraco, pelas razões expostas na Seção 2.7. Terceira, o teste do gêmeo idêntico é otimista por construção, uma vez que anula a discrepância entre modelo e realidade. Quarta, três dos cinco parâmetros submetidos à calibração não são identificáveis com os observáveis do delineamento atual, e assim são reportados.</w:t>
+      </w:r>
+    </w:p>
+    <w:p>
+      <w:pPr>
+        <w:pStyle w:val="Heading2"/>
+        <w:spacing w:after="160" w:before="280"/>
+      </w:pPr>
+      <w:r>
+        <w:rPr>
+          <w:rFonts w:ascii="Times New Roman" w:cs="Times New Roman" w:eastAsia="Times New Roman" w:hAnsi="Times New Roman"/>
+          <w:b/>
+          <w:bCs/>
+          <w:color w:val="000000"/>
+          <w:sz w:val="24"/>
+          <w:szCs w:val="24"/>
+        </w:rPr>
+        <w:t xml:space="preserve">2.11  Cronograma de atividades e próximas etapas</w:t>
+      </w:r>
+    </w:p>
+    <w:p>
+      <w:pPr>
+        <w:spacing w:after="120" w:line="360"/>
+        <w:ind w:firstLine="708"/>
+        <w:jc w:val="both"/>
+      </w:pPr>
+      <w:r>
+        <w:rPr>
+          <w:rFonts w:ascii="Times New Roman" w:cs="Times New Roman" w:eastAsia="Times New Roman" w:hAnsi="Times New Roman"/>
+          <w:b w:val="false"/>
+          <w:bCs w:val="false"/>
+          <w:i w:val="false"/>
+          <w:iCs w:val="false"/>
+          <w:sz w:val="24"/>
+          <w:szCs w:val="24"/>
+        </w:rPr>
+        <w:t xml:space="preserve">A Tabela 10 distribui cronologicamente as atividades previstas para a conclusão do trabalho.</w:t>
+      </w:r>
+    </w:p>
+    <w:p>
+      <w:pPr>
+        <w:spacing w:after="100" w:before="240"/>
+        <w:jc w:val="left"/>
+      </w:pPr>
+      <w:r>
+        <w:rPr>
+          <w:rFonts w:ascii="Times New Roman" w:cs="Times New Roman" w:eastAsia="Times New Roman" w:hAnsi="Times New Roman"/>
+          <w:b/>
+          <w:bCs/>
+          <w:sz w:val="20"/>
+          <w:szCs w:val="20"/>
+        </w:rPr>
+        <w:t xml:space="preserve">Tabela 10 – Cronograma de finalização do trabalho (TCC II)</w:t>
       </w:r>
     </w:p>
     <w:tbl>
@@ -7291,7 +13467,7 @@
                 <w:sz w:val="18"/>
                 <w:szCs w:val="18"/>
               </w:rPr>
-              <w:t xml:space="preserve">4. Fixação da âncora de risco por dado do domínio de engenharia</w:t>
+              <w:t xml:space="preserve">4. Implementação do sistema de inferência difusa e do simulador de equipes (concluída)</w:t>
             </w:r>
           </w:p>
         </w:tc>
@@ -7318,34 +13494,34 @@
                 <w:sz w:val="18"/>
                 <w:szCs w:val="18"/>
               </w:rPr>
+              <w:t xml:space="preserve">X</w:t>
+            </w:r>
+          </w:p>
+        </w:tc>
+        <w:tc>
+          <w:tcPr>
+            <w:tcW w:type="dxa" w:w="960"/>
+            <w:tcMar>
+              <w:top w:type="dxa" w:w="60"/>
+              <w:left w:type="dxa" w:w="90"/>
+              <w:bottom w:type="dxa" w:w="60"/>
+              <w:right w:type="dxa" w:w="90"/>
+            </w:tcMar>
+          </w:tcPr>
+          <w:p>
+            <w:pPr>
+              <w:spacing w:after="0" w:line="240"/>
+              <w:jc w:val="center"/>
+            </w:pPr>
+            <w:r>
+              <w:rPr>
+                <w:rFonts w:ascii="Times New Roman" w:cs="Times New Roman" w:eastAsia="Times New Roman" w:hAnsi="Times New Roman"/>
+                <w:b w:val="false"/>
+                <w:bCs w:val="false"/>
+                <w:sz w:val="18"/>
+                <w:szCs w:val="18"/>
+              </w:rPr>
               <w:t xml:space="preserve"/>
-            </w:r>
-          </w:p>
-        </w:tc>
-        <w:tc>
-          <w:tcPr>
-            <w:tcW w:type="dxa" w:w="960"/>
-            <w:tcMar>
-              <w:top w:type="dxa" w:w="60"/>
-              <w:left w:type="dxa" w:w="90"/>
-              <w:bottom w:type="dxa" w:w="60"/>
-              <w:right w:type="dxa" w:w="90"/>
-            </w:tcMar>
-          </w:tcPr>
-          <w:p>
-            <w:pPr>
-              <w:spacing w:after="0" w:line="240"/>
-              <w:jc w:val="center"/>
-            </w:pPr>
-            <w:r>
-              <w:rPr>
-                <w:rFonts w:ascii="Times New Roman" w:cs="Times New Roman" w:eastAsia="Times New Roman" w:hAnsi="Times New Roman"/>
-                <w:b w:val="false"/>
-                <w:bCs w:val="false"/>
-                <w:sz w:val="18"/>
-                <w:szCs w:val="18"/>
-              </w:rPr>
-              <w:t xml:space="preserve">X</w:t>
             </w:r>
           </w:p>
         </w:tc>
@@ -7455,7 +13631,7 @@
                 <w:sz w:val="18"/>
                 <w:szCs w:val="18"/>
               </w:rPr>
-              <w:t xml:space="preserve">5. Implementação do modelo de inferência difusa e do simulador de equipes</w:t>
+              <w:t xml:space="preserve">5. Verificação do simulador e experimento de governança (concluídos)</w:t>
             </w:r>
           </w:p>
         </w:tc>
@@ -7482,6 +13658,33 @@
                 <w:sz w:val="18"/>
                 <w:szCs w:val="18"/>
               </w:rPr>
+              <w:t xml:space="preserve">X</w:t>
+            </w:r>
+          </w:p>
+        </w:tc>
+        <w:tc>
+          <w:tcPr>
+            <w:tcW w:type="dxa" w:w="960"/>
+            <w:tcMar>
+              <w:top w:type="dxa" w:w="60"/>
+              <w:left w:type="dxa" w:w="90"/>
+              <w:bottom w:type="dxa" w:w="60"/>
+              <w:right w:type="dxa" w:w="90"/>
+            </w:tcMar>
+          </w:tcPr>
+          <w:p>
+            <w:pPr>
+              <w:spacing w:after="0" w:line="240"/>
+              <w:jc w:val="center"/>
+            </w:pPr>
+            <w:r>
+              <w:rPr>
+                <w:rFonts w:ascii="Times New Roman" w:cs="Times New Roman" w:eastAsia="Times New Roman" w:hAnsi="Times New Roman"/>
+                <w:b w:val="false"/>
+                <w:bCs w:val="false"/>
+                <w:sz w:val="18"/>
+                <w:szCs w:val="18"/>
+              </w:rPr>
               <w:t xml:space="preserve"/>
             </w:r>
           </w:p>
@@ -7509,7 +13712,7 @@
                 <w:sz w:val="18"/>
                 <w:szCs w:val="18"/>
               </w:rPr>
-              <w:t xml:space="preserve">X</w:t>
+              <w:t xml:space="preserve"/>
             </w:r>
           </w:p>
         </w:tc>
@@ -7536,34 +13739,7 @@
                 <w:sz w:val="18"/>
                 <w:szCs w:val="18"/>
               </w:rPr>
-              <w:t xml:space="preserve">X</w:t>
-            </w:r>
-          </w:p>
-        </w:tc>
-        <w:tc>
-          <w:tcPr>
-            <w:tcW w:type="dxa" w:w="960"/>
-            <w:tcMar>
-              <w:top w:type="dxa" w:w="60"/>
-              <w:left w:type="dxa" w:w="90"/>
-              <w:bottom w:type="dxa" w:w="60"/>
-              <w:right w:type="dxa" w:w="90"/>
-            </w:tcMar>
-          </w:tcPr>
-          <w:p>
-            <w:pPr>
-              <w:spacing w:after="0" w:line="240"/>
-              <w:jc w:val="center"/>
-            </w:pPr>
-            <w:r>
-              <w:rPr>
-                <w:rFonts w:ascii="Times New Roman" w:cs="Times New Roman" w:eastAsia="Times New Roman" w:hAnsi="Times New Roman"/>
-                <w:b w:val="false"/>
-                <w:bCs w:val="false"/>
-                <w:sz w:val="18"/>
-                <w:szCs w:val="18"/>
-              </w:rPr>
-              <w:t xml:space="preserve">X</w:t>
+              <w:t xml:space="preserve"/>
             </w:r>
           </w:p>
         </w:tc>
@@ -7619,7 +13795,7 @@
                 <w:sz w:val="18"/>
                 <w:szCs w:val="18"/>
               </w:rPr>
-              <w:t xml:space="preserve">6. Ensaios finais, análise de sensibilidade e validação do modelo integrado</w:t>
+              <w:t xml:space="preserve">6. Calibração por History Matching e teste do gêmeo idêntico (concluídos)</w:t>
             </w:r>
           </w:p>
         </w:tc>
@@ -7646,6 +13822,33 @@
                 <w:sz w:val="18"/>
                 <w:szCs w:val="18"/>
               </w:rPr>
+              <w:t xml:space="preserve">X</w:t>
+            </w:r>
+          </w:p>
+        </w:tc>
+        <w:tc>
+          <w:tcPr>
+            <w:tcW w:type="dxa" w:w="960"/>
+            <w:tcMar>
+              <w:top w:type="dxa" w:w="60"/>
+              <w:left w:type="dxa" w:w="90"/>
+              <w:bottom w:type="dxa" w:w="60"/>
+              <w:right w:type="dxa" w:w="90"/>
+            </w:tcMar>
+          </w:tcPr>
+          <w:p>
+            <w:pPr>
+              <w:spacing w:after="0" w:line="240"/>
+              <w:jc w:val="center"/>
+            </w:pPr>
+            <w:r>
+              <w:rPr>
+                <w:rFonts w:ascii="Times New Roman" w:cs="Times New Roman" w:eastAsia="Times New Roman" w:hAnsi="Times New Roman"/>
+                <w:b w:val="false"/>
+                <w:bCs w:val="false"/>
+                <w:sz w:val="18"/>
+                <w:szCs w:val="18"/>
+              </w:rPr>
               <w:t xml:space="preserve"/>
             </w:r>
           </w:p>
@@ -7727,34 +13930,7 @@
                 <w:sz w:val="18"/>
                 <w:szCs w:val="18"/>
               </w:rPr>
-              <w:t xml:space="preserve">X</w:t>
-            </w:r>
-          </w:p>
-        </w:tc>
-        <w:tc>
-          <w:tcPr>
-            <w:tcW w:type="dxa" w:w="960"/>
-            <w:tcMar>
-              <w:top w:type="dxa" w:w="60"/>
-              <w:left w:type="dxa" w:w="90"/>
-              <w:bottom w:type="dxa" w:w="60"/>
-              <w:right w:type="dxa" w:w="90"/>
-            </w:tcMar>
-          </w:tcPr>
-          <w:p>
-            <w:pPr>
-              <w:spacing w:after="0" w:line="240"/>
-              <w:jc w:val="center"/>
-            </w:pPr>
-            <w:r>
-              <w:rPr>
-                <w:rFonts w:ascii="Times New Roman" w:cs="Times New Roman" w:eastAsia="Times New Roman" w:hAnsi="Times New Roman"/>
-                <w:b w:val="false"/>
-                <w:bCs w:val="false"/>
-                <w:sz w:val="18"/>
-                <w:szCs w:val="18"/>
-              </w:rPr>
-              <w:t xml:space="preserve">X</w:t>
+              <w:t xml:space="preserve"/>
             </w:r>
           </w:p>
         </w:tc>
@@ -7783,7 +13959,499 @@
                 <w:sz w:val="18"/>
                 <w:szCs w:val="18"/>
               </w:rPr>
-              <w:t xml:space="preserve">7. Redação final da monografia conforme normas ABNT e preparação da defesa</w:t>
+              <w:t xml:space="preserve">7. Fixação da âncora de risco por dado do domínio de engenharia</w:t>
+            </w:r>
+          </w:p>
+        </w:tc>
+        <w:tc>
+          <w:tcPr>
+            <w:tcW w:type="dxa" w:w="960"/>
+            <w:tcMar>
+              <w:top w:type="dxa" w:w="60"/>
+              <w:left w:type="dxa" w:w="90"/>
+              <w:bottom w:type="dxa" w:w="60"/>
+              <w:right w:type="dxa" w:w="90"/>
+            </w:tcMar>
+          </w:tcPr>
+          <w:p>
+            <w:pPr>
+              <w:spacing w:after="0" w:line="240"/>
+              <w:jc w:val="center"/>
+            </w:pPr>
+            <w:r>
+              <w:rPr>
+                <w:rFonts w:ascii="Times New Roman" w:cs="Times New Roman" w:eastAsia="Times New Roman" w:hAnsi="Times New Roman"/>
+                <w:b w:val="false"/>
+                <w:bCs w:val="false"/>
+                <w:sz w:val="18"/>
+                <w:szCs w:val="18"/>
+              </w:rPr>
+              <w:t xml:space="preserve"/>
+            </w:r>
+          </w:p>
+        </w:tc>
+        <w:tc>
+          <w:tcPr>
+            <w:tcW w:type="dxa" w:w="960"/>
+            <w:tcMar>
+              <w:top w:type="dxa" w:w="60"/>
+              <w:left w:type="dxa" w:w="90"/>
+              <w:bottom w:type="dxa" w:w="60"/>
+              <w:right w:type="dxa" w:w="90"/>
+            </w:tcMar>
+          </w:tcPr>
+          <w:p>
+            <w:pPr>
+              <w:spacing w:after="0" w:line="240"/>
+              <w:jc w:val="center"/>
+            </w:pPr>
+            <w:r>
+              <w:rPr>
+                <w:rFonts w:ascii="Times New Roman" w:cs="Times New Roman" w:eastAsia="Times New Roman" w:hAnsi="Times New Roman"/>
+                <w:b w:val="false"/>
+                <w:bCs w:val="false"/>
+                <w:sz w:val="18"/>
+                <w:szCs w:val="18"/>
+              </w:rPr>
+              <w:t xml:space="preserve">X</w:t>
+            </w:r>
+          </w:p>
+        </w:tc>
+        <w:tc>
+          <w:tcPr>
+            <w:tcW w:type="dxa" w:w="960"/>
+            <w:tcMar>
+              <w:top w:type="dxa" w:w="60"/>
+              <w:left w:type="dxa" w:w="90"/>
+              <w:bottom w:type="dxa" w:w="60"/>
+              <w:right w:type="dxa" w:w="90"/>
+            </w:tcMar>
+          </w:tcPr>
+          <w:p>
+            <w:pPr>
+              <w:spacing w:after="0" w:line="240"/>
+              <w:jc w:val="center"/>
+            </w:pPr>
+            <w:r>
+              <w:rPr>
+                <w:rFonts w:ascii="Times New Roman" w:cs="Times New Roman" w:eastAsia="Times New Roman" w:hAnsi="Times New Roman"/>
+                <w:b w:val="false"/>
+                <w:bCs w:val="false"/>
+                <w:sz w:val="18"/>
+                <w:szCs w:val="18"/>
+              </w:rPr>
+              <w:t xml:space="preserve"/>
+            </w:r>
+          </w:p>
+        </w:tc>
+        <w:tc>
+          <w:tcPr>
+            <w:tcW w:type="dxa" w:w="960"/>
+            <w:tcMar>
+              <w:top w:type="dxa" w:w="60"/>
+              <w:left w:type="dxa" w:w="90"/>
+              <w:bottom w:type="dxa" w:w="60"/>
+              <w:right w:type="dxa" w:w="90"/>
+            </w:tcMar>
+          </w:tcPr>
+          <w:p>
+            <w:pPr>
+              <w:spacing w:after="0" w:line="240"/>
+              <w:jc w:val="center"/>
+            </w:pPr>
+            <w:r>
+              <w:rPr>
+                <w:rFonts w:ascii="Times New Roman" w:cs="Times New Roman" w:eastAsia="Times New Roman" w:hAnsi="Times New Roman"/>
+                <w:b w:val="false"/>
+                <w:bCs w:val="false"/>
+                <w:sz w:val="18"/>
+                <w:szCs w:val="18"/>
+              </w:rPr>
+              <w:t xml:space="preserve"/>
+            </w:r>
+          </w:p>
+        </w:tc>
+        <w:tc>
+          <w:tcPr>
+            <w:tcW w:type="dxa" w:w="960"/>
+            <w:tcMar>
+              <w:top w:type="dxa" w:w="60"/>
+              <w:left w:type="dxa" w:w="90"/>
+              <w:bottom w:type="dxa" w:w="60"/>
+              <w:right w:type="dxa" w:w="90"/>
+            </w:tcMar>
+          </w:tcPr>
+          <w:p>
+            <w:pPr>
+              <w:spacing w:after="0" w:line="240"/>
+              <w:jc w:val="center"/>
+            </w:pPr>
+            <w:r>
+              <w:rPr>
+                <w:rFonts w:ascii="Times New Roman" w:cs="Times New Roman" w:eastAsia="Times New Roman" w:hAnsi="Times New Roman"/>
+                <w:b w:val="false"/>
+                <w:bCs w:val="false"/>
+                <w:sz w:val="18"/>
+                <w:szCs w:val="18"/>
+              </w:rPr>
+              <w:t xml:space="preserve"/>
+            </w:r>
+          </w:p>
+        </w:tc>
+      </w:tr>
+      <w:tr>
+        <w:tc>
+          <w:tcPr>
+            <w:tcW w:type="dxa" w:w="4270"/>
+            <w:tcMar>
+              <w:top w:type="dxa" w:w="60"/>
+              <w:left w:type="dxa" w:w="90"/>
+              <w:bottom w:type="dxa" w:w="60"/>
+              <w:right w:type="dxa" w:w="90"/>
+            </w:tcMar>
+          </w:tcPr>
+          <w:p>
+            <w:pPr>
+              <w:spacing w:after="0" w:line="240"/>
+              <w:jc w:val="left"/>
+            </w:pPr>
+            <w:r>
+              <w:rPr>
+                <w:rFonts w:ascii="Times New Roman" w:cs="Times New Roman" w:eastAsia="Times New Roman" w:hAnsi="Times New Roman"/>
+                <w:b w:val="false"/>
+                <w:bCs w:val="false"/>
+                <w:sz w:val="18"/>
+                <w:szCs w:val="18"/>
+              </w:rPr>
+              <w:t xml:space="preserve">8. Análise de sensibilidade sobre os parâmetros em varredura</w:t>
+            </w:r>
+          </w:p>
+        </w:tc>
+        <w:tc>
+          <w:tcPr>
+            <w:tcW w:type="dxa" w:w="960"/>
+            <w:tcMar>
+              <w:top w:type="dxa" w:w="60"/>
+              <w:left w:type="dxa" w:w="90"/>
+              <w:bottom w:type="dxa" w:w="60"/>
+              <w:right w:type="dxa" w:w="90"/>
+            </w:tcMar>
+          </w:tcPr>
+          <w:p>
+            <w:pPr>
+              <w:spacing w:after="0" w:line="240"/>
+              <w:jc w:val="center"/>
+            </w:pPr>
+            <w:r>
+              <w:rPr>
+                <w:rFonts w:ascii="Times New Roman" w:cs="Times New Roman" w:eastAsia="Times New Roman" w:hAnsi="Times New Roman"/>
+                <w:b w:val="false"/>
+                <w:bCs w:val="false"/>
+                <w:sz w:val="18"/>
+                <w:szCs w:val="18"/>
+              </w:rPr>
+              <w:t xml:space="preserve"/>
+            </w:r>
+          </w:p>
+        </w:tc>
+        <w:tc>
+          <w:tcPr>
+            <w:tcW w:type="dxa" w:w="960"/>
+            <w:tcMar>
+              <w:top w:type="dxa" w:w="60"/>
+              <w:left w:type="dxa" w:w="90"/>
+              <w:bottom w:type="dxa" w:w="60"/>
+              <w:right w:type="dxa" w:w="90"/>
+            </w:tcMar>
+          </w:tcPr>
+          <w:p>
+            <w:pPr>
+              <w:spacing w:after="0" w:line="240"/>
+              <w:jc w:val="center"/>
+            </w:pPr>
+            <w:r>
+              <w:rPr>
+                <w:rFonts w:ascii="Times New Roman" w:cs="Times New Roman" w:eastAsia="Times New Roman" w:hAnsi="Times New Roman"/>
+                <w:b w:val="false"/>
+                <w:bCs w:val="false"/>
+                <w:sz w:val="18"/>
+                <w:szCs w:val="18"/>
+              </w:rPr>
+              <w:t xml:space="preserve">X</w:t>
+            </w:r>
+          </w:p>
+        </w:tc>
+        <w:tc>
+          <w:tcPr>
+            <w:tcW w:type="dxa" w:w="960"/>
+            <w:tcMar>
+              <w:top w:type="dxa" w:w="60"/>
+              <w:left w:type="dxa" w:w="90"/>
+              <w:bottom w:type="dxa" w:w="60"/>
+              <w:right w:type="dxa" w:w="90"/>
+            </w:tcMar>
+          </w:tcPr>
+          <w:p>
+            <w:pPr>
+              <w:spacing w:after="0" w:line="240"/>
+              <w:jc w:val="center"/>
+            </w:pPr>
+            <w:r>
+              <w:rPr>
+                <w:rFonts w:ascii="Times New Roman" w:cs="Times New Roman" w:eastAsia="Times New Roman" w:hAnsi="Times New Roman"/>
+                <w:b w:val="false"/>
+                <w:bCs w:val="false"/>
+                <w:sz w:val="18"/>
+                <w:szCs w:val="18"/>
+              </w:rPr>
+              <w:t xml:space="preserve">X</w:t>
+            </w:r>
+          </w:p>
+        </w:tc>
+        <w:tc>
+          <w:tcPr>
+            <w:tcW w:type="dxa" w:w="960"/>
+            <w:tcMar>
+              <w:top w:type="dxa" w:w="60"/>
+              <w:left w:type="dxa" w:w="90"/>
+              <w:bottom w:type="dxa" w:w="60"/>
+              <w:right w:type="dxa" w:w="90"/>
+            </w:tcMar>
+          </w:tcPr>
+          <w:p>
+            <w:pPr>
+              <w:spacing w:after="0" w:line="240"/>
+              <w:jc w:val="center"/>
+            </w:pPr>
+            <w:r>
+              <w:rPr>
+                <w:rFonts w:ascii="Times New Roman" w:cs="Times New Roman" w:eastAsia="Times New Roman" w:hAnsi="Times New Roman"/>
+                <w:b w:val="false"/>
+                <w:bCs w:val="false"/>
+                <w:sz w:val="18"/>
+                <w:szCs w:val="18"/>
+              </w:rPr>
+              <w:t xml:space="preserve"/>
+            </w:r>
+          </w:p>
+        </w:tc>
+        <w:tc>
+          <w:tcPr>
+            <w:tcW w:type="dxa" w:w="960"/>
+            <w:tcMar>
+              <w:top w:type="dxa" w:w="60"/>
+              <w:left w:type="dxa" w:w="90"/>
+              <w:bottom w:type="dxa" w:w="60"/>
+              <w:right w:type="dxa" w:w="90"/>
+            </w:tcMar>
+          </w:tcPr>
+          <w:p>
+            <w:pPr>
+              <w:spacing w:after="0" w:line="240"/>
+              <w:jc w:val="center"/>
+            </w:pPr>
+            <w:r>
+              <w:rPr>
+                <w:rFonts w:ascii="Times New Roman" w:cs="Times New Roman" w:eastAsia="Times New Roman" w:hAnsi="Times New Roman"/>
+                <w:b w:val="false"/>
+                <w:bCs w:val="false"/>
+                <w:sz w:val="18"/>
+                <w:szCs w:val="18"/>
+              </w:rPr>
+              <w:t xml:space="preserve"/>
+            </w:r>
+          </w:p>
+        </w:tc>
+      </w:tr>
+      <w:tr>
+        <w:tc>
+          <w:tcPr>
+            <w:tcW w:type="dxa" w:w="4270"/>
+            <w:tcMar>
+              <w:top w:type="dxa" w:w="60"/>
+              <w:left w:type="dxa" w:w="90"/>
+              <w:bottom w:type="dxa" w:w="60"/>
+              <w:right w:type="dxa" w:w="90"/>
+            </w:tcMar>
+          </w:tcPr>
+          <w:p>
+            <w:pPr>
+              <w:spacing w:after="0" w:line="240"/>
+              <w:jc w:val="left"/>
+            </w:pPr>
+            <w:r>
+              <w:rPr>
+                <w:rFonts w:ascii="Times New Roman" w:cs="Times New Roman" w:eastAsia="Times New Roman" w:hAnsi="Times New Roman"/>
+                <w:b w:val="false"/>
+                <w:bCs w:val="false"/>
+                <w:sz w:val="18"/>
+                <w:szCs w:val="18"/>
+              </w:rPr>
+              <w:t xml:space="preserve">9. Ensaios finais e validação do modelo integrado</w:t>
+            </w:r>
+          </w:p>
+        </w:tc>
+        <w:tc>
+          <w:tcPr>
+            <w:tcW w:type="dxa" w:w="960"/>
+            <w:tcMar>
+              <w:top w:type="dxa" w:w="60"/>
+              <w:left w:type="dxa" w:w="90"/>
+              <w:bottom w:type="dxa" w:w="60"/>
+              <w:right w:type="dxa" w:w="90"/>
+            </w:tcMar>
+          </w:tcPr>
+          <w:p>
+            <w:pPr>
+              <w:spacing w:after="0" w:line="240"/>
+              <w:jc w:val="center"/>
+            </w:pPr>
+            <w:r>
+              <w:rPr>
+                <w:rFonts w:ascii="Times New Roman" w:cs="Times New Roman" w:eastAsia="Times New Roman" w:hAnsi="Times New Roman"/>
+                <w:b w:val="false"/>
+                <w:bCs w:val="false"/>
+                <w:sz w:val="18"/>
+                <w:szCs w:val="18"/>
+              </w:rPr>
+              <w:t xml:space="preserve"/>
+            </w:r>
+          </w:p>
+        </w:tc>
+        <w:tc>
+          <w:tcPr>
+            <w:tcW w:type="dxa" w:w="960"/>
+            <w:tcMar>
+              <w:top w:type="dxa" w:w="60"/>
+              <w:left w:type="dxa" w:w="90"/>
+              <w:bottom w:type="dxa" w:w="60"/>
+              <w:right w:type="dxa" w:w="90"/>
+            </w:tcMar>
+          </w:tcPr>
+          <w:p>
+            <w:pPr>
+              <w:spacing w:after="0" w:line="240"/>
+              <w:jc w:val="center"/>
+            </w:pPr>
+            <w:r>
+              <w:rPr>
+                <w:rFonts w:ascii="Times New Roman" w:cs="Times New Roman" w:eastAsia="Times New Roman" w:hAnsi="Times New Roman"/>
+                <w:b w:val="false"/>
+                <w:bCs w:val="false"/>
+                <w:sz w:val="18"/>
+                <w:szCs w:val="18"/>
+              </w:rPr>
+              <w:t xml:space="preserve"/>
+            </w:r>
+          </w:p>
+        </w:tc>
+        <w:tc>
+          <w:tcPr>
+            <w:tcW w:type="dxa" w:w="960"/>
+            <w:tcMar>
+              <w:top w:type="dxa" w:w="60"/>
+              <w:left w:type="dxa" w:w="90"/>
+              <w:bottom w:type="dxa" w:w="60"/>
+              <w:right w:type="dxa" w:w="90"/>
+            </w:tcMar>
+          </w:tcPr>
+          <w:p>
+            <w:pPr>
+              <w:spacing w:after="0" w:line="240"/>
+              <w:jc w:val="center"/>
+            </w:pPr>
+            <w:r>
+              <w:rPr>
+                <w:rFonts w:ascii="Times New Roman" w:cs="Times New Roman" w:eastAsia="Times New Roman" w:hAnsi="Times New Roman"/>
+                <w:b w:val="false"/>
+                <w:bCs w:val="false"/>
+                <w:sz w:val="18"/>
+                <w:szCs w:val="18"/>
+              </w:rPr>
+              <w:t xml:space="preserve">X</w:t>
+            </w:r>
+          </w:p>
+        </w:tc>
+        <w:tc>
+          <w:tcPr>
+            <w:tcW w:type="dxa" w:w="960"/>
+            <w:tcMar>
+              <w:top w:type="dxa" w:w="60"/>
+              <w:left w:type="dxa" w:w="90"/>
+              <w:bottom w:type="dxa" w:w="60"/>
+              <w:right w:type="dxa" w:w="90"/>
+            </w:tcMar>
+          </w:tcPr>
+          <w:p>
+            <w:pPr>
+              <w:spacing w:after="0" w:line="240"/>
+              <w:jc w:val="center"/>
+            </w:pPr>
+            <w:r>
+              <w:rPr>
+                <w:rFonts w:ascii="Times New Roman" w:cs="Times New Roman" w:eastAsia="Times New Roman" w:hAnsi="Times New Roman"/>
+                <w:b w:val="false"/>
+                <w:bCs w:val="false"/>
+                <w:sz w:val="18"/>
+                <w:szCs w:val="18"/>
+              </w:rPr>
+              <w:t xml:space="preserve">X</w:t>
+            </w:r>
+          </w:p>
+        </w:tc>
+        <w:tc>
+          <w:tcPr>
+            <w:tcW w:type="dxa" w:w="960"/>
+            <w:tcMar>
+              <w:top w:type="dxa" w:w="60"/>
+              <w:left w:type="dxa" w:w="90"/>
+              <w:bottom w:type="dxa" w:w="60"/>
+              <w:right w:type="dxa" w:w="90"/>
+            </w:tcMar>
+          </w:tcPr>
+          <w:p>
+            <w:pPr>
+              <w:spacing w:after="0" w:line="240"/>
+              <w:jc w:val="center"/>
+            </w:pPr>
+            <w:r>
+              <w:rPr>
+                <w:rFonts w:ascii="Times New Roman" w:cs="Times New Roman" w:eastAsia="Times New Roman" w:hAnsi="Times New Roman"/>
+                <w:b w:val="false"/>
+                <w:bCs w:val="false"/>
+                <w:sz w:val="18"/>
+                <w:szCs w:val="18"/>
+              </w:rPr>
+              <w:t xml:space="preserve"/>
+            </w:r>
+          </w:p>
+        </w:tc>
+      </w:tr>
+      <w:tr>
+        <w:tc>
+          <w:tcPr>
+            <w:tcW w:type="dxa" w:w="4270"/>
+            <w:tcMar>
+              <w:top w:type="dxa" w:w="60"/>
+              <w:left w:type="dxa" w:w="90"/>
+              <w:bottom w:type="dxa" w:w="60"/>
+              <w:right w:type="dxa" w:w="90"/>
+            </w:tcMar>
+          </w:tcPr>
+          <w:p>
+            <w:pPr>
+              <w:spacing w:after="0" w:line="240"/>
+              <w:jc w:val="left"/>
+            </w:pPr>
+            <w:r>
+              <w:rPr>
+                <w:rFonts w:ascii="Times New Roman" w:cs="Times New Roman" w:eastAsia="Times New Roman" w:hAnsi="Times New Roman"/>
+                <w:b w:val="false"/>
+                <w:bCs w:val="false"/>
+                <w:sz w:val="18"/>
+                <w:szCs w:val="18"/>
+              </w:rPr>
+              <w:t xml:space="preserve">10. Redação final da monografia conforme normas ABNT e preparação da defesa</w:t>
             </w:r>
           </w:p>
         </w:tc>
@@ -7966,6 +14634,20 @@
           <w:sz w:val="24"/>
           <w:szCs w:val="24"/>
         </w:rPr>
+        <w:t xml:space="preserve">ANDRIANAKIS, I.; VERNON, I. R.; McCREESH, N. et al. Bayesian history matching of complex infectious disease models using emulation: a tutorial and a case study on HIV in Uganda. PLoS Computational Biology, v. 11, n. 1, e1003968, 2015. DOI 10.1371/journal.pcbi.1003968.</w:t>
+      </w:r>
+    </w:p>
+    <w:p>
+      <w:pPr>
+        <w:spacing w:after="200" w:line="240"/>
+        <w:jc w:val="both"/>
+      </w:pPr>
+      <w:r>
+        <w:rPr>
+          <w:rFonts w:ascii="Times New Roman" w:cs="Times New Roman" w:eastAsia="Times New Roman" w:hAnsi="Times New Roman"/>
+          <w:sz w:val="24"/>
+          <w:szCs w:val="24"/>
+        </w:rPr>
         <w:t xml:space="preserve">BEIN, W. W.; KAMBUROWSKI, J.; STALLMANN, M. F. M. Optimal reduction of two-terminal directed acyclic graphs. SIAM Journal on Computing, v. 21, n. 6, p. 1112-1129, 1992.</w:t>
       </w:r>
     </w:p>
@@ -7980,6 +14662,34 @@
           <w:sz w:val="24"/>
           <w:szCs w:val="24"/>
         </w:rPr>
+        <w:t xml:space="preserve">BOEHM, B.; BASILI, V. R. Software defect reduction top 10 list. Computer, v. 34, n. 1, p. 135-137, jan. 2001. DOI 10.1109/2.962984.</w:t>
+      </w:r>
+    </w:p>
+    <w:p>
+      <w:pPr>
+        <w:spacing w:after="200" w:line="240"/>
+        <w:jc w:val="both"/>
+      </w:pPr>
+      <w:r>
+        <w:rPr>
+          <w:rFonts w:ascii="Times New Roman" w:cs="Times New Roman" w:eastAsia="Times New Roman" w:hAnsi="Times New Roman"/>
+          <w:sz w:val="24"/>
+          <w:szCs w:val="24"/>
+        </w:rPr>
+        <w:t xml:space="preserve">CROWDER, R. M.; ROBINSON, M. A.; HUGHES, H. P. N. et al. The development of an agent-based modeling framework for simulating engineering team work. IEEE Transactions on Systems, Man, and Cybernetics – Part A: Systems and Humans, v. 42, n. 6, p. 1425-1439, 2012.</w:t>
+      </w:r>
+    </w:p>
+    <w:p>
+      <w:pPr>
+        <w:spacing w:after="200" w:line="240"/>
+        <w:jc w:val="both"/>
+      </w:pPr>
+      <w:r>
+        <w:rPr>
+          <w:rFonts w:ascii="Times New Roman" w:cs="Times New Roman" w:eastAsia="Times New Roman" w:hAnsi="Times New Roman"/>
+          <w:sz w:val="24"/>
+          <w:szCs w:val="24"/>
+        </w:rPr>
         <w:t xml:space="preserve">DE REYCK, B.; HERROELEN, W. On the use of the complexity index as a measure of complexity in activity networks. European Journal of Operational Research, v. 91, n. 2, p. 347-366, 1996.</w:t>
       </w:r>
     </w:p>
@@ -7994,6 +14704,104 @@
           <w:sz w:val="24"/>
           <w:szCs w:val="24"/>
         </w:rPr>
+        <w:t xml:space="preserve">KOLISCH, R. Serial and parallel resource-constrained project scheduling methods revisited: theory and computation. European Journal of Operational Research, v. 90, n. 2, p. 320-333, 1996.</w:t>
+      </w:r>
+    </w:p>
+    <w:p>
+      <w:pPr>
+        <w:spacing w:after="200" w:line="240"/>
+        <w:jc w:val="both"/>
+      </w:pPr>
+      <w:r>
+        <w:rPr>
+          <w:rFonts w:ascii="Times New Roman" w:cs="Times New Roman" w:eastAsia="Times New Roman" w:hAnsi="Times New Roman"/>
+          <w:sz w:val="24"/>
+          <w:szCs w:val="24"/>
+        </w:rPr>
+        <w:t xml:space="preserve">KOLISCH, R.; SPRECHER, A. PSPLIB – a project scheduling problem library. European Journal of Operational Research, v. 96, n. 1, p. 205-216, 1997.</w:t>
+      </w:r>
+    </w:p>
+    <w:p>
+      <w:pPr>
+        <w:spacing w:after="200" w:line="240"/>
+        <w:jc w:val="both"/>
+      </w:pPr>
+      <w:r>
+        <w:rPr>
+          <w:rFonts w:ascii="Times New Roman" w:cs="Times New Roman" w:eastAsia="Times New Roman" w:hAnsi="Times New Roman"/>
+          <w:sz w:val="24"/>
+          <w:szCs w:val="24"/>
+        </w:rPr>
+        <w:t xml:space="preserve">KOLISCH, R.; SPRECHER, A.; DREXL, A. Characterization and generation of a general class of resource-constrained project scheduling problems. Management Science, v. 41, n. 10, p. 1693-1703, 1995.</w:t>
+      </w:r>
+    </w:p>
+    <w:p>
+      <w:pPr>
+        <w:spacing w:after="200" w:line="240"/>
+        <w:jc w:val="both"/>
+      </w:pPr>
+      <w:r>
+        <w:rPr>
+          <w:rFonts w:ascii="Times New Roman" w:cs="Times New Roman" w:eastAsia="Times New Roman" w:hAnsi="Times New Roman"/>
+          <w:sz w:val="24"/>
+          <w:szCs w:val="24"/>
+        </w:rPr>
+        <w:t xml:space="preserve">LIU, S.; TRIANTIS, K. P.; SARANGI, S. Representing qualitative variables and their interactions with fuzzy logic in system dynamics modeling. Systems Research and Behavioral Science, v. 28, p. 245-263, 2011.</w:t>
+      </w:r>
+    </w:p>
+    <w:p>
+      <w:pPr>
+        <w:spacing w:after="200" w:line="240"/>
+        <w:jc w:val="both"/>
+      </w:pPr>
+      <w:r>
+        <w:rPr>
+          <w:rFonts w:ascii="Times New Roman" w:cs="Times New Roman" w:eastAsia="Times New Roman" w:hAnsi="Times New Roman"/>
+          <w:sz w:val="24"/>
+          <w:szCs w:val="24"/>
+        </w:rPr>
+        <w:t xml:space="preserve">LOVE, P. E. D.; LI, H. Quantifying the causes and costs of rework in construction. Construction Management and Economics, v. 18, n. 4, p. 479-490, 2000.</w:t>
+      </w:r>
+    </w:p>
+    <w:p>
+      <w:pPr>
+        <w:spacing w:after="200" w:line="240"/>
+        <w:jc w:val="both"/>
+      </w:pPr>
+      <w:r>
+        <w:rPr>
+          <w:rFonts w:ascii="Times New Roman" w:cs="Times New Roman" w:eastAsia="Times New Roman" w:hAnsi="Times New Roman"/>
+          <w:sz w:val="24"/>
+          <w:szCs w:val="24"/>
+        </w:rPr>
+        <w:t xml:space="preserve">LOVE, P. E. D.; MATTHEWS, J.; FANG, W. et al. Quantifying the costs of field rework in construction. Journal of Construction Engineering and Management, v. 152, n. 1, 2026. DOI 10.1061/JCEMD4.COENG-17026.</w:t>
+      </w:r>
+    </w:p>
+    <w:p>
+      <w:pPr>
+        <w:spacing w:after="200" w:line="240"/>
+        <w:jc w:val="both"/>
+      </w:pPr>
+      <w:r>
+        <w:rPr>
+          <w:rFonts w:ascii="Times New Roman" w:cs="Times New Roman" w:eastAsia="Times New Roman" w:hAnsi="Times New Roman"/>
+          <w:sz w:val="24"/>
+          <w:szCs w:val="24"/>
+        </w:rPr>
+        <w:t xml:space="preserve">MACAL, C. M.; NORTH, M. J. Tutorial on agent-based modelling and simulation. Journal of Simulation, v. 4, n. 3, p. 151-162, 2010.</w:t>
+      </w:r>
+    </w:p>
+    <w:p>
+      <w:pPr>
+        <w:spacing w:after="200" w:line="240"/>
+        <w:jc w:val="both"/>
+      </w:pPr>
+      <w:r>
+        <w:rPr>
+          <w:rFonts w:ascii="Times New Roman" w:cs="Times New Roman" w:eastAsia="Times New Roman" w:hAnsi="Times New Roman"/>
+          <w:sz w:val="24"/>
+          <w:szCs w:val="24"/>
+        </w:rPr>
         <w:t xml:space="preserve">McCABE, T. J. A complexity measure. IEEE Transactions on Software Engineering, v. SE-2, n. 4, p. 308-320, 1976.</w:t>
       </w:r>
     </w:p>
@@ -8008,6 +14816,34 @@
           <w:sz w:val="24"/>
           <w:szCs w:val="24"/>
         </w:rPr>
+        <w:t xml:space="preserve">McCULLOCH, J.; GE, J.; WARD, J. A.; HEPPENSTALL, A.; POLHILL, J. G.; MALLESON, N. Calibrating agent-based models using uncertainty quantification methods. Journal of Artificial Societies and Social Simulation, v. 25, n. 2, artigo 1, 2022. DOI 10.18564/jasss.4791.</w:t>
+      </w:r>
+    </w:p>
+    <w:p>
+      <w:pPr>
+        <w:spacing w:after="200" w:line="240"/>
+        <w:jc w:val="both"/>
+      </w:pPr>
+      <w:r>
+        <w:rPr>
+          <w:rFonts w:ascii="Times New Roman" w:cs="Times New Roman" w:eastAsia="Times New Roman" w:hAnsi="Times New Roman"/>
+          <w:sz w:val="24"/>
+          <w:szCs w:val="24"/>
+        </w:rPr>
+        <w:t xml:space="preserve">NATIONAL AERONAUTICS AND SPACE ADMINISTRATION. Cyclomatic complexity assessment. NASA/TM-20205011566, NESC-RP-20-01515. Washington: NASA, 2020.</w:t>
+      </w:r>
+    </w:p>
+    <w:p>
+      <w:pPr>
+        <w:spacing w:after="200" w:line="240"/>
+        <w:jc w:val="both"/>
+      </w:pPr>
+      <w:r>
+        <w:rPr>
+          <w:rFonts w:ascii="Times New Roman" w:cs="Times New Roman" w:eastAsia="Times New Roman" w:hAnsi="Times New Roman"/>
+          <w:sz w:val="24"/>
+          <w:szCs w:val="24"/>
+        </w:rPr>
         <w:t xml:space="preserve">NATIONAL AERONAUTICS AND SPACE ADMINISTRATION. SWE-220 – Cyclomatic complexity for safety-critical software. NASA Software Engineering Handbook, versão D. Disponível em: https://swehb.nasa.gov. Acesso em: 3 set. 2026.</w:t>
       </w:r>
     </w:p>
@@ -8022,7 +14858,7 @@
           <w:sz w:val="24"/>
           <w:szCs w:val="24"/>
         </w:rPr>
-        <w:t xml:space="preserve">NATIONAL AERONAUTICS AND SPACE ADMINISTRATION. Cyclomatic complexity assessment. NASA/TM-20205011566, NESC-RP-20-01515. Washington: NASA, 2020.</w:t>
+        <w:t xml:space="preserve">PUKELSHEIM, F. The three sigma rule. The American Statistician, v. 48, n. 2, p. 88-91, 1994. DOI 10.1080/00031305.1994.10476030.</w:t>
       </w:r>
     </w:p>
     <w:p>
@@ -8036,6 +14872,34 @@
           <w:sz w:val="24"/>
           <w:szCs w:val="24"/>
         </w:rPr>
+        <w:t xml:space="preserve">RODRIGUES, A. G. The application of system dynamics to project management: an integrated methodology (SYDPIM). Tese (Doctor of Philosophy) — University of Strathclyde, Glasgow, 2000.</w:t>
+      </w:r>
+    </w:p>
+    <w:p>
+      <w:pPr>
+        <w:spacing w:after="200" w:line="240"/>
+        <w:jc w:val="both"/>
+      </w:pPr>
+      <w:r>
+        <w:rPr>
+          <w:rFonts w:ascii="Times New Roman" w:cs="Times New Roman" w:eastAsia="Times New Roman" w:hAnsi="Times New Roman"/>
+          <w:sz w:val="24"/>
+          <w:szCs w:val="24"/>
+        </w:rPr>
+        <w:t xml:space="preserve">SHEPPERD, M. The cleaned NASA MDP data sets. Thoughts on Empirical Software Engineering, 1 abr. 2018. Disponível em: https://empiricalsoftwareengineering.wordpress.com. Acesso em: 3 set. 2026.</w:t>
+      </w:r>
+    </w:p>
+    <w:p>
+      <w:pPr>
+        <w:spacing w:after="200" w:line="240"/>
+        <w:jc w:val="both"/>
+      </w:pPr>
+      <w:r>
+        <w:rPr>
+          <w:rFonts w:ascii="Times New Roman" w:cs="Times New Roman" w:eastAsia="Times New Roman" w:hAnsi="Times New Roman"/>
+          <w:sz w:val="24"/>
+          <w:szCs w:val="24"/>
+        </w:rPr>
         <w:t xml:space="preserve">SHEPPERD, M.; SONG, Q.; SUN, Z.; MAIR, C. Data quality: some comments on the NASA software defect datasets. IEEE Transactions on Software Engineering, v. 39, n. 9, p. 1208-1215, 2013.</w:t>
       </w:r>
     </w:p>
@@ -8050,7 +14914,7 @@
           <w:sz w:val="24"/>
           <w:szCs w:val="24"/>
         </w:rPr>
-        <w:t xml:space="preserve">SHEPPERD, M. The cleaned NASA MDP data sets. Thoughts on Empirical Software Engineering, 1 abr. 2018. Disponível em: https://empiricalsoftwareengineering.wordpress.com. Acesso em: 3 set. 2026.</w:t>
+        <w:t xml:space="preserve">STERMAN, J. D. Business dynamics: systems thinking and modeling for a complex world. Boston: Irwin/McGraw-Hill, 2000.</w:t>
       </w:r>
     </w:p>
     <w:p>
@@ -8064,91 +14928,7 @@
           <w:sz w:val="24"/>
           <w:szCs w:val="24"/>
         </w:rPr>
-        <w:t xml:space="preserve">CROWDER, R. M.; ROBINSON, M. A.; HUGHES, H. P. N. et al. The development of an agent-based modeling framework for simulating engineering team work. IEEE Transactions on Systems, Man, and Cybernetics – Part A: Systems and Humans, v. 42, n. 6, p. 1425-1439, 2012.</w:t>
-      </w:r>
-    </w:p>
-    <w:p>
-      <w:pPr>
-        <w:spacing w:after="200" w:line="240"/>
-        <w:jc w:val="both"/>
-      </w:pPr>
-      <w:r>
-        <w:rPr>
-          <w:rFonts w:ascii="Times New Roman" w:cs="Times New Roman" w:eastAsia="Times New Roman" w:hAnsi="Times New Roman"/>
-          <w:sz w:val="24"/>
-          <w:szCs w:val="24"/>
-        </w:rPr>
-        <w:t xml:space="preserve">LIU, S.; TRIANTIS, K. P.; SARANGI, S. Representing qualitative variables and their interactions with fuzzy logic in system dynamics modeling. Systems Research and Behavioral Science, v. 28, p. 245-263, 2011.</w:t>
-      </w:r>
-    </w:p>
-    <w:p>
-      <w:pPr>
-        <w:spacing w:after="200" w:line="240"/>
-        <w:jc w:val="both"/>
-      </w:pPr>
-      <w:r>
-        <w:rPr>
-          <w:rFonts w:ascii="Times New Roman" w:cs="Times New Roman" w:eastAsia="Times New Roman" w:hAnsi="Times New Roman"/>
-          <w:sz w:val="24"/>
-          <w:szCs w:val="24"/>
-        </w:rPr>
-        <w:t xml:space="preserve">MACAL, C. M.; NORTH, M. J. Tutorial on agent-based modelling and simulation. Journal of Simulation, v. 4, n. 3, p. 151-162, 2010.</w:t>
-      </w:r>
-    </w:p>
-    <w:p>
-      <w:pPr>
-        <w:spacing w:after="200" w:line="240"/>
-        <w:jc w:val="both"/>
-      </w:pPr>
-      <w:r>
-        <w:rPr>
-          <w:rFonts w:ascii="Times New Roman" w:cs="Times New Roman" w:eastAsia="Times New Roman" w:hAnsi="Times New Roman"/>
-          <w:sz w:val="24"/>
-          <w:szCs w:val="24"/>
-        </w:rPr>
-        <w:t xml:space="preserve">RODRIGUES, A. G. The application of system dynamics to project management: an integrated methodology (SYDPIM). Tese (Doctor of Philosophy) — University of Strathclyde, Glasgow, 2000.</w:t>
-      </w:r>
-    </w:p>
-    <w:p>
-      <w:pPr>
-        <w:spacing w:after="200" w:line="240"/>
-        <w:jc w:val="both"/>
-      </w:pPr>
-      <w:r>
-        <w:rPr>
-          <w:rFonts w:ascii="Times New Roman" w:cs="Times New Roman" w:eastAsia="Times New Roman" w:hAnsi="Times New Roman"/>
-          <w:sz w:val="24"/>
-          <w:szCs w:val="24"/>
-        </w:rPr>
-        <w:t xml:space="preserve">STERMAN, J. D. Business dynamics: systems thinking and modeling for a complex world. Boston: Irwin/McGraw-Hill, 2000.</w:t>
-      </w:r>
-    </w:p>
-    <w:p>
-      <w:pPr>
-        <w:spacing w:after="200" w:line="240"/>
-        <w:jc w:val="both"/>
-      </w:pPr>
-      <w:r>
-        <w:rPr>
-          <w:rFonts w:ascii="Times New Roman" w:cs="Times New Roman" w:eastAsia="Times New Roman" w:hAnsi="Times New Roman"/>
-          <w:sz w:val="24"/>
-          <w:szCs w:val="24"/>
-        </w:rPr>
-        <w:t xml:space="preserve">KOLISCH, R.; SPRECHER, A. PSPLIB – a project scheduling problem library. European Journal of Operational Research, v. 96, n. 1, p. 205-216, 1997.</w:t>
-      </w:r>
-    </w:p>
-    <w:p>
-      <w:pPr>
-        <w:spacing w:after="200" w:line="240"/>
-        <w:jc w:val="both"/>
-      </w:pPr>
-      <w:r>
-        <w:rPr>
-          <w:rFonts w:ascii="Times New Roman" w:cs="Times New Roman" w:eastAsia="Times New Roman" w:hAnsi="Times New Roman"/>
-          <w:sz w:val="24"/>
-          <w:szCs w:val="24"/>
-        </w:rPr>
-        <w:t xml:space="preserve">KOLISCH, R.; SPRECHER, A.; DREXL, A. Characterization and generation of a general class of resource-constrained project scheduling problems. Management Science, v. 41, n. 10, p. 1693-1703, 1995.</w:t>
+        <w:t xml:space="preserve">VAN BROEKHOVEN, E.; DE BAETS, B. Only smooth rule bases can generate monotone Mamdani-Assilian models under center-of-gravity defuzzification. IEEE Transactions on Fuzzy Systems, v. 17, n. 5, p. 1157-1174, out. 2009. DOI 10.1109/TFUZZ.2009.2023328.</w:t>
       </w:r>
     </w:p>
     <w:sectPr>

--- a/docs/entrega1_metodologia_resultados_iniciais.docx
+++ b/docs/entrega1_metodologia_resultados_iniciais.docx
@@ -785,6 +785,18 @@
       <w:r>
         <w:rPr>
           <w:rFonts w:ascii="Times New Roman" w:cs="Times New Roman" w:eastAsia="Times New Roman" w:hAnsi="Times New Roman"/>
+          <w:b/>
+          <w:bCs/>
+          <w:i w:val="false"/>
+          <w:iCs w:val="false"/>
+          <w:sz w:val="24"/>
+          <w:szCs w:val="24"/>
+        </w:rPr>
+        <w:t xml:space="preserve">Procedência dos coeficientes. </w:t>
+      </w:r>
+      <w:r>
+        <w:rPr>
+          <w:rFonts w:ascii="Times New Roman" w:cs="Times New Roman" w:eastAsia="Times New Roman" w:hAnsi="Times New Roman"/>
           <w:b w:val="false"/>
           <w:bCs w:val="false"/>
           <w:i w:val="false"/>
@@ -792,7 +804,94 @@
           <w:sz w:val="24"/>
           <w:szCs w:val="24"/>
         </w:rPr>
-        <w:t xml:space="preserve">Os escalares 15 e 3 representam, respectivamente, o incremento base de assimilação por interação bem-sucedida e um fator de eficiência de transferência proporcional ao hiato técnico entre provedor e receptor. São premissas iniciais e serão submetidos a análise de sensibilidade na fase de implementação, e não tratados como constantes absolutas.</w:t>
+        <w:t xml:space="preserve">Os escalares 15 e 3 não são premissas deste trabalho: integram a formulação publicada por Crowder, Robinson e Hughes (2012), na qual o primeiro representa o incremento base de assimilação por interação bem-sucedida e o segundo pondera o ganho adicional pelo hiato técnico entre provedor e receptor. São reproduzidos sem alteração. O que este trabalho decide, e declara como decisão própria, é o contexto em que a equação opera.</w:t>
+      </w:r>
+    </w:p>
+    <w:p>
+      <w:pPr>
+        <w:pStyle w:val="ListParagraph"/>
+        <w:numPr>
+          <w:ilvl w:val="0"/>
+          <w:numId w:val="1"/>
+        </w:numPr>
+        <w:spacing w:after="80" w:line="300"/>
+        <w:jc w:val="both"/>
+      </w:pPr>
+      <w:r>
+        <w:rPr>
+          <w:rFonts w:ascii="Times New Roman" w:cs="Times New Roman" w:eastAsia="Times New Roman" w:hAnsi="Times New Roman"/>
+          <w:b/>
+          <w:bCs/>
+          <w:sz w:val="24"/>
+          <w:szCs w:val="24"/>
+        </w:rPr>
+        <w:t xml:space="preserve">Da formulação original: </w:t>
+      </w:r>
+      <w:r>
+        <w:rPr>
+          <w:rFonts w:ascii="Times New Roman" w:cs="Times New Roman" w:eastAsia="Times New Roman" w:hAnsi="Times New Roman"/>
+          <w:sz w:val="24"/>
+          <w:szCs w:val="24"/>
+        </w:rPr>
+        <w:t xml:space="preserve">a equação e seus dois coeficientes, tal como publicados.</w:t>
+      </w:r>
+    </w:p>
+    <w:p>
+      <w:pPr>
+        <w:pStyle w:val="ListParagraph"/>
+        <w:numPr>
+          <w:ilvl w:val="0"/>
+          <w:numId w:val="1"/>
+        </w:numPr>
+        <w:spacing w:after="80" w:line="300"/>
+        <w:jc w:val="both"/>
+      </w:pPr>
+      <w:r>
+        <w:rPr>
+          <w:rFonts w:ascii="Times New Roman" w:cs="Times New Roman" w:eastAsia="Times New Roman" w:hAnsi="Times New Roman"/>
+          <w:b/>
+          <w:bCs/>
+          <w:sz w:val="24"/>
+          <w:szCs w:val="24"/>
+        </w:rPr>
+        <w:t xml:space="preserve">Adaptação declarada nesta implementação: </w:t>
+      </w:r>
+      <w:r>
+        <w:rPr>
+          <w:rFonts w:ascii="Times New Roman" w:cs="Times New Roman" w:eastAsia="Times New Roman" w:hAnsi="Times New Roman"/>
+          <w:sz w:val="24"/>
+          <w:szCs w:val="24"/>
+        </w:rPr>
+        <w:t xml:space="preserve">os autores estabelecem que o incremento é limitado ao intervalo de zero a três décimos, que a competência resultante não ultrapassa a dificuldade da subtarefa, e que, concluída a subtarefa, a competência do agente RETORNA ao valor de partida, por entenderem que parte da competência é específica da subtarefa. A implementação atual não reproduz esse retorno: o ganho obtido com o apoio permanece entre tarefas. Trata-se de adaptação da dinâmica original, e é assim que deve ser lida — não como correção nem como aperfeiçoamento. Nenhum teste foi executado nesta entrega para comparar as duas dinâmicas, e por isso nada se afirma sobre qual delas representa melhor o fenômeno. A avaliação está registrada como pendência para a etapa seguinte.</w:t>
+      </w:r>
+    </w:p>
+    <w:p>
+      <w:pPr>
+        <w:pStyle w:val="ListParagraph"/>
+        <w:numPr>
+          <w:ilvl w:val="0"/>
+          <w:numId w:val="1"/>
+        </w:numPr>
+        <w:spacing w:after="80" w:line="300"/>
+        <w:jc w:val="both"/>
+      </w:pPr>
+      <w:r>
+        <w:rPr>
+          <w:rFonts w:ascii="Times New Roman" w:cs="Times New Roman" w:eastAsia="Times New Roman" w:hAnsi="Times New Roman"/>
+          <w:b/>
+          <w:bCs/>
+          <w:sz w:val="24"/>
+          <w:szCs w:val="24"/>
+        </w:rPr>
+        <w:t xml:space="preserve">Decisão de operacionalização deste trabalho: </w:t>
+      </w:r>
+      <w:r>
+        <w:rPr>
+          <w:rFonts w:ascii="Times New Roman" w:cs="Times New Roman" w:eastAsia="Times New Roman" w:hAnsi="Times New Roman"/>
+          <w:sz w:val="24"/>
+          <w:szCs w:val="24"/>
+        </w:rPr>
+        <w:t xml:space="preserve">a exigência adicional de que o agente que presta apoio seja mais competente que o solicitante, discutida na Seção 2.10, e a seleção de um único apoiador por evento, onde a formulação original admite múltiplos respondentes com ganhos acumulados.</w:t>
       </w:r>
     </w:p>
     <w:p>
@@ -810,7 +909,7 @@
           <w:sz w:val="24"/>
           <w:szCs w:val="24"/>
         </w:rPr>
-        <w:t xml:space="preserve">A saturação individual e o atrito na rede traduzem-se em multiplicadores adimensionais no intervalo [0,1], obtidos por inferência difusa — fuzzificação dos estados contínuos de fadiga e atrito por funções de pertinência, avaliação por regras e defuzzificação —, procedimento validado para representar variáveis qualitativas em Dinâmica de Sistemas (Liu, Triantis e Sarangi, 2011). A produtividade efetiva resulta da modulação da produtividade nominal por esses multiplicadores:</w:t>
+        <w:t xml:space="preserve">A saturação individual e o atrito na rede traduzem-se em multiplicadores adimensionais no intervalo [0,1], obtidos por inferência difusa — fuzzificação dos estados contínuos de fadiga e atrito por funções de pertinência, avaliação por regras e defuzzificação —, procedimento proposto e ilustrado por Liu, Triantis e Sarangi (2011) para representar variáveis qualitativas em Dinâmica de Sistemas. Registre-se que os autores propõem e demonstram o método em aplicação, sem estabelecer validação geral dele; a adoção aqui é, portanto, de um procedimento proposto na literatura, e não de um procedimento validado. A produtividade efetiva resulta da modulação da produtividade nominal por esses multiplicadores:</w:t>
       </w:r>
     </w:p>
     <w:p>
@@ -952,7 +1051,7 @@
           <w:sz w:val="24"/>
           <w:szCs w:val="24"/>
         </w:rPr>
-        <w:t xml:space="preserve">A métrica terminal condensa a ociosidade da rede e a penalidade do satisficing num índice de eficiência total do esforço, razão entre o tempo de trabalho efetivo e o tempo total consumido:</w:t>
+        <w:t xml:space="preserve">A métrica terminal agrega os quatro relógios do projeto na fração do esforço contabilizado que corresponde a trabalho produtivo, razão entre o tempo de trabalho efetivo e a soma dos quatro relógios:</w:t>
       </w:r>
     </w:p>
     <w:p>
@@ -1080,7 +1179,7 @@
           <w:sz w:val="20"/>
           <w:szCs w:val="20"/>
         </w:rPr>
-        <w:t xml:space="preserve">  — tempo de retrabalho decorrente de falhas detectadas.</w:t>
+        <w:t xml:space="preserve">  — esforço de retrabalho contabilizado, decorrente de falhas detectadas. Não ocupa agente nem avança o cronograma na implementação atual (ver Seção 2.8).</w:t>
       </w:r>
     </w:p>
     <w:p>
@@ -3195,7 +3294,7 @@
           <w:sz w:val="24"/>
           <w:szCs w:val="24"/>
         </w:rPr>
-        <w:t xml:space="preserve">O corte em três desvios não é escolha deste trabalho. Pela desigualdade de Vysochanskii–Petunin, para qualquer distribuição unimodal ao menos noventa e cinco por cento da massa de probabilidade situa-se a menos de três desvios da média, de modo que descartar valores com implausibilidade superior a três raramente descarta o vetor verdadeiro (PUKELSHEIM, 1994).</w:t>
+        <w:t xml:space="preserve">O corte em três desvios não é escolha deste trabalho. Pela desigualdade de Vysochanskii–Petunin, para distribuições unimodais dotadas de densidade e com variância finita, ao menos noventa e cinco por cento da massa de probabilidade situa-se a menos de três desvios da média (PUKELSHEIM, 1994), de modo que descartar valores com implausibilidade superior a três raramente descarta o vetor verdadeiro. As condições do resultado são registradas porque o corte se apoia nelas: a desigualdade não vale para uma distribuição unimodal qualquer.</w:t>
       </w:r>
     </w:p>
     <w:p>
@@ -3245,7 +3344,7 @@
           <w:sz w:val="24"/>
           <w:szCs w:val="24"/>
         </w:rPr>
-        <w:t xml:space="preserve">Validação por gêmeo idêntico. </w:t>
+        <w:t xml:space="preserve">Teste do gêmeo idêntico. </w:t>
       </w:r>
       <w:r>
         <w:rPr>
@@ -3961,7 +4060,7 @@
           <w:sz w:val="24"/>
           <w:szCs w:val="24"/>
         </w:rPr>
-        <w:t xml:space="preserve">Os dois arranjos diferem em todos os quatro parâmetros organizacionais, e não apenas na probabilidade de reporte. Essa é uma limitação de delineamento que precisa ser declarada: um contraste que move quatro variáveis ao mesmo tempo não permite atribuir o efeito observado a nenhum mecanismo isolado. O experimento compara dois PACOTES de governança, e é assim que deve ser lido. A decomposição do efeito por parâmetro exige um ensaio de ablação, que consta do cronograma e ainda não foi executado.</w:t>
+        <w:t xml:space="preserve">Os dois arranjos diferem em todos os quatro parâmetros organizacionais, e não apenas na probabilidade de reporte. Essa é uma limitação de delineamento que precisa ser declarada: um contraste que move quatro variáveis ao mesmo tempo não permite atribuir o efeito observado a nenhum mecanismo isolado. O experimento compara dois PACOTES de governança, e é assim que deve ser lido. A decomposição do efeito exige ablação, executada e apresentada na Seção 2.9 — cujo resultado obriga a qualificar parte da leitura mecanística deste experimento.</w:t>
       </w:r>
     </w:p>
     <w:p>
@@ -4023,7 +4122,7 @@
           <w:sz w:val="24"/>
           <w:szCs w:val="24"/>
         </w:rPr>
-        <w:t xml:space="preserve">O parâmetro que distingue substantivamente os dois arranjos é a probabilidade de reporte de defeito. Ela operacionaliza a noção de segurança psicológica: em um arranjo centralizado, o agente que detecta um defeito próprio antecipa custo pessoal ao reportá-lo e tende a ocultá-lo, alimentando o estoque de dívida técnica latente; em um arranjo adaptativo, o mesmo agente reporta, e o retrabalho é pago imediatamente e de forma visível. O modelo não presume qual arranjo é superior: a diferença de desempenho, se existir, emerge da interação entre ocultação, acúmulo de dívida e pressão de prazo.</w:t>
+        <w:t xml:space="preserve">A probabilidade de reporte de defeito operacionaliza a noção de segurança psicológica: em um arranjo centralizado, o agente que detecta um defeito próprio antecipa custo pessoal ao reportá-lo e tende a ocultá-lo, alimentando o estoque de dívida técnica latente; em um arranjo adaptativo, o mesmo agente reporta, e o retrabalho é pago imediatamente e de forma visível. A relação entre segurança psicológica e disposição a reportar erros é sustentada na fase conceitual deste trabalho, que a apoia em literatura própria de comportamento organizacional. Esta entrega, porém, NÃO auditou essas fontes primárias, e elas não constam das referências aqui listadas. Em consequência, a relação é apresentada como PREMISSA DE MODELAGEM herdada da fase conceitual, e não como resultado estabelecido da literatura, e a verificação das fontes correspondentes fica registrada como pendência bibliográfica para a etapa seguinte. O que esta entrega afirma é apenas o que mediu: dado o parâmetro, como o modelo se comporta. O modelo não presume qual arranjo é superior; a diferença de desempenho emerge da interação entre ocultação, acúmulo de dívida e pressão de prazo.</w:t>
       </w:r>
     </w:p>
     <w:p>
@@ -4171,7 +4270,7 @@
           <w:sz w:val="24"/>
           <w:szCs w:val="24"/>
         </w:rPr>
-        <w:t xml:space="preserve">Os resultados apresentados no capítulo seguinte referem-se integralmente a esses dois acoplamentos. Os demais componentes do modelo — a inferência difusa que produz μ_cognitivo e μ_rede, a árvore de decisão de três portas, os estoques e a integração temporal — permanecem na especificação formal estabelecida na fase conceitual e serão implementados na etapa subsequente, conforme o cronograma da Seção 2.7.</w:t>
+        <w:t xml:space="preserve">Os resultados apresentados no capítulo seguinte referem-se integralmente a esses dois acoplamentos. Os demais componentes do modelo — a inferência difusa que produz μ_cognitivo e μ_rede, a árvore de decisão de três portas, os estoques e a integração temporal — encontram-se implementados e verificados, e são eles que produzem os resultados das Seções 2.7 a 2.11; a Seção 2.7 relaciona as verificações executadas sobre cada um.</w:t>
       </w:r>
     </w:p>
     <w:p>
@@ -4224,7 +4323,7 @@
           <w:sz w:val="24"/>
           <w:szCs w:val="24"/>
         </w:rPr>
-        <w:t xml:space="preserve">A primeira versão funcional do pipeline de dados foi concluída e validada. Os requisitos essenciais de rastreabilidade, imutabilidade e verificação automática foram atendidos. A Figura 1 apresenta a arquitetura implementada, organizada em três camadas: dados brutos imutáveis, scripts de processamento e saídas auditáveis.</w:t>
+        <w:t xml:space="preserve">A primeira versão funcional do pipeline de dados foi concluída e verificada. Os requisitos essenciais de rastreabilidade, imutabilidade e verificação automática foram atendidos. A Figura 1 apresenta a arquitetura implementada, organizada em três camadas: dados brutos imutáveis, scripts de processamento e saídas auditáveis.</w:t>
       </w:r>
     </w:p>
     <w:p>
@@ -6739,7 +6838,7 @@
           <w:sz w:val="24"/>
           <w:szCs w:val="24"/>
         </w:rPr>
-        <w:t xml:space="preserve">O resultado de maior consequência para o trabalho é negativo e foi obtido pelo teste que a metodologia previa. Isoladamente, a complexidade ciclomática apresenta associação forte com a ocorrência de defeito, mesmo controlando o projeto de origem (razão de chances 1,90 por unidade logarítmica; LR = 639,8). Contudo, ao se acrescentar o tamanho do módulo ao modelo, o efeito da complexidade desaparece: a razão de chances ajustada cai para 0,944, com intervalo de confiança de 95% entre 0,870 e 1,024 — contendo, portanto, o valor nulo — e p = 0,17. A relação inversa não se verifica: o tamanho sobrevive folgadamente ao controle pela complexidade (LR = 431,2; p ≈ 9 × 10⁻⁹⁶). A Figura 2 apresenta o mesmo teste aplicado a todas as métricas candidatas; nenhuma delas exibe efeito positivo independente do tamanho, e as que permanecem estatisticamente distinguíveis do nulo o fazem com sinal negativo, padrão característico de colinearidade e não de mecanismo causal.</w:t>
+        <w:t xml:space="preserve">O resultado de maior consequência para o trabalho é negativo e foi obtido pelo teste que a metodologia previa. Isoladamente, a complexidade ciclomática apresenta associação forte com a ocorrência de defeito, mesmo controlando o projeto de origem (razão de chances 1,90 por unidade logarítmica; LR = 639,8). Contudo, ao se acrescentar o tamanho do módulo ao modelo, o efeito da complexidade desaparece: a razão de chances ajustada cai para 0,944, com intervalo de confiança de 95% entre 0,870 e 1,024 — contendo, portanto, o valor nulo — e p = 0,17. A relação inversa não se verifica: o tamanho sobrevive folgadamente ao controle pela complexidade (LR = 431,2; p ≈ 9 × 10⁻⁹⁶). A Figura 2 apresenta o mesmo teste aplicado a todas as seis métricas candidatas. Uma delas — a complexidade de projeto — exibe efeito positivo com intervalo de confiança acima da unidade (razão de chances 1,098; IC 95% [1,010; 1,194]; p = 0,028); as demais que permanecem distinguíveis do nulo o fazem com sinal negativo, padrão característico de colinearidade e não de mecanismo causal. O efeito positivo isolado, porém, não sobrevive à correção para comparações múltiplas: as seis métricas foram testadas na mesma base, e sob o procedimento de Holm–Bonferroni o valor-p corrigido dessa métrica sobe a 0,084. NENHUMA das seis sobrevive à correção. A distinção é registrada porque a figura mostra o intervalo não corrigido: lida isoladamente, ela sugere um sobrevivente que a correção elimina.</w:t>
       </w:r>
     </w:p>
     <w:p>
@@ -6834,7 +6933,38 @@
           <w:sz w:val="24"/>
           <w:szCs w:val="24"/>
         </w:rPr>
-        <w:t xml:space="preserve">Esse resultado não invalida o uso da complexidade como eixo ordinal, mas altera o que se pode afirmar a partir dele. A ordenação do risco pelas faixas de complexidade é forte e robusta, como mostram a Figura 3 e a Tabela 3: o risco cresce monotonicamente de 0,147 a 0,439 entre a faixa mais baixa e a mais alta, a tendência é altamente significativa, e a monotonicidade se preserva sob todos os cinco esquemas alternativos de corte testados e sob todas as doze reamostragens por exclusão de projeto. O que os dados não sustentam é a atribuição causal: a complexidade ciclomática opera, nesta base, como marcador ordinal de risco correlacionado ao tamanho, e não como fator de risco independente dele. Para o propósito deste trabalho — transferência ordinal de risco entre domínios — um marcador estável é suficiente; a afirmação de efeito independente, que não seria sustentável, é explicitamente abandonada.</w:t>
+        <w:t xml:space="preserve">Esse resultado não invalida o uso da complexidade como eixo ordinal, mas altera o que se pode afirmar a partir dele. A ordenação do risco pelas faixas de complexidade é forte e robusta, como mostram a Figura 3 e a Tabela 3: o risco cresce monotonicamente de 0,147 a 0,439 entre a faixa mais baixa e a mais alta, e a monotonicidade se preserva sob todos os cinco esquemas alternativos de corte testados e sob todas as doze reamostragens por exclusão de projeto. O que os dados não sustentam é a atribuição causal: a complexidade ciclomática opera, nesta base, como marcador ordinal de risco correlacionado ao tamanho, e não como fator de risco independente dele. Para o propósito deste trabalho — transferência ordinal de risco entre domínios — um marcador estável é suficiente; a afirmação de efeito independente, que não seria sustentável, é explicitamente abandonada.</w:t>
+      </w:r>
+    </w:p>
+    <w:p>
+      <w:pPr>
+        <w:spacing w:after="120" w:line="360"/>
+        <w:ind w:firstLine="708"/>
+        <w:jc w:val="both"/>
+      </w:pPr>
+      <w:r>
+        <w:rPr>
+          <w:rFonts w:ascii="Times New Roman" w:cs="Times New Roman" w:eastAsia="Times New Roman" w:hAnsi="Times New Roman"/>
+          <w:b/>
+          <w:bCs/>
+          <w:i w:val="false"/>
+          <w:iCs w:val="false"/>
+          <w:sz w:val="24"/>
+          <w:szCs w:val="24"/>
+        </w:rPr>
+        <w:t xml:space="preserve">A força dos valores-p desta camada, e por que ela não deve ser lida ao pé da letra. </w:t>
+      </w:r>
+      <w:r>
+        <w:rPr>
+          <w:rFonts w:ascii="Times New Roman" w:cs="Times New Roman" w:eastAsia="Times New Roman" w:hAnsi="Times New Roman"/>
+          <w:b w:val="false"/>
+          <w:bCs w:val="false"/>
+          <w:i w:val="false"/>
+          <w:iCs w:val="false"/>
+          <w:sz w:val="24"/>
+          <w:szCs w:val="24"/>
+        </w:rPr>
+        <w:t xml:space="preserve">Os valores-p reportados na Tabela 3 para os modelos logísticos e para o teste de tendência são calculados sobre dezessete mil trezentos e setenta e sete módulos, tratados como observações independentes. Eles não são: os módulos estão agrupados em doze projetos, e módulos do mesmo projeto compartilham equipe, processo e período. Os modelos incluem o projeto de origem como efeito fixo, o que impede que uma associação seja atribuída a uma métrica quando puder ser explicada pela procedência da observação, mas isso trata o confundimento ENTRE projetos e não a dependência DENTRO de cada um. Em consequência, os erros-padrão estão subestimados e valores-p da ordem de dez elevado a menos cento e quarenta expressam o tamanho da base, não a força da evidência. O que sustenta a conclusão desta seção não são esses valores-p, e sim duas verificações que operam na unidade correta: a monotonicidade se preserva nas doze reamostragens por exclusão sucessiva de projeto, e os intervalos das razões de risco por faixa são obtidos por reamostragem de PROJETOS, não de módulos. A inferência com erros-padrão robustos a agrupamento fica registrada como pendência; ela não altera as estimativas pontuais, apenas a precisão declarada.</w:t>
       </w:r>
     </w:p>
     <w:p>
@@ -9590,7 +9720,7 @@
                 <w:sz w:val="18"/>
                 <w:szCs w:val="18"/>
               </w:rPr>
-              <w:t xml:space="preserve">soma dos relógios não excede o tempo de agente alocado</w:t>
+              <w:t xml:space="preserve">[construcao, poder fraco] soma dos relógios não excede o tempo de agente alocado</w:t>
             </w:r>
           </w:p>
         </w:tc>
@@ -9617,7 +9747,7 @@
                 <w:sz w:val="18"/>
                 <w:szCs w:val="18"/>
               </w:rPr>
-              <w:t xml:space="preserve">estrutural</w:t>
+              <w:t xml:space="preserve">construção</w:t>
             </w:r>
           </w:p>
         </w:tc>
@@ -9671,7 +9801,7 @@
                 <w:sz w:val="18"/>
                 <w:szCs w:val="18"/>
               </w:rPr>
-              <w:t xml:space="preserve">TR e contabilizado sem consumir agente —…</w:t>
+              <w:t xml:space="preserve">folga minima 10,7% — o teste so pega…</w:t>
             </w:r>
           </w:p>
         </w:tc>
@@ -9727,7 +9857,7 @@
                 <w:sz w:val="18"/>
                 <w:szCs w:val="18"/>
               </w:rPr>
-              <w:t xml:space="preserve">E_total - bateria - competência e multiplicadores em [0 -1]</w:t>
+              <w:t xml:space="preserve">E_total, bateria, competência e multiplicadores em [0,1]</w:t>
             </w:r>
           </w:p>
         </w:tc>
@@ -9808,7 +9938,7 @@
                 <w:sz w:val="18"/>
                 <w:szCs w:val="18"/>
               </w:rPr>
-              <w:t xml:space="preserve">nan</w:t>
+              <w:t xml:space="preserve">—</w:t>
             </w:r>
           </w:p>
         </w:tc>
@@ -10138,7 +10268,7 @@
                 <w:sz w:val="18"/>
                 <w:szCs w:val="18"/>
               </w:rPr>
-              <w:t xml:space="preserve">sem risco nem pressão - nenhuma tarefa falha</w:t>
+              <w:t xml:space="preserve">sem risco nem pressão, nenhuma tarefa falha</w:t>
             </w:r>
           </w:p>
         </w:tc>
@@ -10275,7 +10405,7 @@
                 <w:sz w:val="18"/>
                 <w:szCs w:val="18"/>
               </w:rPr>
-              <w:t xml:space="preserve">sem risco nem pressão - dívida técnica nula</w:t>
+              <w:t xml:space="preserve">sem risco nem pressão, dívida técnica nula</w:t>
             </w:r>
           </w:p>
         </w:tc>
@@ -11234,7 +11364,7 @@
                 <w:sz w:val="18"/>
                 <w:szCs w:val="18"/>
               </w:rPr>
-              <w:t xml:space="preserve">exploratória defeitos gerados crescem com a pressão</w:t>
+              <w:t xml:space="preserve">[exploratória, post hoc] defeitos gerados crescem com a pressão</w:t>
             </w:r>
           </w:p>
         </w:tc>
@@ -11371,7 +11501,7 @@
                 <w:sz w:val="18"/>
                 <w:szCs w:val="18"/>
               </w:rPr>
-              <w:t xml:space="preserve">exploratória defeitos gerados crescem com a pressão</w:t>
+              <w:t xml:space="preserve">[exploratória, post hoc] defeitos gerados crescem com a pressão</w:t>
             </w:r>
           </w:p>
         </w:tc>
@@ -11508,7 +11638,7 @@
                 <w:sz w:val="18"/>
                 <w:szCs w:val="18"/>
               </w:rPr>
-              <w:t xml:space="preserve">mediana do retrabalho na faixa [1% - 50%]</w:t>
+              <w:t xml:space="preserve">[ordem de grandeza, não validação] mediana do retrabalho na faixa [1% - 50%]</w:t>
             </w:r>
           </w:p>
         </w:tc>
@@ -13941,7 +14071,7 @@
           <w:sz w:val="20"/>
           <w:szCs w:val="20"/>
         </w:rPr>
-        <w:t xml:space="preserve">Tabela 9 – Comparação pareada entre os arranjos de governança (192 pares)</w:t>
+        <w:t xml:space="preserve">Tabela 9 – Comparação pareada entre os arranjos de governança, por instância</w:t>
       </w:r>
     </w:p>
     <w:tbl>
@@ -13957,12 +14087,13 @@
         </w:tblBorders>
       </w:tblPr>
       <w:tblGrid>
-        <w:gridCol w:w="2700"/>
-        <w:gridCol w:w="1220"/>
-        <w:gridCol w:w="1220"/>
-        <w:gridCol w:w="1120"/>
-        <w:gridCol w:w="1330"/>
-        <w:gridCol w:w="1480"/>
+        <w:gridCol w:w="2620"/>
+        <w:gridCol w:w="1180"/>
+        <w:gridCol w:w="1180"/>
+        <w:gridCol w:w="1080"/>
+        <w:gridCol w:w="1080"/>
+        <w:gridCol w:w="1160"/>
+        <w:gridCol w:w="770"/>
       </w:tblGrid>
       <w:tr>
         <w:trPr>
@@ -13970,7 +14101,7 @@
         </w:trPr>
         <w:tc>
           <w:tcPr>
-            <w:tcW w:type="dxa" w:w="2700"/>
+            <w:tcW w:type="dxa" w:w="2620"/>
             <w:shd w:fill="EFEFEC" w:color="auto" w:val="clear"/>
             <w:tcMar>
               <w:top w:type="dxa" w:w="60"/>
@@ -13998,7 +14129,7 @@
         </w:tc>
         <w:tc>
           <w:tcPr>
-            <w:tcW w:type="dxa" w:w="1220"/>
+            <w:tcW w:type="dxa" w:w="1180"/>
             <w:shd w:fill="EFEFEC" w:color="auto" w:val="clear"/>
             <w:tcMar>
               <w:top w:type="dxa" w:w="60"/>
@@ -14026,7 +14157,7 @@
         </w:tc>
         <w:tc>
           <w:tcPr>
-            <w:tcW w:type="dxa" w:w="1220"/>
+            <w:tcW w:type="dxa" w:w="1180"/>
             <w:shd w:fill="EFEFEC" w:color="auto" w:val="clear"/>
             <w:tcMar>
               <w:top w:type="dxa" w:w="60"/>
@@ -14054,7 +14185,7 @@
         </w:tc>
         <w:tc>
           <w:tcPr>
-            <w:tcW w:type="dxa" w:w="1120"/>
+            <w:tcW w:type="dxa" w:w="1080"/>
             <w:shd w:fill="EFEFEC" w:color="auto" w:val="clear"/>
             <w:tcMar>
               <w:top w:type="dxa" w:w="60"/>
@@ -14082,7 +14213,7 @@
         </w:tc>
         <w:tc>
           <w:tcPr>
-            <w:tcW w:type="dxa" w:w="1330"/>
+            <w:tcW w:type="dxa" w:w="1080"/>
             <w:shd w:fill="EFEFEC" w:color="auto" w:val="clear"/>
             <w:tcMar>
               <w:top w:type="dxa" w:w="60"/>
@@ -14110,7 +14241,7 @@
         </w:tc>
         <w:tc>
           <w:tcPr>
-            <w:tcW w:type="dxa" w:w="1480"/>
+            <w:tcW w:type="dxa" w:w="1160"/>
             <w:shd w:fill="EFEFEC" w:color="auto" w:val="clear"/>
             <w:tcMar>
               <w:top w:type="dxa" w:w="60"/>
@@ -14132,7 +14263,35 @@
                 <w:sz w:val="18"/>
                 <w:szCs w:val="18"/>
               </w:rPr>
-              <w:t xml:space="preserve">Pares favoráveis</w:t>
+              <w:t xml:space="preserve">Instâncias favor.</w:t>
+            </w:r>
+          </w:p>
+        </w:tc>
+        <w:tc>
+          <w:tcPr>
+            <w:tcW w:type="dxa" w:w="770"/>
+            <w:shd w:fill="EFEFEC" w:color="auto" w:val="clear"/>
+            <w:tcMar>
+              <w:top w:type="dxa" w:w="60"/>
+              <w:left w:type="dxa" w:w="90"/>
+              <w:bottom w:type="dxa" w:w="60"/>
+              <w:right w:type="dxa" w:w="90"/>
+            </w:tcMar>
+          </w:tcPr>
+          <w:p>
+            <w:pPr>
+              <w:spacing w:after="0" w:line="240"/>
+              <w:jc w:val="center"/>
+            </w:pPr>
+            <w:r>
+              <w:rPr>
+                <w:rFonts w:ascii="Times New Roman" w:cs="Times New Roman" w:eastAsia="Times New Roman" w:hAnsi="Times New Roman"/>
+                <w:b/>
+                <w:bCs/>
+                <w:sz w:val="18"/>
+                <w:szCs w:val="18"/>
+              </w:rPr>
+              <w:t xml:space="preserve">p</w:t>
             </w:r>
           </w:p>
         </w:tc>
@@ -14140,7 +14299,7 @@
       <w:tr>
         <w:tc>
           <w:tcPr>
-            <w:tcW w:type="dxa" w:w="2700"/>
+            <w:tcW w:type="dxa" w:w="2620"/>
             <w:tcMar>
               <w:top w:type="dxa" w:w="60"/>
               <w:left w:type="dxa" w:w="90"/>
@@ -14161,13 +14320,13 @@
                 <w:sz w:val="18"/>
                 <w:szCs w:val="18"/>
               </w:rPr>
-              <w:t xml:space="preserve">Tarefas concluídas com defeito</w:t>
-            </w:r>
-          </w:p>
-        </w:tc>
-        <w:tc>
-          <w:tcPr>
-            <w:tcW w:type="dxa" w:w="1220"/>
+              <w:t xml:space="preserve">Tarefas concluídas com defeito oculto</w:t>
+            </w:r>
+          </w:p>
+        </w:tc>
+        <w:tc>
+          <w:tcPr>
+            <w:tcW w:type="dxa" w:w="1180"/>
             <w:tcMar>
               <w:top w:type="dxa" w:w="60"/>
               <w:left w:type="dxa" w:w="90"/>
@@ -14194,7 +14353,7 @@
         </w:tc>
         <w:tc>
           <w:tcPr>
-            <w:tcW w:type="dxa" w:w="1220"/>
+            <w:tcW w:type="dxa" w:w="1180"/>
             <w:tcMar>
               <w:top w:type="dxa" w:w="60"/>
               <w:left w:type="dxa" w:w="90"/>
@@ -14221,82 +14380,109 @@
         </w:tc>
         <w:tc>
           <w:tcPr>
-            <w:tcW w:type="dxa" w:w="1120"/>
-            <w:tcMar>
-              <w:top w:type="dxa" w:w="60"/>
-              <w:left w:type="dxa" w:w="90"/>
-              <w:bottom w:type="dxa" w:w="60"/>
-              <w:right w:type="dxa" w:w="90"/>
-            </w:tcMar>
-          </w:tcPr>
-          <w:p>
-            <w:pPr>
-              <w:spacing w:after="0" w:line="240"/>
-              <w:jc w:val="center"/>
-            </w:pPr>
-            <w:r>
-              <w:rPr>
-                <w:rFonts w:ascii="Times New Roman" w:cs="Times New Roman" w:eastAsia="Times New Roman" w:hAnsi="Times New Roman"/>
-                <w:b w:val="false"/>
-                <w:bCs w:val="false"/>
-                <w:sz w:val="18"/>
-                <w:szCs w:val="18"/>
-              </w:rPr>
-              <w:t xml:space="preserve">−70,6%</w:t>
-            </w:r>
-          </w:p>
-        </w:tc>
-        <w:tc>
-          <w:tcPr>
-            <w:tcW w:type="dxa" w:w="1330"/>
-            <w:tcMar>
-              <w:top w:type="dxa" w:w="60"/>
-              <w:left w:type="dxa" w:w="90"/>
-              <w:bottom w:type="dxa" w:w="60"/>
-              <w:right w:type="dxa" w:w="90"/>
-            </w:tcMar>
-          </w:tcPr>
-          <w:p>
-            <w:pPr>
-              <w:spacing w:after="0" w:line="240"/>
-              <w:jc w:val="center"/>
-            </w:pPr>
-            <w:r>
-              <w:rPr>
-                <w:rFonts w:ascii="Times New Roman" w:cs="Times New Roman" w:eastAsia="Times New Roman" w:hAnsi="Times New Roman"/>
-                <w:b w:val="false"/>
-                <w:bCs w:val="false"/>
-                <w:sz w:val="18"/>
-                <w:szCs w:val="18"/>
-              </w:rPr>
-              <w:t xml:space="preserve">−2,400</w:t>
-            </w:r>
-          </w:p>
-        </w:tc>
-        <w:tc>
-          <w:tcPr>
-            <w:tcW w:type="dxa" w:w="1480"/>
-            <w:tcMar>
-              <w:top w:type="dxa" w:w="60"/>
-              <w:left w:type="dxa" w:w="90"/>
-              <w:bottom w:type="dxa" w:w="60"/>
-              <w:right w:type="dxa" w:w="90"/>
-            </w:tcMar>
-          </w:tcPr>
-          <w:p>
-            <w:pPr>
-              <w:spacing w:after="0" w:line="240"/>
-              <w:jc w:val="center"/>
-            </w:pPr>
-            <w:r>
-              <w:rPr>
-                <w:rFonts w:ascii="Times New Roman" w:cs="Times New Roman" w:eastAsia="Times New Roman" w:hAnsi="Times New Roman"/>
-                <w:b w:val="false"/>
-                <w:bCs w:val="false"/>
-                <w:sz w:val="18"/>
-                <w:szCs w:val="18"/>
-              </w:rPr>
-              <w:t xml:space="preserve">97,9%</w:t>
+            <w:tcW w:type="dxa" w:w="1080"/>
+            <w:tcMar>
+              <w:top w:type="dxa" w:w="60"/>
+              <w:left w:type="dxa" w:w="90"/>
+              <w:bottom w:type="dxa" w:w="60"/>
+              <w:right w:type="dxa" w:w="90"/>
+            </w:tcMar>
+          </w:tcPr>
+          <w:p>
+            <w:pPr>
+              <w:spacing w:after="0" w:line="240"/>
+              <w:jc w:val="center"/>
+            </w:pPr>
+            <w:r>
+              <w:rPr>
+                <w:rFonts w:ascii="Times New Roman" w:cs="Times New Roman" w:eastAsia="Times New Roman" w:hAnsi="Times New Roman"/>
+                <w:b w:val="false"/>
+                <w:bCs w:val="false"/>
+                <w:sz w:val="18"/>
+                <w:szCs w:val="18"/>
+              </w:rPr>
+              <w:t xml:space="preserve">-70,6%</w:t>
+            </w:r>
+          </w:p>
+        </w:tc>
+        <w:tc>
+          <w:tcPr>
+            <w:tcW w:type="dxa" w:w="1080"/>
+            <w:tcMar>
+              <w:top w:type="dxa" w:w="60"/>
+              <w:left w:type="dxa" w:w="90"/>
+              <w:bottom w:type="dxa" w:w="60"/>
+              <w:right w:type="dxa" w:w="90"/>
+            </w:tcMar>
+          </w:tcPr>
+          <w:p>
+            <w:pPr>
+              <w:spacing w:after="0" w:line="240"/>
+              <w:jc w:val="center"/>
+            </w:pPr>
+            <w:r>
+              <w:rPr>
+                <w:rFonts w:ascii="Times New Roman" w:cs="Times New Roman" w:eastAsia="Times New Roman" w:hAnsi="Times New Roman"/>
+                <w:b w:val="false"/>
+                <w:bCs w:val="false"/>
+                <w:sz w:val="18"/>
+                <w:szCs w:val="18"/>
+              </w:rPr>
+              <w:t xml:space="preserve">-7,815</w:t>
+            </w:r>
+          </w:p>
+        </w:tc>
+        <w:tc>
+          <w:tcPr>
+            <w:tcW w:type="dxa" w:w="1160"/>
+            <w:tcMar>
+              <w:top w:type="dxa" w:w="60"/>
+              <w:left w:type="dxa" w:w="90"/>
+              <w:bottom w:type="dxa" w:w="60"/>
+              <w:right w:type="dxa" w:w="90"/>
+            </w:tcMar>
+          </w:tcPr>
+          <w:p>
+            <w:pPr>
+              <w:spacing w:after="0" w:line="240"/>
+              <w:jc w:val="center"/>
+            </w:pPr>
+            <w:r>
+              <w:rPr>
+                <w:rFonts w:ascii="Times New Roman" w:cs="Times New Roman" w:eastAsia="Times New Roman" w:hAnsi="Times New Roman"/>
+                <w:b w:val="false"/>
+                <w:bCs w:val="false"/>
+                <w:sz w:val="18"/>
+                <w:szCs w:val="18"/>
+              </w:rPr>
+              <w:t xml:space="preserve">100,0%</w:t>
+            </w:r>
+          </w:p>
+        </w:tc>
+        <w:tc>
+          <w:tcPr>
+            <w:tcW w:type="dxa" w:w="770"/>
+            <w:tcMar>
+              <w:top w:type="dxa" w:w="60"/>
+              <w:left w:type="dxa" w:w="90"/>
+              <w:bottom w:type="dxa" w:w="60"/>
+              <w:right w:type="dxa" w:w="90"/>
+            </w:tcMar>
+          </w:tcPr>
+          <w:p>
+            <w:pPr>
+              <w:spacing w:after="0" w:line="240"/>
+              <w:jc w:val="center"/>
+            </w:pPr>
+            <w:r>
+              <w:rPr>
+                <w:rFonts w:ascii="Times New Roman" w:cs="Times New Roman" w:eastAsia="Times New Roman" w:hAnsi="Times New Roman"/>
+                <w:b w:val="false"/>
+                <w:bCs w:val="false"/>
+                <w:sz w:val="18"/>
+                <w:szCs w:val="18"/>
+              </w:rPr>
+              <w:t xml:space="preserve">0,00044</w:t>
             </w:r>
           </w:p>
         </w:tc>
@@ -14304,7 +14490,7 @@
       <w:tr>
         <w:tc>
           <w:tcPr>
-            <w:tcW w:type="dxa" w:w="2700"/>
+            <w:tcW w:type="dxa" w:w="2620"/>
             <w:tcMar>
               <w:top w:type="dxa" w:w="60"/>
               <w:left w:type="dxa" w:w="90"/>
@@ -14331,7 +14517,7 @@
         </w:tc>
         <w:tc>
           <w:tcPr>
-            <w:tcW w:type="dxa" w:w="1220"/>
+            <w:tcW w:type="dxa" w:w="1180"/>
             <w:tcMar>
               <w:top w:type="dxa" w:w="60"/>
               <w:left w:type="dxa" w:w="90"/>
@@ -14358,7 +14544,7 @@
         </w:tc>
         <w:tc>
           <w:tcPr>
-            <w:tcW w:type="dxa" w:w="1220"/>
+            <w:tcW w:type="dxa" w:w="1180"/>
             <w:tcMar>
               <w:top w:type="dxa" w:w="60"/>
               <w:left w:type="dxa" w:w="90"/>
@@ -14385,82 +14571,109 @@
         </w:tc>
         <w:tc>
           <w:tcPr>
-            <w:tcW w:type="dxa" w:w="1120"/>
-            <w:tcMar>
-              <w:top w:type="dxa" w:w="60"/>
-              <w:left w:type="dxa" w:w="90"/>
-              <w:bottom w:type="dxa" w:w="60"/>
-              <w:right w:type="dxa" w:w="90"/>
-            </w:tcMar>
-          </w:tcPr>
-          <w:p>
-            <w:pPr>
-              <w:spacing w:after="0" w:line="240"/>
-              <w:jc w:val="center"/>
-            </w:pPr>
-            <w:r>
-              <w:rPr>
-                <w:rFonts w:ascii="Times New Roman" w:cs="Times New Roman" w:eastAsia="Times New Roman" w:hAnsi="Times New Roman"/>
-                <w:b w:val="false"/>
-                <w:bCs w:val="false"/>
-                <w:sz w:val="18"/>
-                <w:szCs w:val="18"/>
-              </w:rPr>
-              <w:t xml:space="preserve">−70,6%</w:t>
-            </w:r>
-          </w:p>
-        </w:tc>
-        <w:tc>
-          <w:tcPr>
-            <w:tcW w:type="dxa" w:w="1330"/>
-            <w:tcMar>
-              <w:top w:type="dxa" w:w="60"/>
-              <w:left w:type="dxa" w:w="90"/>
-              <w:bottom w:type="dxa" w:w="60"/>
-              <w:right w:type="dxa" w:w="90"/>
-            </w:tcMar>
-          </w:tcPr>
-          <w:p>
-            <w:pPr>
-              <w:spacing w:after="0" w:line="240"/>
-              <w:jc w:val="center"/>
-            </w:pPr>
-            <w:r>
-              <w:rPr>
-                <w:rFonts w:ascii="Times New Roman" w:cs="Times New Roman" w:eastAsia="Times New Roman" w:hAnsi="Times New Roman"/>
-                <w:b w:val="false"/>
-                <w:bCs w:val="false"/>
-                <w:sz w:val="18"/>
-                <w:szCs w:val="18"/>
-              </w:rPr>
-              <w:t xml:space="preserve">−2,400</w:t>
-            </w:r>
-          </w:p>
-        </w:tc>
-        <w:tc>
-          <w:tcPr>
-            <w:tcW w:type="dxa" w:w="1480"/>
-            <w:tcMar>
-              <w:top w:type="dxa" w:w="60"/>
-              <w:left w:type="dxa" w:w="90"/>
-              <w:bottom w:type="dxa" w:w="60"/>
-              <w:right w:type="dxa" w:w="90"/>
-            </w:tcMar>
-          </w:tcPr>
-          <w:p>
-            <w:pPr>
-              <w:spacing w:after="0" w:line="240"/>
-              <w:jc w:val="center"/>
-            </w:pPr>
-            <w:r>
-              <w:rPr>
-                <w:rFonts w:ascii="Times New Roman" w:cs="Times New Roman" w:eastAsia="Times New Roman" w:hAnsi="Times New Roman"/>
-                <w:b w:val="false"/>
-                <w:bCs w:val="false"/>
-                <w:sz w:val="18"/>
-                <w:szCs w:val="18"/>
-              </w:rPr>
-              <w:t xml:space="preserve">97,9%</w:t>
+            <w:tcW w:type="dxa" w:w="1080"/>
+            <w:tcMar>
+              <w:top w:type="dxa" w:w="60"/>
+              <w:left w:type="dxa" w:w="90"/>
+              <w:bottom w:type="dxa" w:w="60"/>
+              <w:right w:type="dxa" w:w="90"/>
+            </w:tcMar>
+          </w:tcPr>
+          <w:p>
+            <w:pPr>
+              <w:spacing w:after="0" w:line="240"/>
+              <w:jc w:val="center"/>
+            </w:pPr>
+            <w:r>
+              <w:rPr>
+                <w:rFonts w:ascii="Times New Roman" w:cs="Times New Roman" w:eastAsia="Times New Roman" w:hAnsi="Times New Roman"/>
+                <w:b w:val="false"/>
+                <w:bCs w:val="false"/>
+                <w:sz w:val="18"/>
+                <w:szCs w:val="18"/>
+              </w:rPr>
+              <w:t xml:space="preserve">-70,6%</w:t>
+            </w:r>
+          </w:p>
+        </w:tc>
+        <w:tc>
+          <w:tcPr>
+            <w:tcW w:type="dxa" w:w="1080"/>
+            <w:tcMar>
+              <w:top w:type="dxa" w:w="60"/>
+              <w:left w:type="dxa" w:w="90"/>
+              <w:bottom w:type="dxa" w:w="60"/>
+              <w:right w:type="dxa" w:w="90"/>
+            </w:tcMar>
+          </w:tcPr>
+          <w:p>
+            <w:pPr>
+              <w:spacing w:after="0" w:line="240"/>
+              <w:jc w:val="center"/>
+            </w:pPr>
+            <w:r>
+              <w:rPr>
+                <w:rFonts w:ascii="Times New Roman" w:cs="Times New Roman" w:eastAsia="Times New Roman" w:hAnsi="Times New Roman"/>
+                <w:b w:val="false"/>
+                <w:bCs w:val="false"/>
+                <w:sz w:val="18"/>
+                <w:szCs w:val="18"/>
+              </w:rPr>
+              <w:t xml:space="preserve">-7,815</w:t>
+            </w:r>
+          </w:p>
+        </w:tc>
+        <w:tc>
+          <w:tcPr>
+            <w:tcW w:type="dxa" w:w="1160"/>
+            <w:tcMar>
+              <w:top w:type="dxa" w:w="60"/>
+              <w:left w:type="dxa" w:w="90"/>
+              <w:bottom w:type="dxa" w:w="60"/>
+              <w:right w:type="dxa" w:w="90"/>
+            </w:tcMar>
+          </w:tcPr>
+          <w:p>
+            <w:pPr>
+              <w:spacing w:after="0" w:line="240"/>
+              <w:jc w:val="center"/>
+            </w:pPr>
+            <w:r>
+              <w:rPr>
+                <w:rFonts w:ascii="Times New Roman" w:cs="Times New Roman" w:eastAsia="Times New Roman" w:hAnsi="Times New Roman"/>
+                <w:b w:val="false"/>
+                <w:bCs w:val="false"/>
+                <w:sz w:val="18"/>
+                <w:szCs w:val="18"/>
+              </w:rPr>
+              <w:t xml:space="preserve">100,0%</w:t>
+            </w:r>
+          </w:p>
+        </w:tc>
+        <w:tc>
+          <w:tcPr>
+            <w:tcW w:type="dxa" w:w="770"/>
+            <w:tcMar>
+              <w:top w:type="dxa" w:w="60"/>
+              <w:left w:type="dxa" w:w="90"/>
+              <w:bottom w:type="dxa" w:w="60"/>
+              <w:right w:type="dxa" w:w="90"/>
+            </w:tcMar>
+          </w:tcPr>
+          <w:p>
+            <w:pPr>
+              <w:spacing w:after="0" w:line="240"/>
+              <w:jc w:val="center"/>
+            </w:pPr>
+            <w:r>
+              <w:rPr>
+                <w:rFonts w:ascii="Times New Roman" w:cs="Times New Roman" w:eastAsia="Times New Roman" w:hAnsi="Times New Roman"/>
+                <w:b w:val="false"/>
+                <w:bCs w:val="false"/>
+                <w:sz w:val="18"/>
+                <w:szCs w:val="18"/>
+              </w:rPr>
+              <w:t xml:space="preserve">= piso</w:t>
             </w:r>
           </w:p>
         </w:tc>
@@ -14468,7 +14681,7 @@
       <w:tr>
         <w:tc>
           <w:tcPr>
-            <w:tcW w:type="dxa" w:w="2700"/>
+            <w:tcW w:type="dxa" w:w="2620"/>
             <w:tcMar>
               <w:top w:type="dxa" w:w="60"/>
               <w:left w:type="dxa" w:w="90"/>
@@ -14495,7 +14708,7 @@
         </w:tc>
         <w:tc>
           <w:tcPr>
-            <w:tcW w:type="dxa" w:w="1220"/>
+            <w:tcW w:type="dxa" w:w="1180"/>
             <w:tcMar>
               <w:top w:type="dxa" w:w="60"/>
               <w:left w:type="dxa" w:w="90"/>
@@ -14522,7 +14735,7 @@
         </w:tc>
         <w:tc>
           <w:tcPr>
-            <w:tcW w:type="dxa" w:w="1220"/>
+            <w:tcW w:type="dxa" w:w="1180"/>
             <w:tcMar>
               <w:top w:type="dxa" w:w="60"/>
               <w:left w:type="dxa" w:w="90"/>
@@ -14549,82 +14762,109 @@
         </w:tc>
         <w:tc>
           <w:tcPr>
-            <w:tcW w:type="dxa" w:w="1120"/>
-            <w:tcMar>
-              <w:top w:type="dxa" w:w="60"/>
-              <w:left w:type="dxa" w:w="90"/>
-              <w:bottom w:type="dxa" w:w="60"/>
-              <w:right w:type="dxa" w:w="90"/>
-            </w:tcMar>
-          </w:tcPr>
-          <w:p>
-            <w:pPr>
-              <w:spacing w:after="0" w:line="240"/>
-              <w:jc w:val="center"/>
-            </w:pPr>
-            <w:r>
-              <w:rPr>
-                <w:rFonts w:ascii="Times New Roman" w:cs="Times New Roman" w:eastAsia="Times New Roman" w:hAnsi="Times New Roman"/>
-                <w:b w:val="false"/>
-                <w:bCs w:val="false"/>
-                <w:sz w:val="18"/>
-                <w:szCs w:val="18"/>
-              </w:rPr>
-              <w:t xml:space="preserve">−72,8%</w:t>
-            </w:r>
-          </w:p>
-        </w:tc>
-        <w:tc>
-          <w:tcPr>
-            <w:tcW w:type="dxa" w:w="1330"/>
-            <w:tcMar>
-              <w:top w:type="dxa" w:w="60"/>
-              <w:left w:type="dxa" w:w="90"/>
-              <w:bottom w:type="dxa" w:w="60"/>
-              <w:right w:type="dxa" w:w="90"/>
-            </w:tcMar>
-          </w:tcPr>
-          <w:p>
-            <w:pPr>
-              <w:spacing w:after="0" w:line="240"/>
-              <w:jc w:val="center"/>
-            </w:pPr>
-            <w:r>
-              <w:rPr>
-                <w:rFonts w:ascii="Times New Roman" w:cs="Times New Roman" w:eastAsia="Times New Roman" w:hAnsi="Times New Roman"/>
-                <w:b w:val="false"/>
-                <w:bCs w:val="false"/>
-                <w:sz w:val="18"/>
-                <w:szCs w:val="18"/>
-              </w:rPr>
-              <w:t xml:space="preserve">−2,046</w:t>
-            </w:r>
-          </w:p>
-        </w:tc>
-        <w:tc>
-          <w:tcPr>
-            <w:tcW w:type="dxa" w:w="1480"/>
-            <w:tcMar>
-              <w:top w:type="dxa" w:w="60"/>
-              <w:left w:type="dxa" w:w="90"/>
-              <w:bottom w:type="dxa" w:w="60"/>
-              <w:right w:type="dxa" w:w="90"/>
-            </w:tcMar>
-          </w:tcPr>
-          <w:p>
-            <w:pPr>
-              <w:spacing w:after="0" w:line="240"/>
-              <w:jc w:val="center"/>
-            </w:pPr>
-            <w:r>
-              <w:rPr>
-                <w:rFonts w:ascii="Times New Roman" w:cs="Times New Roman" w:eastAsia="Times New Roman" w:hAnsi="Times New Roman"/>
-                <w:b w:val="false"/>
-                <w:bCs w:val="false"/>
-                <w:sz w:val="18"/>
-                <w:szCs w:val="18"/>
-              </w:rPr>
-              <w:t xml:space="preserve">98,4%</w:t>
+            <w:tcW w:type="dxa" w:w="1080"/>
+            <w:tcMar>
+              <w:top w:type="dxa" w:w="60"/>
+              <w:left w:type="dxa" w:w="90"/>
+              <w:bottom w:type="dxa" w:w="60"/>
+              <w:right w:type="dxa" w:w="90"/>
+            </w:tcMar>
+          </w:tcPr>
+          <w:p>
+            <w:pPr>
+              <w:spacing w:after="0" w:line="240"/>
+              <w:jc w:val="center"/>
+            </w:pPr>
+            <w:r>
+              <w:rPr>
+                <w:rFonts w:ascii="Times New Roman" w:cs="Times New Roman" w:eastAsia="Times New Roman" w:hAnsi="Times New Roman"/>
+                <w:b w:val="false"/>
+                <w:bCs w:val="false"/>
+                <w:sz w:val="18"/>
+                <w:szCs w:val="18"/>
+              </w:rPr>
+              <w:t xml:space="preserve">-72,8%</w:t>
+            </w:r>
+          </w:p>
+        </w:tc>
+        <w:tc>
+          <w:tcPr>
+            <w:tcW w:type="dxa" w:w="1080"/>
+            <w:tcMar>
+              <w:top w:type="dxa" w:w="60"/>
+              <w:left w:type="dxa" w:w="90"/>
+              <w:bottom w:type="dxa" w:w="60"/>
+              <w:right w:type="dxa" w:w="90"/>
+            </w:tcMar>
+          </w:tcPr>
+          <w:p>
+            <w:pPr>
+              <w:spacing w:after="0" w:line="240"/>
+              <w:jc w:val="center"/>
+            </w:pPr>
+            <w:r>
+              <w:rPr>
+                <w:rFonts w:ascii="Times New Roman" w:cs="Times New Roman" w:eastAsia="Times New Roman" w:hAnsi="Times New Roman"/>
+                <w:b w:val="false"/>
+                <w:bCs w:val="false"/>
+                <w:sz w:val="18"/>
+                <w:szCs w:val="18"/>
+              </w:rPr>
+              <w:t xml:space="preserve">-6,726</w:t>
+            </w:r>
+          </w:p>
+        </w:tc>
+        <w:tc>
+          <w:tcPr>
+            <w:tcW w:type="dxa" w:w="1160"/>
+            <w:tcMar>
+              <w:top w:type="dxa" w:w="60"/>
+              <w:left w:type="dxa" w:w="90"/>
+              <w:bottom w:type="dxa" w:w="60"/>
+              <w:right w:type="dxa" w:w="90"/>
+            </w:tcMar>
+          </w:tcPr>
+          <w:p>
+            <w:pPr>
+              <w:spacing w:after="0" w:line="240"/>
+              <w:jc w:val="center"/>
+            </w:pPr>
+            <w:r>
+              <w:rPr>
+                <w:rFonts w:ascii="Times New Roman" w:cs="Times New Roman" w:eastAsia="Times New Roman" w:hAnsi="Times New Roman"/>
+                <w:b w:val="false"/>
+                <w:bCs w:val="false"/>
+                <w:sz w:val="18"/>
+                <w:szCs w:val="18"/>
+              </w:rPr>
+              <w:t xml:space="preserve">100,0%</w:t>
+            </w:r>
+          </w:p>
+        </w:tc>
+        <w:tc>
+          <w:tcPr>
+            <w:tcW w:type="dxa" w:w="770"/>
+            <w:tcMar>
+              <w:top w:type="dxa" w:w="60"/>
+              <w:left w:type="dxa" w:w="90"/>
+              <w:bottom w:type="dxa" w:w="60"/>
+              <w:right w:type="dxa" w:w="90"/>
+            </w:tcMar>
+          </w:tcPr>
+          <w:p>
+            <w:pPr>
+              <w:spacing w:after="0" w:line="240"/>
+              <w:jc w:val="center"/>
+            </w:pPr>
+            <w:r>
+              <w:rPr>
+                <w:rFonts w:ascii="Times New Roman" w:cs="Times New Roman" w:eastAsia="Times New Roman" w:hAnsi="Times New Roman"/>
+                <w:b w:val="false"/>
+                <w:bCs w:val="false"/>
+                <w:sz w:val="18"/>
+                <w:szCs w:val="18"/>
+              </w:rPr>
+              <w:t xml:space="preserve">= piso</w:t>
             </w:r>
           </w:p>
         </w:tc>
@@ -14632,7 +14872,7 @@
       <w:tr>
         <w:tc>
           <w:tcPr>
-            <w:tcW w:type="dxa" w:w="2700"/>
+            <w:tcW w:type="dxa" w:w="2620"/>
             <w:tcMar>
               <w:top w:type="dxa" w:w="60"/>
               <w:left w:type="dxa" w:w="90"/>
@@ -14659,7 +14899,7 @@
         </w:tc>
         <w:tc>
           <w:tcPr>
-            <w:tcW w:type="dxa" w:w="1220"/>
+            <w:tcW w:type="dxa" w:w="1180"/>
             <w:tcMar>
               <w:top w:type="dxa" w:w="60"/>
               <w:left w:type="dxa" w:w="90"/>
@@ -14686,7 +14926,7 @@
         </w:tc>
         <w:tc>
           <w:tcPr>
-            <w:tcW w:type="dxa" w:w="1220"/>
+            <w:tcW w:type="dxa" w:w="1180"/>
             <w:tcMar>
               <w:top w:type="dxa" w:w="60"/>
               <w:left w:type="dxa" w:w="90"/>
@@ -14713,61 +14953,61 @@
         </w:tc>
         <w:tc>
           <w:tcPr>
-            <w:tcW w:type="dxa" w:w="1120"/>
-            <w:tcMar>
-              <w:top w:type="dxa" w:w="60"/>
-              <w:left w:type="dxa" w:w="90"/>
-              <w:bottom w:type="dxa" w:w="60"/>
-              <w:right w:type="dxa" w:w="90"/>
-            </w:tcMar>
-          </w:tcPr>
-          <w:p>
-            <w:pPr>
-              <w:spacing w:after="0" w:line="240"/>
-              <w:jc w:val="center"/>
-            </w:pPr>
-            <w:r>
-              <w:rPr>
-                <w:rFonts w:ascii="Times New Roman" w:cs="Times New Roman" w:eastAsia="Times New Roman" w:hAnsi="Times New Roman"/>
-                <w:b w:val="false"/>
-                <w:bCs w:val="false"/>
-                <w:sz w:val="18"/>
-                <w:szCs w:val="18"/>
-              </w:rPr>
-              <w:t xml:space="preserve">−36,2%</w:t>
-            </w:r>
-          </w:p>
-        </w:tc>
-        <w:tc>
-          <w:tcPr>
-            <w:tcW w:type="dxa" w:w="1330"/>
-            <w:tcMar>
-              <w:top w:type="dxa" w:w="60"/>
-              <w:left w:type="dxa" w:w="90"/>
-              <w:bottom w:type="dxa" w:w="60"/>
-              <w:right w:type="dxa" w:w="90"/>
-            </w:tcMar>
-          </w:tcPr>
-          <w:p>
-            <w:pPr>
-              <w:spacing w:after="0" w:line="240"/>
-              <w:jc w:val="center"/>
-            </w:pPr>
-            <w:r>
-              <w:rPr>
-                <w:rFonts w:ascii="Times New Roman" w:cs="Times New Roman" w:eastAsia="Times New Roman" w:hAnsi="Times New Roman"/>
-                <w:b w:val="false"/>
-                <w:bCs w:val="false"/>
-                <w:sz w:val="18"/>
-                <w:szCs w:val="18"/>
-              </w:rPr>
-              <w:t xml:space="preserve">−1,988</w:t>
-            </w:r>
-          </w:p>
-        </w:tc>
-        <w:tc>
-          <w:tcPr>
-            <w:tcW w:type="dxa" w:w="1480"/>
+            <w:tcW w:type="dxa" w:w="1080"/>
+            <w:tcMar>
+              <w:top w:type="dxa" w:w="60"/>
+              <w:left w:type="dxa" w:w="90"/>
+              <w:bottom w:type="dxa" w:w="60"/>
+              <w:right w:type="dxa" w:w="90"/>
+            </w:tcMar>
+          </w:tcPr>
+          <w:p>
+            <w:pPr>
+              <w:spacing w:after="0" w:line="240"/>
+              <w:jc w:val="center"/>
+            </w:pPr>
+            <w:r>
+              <w:rPr>
+                <w:rFonts w:ascii="Times New Roman" w:cs="Times New Roman" w:eastAsia="Times New Roman" w:hAnsi="Times New Roman"/>
+                <w:b w:val="false"/>
+                <w:bCs w:val="false"/>
+                <w:sz w:val="18"/>
+                <w:szCs w:val="18"/>
+              </w:rPr>
+              <w:t xml:space="preserve">-36,2%</w:t>
+            </w:r>
+          </w:p>
+        </w:tc>
+        <w:tc>
+          <w:tcPr>
+            <w:tcW w:type="dxa" w:w="1080"/>
+            <w:tcMar>
+              <w:top w:type="dxa" w:w="60"/>
+              <w:left w:type="dxa" w:w="90"/>
+              <w:bottom w:type="dxa" w:w="60"/>
+              <w:right w:type="dxa" w:w="90"/>
+            </w:tcMar>
+          </w:tcPr>
+          <w:p>
+            <w:pPr>
+              <w:spacing w:after="0" w:line="240"/>
+              <w:jc w:val="center"/>
+            </w:pPr>
+            <w:r>
+              <w:rPr>
+                <w:rFonts w:ascii="Times New Roman" w:cs="Times New Roman" w:eastAsia="Times New Roman" w:hAnsi="Times New Roman"/>
+                <w:b w:val="false"/>
+                <w:bCs w:val="false"/>
+                <w:sz w:val="18"/>
+                <w:szCs w:val="18"/>
+              </w:rPr>
+              <w:t xml:space="preserve">-5,546</w:t>
+            </w:r>
+          </w:p>
+        </w:tc>
+        <w:tc>
+          <w:tcPr>
+            <w:tcW w:type="dxa" w:w="1160"/>
             <w:tcMar>
               <w:top w:type="dxa" w:w="60"/>
               <w:left w:type="dxa" w:w="90"/>
@@ -14789,6 +15029,33 @@
                 <w:szCs w:val="18"/>
               </w:rPr>
               <w:t xml:space="preserve">100,0%</w:t>
+            </w:r>
+          </w:p>
+        </w:tc>
+        <w:tc>
+          <w:tcPr>
+            <w:tcW w:type="dxa" w:w="770"/>
+            <w:tcMar>
+              <w:top w:type="dxa" w:w="60"/>
+              <w:left w:type="dxa" w:w="90"/>
+              <w:bottom w:type="dxa" w:w="60"/>
+              <w:right w:type="dxa" w:w="90"/>
+            </w:tcMar>
+          </w:tcPr>
+          <w:p>
+            <w:pPr>
+              <w:spacing w:after="0" w:line="240"/>
+              <w:jc w:val="center"/>
+            </w:pPr>
+            <w:r>
+              <w:rPr>
+                <w:rFonts w:ascii="Times New Roman" w:cs="Times New Roman" w:eastAsia="Times New Roman" w:hAnsi="Times New Roman"/>
+                <w:b w:val="false"/>
+                <w:bCs w:val="false"/>
+                <w:sz w:val="18"/>
+                <w:szCs w:val="18"/>
+              </w:rPr>
+              <w:t xml:space="preserve">= piso</w:t>
             </w:r>
           </w:p>
         </w:tc>
@@ -14796,7 +15063,7 @@
       <w:tr>
         <w:tc>
           <w:tcPr>
-            <w:tcW w:type="dxa" w:w="2700"/>
+            <w:tcW w:type="dxa" w:w="2620"/>
             <w:tcMar>
               <w:top w:type="dxa" w:w="60"/>
               <w:left w:type="dxa" w:w="90"/>
@@ -14817,13 +15084,13 @@
                 <w:sz w:val="18"/>
                 <w:szCs w:val="18"/>
               </w:rPr>
-              <w:t xml:space="preserve">Ocupação E_total (fração do esforço em trabalho produtivo)</w:t>
-            </w:r>
-          </w:p>
-        </w:tc>
-        <w:tc>
-          <w:tcPr>
-            <w:tcW w:type="dxa" w:w="1220"/>
+              <w:t xml:space="preserve">Ocupação E_total</w:t>
+            </w:r>
+          </w:p>
+        </w:tc>
+        <w:tc>
+          <w:tcPr>
+            <w:tcW w:type="dxa" w:w="1180"/>
             <w:tcMar>
               <w:top w:type="dxa" w:w="60"/>
               <w:left w:type="dxa" w:w="90"/>
@@ -14850,7 +15117,7 @@
         </w:tc>
         <w:tc>
           <w:tcPr>
-            <w:tcW w:type="dxa" w:w="1220"/>
+            <w:tcW w:type="dxa" w:w="1180"/>
             <w:tcMar>
               <w:top w:type="dxa" w:w="60"/>
               <w:left w:type="dxa" w:w="90"/>
@@ -14877,82 +15144,109 @@
         </w:tc>
         <w:tc>
           <w:tcPr>
-            <w:tcW w:type="dxa" w:w="1120"/>
-            <w:tcMar>
-              <w:top w:type="dxa" w:w="60"/>
-              <w:left w:type="dxa" w:w="90"/>
-              <w:bottom w:type="dxa" w:w="60"/>
-              <w:right w:type="dxa" w:w="90"/>
-            </w:tcMar>
-          </w:tcPr>
-          <w:p>
-            <w:pPr>
-              <w:spacing w:after="0" w:line="240"/>
-              <w:jc w:val="center"/>
-            </w:pPr>
-            <w:r>
-              <w:rPr>
-                <w:rFonts w:ascii="Times New Roman" w:cs="Times New Roman" w:eastAsia="Times New Roman" w:hAnsi="Times New Roman"/>
-                <w:b w:val="false"/>
-                <w:bCs w:val="false"/>
-                <w:sz w:val="18"/>
-                <w:szCs w:val="18"/>
-              </w:rPr>
-              <w:t xml:space="preserve">+13,3%</w:t>
-            </w:r>
-          </w:p>
-        </w:tc>
-        <w:tc>
-          <w:tcPr>
-            <w:tcW w:type="dxa" w:w="1330"/>
-            <w:tcMar>
-              <w:top w:type="dxa" w:w="60"/>
-              <w:left w:type="dxa" w:w="90"/>
-              <w:bottom w:type="dxa" w:w="60"/>
-              <w:right w:type="dxa" w:w="90"/>
-            </w:tcMar>
-          </w:tcPr>
-          <w:p>
-            <w:pPr>
-              <w:spacing w:after="0" w:line="240"/>
-              <w:jc w:val="center"/>
-            </w:pPr>
-            <w:r>
-              <w:rPr>
-                <w:rFonts w:ascii="Times New Roman" w:cs="Times New Roman" w:eastAsia="Times New Roman" w:hAnsi="Times New Roman"/>
-                <w:b w:val="false"/>
-                <w:bCs w:val="false"/>
-                <w:sz w:val="18"/>
-                <w:szCs w:val="18"/>
-              </w:rPr>
-              <w:t xml:space="preserve">+1,901</w:t>
-            </w:r>
-          </w:p>
-        </w:tc>
-        <w:tc>
-          <w:tcPr>
-            <w:tcW w:type="dxa" w:w="1480"/>
-            <w:tcMar>
-              <w:top w:type="dxa" w:w="60"/>
-              <w:left w:type="dxa" w:w="90"/>
-              <w:bottom w:type="dxa" w:w="60"/>
-              <w:right w:type="dxa" w:w="90"/>
-            </w:tcMar>
-          </w:tcPr>
-          <w:p>
-            <w:pPr>
-              <w:spacing w:after="0" w:line="240"/>
-              <w:jc w:val="center"/>
-            </w:pPr>
-            <w:r>
-              <w:rPr>
-                <w:rFonts w:ascii="Times New Roman" w:cs="Times New Roman" w:eastAsia="Times New Roman" w:hAnsi="Times New Roman"/>
-                <w:b w:val="false"/>
-                <w:bCs w:val="false"/>
-                <w:sz w:val="18"/>
-                <w:szCs w:val="18"/>
-              </w:rPr>
-              <w:t xml:space="preserve">97,4%</w:t>
+            <w:tcW w:type="dxa" w:w="1080"/>
+            <w:tcMar>
+              <w:top w:type="dxa" w:w="60"/>
+              <w:left w:type="dxa" w:w="90"/>
+              <w:bottom w:type="dxa" w:w="60"/>
+              <w:right w:type="dxa" w:w="90"/>
+            </w:tcMar>
+          </w:tcPr>
+          <w:p>
+            <w:pPr>
+              <w:spacing w:after="0" w:line="240"/>
+              <w:jc w:val="center"/>
+            </w:pPr>
+            <w:r>
+              <w:rPr>
+                <w:rFonts w:ascii="Times New Roman" w:cs="Times New Roman" w:eastAsia="Times New Roman" w:hAnsi="Times New Roman"/>
+                <w:b w:val="false"/>
+                <w:bCs w:val="false"/>
+                <w:sz w:val="18"/>
+                <w:szCs w:val="18"/>
+              </w:rPr>
+              <w:t xml:space="preserve">13,3%</w:t>
+            </w:r>
+          </w:p>
+        </w:tc>
+        <w:tc>
+          <w:tcPr>
+            <w:tcW w:type="dxa" w:w="1080"/>
+            <w:tcMar>
+              <w:top w:type="dxa" w:w="60"/>
+              <w:left w:type="dxa" w:w="90"/>
+              <w:bottom w:type="dxa" w:w="60"/>
+              <w:right w:type="dxa" w:w="90"/>
+            </w:tcMar>
+          </w:tcPr>
+          <w:p>
+            <w:pPr>
+              <w:spacing w:after="0" w:line="240"/>
+              <w:jc w:val="center"/>
+            </w:pPr>
+            <w:r>
+              <w:rPr>
+                <w:rFonts w:ascii="Times New Roman" w:cs="Times New Roman" w:eastAsia="Times New Roman" w:hAnsi="Times New Roman"/>
+                <w:b w:val="false"/>
+                <w:bCs w:val="false"/>
+                <w:sz w:val="18"/>
+                <w:szCs w:val="18"/>
+              </w:rPr>
+              <w:t xml:space="preserve">3,752</w:t>
+            </w:r>
+          </w:p>
+        </w:tc>
+        <w:tc>
+          <w:tcPr>
+            <w:tcW w:type="dxa" w:w="1160"/>
+            <w:tcMar>
+              <w:top w:type="dxa" w:w="60"/>
+              <w:left w:type="dxa" w:w="90"/>
+              <w:bottom w:type="dxa" w:w="60"/>
+              <w:right w:type="dxa" w:w="90"/>
+            </w:tcMar>
+          </w:tcPr>
+          <w:p>
+            <w:pPr>
+              <w:spacing w:after="0" w:line="240"/>
+              <w:jc w:val="center"/>
+            </w:pPr>
+            <w:r>
+              <w:rPr>
+                <w:rFonts w:ascii="Times New Roman" w:cs="Times New Roman" w:eastAsia="Times New Roman" w:hAnsi="Times New Roman"/>
+                <w:b w:val="false"/>
+                <w:bCs w:val="false"/>
+                <w:sz w:val="18"/>
+                <w:szCs w:val="18"/>
+              </w:rPr>
+              <w:t xml:space="preserve">100,0%</w:t>
+            </w:r>
+          </w:p>
+        </w:tc>
+        <w:tc>
+          <w:tcPr>
+            <w:tcW w:type="dxa" w:w="770"/>
+            <w:tcMar>
+              <w:top w:type="dxa" w:w="60"/>
+              <w:left w:type="dxa" w:w="90"/>
+              <w:bottom w:type="dxa" w:w="60"/>
+              <w:right w:type="dxa" w:w="90"/>
+            </w:tcMar>
+          </w:tcPr>
+          <w:p>
+            <w:pPr>
+              <w:spacing w:after="0" w:line="240"/>
+              <w:jc w:val="center"/>
+            </w:pPr>
+            <w:r>
+              <w:rPr>
+                <w:rFonts w:ascii="Times New Roman" w:cs="Times New Roman" w:eastAsia="Times New Roman" w:hAnsi="Times New Roman"/>
+                <w:b w:val="false"/>
+                <w:bCs w:val="false"/>
+                <w:sz w:val="18"/>
+                <w:szCs w:val="18"/>
+              </w:rPr>
+              <w:t xml:space="preserve">= piso</w:t>
             </w:r>
           </w:p>
         </w:tc>
@@ -14960,7 +15254,7 @@
       <w:tr>
         <w:tc>
           <w:tcPr>
-            <w:tcW w:type="dxa" w:w="2700"/>
+            <w:tcW w:type="dxa" w:w="2620"/>
             <w:tcMar>
               <w:top w:type="dxa" w:w="60"/>
               <w:left w:type="dxa" w:w="90"/>
@@ -14981,13 +15275,13 @@
                 <w:sz w:val="18"/>
                 <w:szCs w:val="18"/>
               </w:rPr>
-              <w:t xml:space="preserve">Retrabalho pago sobre o plano</w:t>
-            </w:r>
-          </w:p>
-        </w:tc>
-        <w:tc>
-          <w:tcPr>
-            <w:tcW w:type="dxa" w:w="1220"/>
+              <w:t xml:space="preserve">Esforço de retrabalho sobre o plano</w:t>
+            </w:r>
+          </w:p>
+        </w:tc>
+        <w:tc>
+          <w:tcPr>
+            <w:tcW w:type="dxa" w:w="1180"/>
             <w:tcMar>
               <w:top w:type="dxa" w:w="60"/>
               <w:left w:type="dxa" w:w="90"/>
@@ -15014,7 +15308,7 @@
         </w:tc>
         <w:tc>
           <w:tcPr>
-            <w:tcW w:type="dxa" w:w="1220"/>
+            <w:tcW w:type="dxa" w:w="1180"/>
             <w:tcMar>
               <w:top w:type="dxa" w:w="60"/>
               <w:left w:type="dxa" w:w="90"/>
@@ -15041,82 +15335,109 @@
         </w:tc>
         <w:tc>
           <w:tcPr>
-            <w:tcW w:type="dxa" w:w="1120"/>
-            <w:tcMar>
-              <w:top w:type="dxa" w:w="60"/>
-              <w:left w:type="dxa" w:w="90"/>
-              <w:bottom w:type="dxa" w:w="60"/>
-              <w:right w:type="dxa" w:w="90"/>
-            </w:tcMar>
-          </w:tcPr>
-          <w:p>
-            <w:pPr>
-              <w:spacing w:after="0" w:line="240"/>
-              <w:jc w:val="center"/>
-            </w:pPr>
-            <w:r>
-              <w:rPr>
-                <w:rFonts w:ascii="Times New Roman" w:cs="Times New Roman" w:eastAsia="Times New Roman" w:hAnsi="Times New Roman"/>
-                <w:b w:val="false"/>
-                <w:bCs w:val="false"/>
-                <w:sz w:val="18"/>
-                <w:szCs w:val="18"/>
-              </w:rPr>
-              <w:t xml:space="preserve">−23,9%</w:t>
-            </w:r>
-          </w:p>
-        </w:tc>
-        <w:tc>
-          <w:tcPr>
-            <w:tcW w:type="dxa" w:w="1330"/>
-            <w:tcMar>
-              <w:top w:type="dxa" w:w="60"/>
-              <w:left w:type="dxa" w:w="90"/>
-              <w:bottom w:type="dxa" w:w="60"/>
-              <w:right w:type="dxa" w:w="90"/>
-            </w:tcMar>
-          </w:tcPr>
-          <w:p>
-            <w:pPr>
-              <w:spacing w:after="0" w:line="240"/>
-              <w:jc w:val="center"/>
-            </w:pPr>
-            <w:r>
-              <w:rPr>
-                <w:rFonts w:ascii="Times New Roman" w:cs="Times New Roman" w:eastAsia="Times New Roman" w:hAnsi="Times New Roman"/>
-                <w:b w:val="false"/>
-                <w:bCs w:val="false"/>
-                <w:sz w:val="18"/>
-                <w:szCs w:val="18"/>
-              </w:rPr>
-              <w:t xml:space="preserve">−0,729</w:t>
-            </w:r>
-          </w:p>
-        </w:tc>
-        <w:tc>
-          <w:tcPr>
-            <w:tcW w:type="dxa" w:w="1480"/>
-            <w:tcMar>
-              <w:top w:type="dxa" w:w="60"/>
-              <w:left w:type="dxa" w:w="90"/>
-              <w:bottom w:type="dxa" w:w="60"/>
-              <w:right w:type="dxa" w:w="90"/>
-            </w:tcMar>
-          </w:tcPr>
-          <w:p>
-            <w:pPr>
-              <w:spacing w:after="0" w:line="240"/>
-              <w:jc w:val="center"/>
-            </w:pPr>
-            <w:r>
-              <w:rPr>
-                <w:rFonts w:ascii="Times New Roman" w:cs="Times New Roman" w:eastAsia="Times New Roman" w:hAnsi="Times New Roman"/>
-                <w:b w:val="false"/>
-                <w:bCs w:val="false"/>
-                <w:sz w:val="18"/>
-                <w:szCs w:val="18"/>
-              </w:rPr>
-              <w:t xml:space="preserve">77,1%</w:t>
+            <w:tcW w:type="dxa" w:w="1080"/>
+            <w:tcMar>
+              <w:top w:type="dxa" w:w="60"/>
+              <w:left w:type="dxa" w:w="90"/>
+              <w:bottom w:type="dxa" w:w="60"/>
+              <w:right w:type="dxa" w:w="90"/>
+            </w:tcMar>
+          </w:tcPr>
+          <w:p>
+            <w:pPr>
+              <w:spacing w:after="0" w:line="240"/>
+              <w:jc w:val="center"/>
+            </w:pPr>
+            <w:r>
+              <w:rPr>
+                <w:rFonts w:ascii="Times New Roman" w:cs="Times New Roman" w:eastAsia="Times New Roman" w:hAnsi="Times New Roman"/>
+                <w:b w:val="false"/>
+                <w:bCs w:val="false"/>
+                <w:sz w:val="18"/>
+                <w:szCs w:val="18"/>
+              </w:rPr>
+              <w:t xml:space="preserve">-23,9%</w:t>
+            </w:r>
+          </w:p>
+        </w:tc>
+        <w:tc>
+          <w:tcPr>
+            <w:tcW w:type="dxa" w:w="1080"/>
+            <w:tcMar>
+              <w:top w:type="dxa" w:w="60"/>
+              <w:left w:type="dxa" w:w="90"/>
+              <w:bottom w:type="dxa" w:w="60"/>
+              <w:right w:type="dxa" w:w="90"/>
+            </w:tcMar>
+          </w:tcPr>
+          <w:p>
+            <w:pPr>
+              <w:spacing w:after="0" w:line="240"/>
+              <w:jc w:val="center"/>
+            </w:pPr>
+            <w:r>
+              <w:rPr>
+                <w:rFonts w:ascii="Times New Roman" w:cs="Times New Roman" w:eastAsia="Times New Roman" w:hAnsi="Times New Roman"/>
+                <w:b w:val="false"/>
+                <w:bCs w:val="false"/>
+                <w:sz w:val="18"/>
+                <w:szCs w:val="18"/>
+              </w:rPr>
+              <w:t xml:space="preserve">-3,074</w:t>
+            </w:r>
+          </w:p>
+        </w:tc>
+        <w:tc>
+          <w:tcPr>
+            <w:tcW w:type="dxa" w:w="1160"/>
+            <w:tcMar>
+              <w:top w:type="dxa" w:w="60"/>
+              <w:left w:type="dxa" w:w="90"/>
+              <w:bottom w:type="dxa" w:w="60"/>
+              <w:right w:type="dxa" w:w="90"/>
+            </w:tcMar>
+          </w:tcPr>
+          <w:p>
+            <w:pPr>
+              <w:spacing w:after="0" w:line="240"/>
+              <w:jc w:val="center"/>
+            </w:pPr>
+            <w:r>
+              <w:rPr>
+                <w:rFonts w:ascii="Times New Roman" w:cs="Times New Roman" w:eastAsia="Times New Roman" w:hAnsi="Times New Roman"/>
+                <w:b w:val="false"/>
+                <w:bCs w:val="false"/>
+                <w:sz w:val="18"/>
+                <w:szCs w:val="18"/>
+              </w:rPr>
+              <w:t xml:space="preserve">100,0%</w:t>
+            </w:r>
+          </w:p>
+        </w:tc>
+        <w:tc>
+          <w:tcPr>
+            <w:tcW w:type="dxa" w:w="770"/>
+            <w:tcMar>
+              <w:top w:type="dxa" w:w="60"/>
+              <w:left w:type="dxa" w:w="90"/>
+              <w:bottom w:type="dxa" w:w="60"/>
+              <w:right w:type="dxa" w:w="90"/>
+            </w:tcMar>
+          </w:tcPr>
+          <w:p>
+            <w:pPr>
+              <w:spacing w:after="0" w:line="240"/>
+              <w:jc w:val="center"/>
+            </w:pPr>
+            <w:r>
+              <w:rPr>
+                <w:rFonts w:ascii="Times New Roman" w:cs="Times New Roman" w:eastAsia="Times New Roman" w:hAnsi="Times New Roman"/>
+                <w:b w:val="false"/>
+                <w:bCs w:val="false"/>
+                <w:sz w:val="18"/>
+                <w:szCs w:val="18"/>
+              </w:rPr>
+              <w:t xml:space="preserve">= piso</w:t>
             </w:r>
           </w:p>
         </w:tc>
@@ -15124,7 +15445,7 @@
       <w:tr>
         <w:tc>
           <w:tcPr>
-            <w:tcW w:type="dxa" w:w="2700"/>
+            <w:tcW w:type="dxa" w:w="2620"/>
             <w:tcMar>
               <w:top w:type="dxa" w:w="60"/>
               <w:left w:type="dxa" w:w="90"/>
@@ -15151,7 +15472,7 @@
         </w:tc>
         <w:tc>
           <w:tcPr>
-            <w:tcW w:type="dxa" w:w="1220"/>
+            <w:tcW w:type="dxa" w:w="1180"/>
             <w:tcMar>
               <w:top w:type="dxa" w:w="60"/>
               <w:left w:type="dxa" w:w="90"/>
@@ -15178,7 +15499,7 @@
         </w:tc>
         <w:tc>
           <w:tcPr>
-            <w:tcW w:type="dxa" w:w="1220"/>
+            <w:tcW w:type="dxa" w:w="1180"/>
             <w:tcMar>
               <w:top w:type="dxa" w:w="60"/>
               <w:left w:type="dxa" w:w="90"/>
@@ -15205,82 +15526,109 @@
         </w:tc>
         <w:tc>
           <w:tcPr>
-            <w:tcW w:type="dxa" w:w="1120"/>
-            <w:tcMar>
-              <w:top w:type="dxa" w:w="60"/>
-              <w:left w:type="dxa" w:w="90"/>
-              <w:bottom w:type="dxa" w:w="60"/>
-              <w:right w:type="dxa" w:w="90"/>
-            </w:tcMar>
-          </w:tcPr>
-          <w:p>
-            <w:pPr>
-              <w:spacing w:after="0" w:line="240"/>
-              <w:jc w:val="center"/>
-            </w:pPr>
-            <w:r>
-              <w:rPr>
-                <w:rFonts w:ascii="Times New Roman" w:cs="Times New Roman" w:eastAsia="Times New Roman" w:hAnsi="Times New Roman"/>
-                <w:b w:val="false"/>
-                <w:bCs w:val="false"/>
-                <w:sz w:val="18"/>
-                <w:szCs w:val="18"/>
-              </w:rPr>
-              <w:t xml:space="preserve">+9,9%</w:t>
-            </w:r>
-          </w:p>
-        </w:tc>
-        <w:tc>
-          <w:tcPr>
-            <w:tcW w:type="dxa" w:w="1330"/>
-            <w:tcMar>
-              <w:top w:type="dxa" w:w="60"/>
-              <w:left w:type="dxa" w:w="90"/>
-              <w:bottom w:type="dxa" w:w="60"/>
-              <w:right w:type="dxa" w:w="90"/>
-            </w:tcMar>
-          </w:tcPr>
-          <w:p>
-            <w:pPr>
-              <w:spacing w:after="0" w:line="240"/>
-              <w:jc w:val="center"/>
-            </w:pPr>
-            <w:r>
-              <w:rPr>
-                <w:rFonts w:ascii="Times New Roman" w:cs="Times New Roman" w:eastAsia="Times New Roman" w:hAnsi="Times New Roman"/>
-                <w:b w:val="false"/>
-                <w:bCs w:val="false"/>
-                <w:sz w:val="18"/>
-                <w:szCs w:val="18"/>
-              </w:rPr>
-              <w:t xml:space="preserve">+0,288</w:t>
-            </w:r>
-          </w:p>
-        </w:tc>
-        <w:tc>
-          <w:tcPr>
-            <w:tcW w:type="dxa" w:w="1480"/>
-            <w:tcMar>
-              <w:top w:type="dxa" w:w="60"/>
-              <w:left w:type="dxa" w:w="90"/>
-              <w:bottom w:type="dxa" w:w="60"/>
-              <w:right w:type="dxa" w:w="90"/>
-            </w:tcMar>
-          </w:tcPr>
-          <w:p>
-            <w:pPr>
-              <w:spacing w:after="0" w:line="240"/>
-              <w:jc w:val="center"/>
-            </w:pPr>
-            <w:r>
-              <w:rPr>
-                <w:rFonts w:ascii="Times New Roman" w:cs="Times New Roman" w:eastAsia="Times New Roman" w:hAnsi="Times New Roman"/>
-                <w:b w:val="false"/>
-                <w:bCs w:val="false"/>
-                <w:sz w:val="18"/>
-                <w:szCs w:val="18"/>
-              </w:rPr>
-              <w:t xml:space="preserve">39,6%</w:t>
+            <w:tcW w:type="dxa" w:w="1080"/>
+            <w:tcMar>
+              <w:top w:type="dxa" w:w="60"/>
+              <w:left w:type="dxa" w:w="90"/>
+              <w:bottom w:type="dxa" w:w="60"/>
+              <w:right w:type="dxa" w:w="90"/>
+            </w:tcMar>
+          </w:tcPr>
+          <w:p>
+            <w:pPr>
+              <w:spacing w:after="0" w:line="240"/>
+              <w:jc w:val="center"/>
+            </w:pPr>
+            <w:r>
+              <w:rPr>
+                <w:rFonts w:ascii="Times New Roman" w:cs="Times New Roman" w:eastAsia="Times New Roman" w:hAnsi="Times New Roman"/>
+                <w:b w:val="false"/>
+                <w:bCs w:val="false"/>
+                <w:sz w:val="18"/>
+                <w:szCs w:val="18"/>
+              </w:rPr>
+              <w:t xml:space="preserve">9,9%</w:t>
+            </w:r>
+          </w:p>
+        </w:tc>
+        <w:tc>
+          <w:tcPr>
+            <w:tcW w:type="dxa" w:w="1080"/>
+            <w:tcMar>
+              <w:top w:type="dxa" w:w="60"/>
+              <w:left w:type="dxa" w:w="90"/>
+              <w:bottom w:type="dxa" w:w="60"/>
+              <w:right w:type="dxa" w:w="90"/>
+            </w:tcMar>
+          </w:tcPr>
+          <w:p>
+            <w:pPr>
+              <w:spacing w:after="0" w:line="240"/>
+              <w:jc w:val="center"/>
+            </w:pPr>
+            <w:r>
+              <w:rPr>
+                <w:rFonts w:ascii="Times New Roman" w:cs="Times New Roman" w:eastAsia="Times New Roman" w:hAnsi="Times New Roman"/>
+                <w:b w:val="false"/>
+                <w:bCs w:val="false"/>
+                <w:sz w:val="18"/>
+                <w:szCs w:val="18"/>
+              </w:rPr>
+              <w:t xml:space="preserve">1,285</w:t>
+            </w:r>
+          </w:p>
+        </w:tc>
+        <w:tc>
+          <w:tcPr>
+            <w:tcW w:type="dxa" w:w="1160"/>
+            <w:tcMar>
+              <w:top w:type="dxa" w:w="60"/>
+              <w:left w:type="dxa" w:w="90"/>
+              <w:bottom w:type="dxa" w:w="60"/>
+              <w:right w:type="dxa" w:w="90"/>
+            </w:tcMar>
+          </w:tcPr>
+          <w:p>
+            <w:pPr>
+              <w:spacing w:after="0" w:line="240"/>
+              <w:jc w:val="center"/>
+            </w:pPr>
+            <w:r>
+              <w:rPr>
+                <w:rFonts w:ascii="Times New Roman" w:cs="Times New Roman" w:eastAsia="Times New Roman" w:hAnsi="Times New Roman"/>
+                <w:b w:val="false"/>
+                <w:bCs w:val="false"/>
+                <w:sz w:val="18"/>
+                <w:szCs w:val="18"/>
+              </w:rPr>
+              <w:t xml:space="preserve">6,2%</w:t>
+            </w:r>
+          </w:p>
+        </w:tc>
+        <w:tc>
+          <w:tcPr>
+            <w:tcW w:type="dxa" w:w="770"/>
+            <w:tcMar>
+              <w:top w:type="dxa" w:w="60"/>
+              <w:left w:type="dxa" w:w="90"/>
+              <w:bottom w:type="dxa" w:w="60"/>
+              <w:right w:type="dxa" w:w="90"/>
+            </w:tcMar>
+          </w:tcPr>
+          <w:p>
+            <w:pPr>
+              <w:spacing w:after="0" w:line="240"/>
+              <w:jc w:val="center"/>
+            </w:pPr>
+            <w:r>
+              <w:rPr>
+                <w:rFonts w:ascii="Times New Roman" w:cs="Times New Roman" w:eastAsia="Times New Roman" w:hAnsi="Times New Roman"/>
+                <w:b w:val="false"/>
+                <w:bCs w:val="false"/>
+                <w:sz w:val="18"/>
+                <w:szCs w:val="18"/>
+              </w:rPr>
+              <w:t xml:space="preserve">0,00009</w:t>
             </w:r>
           </w:p>
         </w:tc>
@@ -15297,7 +15645,150 @@
           <w:sz w:val="20"/>
           <w:szCs w:val="20"/>
         </w:rPr>
-        <w:t xml:space="preserve">Fonte: Dados da pesquisa (2026). A última linha é métrica de diagnóstico, discutida adiante. Os valores-p do teste de Wilcoxon não são reportados nesta tabela porque a unidade de pareamento adotada é a combinação de instância e semente — ver a ressalva de pseudorreplicação a seguir.</w:t>
+        <w:t xml:space="preserve">Fonte: Dados da pesquisa (2026). Dezesseis instâncias, cada uma com a média das suas doze sementes. “= piso” indica que o valor-p atingiu 3,05 × 10⁻⁵, o menor possível com dezesseis pares. A última linha é métrica de diagnóstico, discutida adiante.</w:t>
+      </w:r>
+    </w:p>
+    <w:p>
+      <w:pPr>
+        <w:spacing w:after="120" w:line="360"/>
+        <w:ind w:firstLine="708"/>
+        <w:jc w:val="both"/>
+      </w:pPr>
+      <w:r>
+        <w:rPr>
+          <w:rFonts w:ascii="Times New Roman" w:cs="Times New Roman" w:eastAsia="Times New Roman" w:hAnsi="Times New Roman"/>
+          <w:b/>
+          <w:bCs/>
+          <w:i w:val="false"/>
+          <w:iCs w:val="false"/>
+          <w:sz w:val="24"/>
+          <w:szCs w:val="24"/>
+        </w:rPr>
+        <w:t xml:space="preserve">O atraso depende da definição de conclusão. </w:t>
+      </w:r>
+      <w:r>
+        <w:rPr>
+          <w:rFonts w:ascii="Times New Roman" w:cs="Times New Roman" w:eastAsia="Times New Roman" w:hAnsi="Times New Roman"/>
+          <w:b w:val="false"/>
+          <w:bCs w:val="false"/>
+          <w:i w:val="false"/>
+          <w:iCs w:val="false"/>
+          <w:sz w:val="24"/>
+          <w:szCs w:val="24"/>
+        </w:rPr>
+        <w:t xml:space="preserve">O laço de simulação só encerra quando, além de todas as tarefas concluídas, a dívida oculta pendente foi integralmente detectada. O makespan aqui reportado inclui, portanto, uma cauda posterior à conclusão da última tarefa, durante a qual nenhuma tarefa está ativa e o projeto apenas aguarda que a dívida aflore. Essa cauda é maior no arranjo centralizado, que acumula mais dívida oculta e a detecta com probabilidade menor. Em consequência, a magnitude do contraste de atraso é condicionada à definição operacional de conclusão adotada, e não é independente dela: medido até a conclusão da última tarefa, e não até a quitação da dívida, o contraste seria menor. As duas definições são legítimas e medem coisas diferentes — prazo até entregar e prazo até estabilizar —, e apenas a segunda está implementada. Quantificar a alternativa exige alterar a condição de parada, o que não foi feito nesta entrega; a comparação entre as duas medidas está registrada como pendência. O sinal do efeito não está em questão: o arranjo adaptativo conclui antes sob a definição adotada, e a cauda que a definição acrescenta é maior justamente no arranjo que já era o mais lento.</w:t>
+      </w:r>
+    </w:p>
+    <w:p>
+      <w:pPr>
+        <w:spacing w:after="120" w:line="360"/>
+        <w:ind w:firstLine="708"/>
+        <w:jc w:val="both"/>
+      </w:pPr>
+      <w:r>
+        <w:rPr>
+          <w:rFonts w:ascii="Times New Roman" w:cs="Times New Roman" w:eastAsia="Times New Roman" w:hAnsi="Times New Roman"/>
+          <w:b w:val="false"/>
+          <w:bCs w:val="false"/>
+          <w:i w:val="false"/>
+          <w:iCs w:val="false"/>
+          <w:sz w:val="24"/>
+          <w:szCs w:val="24"/>
+        </w:rPr>
+        <w:t xml:space="preserve">O arranjo adaptativo supera o centralizado em todos os indicadores substantivos, em dezesseis de dezesseis instâncias, com tamanhos de efeito grandes. A leitura mecanística — a de que o arranjo adaptativo, ao converter defeito oculto em retrabalho visível e imediato, impede o acúmulo de dívida técnica que no arranjo centralizado retorna adiante sob pressão de prazo — é compatível com estes números, mas não decorre deles: os dois arranjos diferem em quatro parâmetros ao mesmo tempo, e enquanto variarem juntos a comparação mede o pacote e não um mecanismo. A Seção 2.9 executa a ablação que separa as parcelas, e o resultado obriga a qualificar parte desta leitura.</w:t>
+      </w:r>
+    </w:p>
+    <w:p>
+      <w:pPr>
+        <w:spacing w:after="120" w:line="360"/>
+        <w:ind w:firstLine="708"/>
+        <w:jc w:val="both"/>
+      </w:pPr>
+      <w:r>
+        <w:rPr>
+          <w:rFonts w:ascii="Times New Roman" w:cs="Times New Roman" w:eastAsia="Times New Roman" w:hAnsi="Times New Roman"/>
+          <w:b/>
+          <w:bCs/>
+          <w:i w:val="false"/>
+          <w:iCs w:val="false"/>
+          <w:sz w:val="24"/>
+          <w:szCs w:val="24"/>
+        </w:rPr>
+        <w:t xml:space="preserve">A unidade de inferência é a instância, e não a semente. </w:t>
+      </w:r>
+      <w:r>
+        <w:rPr>
+          <w:rFonts w:ascii="Times New Roman" w:cs="Times New Roman" w:eastAsia="Times New Roman" w:hAnsi="Times New Roman"/>
+          <w:b w:val="false"/>
+          <w:bCs w:val="false"/>
+          <w:i w:val="false"/>
+          <w:iCs w:val="false"/>
+          <w:sz w:val="24"/>
+          <w:szCs w:val="24"/>
+        </w:rPr>
+        <w:t xml:space="preserve">Uma versão anterior desta tabela pareava por combinação de instância e semente, totalizando cento e noventa e dois pares. As doze sementes de uma mesma instância não são projetos independentes: tratá-las como observações separadas é pseudorreplicação, que infla os graus de liberdade e produz valores-p sem correspondência com a informação disponível — com cento e noventa e dois pares, o menor valor-p atingível no teste de Wilcoxon é da ordem de três vezes dez elevado a menos cinquenta e oito, e nenhum valor nessa escala é interpretável. A inferência foi refeita tomando a instância como unidade, cada uma entrando com a média das suas doze sementes. As médias por braço não se alteram; alteram-se o tamanho de efeito e a proporção de casos favoráveis, que passam a ser calculados sobre a unidade correta. A correção FORTALECE o resultado: os tamanhos de efeito crescem, e a proporção de casos favoráveis ao arranjo adaptativo vai a dezesseis de dezesseis em todos os indicadores substantivos. Em contrapartida, os valores-p deixam de ser astronômicos e vários passam a coincidir com o piso de três vírgula zero cinco vezes dez elevado a menos cinco, o menor atingível com dezesseis pares; o piso informa que todos os pares apontam no mesmo sentido, e não a magnitude do efeito, que deve ser lida no tamanho de efeito e na proporção.</w:t>
+      </w:r>
+    </w:p>
+    <w:p>
+      <w:pPr>
+        <w:spacing w:after="120" w:line="360"/>
+        <w:ind w:firstLine="708"/>
+        <w:jc w:val="both"/>
+      </w:pPr>
+      <w:r>
+        <w:rPr>
+          <w:rFonts w:ascii="Times New Roman" w:cs="Times New Roman" w:eastAsia="Times New Roman" w:hAnsi="Times New Roman"/>
+          <w:b/>
+          <w:bCs/>
+          <w:i w:val="false"/>
+          <w:iCs w:val="false"/>
+          <w:sz w:val="24"/>
+          <w:szCs w:val="24"/>
+        </w:rPr>
+        <w:t xml:space="preserve">Evidência duplicada na tabela. </w:t>
+      </w:r>
+      <w:r>
+        <w:rPr>
+          <w:rFonts w:ascii="Times New Roman" w:cs="Times New Roman" w:eastAsia="Times New Roman" w:hAnsi="Times New Roman"/>
+          <w:b w:val="false"/>
+          <w:bCs w:val="false"/>
+          <w:i w:val="false"/>
+          <w:iCs w:val="false"/>
+          <w:sz w:val="24"/>
+          <w:szCs w:val="24"/>
+        </w:rPr>
+        <w:t xml:space="preserve">As duas primeiras linhas são a mesma grandeza dividida por sessenta. Os tamanhos de efeito e as proporções coincidem exatamente, e os valores-p diferem apenas pelo tratamento de empates no teste sobre valores inteiros. Mantê-las juntas faz a mesma evidência aparecer duas vezes; a supressão de uma delas está registrada como pendência de apresentação.</w:t>
+      </w:r>
+    </w:p>
+    <w:p>
+      <w:pPr>
+        <w:spacing w:after="120" w:line="360"/>
+        <w:ind w:firstLine="708"/>
+        <w:jc w:val="both"/>
+      </w:pPr>
+      <w:r>
+        <w:rPr>
+          <w:rFonts w:ascii="Times New Roman" w:cs="Times New Roman" w:eastAsia="Times New Roman" w:hAnsi="Times New Roman"/>
+          <w:b/>
+          <w:bCs/>
+          <w:i w:val="false"/>
+          <w:iCs w:val="false"/>
+          <w:sz w:val="24"/>
+          <w:szCs w:val="24"/>
+        </w:rPr>
+        <w:t xml:space="preserve">Uma métrica que media visibilidade, não dano. </w:t>
+      </w:r>
+      <w:r>
+        <w:rPr>
+          <w:rFonts w:ascii="Times New Roman" w:cs="Times New Roman" w:eastAsia="Times New Roman" w:hAnsi="Times New Roman"/>
+          <w:b w:val="false"/>
+          <w:bCs w:val="false"/>
+          <w:i w:val="false"/>
+          <w:iCs w:val="false"/>
+          <w:sz w:val="24"/>
+          <w:szCs w:val="24"/>
+        </w:rPr>
+        <w:t xml:space="preserve">A última linha da Tabela 9 move-se em sentido contrário a todas as demais. A investigação dessa discrepância revelou defeito na formulação original da métrica, e não achado substantivo. A razão entre retrabalho e esforço realizado tem por denominador o esforço efetivamente despendido, que inclui o tempo ocioso e bloqueado. O braço centralizado acumula tempo ocioso muito superior — cento e vinte e seis contra seis períodos em média — e, ao inflar o próprio denominador, dilui o retrabalho e aparenta desempenho melhor, ainda que seu retrabalho absoluto seja vinte e três vírgula oito por cento maior. A métrica premiava a ineficiência que se pretendia medir.</w:t>
       </w:r>
     </w:p>
     <w:p>
@@ -15313,7 +15804,7 @@
           <w:sz w:val="20"/>
           <w:szCs w:val="20"/>
         </w:rPr>
-        <w:t xml:space="preserve">Figura 7 – Tamanhos de efeito pareados com intervalos de confiança por reamostragem sobre os pares</w:t>
+        <w:t xml:space="preserve">Figura 7 – Composição do esforço realizado e o mesmo retrabalho medido sob duas bases distintas</w:t>
       </w:r>
     </w:p>
     <w:p>
@@ -15324,7 +15815,7 @@
       <w:r>
         <w:drawing>
           <wp:inline distT="0" distB="0" distL="0" distR="0">
-            <wp:extent cx="5219700" cy="3343275"/>
+            <wp:extent cx="5581650" cy="3086100"/>
             <wp:effectExtent t="0" r="0" b="0" l="0"/>
             <wp:docPr id="1" name="" descr="" title=""/>
             <wp:cNvGraphicFramePr>
@@ -15349,7 +15840,7 @@
                   <pic:spPr bwMode="auto">
                     <a:xfrm>
                       <a:off x="0" y="0"/>
-                      <a:ext cx="5219700" cy="3343275"/>
+                      <a:ext cx="5581650" cy="3086100"/>
                     </a:xfrm>
                     <a:prstGeom prst="rect">
                       <a:avLst/>
@@ -15385,6 +15876,18 @@
       <w:r>
         <w:rPr>
           <w:rFonts w:ascii="Times New Roman" w:cs="Times New Roman" w:eastAsia="Times New Roman" w:hAnsi="Times New Roman"/>
+          <w:b/>
+          <w:bCs/>
+          <w:i w:val="false"/>
+          <w:iCs w:val="false"/>
+          <w:sz w:val="24"/>
+          <w:szCs w:val="24"/>
+        </w:rPr>
+        <w:t xml:space="preserve">Correção adotada. </w:t>
+      </w:r>
+      <w:r>
+        <w:rPr>
+          <w:rFonts w:ascii="Times New Roman" w:cs="Times New Roman" w:eastAsia="Times New Roman" w:hAnsi="Times New Roman"/>
           <w:b w:val="false"/>
           <w:bCs w:val="false"/>
           <w:i w:val="false"/>
@@ -15392,7 +15895,26 @@
           <w:sz w:val="24"/>
           <w:szCs w:val="24"/>
         </w:rPr>
-        <w:t xml:space="preserve">O arranjo adaptativo supera o centralizado em todos os indicadores substantivos, com tamanhos de efeito grandes e intervalos de confiança que não cruzam a origem. A leitura mecanística — a de que o arranjo adaptativo, ao converter defeito oculto em retrabalho visível e imediato, impede o acúmulo de dívida técnica que no arranjo centralizado retorna adiante sob pressão de prazo — é compatível com estes números, mas não decorre deles: os dois arranjos diferem em quatro parâmetros ao mesmo tempo, e enquanto variarem juntos a comparação mede o pacote e não um mecanismo. A Seção 2.9 executa a ablação que separa as parcelas, e o resultado obriga a qualificar parte desta leitura.</w:t>
+        <w:t xml:space="preserve">A base da razão passou a ser o esforço planejado do projeto, dado pela soma das durações nominais das tarefas. Trata-se de propriedade da instância, idêntica nos dois braços, de modo que a razão só pode variar pelo numerador. A métrica agregada original foi ainda decomposta em duas: o retrabalho efetivamente pago e a dívida latente de pico. A decomposição é necessária, e não cosmética, porque os arranjos diferem justamente na probabilidade de reporte: o adaptativo converte dívida oculta em retrabalho visível, e um agregado que soma as duas parcelas não distingue conversão de redução. Com a correção, o indicador passa a favorecer o arranjo adaptativo em vinte e três vírgula nove por cento, em concordância com os demais.</w:t>
+      </w:r>
+    </w:p>
+    <w:p>
+      <w:pPr>
+        <w:spacing w:after="120" w:line="360"/>
+        <w:ind w:firstLine="708"/>
+        <w:jc w:val="both"/>
+      </w:pPr>
+      <w:r>
+        <w:rPr>
+          <w:rFonts w:ascii="Times New Roman" w:cs="Times New Roman" w:eastAsia="Times New Roman" w:hAnsi="Times New Roman"/>
+          <w:b w:val="false"/>
+          <w:bCs w:val="false"/>
+          <w:i w:val="false"/>
+          <w:iCs w:val="false"/>
+          <w:sz w:val="24"/>
+          <w:szCs w:val="24"/>
+        </w:rPr>
+        <w:t xml:space="preserve">Registra-se ainda que o valor final do estoque de dívida latente é nulo em todas as trezentas e oitenta e quatro execuções, por construção do laço de simulação, que só encerra após a quitação da dívida pendente. Por essa razão, a estatística informativa é o valor de pico do estoque, e não o seu valor terminal.</w:t>
       </w:r>
     </w:p>
     <w:p>
@@ -15411,7 +15933,7 @@
           <w:sz w:val="24"/>
           <w:szCs w:val="24"/>
         </w:rPr>
-        <w:t xml:space="preserve">Sobre a unidade de inferência. </w:t>
+        <w:t xml:space="preserve">O que TR mede, e o que não mede. </w:t>
       </w:r>
       <w:r>
         <w:rPr>
@@ -15423,38 +15945,7 @@
           <w:sz w:val="24"/>
           <w:szCs w:val="24"/>
         </w:rPr>
-        <w:t xml:space="preserve">Os pares da Tabela 9 são combinações de instância e semente. As doze sementes de uma mesma instância não são projetos independentes, e tratá-las como observações separadas é pseudorreplicação: infla o número de graus de liberdade e produz valores-p que não correspondem à quantidade de informação disponível. A refação da inferência tomando a instância como unidade está prevista para a próxima etapa. Registre-se desde já que, nas verificações desta entrega que já adotam a instância como unidade — as das Seções 2.9 e 2.10 —, o menor valor-p bilateral atingível com dezesseis instâncias é da ordem de três centésimos de milésimo, de modo que qualquer valor inferior a esse, em qualquer tabela, é artefato da unidade escolhida e não medida de evidência.</w:t>
-      </w:r>
-    </w:p>
-    <w:p>
-      <w:pPr>
-        <w:spacing w:after="120" w:line="360"/>
-        <w:ind w:firstLine="708"/>
-        <w:jc w:val="both"/>
-      </w:pPr>
-      <w:r>
-        <w:rPr>
-          <w:rFonts w:ascii="Times New Roman" w:cs="Times New Roman" w:eastAsia="Times New Roman" w:hAnsi="Times New Roman"/>
-          <w:b/>
-          <w:bCs/>
-          <w:i w:val="false"/>
-          <w:iCs w:val="false"/>
-          <w:sz w:val="24"/>
-          <w:szCs w:val="24"/>
-        </w:rPr>
-        <w:t xml:space="preserve">Uma métrica que media visibilidade, não dano. </w:t>
-      </w:r>
-      <w:r>
-        <w:rPr>
-          <w:rFonts w:ascii="Times New Roman" w:cs="Times New Roman" w:eastAsia="Times New Roman" w:hAnsi="Times New Roman"/>
-          <w:b w:val="false"/>
-          <w:bCs w:val="false"/>
-          <w:i w:val="false"/>
-          <w:iCs w:val="false"/>
-          <w:sz w:val="24"/>
-          <w:szCs w:val="24"/>
-        </w:rPr>
-        <w:t xml:space="preserve">A última linha da Tabela 9 move-se em sentido contrário a todas as demais. A investigação dessa discrepância revelou defeito na formulação original da métrica, e não achado substantivo. A razão entre retrabalho e esforço realizado tem por denominador o esforço efetivamente despendido, que inclui o tempo ocioso e bloqueado. O braço centralizado acumula tempo ocioso muito superior — cento e vinte e seis contra seis períodos em média — e, ao inflar o próprio denominador, dilui o retrabalho e aparenta desempenho melhor, ainda que seu retrabalho absoluto seja vinte e três vírgula oito por cento maior. A métrica premiava a ineficiência que se pretendia medir.</w:t>
+        <w:t xml:space="preserve">A grandeza designada TR é ESFORÇO DE RETRABALHO CONTABILIZADO, e não tempo consumido no cronograma. Quando um defeito é reportado ou aflora, a implementação atual acresce a parcela correspondente ao relógio de retrabalho, mas essa parcela não ocupa um agente nem avança o calendário do projeto do mesmo modo que a execução de uma tarefa. A denominação foi corrigida ao longo do texto para não induzir a leitura de tempo efetivamente despendido. A limitação tem duas consequências que ficam declaradas. A primeira é que o custo de cronograma do retrabalho está subestimado: no modelo atual, refazer não disputa capacidade com executar. A segunda incide sobre a métrica de ocupação, cujo denominador soma os quatro relógios e portanto inclui TR: uma parcela que não consome capacidade entra no denominador como se consumisse, de modo que a métrica não deve ser lida como medida de produtividade. Fazer o retrabalho ocupar agente e recurso é alteração estrutural do modelo, não implementada nesta entrega, e está registrada como pendência.</w:t>
       </w:r>
     </w:p>
     <w:p>
@@ -15470,7 +15961,7 @@
           <w:sz w:val="20"/>
           <w:szCs w:val="20"/>
         </w:rPr>
-        <w:t xml:space="preserve">Figura 8 – Composição do esforço realizado e o mesmo retrabalho medido sob duas bases distintas</w:t>
+        <w:t xml:space="preserve">Figura 8 – Trajetórias médias dos estoques nos dois arranjos, com faixa interquartil</w:t>
       </w:r>
     </w:p>
     <w:p>
@@ -15481,7 +15972,7 @@
       <w:r>
         <w:drawing>
           <wp:inline distT="0" distB="0" distL="0" distR="0">
-            <wp:extent cx="5581650" cy="3086100"/>
+            <wp:extent cx="5400675" cy="4029075"/>
             <wp:effectExtent t="0" r="0" b="0" l="0"/>
             <wp:docPr id="1" name="" descr="" title=""/>
             <wp:cNvGraphicFramePr>
@@ -15506,132 +15997,6 @@
                   <pic:spPr bwMode="auto">
                     <a:xfrm>
                       <a:off x="0" y="0"/>
-                      <a:ext cx="5581650" cy="3086100"/>
-                    </a:xfrm>
-                    <a:prstGeom prst="rect">
-                      <a:avLst/>
-                    </a:prstGeom>
-                  </pic:spPr>
-                </pic:pic>
-              </a:graphicData>
-            </a:graphic>
-          </wp:inline>
-        </w:drawing>
-      </w:r>
-    </w:p>
-    <w:p>
-      <w:pPr>
-        <w:spacing w:after="240" w:before="60"/>
-        <w:jc w:val="center"/>
-      </w:pPr>
-      <w:r>
-        <w:rPr>
-          <w:rFonts w:ascii="Times New Roman" w:cs="Times New Roman" w:eastAsia="Times New Roman" w:hAnsi="Times New Roman"/>
-          <w:sz w:val="20"/>
-          <w:szCs w:val="20"/>
-        </w:rPr>
-        <w:t xml:space="preserve">Fonte: Dados da pesquisa (2026).</w:t>
-      </w:r>
-    </w:p>
-    <w:p>
-      <w:pPr>
-        <w:spacing w:after="120" w:line="360"/>
-        <w:ind w:firstLine="708"/>
-        <w:jc w:val="both"/>
-      </w:pPr>
-      <w:r>
-        <w:rPr>
-          <w:rFonts w:ascii="Times New Roman" w:cs="Times New Roman" w:eastAsia="Times New Roman" w:hAnsi="Times New Roman"/>
-          <w:b/>
-          <w:bCs/>
-          <w:i w:val="false"/>
-          <w:iCs w:val="false"/>
-          <w:sz w:val="24"/>
-          <w:szCs w:val="24"/>
-        </w:rPr>
-        <w:t xml:space="preserve">Correção adotada. </w:t>
-      </w:r>
-      <w:r>
-        <w:rPr>
-          <w:rFonts w:ascii="Times New Roman" w:cs="Times New Roman" w:eastAsia="Times New Roman" w:hAnsi="Times New Roman"/>
-          <w:b w:val="false"/>
-          <w:bCs w:val="false"/>
-          <w:i w:val="false"/>
-          <w:iCs w:val="false"/>
-          <w:sz w:val="24"/>
-          <w:szCs w:val="24"/>
-        </w:rPr>
-        <w:t xml:space="preserve">A base da razão passou a ser o esforço planejado do projeto, dado pela soma das durações nominais das tarefas. Trata-se de propriedade da instância, idêntica nos dois braços, de modo que a razão só pode variar pelo numerador. A métrica agregada original foi ainda decomposta em duas: o retrabalho efetivamente pago e a dívida latente de pico. A decomposição é necessária, e não cosmética, porque os arranjos diferem justamente na probabilidade de reporte: o adaptativo converte dívida oculta em retrabalho visível, e um agregado que soma as duas parcelas não distingue conversão de redução. Com a correção, o indicador passa a favorecer o arranjo adaptativo em vinte e três vírgula nove por cento, em concordância com os demais.</w:t>
-      </w:r>
-    </w:p>
-    <w:p>
-      <w:pPr>
-        <w:spacing w:after="120" w:line="360"/>
-        <w:ind w:firstLine="708"/>
-        <w:jc w:val="both"/>
-      </w:pPr>
-      <w:r>
-        <w:rPr>
-          <w:rFonts w:ascii="Times New Roman" w:cs="Times New Roman" w:eastAsia="Times New Roman" w:hAnsi="Times New Roman"/>
-          <w:b w:val="false"/>
-          <w:bCs w:val="false"/>
-          <w:i w:val="false"/>
-          <w:iCs w:val="false"/>
-          <w:sz w:val="24"/>
-          <w:szCs w:val="24"/>
-        </w:rPr>
-        <w:t xml:space="preserve">Registra-se ainda que o valor final do estoque de dívida latente é nulo em todas as trezentas e oitenta e quatro execuções, por construção do laço de simulação, que só encerra após a quitação da dívida pendente. Por essa razão, a estatística informativa é o valor de pico do estoque, e não o seu valor terminal.</w:t>
-      </w:r>
-    </w:p>
-    <w:p>
-      <w:pPr>
-        <w:spacing w:after="60" w:before="240"/>
-        <w:jc w:val="center"/>
-      </w:pPr>
-      <w:r>
-        <w:rPr>
-          <w:rFonts w:ascii="Times New Roman" w:cs="Times New Roman" w:eastAsia="Times New Roman" w:hAnsi="Times New Roman"/>
-          <w:b/>
-          <w:bCs/>
-          <w:sz w:val="20"/>
-          <w:szCs w:val="20"/>
-        </w:rPr>
-        <w:t xml:space="preserve">Figura 9 – Trajetórias médias dos estoques nos dois arranjos, com faixa interquartil</w:t>
-      </w:r>
-    </w:p>
-    <w:p>
-      <w:pPr>
-        <w:spacing w:after="40" w:before="200"/>
-        <w:jc w:val="center"/>
-      </w:pPr>
-      <w:r>
-        <w:drawing>
-          <wp:inline distT="0" distB="0" distL="0" distR="0">
-            <wp:extent cx="5400675" cy="4029075"/>
-            <wp:effectExtent t="0" r="0" b="0" l="0"/>
-            <wp:docPr id="1" name="" descr="" title=""/>
-            <wp:cNvGraphicFramePr>
-              <a:graphicFrameLocks xmlns:a="http://schemas.openxmlformats.org/drawingml/2006/main" noChangeAspect="1"/>
-            </wp:cNvGraphicFramePr>
-            <a:graphic xmlns:a="http://schemas.openxmlformats.org/drawingml/2006/main">
-              <a:graphicData uri="http://schemas.openxmlformats.org/drawingml/2006/picture">
-                <pic:pic xmlns:pic="http://schemas.openxmlformats.org/drawingml/2006/picture">
-                  <pic:nvPicPr>
-                    <pic:cNvPr id="0" name="" descr=""/>
-                    <pic:cNvPicPr>
-                      <a:picLocks noChangeAspect="1" noChangeArrowheads="1"/>
-                    </pic:cNvPicPr>
-                  </pic:nvPicPr>
-                  <pic:blipFill>
-                    <a:blip r:embed="rId15" cstate="none"/>
-                    <a:srcRect/>
-                    <a:stretch>
-                      <a:fillRect/>
-                    </a:stretch>
-                  </pic:blipFill>
-                  <pic:spPr bwMode="auto">
-                    <a:xfrm>
-                      <a:off x="0" y="0"/>
                       <a:ext cx="5400675" cy="4029075"/>
                     </a:xfrm>
                     <a:prstGeom prst="rect">
@@ -15675,7 +16040,38 @@
           <w:sz w:val="24"/>
           <w:szCs w:val="24"/>
         </w:rPr>
-        <w:t xml:space="preserve">A Figura 9 torna visível o mecanismo. No arranjo centralizado, a dívida técnica latente cresce ao longo de todo o período nominal do projeto, atinge o máximo em torno de uma vez e meia o prazo do caminho crítico e só então é drenada, o que prolonga a execução muito além do previsto. No arranjo adaptativo, o mesmo estoque permanece próximo de zero, e o progresso validado acumula-se de forma sustentada. A bateria cognitiva média recupera-se mais cedo, o que é consequência, e não causa, do menor volume de retrabalho tardio.</w:t>
+        <w:t xml:space="preserve">A Figura 8 torna visível o mecanismo. No arranjo centralizado, a dívida técnica latente cresce ao longo de todo o período nominal do projeto, atinge o máximo em torno de uma vez e meia o prazo do caminho crítico e só então é drenada, o que prolonga a execução muito além do previsto. No arranjo adaptativo, o mesmo estoque permanece próximo de zero, e o progresso validado acumula-se de forma sustentada. A bateria cognitiva média recupera-se mais cedo, o que é consequência, e não causa, do menor volume de retrabalho tardio.</w:t>
+      </w:r>
+    </w:p>
+    <w:p>
+      <w:pPr>
+        <w:spacing w:after="120" w:line="360"/>
+        <w:ind w:firstLine="708"/>
+        <w:jc w:val="both"/>
+      </w:pPr>
+      <w:r>
+        <w:rPr>
+          <w:rFonts w:ascii="Times New Roman" w:cs="Times New Roman" w:eastAsia="Times New Roman" w:hAnsi="Times New Roman"/>
+          <w:b/>
+          <w:bCs/>
+          <w:i w:val="false"/>
+          <w:iCs w:val="false"/>
+          <w:sz w:val="24"/>
+          <w:szCs w:val="24"/>
+        </w:rPr>
+        <w:t xml:space="preserve">Comportamento no limite de pressão nula. </w:t>
+      </w:r>
+      <w:r>
+        <w:rPr>
+          <w:rFonts w:ascii="Times New Roman" w:cs="Times New Roman" w:eastAsia="Times New Roman" w:hAnsi="Times New Roman"/>
+          <w:b w:val="false"/>
+          <w:bCs w:val="false"/>
+          <w:i w:val="false"/>
+          <w:iCs w:val="false"/>
+          <w:sz w:val="24"/>
+          <w:szCs w:val="24"/>
+        </w:rPr>
+        <w:t xml:space="preserve">Registra-se um comportamento de fronteira, fora do domínio de operação. Com pressão nula o esforço cognitivo exigido zera, e a probabilidade de transição para o modo heurístico cai ao seu piso, de aproximadamente um vírgula oito por cento por período de agente. Como no arranjo centralizado a confiança constante impede toda concessão de ajuda, uma tarefa cuja dificuldade excede a competência de todos os agentes passa a depender exclusivamente desse piso para ser iniciada, o que corresponde a uma espera média da ordem de cinquenta e seis períodos por tarefa. O efeito é de lentidão severa, e não de travamento: a transição é estocástica e sua probabilidade nunca chega a zero, de modo que a execução sempre termina. O caso está fora do domínio nominal, porque a pressão é limitada inferiormente a três décimos e nunca atinge zero em nenhuma execução apresentada; e as trezentas e oitenta e quatro execuções do experimento e as duas mil oitocentas e oitenta da ablação concluíram todas dentro do horizonte. Nenhuma conclusão desta entrega depende de ignorar esse comportamento. Ele é consequência lógica da formulação atual — transição estocástica combinada com confiança constante — e desaparece assim que qualquer das duas hipóteses estruturais em avaliação for alterada.</w:t>
       </w:r>
     </w:p>
     <w:p>
@@ -16372,7 +16768,7 @@
                 <w:sz w:val="18"/>
                 <w:szCs w:val="18"/>
               </w:rPr>
-              <w:t xml:space="preserve">retrabalho pago TR</w:t>
+              <w:t xml:space="preserve">esforço de retrabalho TR</w:t>
             </w:r>
           </w:p>
         </w:tc>
@@ -20927,7 +21323,7 @@
                 <w:sz w:val="18"/>
                 <w:szCs w:val="18"/>
               </w:rPr>
-              <w:t xml:space="preserve">retrabalho pago TR</w:t>
+              <w:t xml:space="preserve">esforço de retrabalho TR</w:t>
             </w:r>
           </w:p>
         </w:tc>
@@ -23238,7 +23634,7 @@
                 <w:sz w:val="18"/>
                 <w:szCs w:val="18"/>
               </w:rPr>
-              <w:t xml:space="preserve">retrabalho pago TR</w:t>
+              <w:t xml:space="preserve">esforço de retrabalho TR</w:t>
             </w:r>
           </w:p>
         </w:tc>
@@ -24386,7 +24782,7 @@
                 <w:sz w:val="18"/>
                 <w:szCs w:val="18"/>
               </w:rPr>
-              <w:t xml:space="preserve">retrabalho pago TR</w:t>
+              <w:t xml:space="preserve">esforço de retrabalho TR</w:t>
             </w:r>
           </w:p>
         </w:tc>
@@ -24937,7 +25333,7 @@
           <w:sz w:val="24"/>
           <w:szCs w:val="24"/>
         </w:rPr>
-        <w:t xml:space="preserve">A Tabela 16 registra, para cada procedimento, as instâncias e sementes utilizadas, o número de execuções e o arquivo de saída correspondente, de modo que qualquer número apresentado possa ser reencontrado. Todas as tabelas desta seção são montadas em tempo de geração a partir desses arquivos; nenhum valor é digitado no texto.</w:t>
+        <w:t xml:space="preserve">A Tabela 14 registra, para cada procedimento, as instâncias e sementes utilizadas, o número de execuções e o arquivo de saída correspondente, de modo que qualquer número apresentado possa ser reencontrado. As tabelas das Seções 2.7 a 2.11, bem como a matriz de cenários e a tabela do experimento, são montadas em tempo de geração a partir desses arquivos, sem valor digitado. Registre-se, para não induzir generalização indevida, que as demais tabelas e os valores citados no corpo do texto das Seções 2.2 a 2.6 — a camada de dados — ainda são transcritos manualmente a partir das saídas dos scripts correspondentes. Foram conferidos contra os arquivos de origem, mas a garantia que vale para as seções derivadas de CSV não vale para eles; a extensão desse mecanismo às seções de dados está registrada como pendência.</w:t>
       </w:r>
     </w:p>
     <w:p>
@@ -24953,7 +25349,7 @@
           <w:sz w:val="20"/>
           <w:szCs w:val="20"/>
         </w:rPr>
-        <w:t xml:space="preserve">Tabela 16 – Procedimentos de verificação, condições de execução e arquivos de saída</w:t>
+        <w:t xml:space="preserve">Tabela 14 – Procedimentos de verificação, condições de execução e arquivos de saída</w:t>
       </w:r>
     </w:p>
     <w:tbl>
@@ -26146,7 +26542,7 @@
           <w:sz w:val="24"/>
           <w:szCs w:val="24"/>
         </w:rPr>
-        <w:t xml:space="preserve">A aprovação do teste, contudo, não implica que os cinco parâmetros tenham sido determinados. A Tabela 14 reporta, para cada um, a redução da largura marginal do conjunto NROY relativamente à faixa inicial.</w:t>
+        <w:t xml:space="preserve">A aprovação do teste, contudo, não implica que os cinco parâmetros tenham sido determinados. A Tabela 15 reporta, para cada um, a redução da largura marginal do conjunto NROY relativamente à faixa inicial.</w:t>
       </w:r>
     </w:p>
     <w:p>
@@ -26162,7 +26558,7 @@
           <w:sz w:val="20"/>
           <w:szCs w:val="20"/>
         </w:rPr>
-        <w:t xml:space="preserve">Tabela 14 – Identificabilidade dos parâmetros calibrados</w:t>
+        <w:t xml:space="preserve">Tabela 15 – Identificabilidade dos parâmetros calibrados</w:t>
       </w:r>
     </w:p>
     <w:tbl>
@@ -27019,7 +27415,7 @@
           <w:sz w:val="20"/>
           <w:szCs w:val="20"/>
         </w:rPr>
-        <w:t xml:space="preserve">Figura 10 – Conjunto NROY projetado sobre a crista de equifinalidade e redução marginal por parâmetro</w:t>
+        <w:t xml:space="preserve">Figura 9 – Conjunto NROY projetado sobre a crista de equifinalidade e redução marginal por parâmetro</w:t>
       </w:r>
     </w:p>
     <w:p>
@@ -27046,7 +27442,7 @@
                     </pic:cNvPicPr>
                   </pic:nvPicPr>
                   <pic:blipFill>
-                    <a:blip r:embed="rId16" cstate="none"/>
+                    <a:blip r:embed="rId15" cstate="none"/>
                     <a:srcRect/>
                     <a:stretch>
                       <a:fillRect/>
@@ -27110,6 +27506,18 @@
       <w:r>
         <w:rPr>
           <w:rFonts w:ascii="Times New Roman" w:cs="Times New Roman" w:eastAsia="Times New Roman" w:hAnsi="Times New Roman"/>
+          <w:b/>
+          <w:bCs/>
+          <w:i w:val="false"/>
+          <w:iCs w:val="false"/>
+          <w:sz w:val="24"/>
+          <w:szCs w:val="24"/>
+        </w:rPr>
+        <w:t xml:space="preserve">Estabilidade entre ondas: achado preliminar. </w:t>
+      </w:r>
+      <w:r>
+        <w:rPr>
+          <w:rFonts w:ascii="Times New Roman" w:cs="Times New Roman" w:eastAsia="Times New Roman" w:hAnsi="Times New Roman"/>
           <w:b w:val="false"/>
           <w:bCs w:val="false"/>
           <w:i w:val="false"/>
@@ -27117,7 +27525,7 @@
           <w:sz w:val="24"/>
           <w:szCs w:val="24"/>
         </w:rPr>
-        <w:t xml:space="preserve">Registra-se, por fim, que as larguras marginais praticamente não se alteraram entre a primeira e a segunda onda. As ondas convergiram, e uma terceira não reduziria o espaço, porque o limite encontrado é de identificabilidade estrutural e não de tamanho de amostra.</w:t>
+        <w:t xml:space="preserve">As larguras marginais praticamente não se alteraram entre a primeira e a segunda onda. Essa estabilidade é compatível com um limite de identificabilidade estrutural, e não de tamanho de amostra, mas a hipótese ainda não está demonstrada: a segunda onda foi amostrada a partir do mesmo gerador da primeira, e um desenho amostral independente é necessário para distinguir estabilidade real de estabilidade herdada do delineamento. Até que essa verificação seja executada, o achado é registrado como preliminar, e não se afirma que uma terceira onda não reduziria o espaço.</w:t>
       </w:r>
     </w:p>
     <w:p>
@@ -27153,7 +27561,7 @@
           <w:sz w:val="24"/>
           <w:szCs w:val="24"/>
         </w:rPr>
-        <w:t xml:space="preserve">A Tabela 15 resume a procedência dos parâmetros do modelo, segundo a classificação mantida no arquivo único de configuração. A distinção é mantida explícita porque a credibilidade de um modelo de simulação depende menos do número de parâmetros do que da clareza sobre a origem de cada um.</w:t>
+        <w:t xml:space="preserve">A Tabela 16 resume a procedência dos parâmetros do modelo, segundo a classificação mantida no arquivo único de configuração. A distinção é mantida explícita porque a credibilidade de um modelo de simulação depende menos do número de parâmetros do que da clareza sobre a origem de cada um.</w:t>
       </w:r>
     </w:p>
     <w:p>
@@ -27169,7 +27577,7 @@
           <w:sz w:val="20"/>
           <w:szCs w:val="20"/>
         </w:rPr>
-        <w:t xml:space="preserve">Tabela 15 – Procedência dos parâmetros do modelo</w:t>
+        <w:t xml:space="preserve">Tabela 16 – Procedência dos parâmetros do modelo</w:t>
       </w:r>
     </w:p>
     <w:tbl>
@@ -27819,7 +28227,7 @@
           <w:sz w:val="24"/>
           <w:szCs w:val="24"/>
         </w:rPr>
-        <w:t xml:space="preserve">Quatro limitações são declaradas. Primeira, a transferência ordinal de risco entre domínios pressupõe que o gradiente de risco por dificuldade seja transferível, ainda que o nível absoluto não seja; trata-se de suposição, e não de resultado. Segunda, a validação externa do retrabalho é um teste fraco, pelas razões expostas na Seção 2.7. Terceira, o teste do gêmeo idêntico é otimista por construção, uma vez que anula a discrepância entre modelo e realidade. Quarta, três dos cinco parâmetros submetidos à calibração não são identificáveis com os observáveis do delineamento atual, e assim são reportados.</w:t>
+        <w:t xml:space="preserve">Quatro limitações são declaradas. Primeira, a transferência ordinal de risco entre domínios pressupõe que o gradiente de risco por dificuldade seja transferível, ainda que o nível absoluto não seja; trata-se de suposição, e não de resultado. Segunda, e mais importante para a leitura desta entrega, NÃO foi realizada validação externa do simulador: não há aqui nenhum critério confrontado com observação de campo que pudesse reprová-lo. A comparação da fração de retrabalho com a literatura funciona apenas como verificação de ordem de grandeza, e a Seção 2.7 demonstra que ela aprova em toda a faixa declarada do parâmetro de risco basal, isto é, que seu poder de rejeição é nulo. Terceira, o teste do gêmeo idêntico é otimista por construção, uma vez que anula a discrepância entre modelo e realidade. Quarta, três dos cinco parâmetros submetidos à calibração não são identificáveis com os observáveis do delineamento atual, e assim são reportados.</w:t>
       </w:r>
     </w:p>
     <w:p>

--- a/docs/entrega1_metodologia_resultados_iniciais.docx
+++ b/docs/entrega1_metodologia_resultados_iniciais.docx
@@ -1437,7 +1437,7 @@
           <w:sz w:val="24"/>
           <w:szCs w:val="24"/>
         </w:rPr>
-        <w:t xml:space="preserve">Os multiplicadores de produtividade μ_cognitivo e μ_rede são produzidos por um sistema de inferência difusa de Mamdani–Assilian com duas entradas, três termos linguísticos triangulares por variável, base completa de nove regras e defuzzificação por centroide, conforme especificado na fase conceitual do trabalho e conforme a prática consolidada de acoplar lógica difusa a modelos de dinâmica de sistemas (LIU; TRIANTIS; SARANGI, 2011).</w:t>
+        <w:t xml:space="preserve">Os multiplicadores de produtividade μ_cognitivo e μ_rede são produzidos por um sistema de inferência difusa de Mamdani–Assilian com duas entradas, três termos linguísticos triangulares por variável, base completa de nove regras e defuzzificação por centroide, seguindo a prática consolidada de acoplar lógica difusa a modelos de dinâmica de sistemas (LIU; TRIANTIS; SARANGI, 2011). Esta estrutura é decisão do TCC II, e não herança da fase conceitual: o TCC I anuncia o emprego de lógica difusa e cita exemplos — funções de pertinência triangulares e inferência pelo método máx-mín —, mas não define quais variáveis entram, quantos termos linguísticos cada uma tem, qual é a base de regras nem o método de defuzzificação. A escolha aqui adotada inclusive DIVERGE do exemplo citado na fase conceitual: a t-norma mínimo foi substituída pela t-norma produto, pela razão exposta adiante nesta seção.</w:t>
       </w:r>
     </w:p>
     <w:p>
@@ -10542,7 +10542,7 @@
                 <w:sz w:val="18"/>
                 <w:szCs w:val="18"/>
               </w:rPr>
-              <w:t xml:space="preserve">condição ideal elimina a ociosidade (TU = 0)</w:t>
+              <w:t xml:space="preserve">[contingente a amostra] condição ideal elimina a ociosidade (TU = 0)</w:t>
             </w:r>
           </w:p>
         </w:tc>
@@ -10569,7 +10569,7 @@
                 <w:sz w:val="18"/>
                 <w:szCs w:val="18"/>
               </w:rPr>
-              <w:t xml:space="preserve">comportamento</w:t>
+              <w:t xml:space="preserve">contingente</w:t>
             </w:r>
           </w:p>
         </w:tc>
@@ -10623,7 +10623,7 @@
                 <w:sz w:val="18"/>
                 <w:szCs w:val="18"/>
               </w:rPr>
-              <w:t xml:space="preserve">TU máximo = 0,0</w:t>
+              <w:t xml:space="preserve">TU máximo = 0,0 - Di máximo nas 12…</w:t>
             </w:r>
           </w:p>
         </w:tc>
@@ -10679,7 +10679,7 @@
                 <w:sz w:val="18"/>
                 <w:szCs w:val="18"/>
               </w:rPr>
-              <w:t xml:space="preserve">condição ideal conclui mais rápido que a nominal (pareado)</w:t>
+              <w:t xml:space="preserve">[comportamento sob condição ideal] conclui mais rápido que a nominal (pareado)</w:t>
             </w:r>
           </w:p>
         </w:tc>
@@ -10706,7 +10706,7 @@
                 <w:sz w:val="18"/>
                 <w:szCs w:val="18"/>
               </w:rPr>
-              <w:t xml:space="preserve">comportamento</w:t>
+              <w:t xml:space="preserve">cond. ideal</w:t>
             </w:r>
           </w:p>
         </w:tc>
@@ -10760,7 +10760,7 @@
                 <w:sz w:val="18"/>
                 <w:szCs w:val="18"/>
               </w:rPr>
-              <w:t xml:space="preserve">24 de 24 pares favoráveis</w:t>
+              <w:t xml:space="preserve">24 de 24 pares favoráveis - ganho medio…</w:t>
             </w:r>
           </w:p>
         </w:tc>
@@ -15788,7 +15788,7 @@
           <w:sz w:val="24"/>
           <w:szCs w:val="24"/>
         </w:rPr>
-        <w:t xml:space="preserve">A última linha da Tabela 9 move-se em sentido contrário a todas as demais. A investigação dessa discrepância revelou defeito na formulação original da métrica, e não achado substantivo. A razão entre retrabalho e esforço realizado tem por denominador o esforço efetivamente despendido, que inclui o tempo ocioso e bloqueado. O braço centralizado acumula tempo ocioso muito superior — cento e vinte e seis contra seis períodos em média — e, ao inflar o próprio denominador, dilui o retrabalho e aparenta desempenho melhor, ainda que seu retrabalho absoluto seja vinte e três vírgula oito por cento maior. A métrica premiava a ineficiência que se pretendia medir.</w:t>
+        <w:t xml:space="preserve">A última linha da Tabela 9 move-se em sentido contrário a todas as demais. A investigação dessa discrepância revelou defeito na formulação original da métrica, e não achado substantivo. A razão entre retrabalho e esforço realizado tem por denominador o esforço efetivamente despendido, que inclui o tempo ocioso e bloqueado. O braço centralizado acumula tempo ocioso muito superior — cento e vinte e seis contra seis períodos em média — e, ao inflar o próprio denominador, dilui o retrabalho e aparenta desempenho melhor, ainda que seu esforço de retrabalho absoluto seja trinta e um vírgula um por cento MAIOR que o do arranjo adaptativo — equivalentemente, o do arranjo adaptativo é vinte e três vírgula oito por cento MENOR que o do centralizado. As duas leituras vêm dos mesmos valores, 68,87 contra 52,51, e diferem apenas na base da razão; a redução de vinte e três vírgula oito por cento é sempre relativa ao braço centralizado. A métrica premiava a ineficiência que se pretendia medir.</w:t>
       </w:r>
     </w:p>
     <w:p>

--- a/docs/entrega1_metodologia_resultados_iniciais.docx
+++ b/docs/entrega1_metodologia_resultados_iniciais.docx
@@ -4153,7 +4153,7 @@
           <w:sz w:val="24"/>
           <w:szCs w:val="24"/>
         </w:rPr>
-        <w:t xml:space="preserve">Cada par de execuções emprega a mesma instância e a mesma semente aleatória nos dois braços. A variação atribuível à instância e ao sorteio é, portanto, comum aos dois e cancela-se na diferença, o que eleva substancialmente a potência estatística em relação a um delineamento independente de mesmo tamanho. A inferência emprega o teste de Wilcoxon para amostras pareadas, e não o teste t, porque as saídas do modelo são assimétricas e limitadas inferiormente por zero. O tamanho de efeito é reportado pelo d de Cohen pareado e pela proporção de pares favoráveis, uma vez que, com centenas de pares, o valor-p isoladamente não distingue diferença relevante de diferença meramente detectável.</w:t>
+        <w:t xml:space="preserve">Cada par de execuções emprega a mesma instância e a mesma semente aleatória nos dois braços. A variação atribuível à instância e ao sorteio é, portanto, comum aos dois e cancela-se na diferença, o que eleva substancialmente a potência estatística em relação a um delineamento independente de mesmo tamanho. A inferência emprega o teste de Wilcoxon para amostras pareadas, e não o teste t, porque as saídas do modelo são assimétricas e limitadas inferiormente por zero. O tamanho de efeito é reportado pelo d de Cohen pareado e pela proporção de instâncias favoráveis, complementando o valor-p com medidas de magnitude e de consistência do contraste. O valor-p sozinho não distingue diferença relevante de diferença meramente detectável, e com dezesseis unidades ele satura rapidamente no seu piso, de modo que a leitura substantiva depende das outras duas medidas.</w:t>
       </w:r>
     </w:p>
     <w:p>
@@ -14055,7 +14055,7 @@
           <w:sz w:val="24"/>
           <w:szCs w:val="24"/>
         </w:rPr>
-        <w:t xml:space="preserve">O experimento comparou os dois arranjos da Tabela 2 sobre dezesseis instâncias do J60 com doze sementes cada, totalizando trezentas e oitenta e quatro execuções pareadas. Nenhuma execução deixou de concluir dentro do horizonte estabelecido. A Tabela 9 apresenta os resultados.</w:t>
+        <w:t xml:space="preserve">O experimento comparou os dois arranjos da Tabela 2 sobre dezesseis instâncias do J60, com doze sementes cada. São trezentas e oitenta e quatro execuções no total, organizadas em cento e noventa e dois pares de instância e semente — cada par confronta os dois arranjos sob a mesma instância e a mesma semente. A unidade da inferência final, porém, não é o par e sim a INSTÂNCIA: as doze sementes de cada instância são agregadas pela média, e os testes correm sobre as dezesseis instâncias resultantes, pelas razões expostas adiante nesta seção. Nenhuma execução deixou de concluir dentro do horizonte estabelecido. A Tabela 9 apresenta os resultados.</w:t>
       </w:r>
     </w:p>
     <w:p>
